--- a/Farmadoc_documentation/1.Пояснительная записка к техническому проекту.docx
+++ b/Farmadoc_documentation/1.Пояснительная записка к техническому проекту.docx
@@ -45,10 +45,7 @@
     </w:p>
     <w:p>
       <w:r>
-        <w:t>В техническом проекте в качестве целевой конф</w:t>
-      </w:r>
-      <w:r>
-        <w:t xml:space="preserve">игурации принимаются: браузерный пользовательский интерфейс, </w:t>
+        <w:t xml:space="preserve">В техническом проекте в качестве целевой конфигурации принимаются: браузерный пользовательский интерфейс, </w:t>
       </w:r>
       <w:r>
         <w:t>API Gateway</w:t>
@@ -66,21 +63,12 @@
         <w:t>Id</w:t>
       </w:r>
       <w:r>
-        <w:t>-провайдер, контуры хранения документов, м</w:t>
-      </w:r>
-      <w:r>
-        <w:t>етаданных и векторных представлений, а также модульные конвейеры индексирования, поиска, сравнения и нормоконтроля. Альтернативные продукты допускаются только при сохранении этой архитектурной схемы, требований по ИБ и трассируемости решений.</w:t>
-      </w:r>
-    </w:p>
-    <w:p>
-      <w:r>
-        <w:t>Документ фикс</w:t>
-      </w:r>
-      <w:r>
-        <w:t>ирует архитектурные решения, границы системы, критерии приёмки и основные эксплуатационные ограничения; низкоуровневые контракты API, схемы БД, форматы сообщений и параметры развёртывания относятся к смежной документации уровня «Описание программного обесп</w:t>
-      </w:r>
-      <w:r>
-        <w:t>ечения» и эксплуатационных регламентов.</w:t>
+        <w:t>-провайдер, контуры хранения документов, метаданных и векторных представлений, а также модульные конвейеры индексирования, поиска, сравнения и нормоконтроля. Альтернативные продукты допускаются только при сохранении этой архитектурной схемы, требований по ИБ и трассируемости решений.</w:t>
+      </w:r>
+    </w:p>
+    <w:p>
+      <w:r>
+        <w:t>Документ фиксирует архитектурные решения, границы системы, критерии приёмки и основные эксплуатационные ограничения; низкоуровневые контракты API, схемы БД, форматы сообщений и параметры развёртывания относятся к смежной документации уровня «Описание программного обеспечения» и эксплуатационных регламентов.</w:t>
       </w:r>
     </w:p>
     <w:p>
@@ -108,10 +96,7 @@
     </w:p>
     <w:p>
       <w:r>
-        <w:t>Записка связывает требования Технического задания (ТЗ) на ИС «Фармадок» с принятыми архитектурными решениями: поясняет, зачем выбран тот или иной контур, и где в тек</w:t>
-      </w:r>
-      <w:r>
-        <w:t>сте это раскрыто.</w:t>
+        <w:t>Записка связывает требования Технического задания (ТЗ) на ИС «Фармадок» с принятыми архитектурными решениями: поясняет, зачем выбран тот или иной контур, и где в тексте это раскрыто.</w:t>
       </w:r>
     </w:p>
     <w:p>
@@ -129,10 +114,7 @@
     </w:p>
     <w:p>
       <w:r>
-        <w:t xml:space="preserve">Охват </w:t>
-      </w:r>
-      <w:r>
-        <w:t>— ИС «Фармадок» в объёме раздела 2 ТЗ (назначение и цели). Нумерация и состав разделов согласованы с ТЗ; если трактовка расходится с ТЗ, верна формулировка ТЗ.</w:t>
+        <w:t>Охват — ИС «Фармадок» в объёме раздела 2 ТЗ (назначение и цели). Нумерация и состав разделов согласованы с ТЗ; если трактовка расходится с ТЗ, верна формулировка ТЗ.</w:t>
       </w:r>
     </w:p>
     <w:p>
@@ -145,10 +127,7 @@
     </w:p>
     <w:p>
       <w:r>
-        <w:t>Сокращения из раздела 1 ТЗ здесь не дублируются полностью</w:t>
-      </w:r>
-      <w:r>
-        <w:t>. Термины по подсистемам (в т.ч. §9–14) собраны в п. 1.6. Часто встречающиеся обозначения в тексте записки:</w:t>
+        <w:t>Сокращения из раздела 1 ТЗ здесь не дублируются полностью. Термины по подсистемам (в т.ч. §9–14) собраны в п. 1.6. Часто встречающиеся обозначения в тексте записки:</w:t>
       </w:r>
     </w:p>
     <w:p>
@@ -207,10 +186,7 @@
         </w:numPr>
       </w:pPr>
       <w:r>
-        <w:t>MFA (Multi-Factor Authe</w:t>
-      </w:r>
-      <w:r>
-        <w:t>ntication),</w:t>
+        <w:t>MFA (Multi-Factor Authentication),</w:t>
       </w:r>
     </w:p>
     <w:p>
@@ -278,10 +254,7 @@
         <w:pStyle w:val="3"/>
       </w:pPr>
       <w:r>
-        <w:t>1.4. Наименование системы и заказчик (п. 1.1, 1.</w:t>
-      </w:r>
-      <w:r>
-        <w:t>2 ТЗ)</w:t>
+        <w:t>1.4. Наименование системы и заказчик (п. 1.1, 1.2 ТЗ)</w:t>
       </w:r>
     </w:p>
     <w:p>
@@ -320,10 +293,7 @@
     </w:p>
     <w:p>
       <w:r>
-        <w:t xml:space="preserve">Термины ниже встречаются в описании подсистем и смежных решений (прежде всего §9–14). Если в </w:t>
-      </w:r>
-      <w:r>
-        <w:t>конкретном подпункте смысл уточнён иначе, верна формулировка там.</w:t>
+        <w:t>Термины ниже встречаются в описании подсистем и смежных решений (прежде всего §9–14). Если в конкретном подпункте смысл уточнён иначе, верна формулировка там.</w:t>
       </w:r>
     </w:p>
     <w:p>
@@ -343,10 +313,7 @@
         </w:numPr>
       </w:pPr>
       <w:r>
-        <w:t>API Gateway — единая точка входа для запросов к серверной части Системы; выполняет проверку токенов, RBAC, ограничение частоты запросов и логировани</w:t>
-      </w:r>
-      <w:r>
-        <w:t>е.</w:t>
+        <w:t>API Gateway — единая точка входа для запросов к серверной части Системы; выполняет проверку токенов, RBAC, ограничение частоты запросов и логирование.</w:t>
       </w:r>
     </w:p>
     <w:p>
@@ -377,10 +344,7 @@
       </w:pPr>
       <w:r>
         <w:lastRenderedPageBreak/>
-        <w:t>Id провайдер (Identity Provider) — компонент, проверяющий учё</w:t>
-      </w:r>
-      <w:r>
-        <w:t>тные данные пользователя и выдающий токены с утверждениями о личности и ролях.</w:t>
+        <w:t>Id провайдер (Identity Provider) — компонент, проверяющий учётные данные пользователя и выдающий токены с утверждениями о личности и ролях.</w:t>
       </w:r>
     </w:p>
     <w:p>
@@ -422,10 +386,7 @@
         <w:t xml:space="preserve"> </w:t>
       </w:r>
       <w:r>
-        <w:t>аутентификаци</w:t>
-      </w:r>
-      <w:r>
-        <w:t>я</w:t>
+        <w:t>аутентификация</w:t>
       </w:r>
       <w:r>
         <w:rPr>
@@ -455,10 +416,7 @@
         </w:numPr>
       </w:pPr>
       <w:r>
-        <w:t>RBAC (Role-Based Access Control) — разграничение доступа по ролям; в индексе и Retriever — фильтрация фрагментов по атрибутам прав; в UI — отображение только разрешённых разделов и действи</w:t>
-      </w:r>
-      <w:r>
-        <w:t>й без подмены серверной авторизации.</w:t>
+        <w:t>RBAC (Role-Based Access Control) — разграничение доступа по ролям; в индексе и Retriever — фильтрация фрагментов по атрибутам прав; в UI — отображение только разрешённых разделов и действий без подмены серверной авторизации.</w:t>
       </w:r>
     </w:p>
     <w:p>
@@ -488,10 +446,7 @@
         <w:t>API Gateway</w:t>
       </w:r>
       <w:r>
-        <w:t xml:space="preserve"> (далее — шлюз), без прямого обхода шлюза</w:t>
-      </w:r>
-      <w:r>
-        <w:t xml:space="preserve"> к прикладному сервису.</w:t>
+        <w:t xml:space="preserve"> (далее — шлюз), без прямого обхода шлюза к прикладному сервису.</w:t>
       </w:r>
     </w:p>
     <w:p>
@@ -535,10 +490,7 @@
         <w:pStyle w:val="4"/>
       </w:pPr>
       <w:r>
-        <w:t>Секреты, аудит, наблюдаемость и лог</w:t>
-      </w:r>
-      <w:r>
-        <w:t>ирование</w:t>
+        <w:t>Секреты, аудит, наблюдаемость и логирование</w:t>
       </w:r>
     </w:p>
     <w:p>
@@ -574,10 +526,7 @@
         </w:numPr>
       </w:pPr>
       <w:r>
-        <w:t>ELK — стек Elasticsearch, Logstash, Kibana или эквивал</w:t>
-      </w:r>
-      <w:r>
-        <w:t>ент (OpenSearch, Loki+Grafana и т.п.) для централизованного поиска и анализа логов.</w:t>
+        <w:t>ELK — стек Elasticsearch, Logstash, Kibana или эквивалент (OpenSearch, Loki+Grafana и т.п.) для централизованного поиска и анализа логов.</w:t>
       </w:r>
     </w:p>
     <w:p>
@@ -601,10 +550,7 @@
         </w:numPr>
       </w:pPr>
       <w:r>
-        <w:t>наблюдаемость (observability) — совокупность метрик, структурирова</w:t>
-      </w:r>
-      <w:r>
-        <w:t>нных логов и (при необходимости) трасс для диагностики состояния Системы.</w:t>
+        <w:t>наблюдаемость (observability) — совокупность метрик, структурированных логов и (при необходимости) трасс для диагностики состояния Системы.</w:t>
       </w:r>
     </w:p>
     <w:p>
@@ -628,25 +574,19 @@
         </w:numPr>
       </w:pPr>
       <w:r>
-        <w:t>секрет — конфиденциальные данные конфигурации (пароли СУБД, API-ключи, client_secret, строки подключения, TLS-ключи и с</w:t>
-      </w:r>
-      <w:r>
-        <w:t>ертификаты прикладного уровня и т.п.), не подлежащие хранению в исходном коде или незащищённых образах.</w:t>
-      </w:r>
-    </w:p>
-    <w:p>
-      <w:pPr>
-        <w:pStyle w:val="a4"/>
-        <w:numPr>
-          <w:ilvl w:val="1"/>
-          <w:numId w:val="1"/>
-        </w:numPr>
-      </w:pPr>
-      <w:r>
-        <w:t>SIEM (Security Information and Event Management) — система управления событиями и информацией о безопасности (централизованный приём, корреляция и анали</w:t>
-      </w:r>
-      <w:r>
-        <w:t>з событий).</w:t>
+        <w:t>секрет — конфиденциальные данные конфигурации (пароли СУБД, API-ключи, client_secret, строки подключения, TLS-ключи и сертификаты прикладного уровня и т.п.), не подлежащие хранению в исходном коде или незащищённых образах.</w:t>
+      </w:r>
+    </w:p>
+    <w:p>
+      <w:pPr>
+        <w:pStyle w:val="a4"/>
+        <w:numPr>
+          <w:ilvl w:val="1"/>
+          <w:numId w:val="1"/>
+        </w:numPr>
+      </w:pPr>
+      <w:r>
+        <w:t>SIEM (Security Information and Event Management) — система управления событиями и информацией о безопасности (централизованный приём, корреляция и анализ событий).</w:t>
       </w:r>
     </w:p>
     <w:p>
@@ -678,10 +618,7 @@
         </w:numPr>
       </w:pPr>
       <w:r>
-        <w:t xml:space="preserve">Milvus — векторная СУБД для </w:t>
-      </w:r>
-      <w:r>
-        <w:t>хранения эмбеддингов и выполнения ANN/k-NN поиска в контуре RAG.</w:t>
+        <w:t>Milvus — векторная СУБД для хранения эмбеддингов и выполнения ANN/k-NN поиска в контуре RAG.</w:t>
       </w:r>
     </w:p>
     <w:p>
@@ -705,22 +642,28 @@
         </w:numPr>
       </w:pPr>
       <w:r>
-        <w:t>RabbitMQ — брокер сообщений для асинхронного обмена заданиями и событиями между сер</w:t>
-      </w:r>
-      <w:r>
-        <w:t>висами.</w:t>
-      </w:r>
-    </w:p>
-    <w:p>
-      <w:pPr>
-        <w:pStyle w:val="a4"/>
-        <w:numPr>
-          <w:ilvl w:val="1"/>
-          <w:numId w:val="1"/>
-        </w:numPr>
-      </w:pPr>
-      <w:r>
-        <w:t>S3 MinIO — S3-совместимое объектное хранилище для исходных документов, производных артефактов и отчётов.</w:t>
+        <w:t>RabbitMQ — брокер сообщений для асинхронного обмена заданиями и событиями между сервисами.</w:t>
+      </w:r>
+    </w:p>
+    <w:p>
+      <w:pPr>
+        <w:pStyle w:val="a4"/>
+        <w:numPr>
+          <w:ilvl w:val="1"/>
+          <w:numId w:val="1"/>
+        </w:numPr>
+      </w:pPr>
+      <w:r>
+        <w:t xml:space="preserve">S3 </w:t>
+      </w:r>
+      <w:r>
+        <w:rPr>
+          <w:lang w:val="en-US"/>
+        </w:rPr>
+        <w:t>SeaweedFS</w:t>
+      </w:r>
+      <w:r>
+        <w:t xml:space="preserve"> — S3-совместимое объектное хранилище для исходных документов, производных артефактов и отчётов.</w:t>
       </w:r>
     </w:p>
     <w:p>
@@ -744,10 +687,7 @@
         </w:numPr>
       </w:pPr>
       <w:r>
-        <w:t>RTO (Recovery Time Objective) — допустимое время восстановл</w:t>
-      </w:r>
-      <w:r>
-        <w:t>ения сервиса.</w:t>
+        <w:t>RTO (Recovery Time Objective) — допустимое время восстановления сервиса.</w:t>
       </w:r>
     </w:p>
     <w:p>
@@ -819,10 +759,7 @@
         </w:numPr>
       </w:pPr>
       <w:r>
-        <w:t>шифрование на хранении — криптографиче</w:t>
-      </w:r>
-      <w:r>
-        <w:t>ская защита данных «на диске».</w:t>
+        <w:t>шифрование на хранении — криптографическая защита данных «на диске».</w:t>
       </w:r>
     </w:p>
     <w:p>
@@ -854,25 +791,19 @@
         </w:numPr>
       </w:pPr>
       <w:r>
-        <w:t>Контракт модуля — соглашение о форм</w:t>
-      </w:r>
-      <w:r>
-        <w:t>ате входных и выходных данных, кодах ошибок, идемпотентности и метаданных (версия модуля, идентификатор этапа).</w:t>
-      </w:r>
-    </w:p>
-    <w:p>
-      <w:pPr>
-        <w:pStyle w:val="a4"/>
-        <w:numPr>
-          <w:ilvl w:val="1"/>
-          <w:numId w:val="1"/>
-        </w:numPr>
-      </w:pPr>
-      <w:r>
-        <w:t>Оркестратор пайплайна — компонент, выбирающий сценарий, создающий контекст выполнения, вызывающий модули в заданном порядке, обрабатывающий ошиб</w:t>
-      </w:r>
-      <w:r>
-        <w:t>ки и фиксирующий состояние прогона.</w:t>
+        <w:t>Контракт модуля — соглашение о формате входных и выходных данных, кодах ошибок, идемпотентности и метаданных (версия модуля, идентификатор этапа).</w:t>
+      </w:r>
+    </w:p>
+    <w:p>
+      <w:pPr>
+        <w:pStyle w:val="a4"/>
+        <w:numPr>
+          <w:ilvl w:val="1"/>
+          <w:numId w:val="1"/>
+        </w:numPr>
+      </w:pPr>
+      <w:r>
+        <w:t>Оркестратор пайплайна — компонент, выбирающий сценарий, создающий контекст выполнения, вызывающий модули в заданном порядке, обрабатывающий ошибки и фиксирующий состояние прогона.</w:t>
       </w:r>
     </w:p>
     <w:p>
@@ -897,10 +828,7 @@
         </w:numPr>
       </w:pPr>
       <w:r>
-        <w:t xml:space="preserve">Подключаемый модуль (плагин этапа) — изолированная </w:t>
-      </w:r>
-      <w:r>
-        <w:t>реализация одного логического этапа с фиксированным контрактом входа/выхода; подключается без изменения ядра оркестратора.</w:t>
+        <w:t>Подключаемый модуль (плагин этапа) — изолированная реализация одного логического этапа с фиксированным контрактом входа/выхода; подключается без изменения ядра оркестратора.</w:t>
       </w:r>
     </w:p>
     <w:p>
@@ -944,10 +872,7 @@
         </w:numPr>
       </w:pPr>
       <w:r>
-        <w:t>RAG (Retrieval-Augmented Generation) — генерация от</w:t>
-      </w:r>
-      <w:r>
-        <w:t>вета на основе извлечённого из хранилища контекста.</w:t>
+        <w:t>RAG (Retrieval-Augmented Generation) — генерация ответа на основе извлечённого из хранилища контекста.</w:t>
       </w:r>
     </w:p>
     <w:p>
@@ -995,10 +920,7 @@
         </w:numPr>
       </w:pPr>
       <w:r>
-        <w:t>Markup-сервис (структурирование) — этап предобработки: приём сырых документов и формирование структурированного представления (</w:t>
-      </w:r>
-      <w:r>
-        <w:t>Markdown).</w:t>
+        <w:t>Markup-сервис (структурирование) — этап предобработки: приём сырых документов и формирование структурированного представления (Markdown).</w:t>
       </w:r>
     </w:p>
     <w:p>
@@ -1034,10 +956,7 @@
         </w:numPr>
       </w:pPr>
       <w:r>
-        <w:t>Эмбеддинг</w:t>
-      </w:r>
-      <w:r>
-        <w:t xml:space="preserve"> — числовой вектор фиксированной размерности, представляющий смысл текста (модель эмбеддингов при индексации и запросе).</w:t>
+        <w:t>Эмбеддинг — числовой вектор фиксированной размерности, представляющий смысл текста (модель эмбеддингов при индексации и запросе).</w:t>
       </w:r>
     </w:p>
     <w:p>
@@ -1057,25 +976,19 @@
         </w:numPr>
       </w:pPr>
       <w:r>
-        <w:t>Единая точка входа (в контексте UI) — обращение клиента к прикладной част</w:t>
-      </w:r>
-      <w:r>
-        <w:t>и только через API Gateway к совмещённому сервису BFF+backend, без прямых вызовов внутренних сервисов из браузера (кроме явно согласованных случаев).</w:t>
-      </w:r>
-    </w:p>
-    <w:p>
-      <w:pPr>
-        <w:pStyle w:val="a4"/>
-        <w:numPr>
-          <w:ilvl w:val="1"/>
-          <w:numId w:val="1"/>
-        </w:numPr>
-      </w:pPr>
-      <w:r>
-        <w:t>Корреляционный идентификатор — идентификатор запроса/сессии для связки клиентских событий с журналами back</w:t>
-      </w:r>
-      <w:r>
-        <w:t xml:space="preserve">end и аудита (в т.ч. </w:t>
+        <w:t>Единая точка входа (в контексте UI) — обращение клиента к прикладной части только через API Gateway к совмещённому сервису BFF+backend, без прямых вызовов внутренних сервисов из браузера (кроме явно согласованных случаев).</w:t>
+      </w:r>
+    </w:p>
+    <w:p>
+      <w:pPr>
+        <w:pStyle w:val="a4"/>
+        <w:numPr>
+          <w:ilvl w:val="1"/>
+          <w:numId w:val="1"/>
+        </w:numPr>
+      </w:pPr>
+      <w:r>
+        <w:t xml:space="preserve">Корреляционный идентификатор — идентификатор запроса/сессии для связки клиентских событий с журналами backend и аудита (в т.ч. </w:t>
       </w:r>
       <w:r>
         <w:t>x-correlation-id</w:t>
@@ -1105,25 +1018,19 @@
         </w:numPr>
       </w:pPr>
       <w:r>
-        <w:t>RBAC в UI — отображение только разрешённых разделов и действий;</w:t>
-      </w:r>
-      <w:r>
-        <w:t xml:space="preserve"> скрытие или блокировка недоступных элементов по политике проекта (без подмены серверной проверки прав).</w:t>
-      </w:r>
-    </w:p>
-    <w:p>
-      <w:pPr>
-        <w:pStyle w:val="a4"/>
-        <w:numPr>
-          <w:ilvl w:val="1"/>
-          <w:numId w:val="1"/>
-        </w:numPr>
-      </w:pPr>
-      <w:r>
-        <w:t>Клиентское приложение (фронтенд) — программа в браузере (или оболочке рабочего места), обращающаяся к backend через согласованные API (см. также фронте</w:t>
-      </w:r>
-      <w:r>
-        <w:t>нд).</w:t>
+        <w:t>RBAC в UI — отображение только разрешённых разделов и действий; скрытие или блокировка недоступных элементов по политике проекта (без подмены серверной проверки прав).</w:t>
+      </w:r>
+    </w:p>
+    <w:p>
+      <w:pPr>
+        <w:pStyle w:val="a4"/>
+        <w:numPr>
+          <w:ilvl w:val="1"/>
+          <w:numId w:val="1"/>
+        </w:numPr>
+      </w:pPr>
+      <w:r>
+        <w:t>Клиентское приложение (фронтенд) — программа в браузере (или оболочке рабочего места), обращающаяся к backend через согласованные API (см. также фронтенд).</w:t>
       </w:r>
     </w:p>
     <w:p>
@@ -1159,10 +1066,7 @@
         </w:numPr>
       </w:pPr>
       <w:r>
-        <w:t>throughput (пропускная способность</w:t>
-      </w:r>
-      <w:r>
-        <w:t>) — объём обработанных документов или запросов за единицу времени (в т.ч. на дашбордах UI).</w:t>
+        <w:t>throughput (пропускная способность) — объём обработанных документов или запросов за единицу времени (в т.ч. на дашбордах UI).</w:t>
       </w:r>
     </w:p>
     <w:p>
@@ -1190,71 +1094,53 @@
     </w:p>
     <w:p>
       <w:r>
-        <w:t>Система ориентирована на автоматизацию поиска, обработки и анализа фармацевтической документации с использованием техн</w:t>
-      </w:r>
-      <w:r>
-        <w:t>ологий искусственного интеллекта на основе больших языковых моделей в связи со следующими факторами:</w:t>
-      </w:r>
-    </w:p>
-    <w:p>
-      <w:pPr>
-        <w:pStyle w:val="a4"/>
-        <w:numPr>
-          <w:ilvl w:val="1"/>
-          <w:numId w:val="1"/>
-        </w:numPr>
-      </w:pPr>
-      <w:r>
-        <w:t xml:space="preserve">Объём и разнообразие документов (ОХЛП, инструкции по медицинскому применению, нормативные документы по качеству, ПУР, изображения маркировки и др.) делают </w:t>
-      </w:r>
-      <w:r>
-        <w:t>ручной анализ трудоёмким и подверженным ошибкам.</w:t>
-      </w:r>
-    </w:p>
-    <w:p>
-      <w:pPr>
-        <w:pStyle w:val="a4"/>
-        <w:numPr>
-          <w:ilvl w:val="1"/>
-          <w:numId w:val="1"/>
-        </w:numPr>
-      </w:pPr>
-      <w:r>
-        <w:t>Требования регуляторных органов (Минздрав России, ЕЭК, ICH) и необходимость сопоставления с референтными препаратами диктуют потребность в единой инструментальной среде с семантическим поиском и контролируем</w:t>
-      </w:r>
-      <w:r>
-        <w:t>ой генерацией выводов.</w:t>
-      </w:r>
-    </w:p>
-    <w:p>
-      <w:pPr>
-        <w:pStyle w:val="a4"/>
-        <w:numPr>
-          <w:ilvl w:val="1"/>
-          <w:numId w:val="1"/>
-        </w:numPr>
-      </w:pPr>
-      <w:r>
-        <w:t>ФГБУ «НЦЭСМП» как объект автоматизации выполняет экспертизу качества, безопасности и эффективности лекарственных средств; система призвана поддерживать экспертов, не подменяя их заключения, а снижая рутинную нагрузку и повышая прозра</w:t>
-      </w:r>
-      <w:r>
-        <w:t>чность решений.</w:t>
-      </w:r>
-    </w:p>
-    <w:p>
-      <w:r>
-        <w:t>Ориентация на конфиденциальность и запрет передачи данных третьим лицам без согласия пользователя обусловлена характером обрабатываемой информации (персональные данные, данные экспертиз) и требованиями Федерального закона № 152-ФЗ «О персон</w:t>
-      </w:r>
-      <w:r>
-        <w:t>альных данных».</w:t>
-      </w:r>
-    </w:p>
-    <w:p>
-      <w:r>
-        <w:t>Согласно п. 2.1 ТЗ область применения решений ИС «Фармадок» включает, помимо базового контура ФГБУ «НЦЭСМП» Минздрава России, фармацевтические организации и иные регуляторные органы и организации, занимающиеся оценкой соответствия и контролем качества лека</w:t>
-      </w:r>
-      <w:r>
-        <w:t xml:space="preserve">рственных средств. Настоящая пояснительная записка и договорные </w:t>
+        <w:t>Система ориентирована на автоматизацию поиска, обработки и анализа фармацевтической документации с использованием технологий искусственного интеллекта на основе больших языковых моделей в связи со следующими факторами:</w:t>
+      </w:r>
+    </w:p>
+    <w:p>
+      <w:pPr>
+        <w:pStyle w:val="a4"/>
+        <w:numPr>
+          <w:ilvl w:val="1"/>
+          <w:numId w:val="1"/>
+        </w:numPr>
+      </w:pPr>
+      <w:r>
+        <w:t>Объём и разнообразие документов (ОХЛП, инструкции по медицинскому применению, нормативные документы по качеству, ПУР, изображения маркировки и др.) делают ручной анализ трудоёмким и подверженным ошибкам.</w:t>
+      </w:r>
+    </w:p>
+    <w:p>
+      <w:pPr>
+        <w:pStyle w:val="a4"/>
+        <w:numPr>
+          <w:ilvl w:val="1"/>
+          <w:numId w:val="1"/>
+        </w:numPr>
+      </w:pPr>
+      <w:r>
+        <w:t>Требования регуляторных органов (Минздрав России, ЕЭК, ICH) и необходимость сопоставления с референтными препаратами диктуют потребность в единой инструментальной среде с семантическим поиском и контролируемой генерацией выводов.</w:t>
+      </w:r>
+    </w:p>
+    <w:p>
+      <w:pPr>
+        <w:pStyle w:val="a4"/>
+        <w:numPr>
+          <w:ilvl w:val="1"/>
+          <w:numId w:val="1"/>
+        </w:numPr>
+      </w:pPr>
+      <w:r>
+        <w:t>ФГБУ «НЦЭСМП» как объект автоматизации выполняет экспертизу качества, безопасности и эффективности лекарственных средств; система призвана поддерживать экспертов, не подменяя их заключения, а снижая рутинную нагрузку и повышая прозрачность решений.</w:t>
+      </w:r>
+    </w:p>
+    <w:p>
+      <w:r>
+        <w:t>Ориентация на конфиденциальность и запрет передачи данных третьим лицам без согласия пользователя обусловлена характером обрабатываемой информации (персональные данные, данные экспертиз) и требованиями Федерального закона № 152-ФЗ «О персональных данных».</w:t>
+      </w:r>
+    </w:p>
+    <w:p>
+      <w:r>
+        <w:t xml:space="preserve">Согласно п. 2.1 ТЗ область применения решений ИС «Фармадок» включает, помимо базового контура ФГБУ «НЦЭСМП» Минздрава России, фармацевтические организации и иные регуляторные органы и организации, занимающиеся оценкой соответствия и контролем качества лекарственных средств. Настоящая пояснительная записка и договорные </w:t>
       </w:r>
       <w:r>
         <w:lastRenderedPageBreak/>
@@ -1266,10 +1152,7 @@
         <w:pStyle w:val="3"/>
       </w:pPr>
       <w:r>
-        <w:t>2.2. Ц</w:t>
-      </w:r>
-      <w:r>
-        <w:t>ели и критерии</w:t>
+        <w:t>2.2. Цели и критерии</w:t>
       </w:r>
     </w:p>
     <w:p>
@@ -1301,12 +1184,6 @@
         <w:gridCol w:w="5259"/>
       </w:tblGrid>
       <w:tr>
-        <w:tblPrEx>
-          <w:tblCellMar>
-            <w:top w:w="0" w:type="dxa"/>
-            <w:bottom w:w="0" w:type="dxa"/>
-          </w:tblCellMar>
-        </w:tblPrEx>
         <w:tc>
           <w:tcPr>
             <w:tcW w:w="0" w:type="auto"/>
@@ -1357,12 +1234,6 @@
         </w:tc>
       </w:tr>
       <w:tr>
-        <w:tblPrEx>
-          <w:tblCellMar>
-            <w:top w:w="0" w:type="dxa"/>
-            <w:bottom w:w="0" w:type="dxa"/>
-          </w:tblCellMar>
-        </w:tblPrEx>
         <w:tc>
           <w:tcPr>
             <w:tcW w:w="0" w:type="auto"/>
@@ -1407,21 +1278,12 @@
           </w:tcPr>
           <w:p>
             <w:r>
-              <w:t>Типовой ориентир для систем с ИИ-ассистированием; позволяет оценить эффект внедрен</w:t>
-            </w:r>
-            <w:r>
-              <w:t>ия при приёмке.</w:t>
+              <w:t>Типовой ориентир для систем с ИИ-ассистированием; позволяет оценить эффект внедрения при приёмке.</w:t>
             </w:r>
           </w:p>
         </w:tc>
       </w:tr>
       <w:tr>
-        <w:tblPrEx>
-          <w:tblCellMar>
-            <w:top w:w="0" w:type="dxa"/>
-            <w:bottom w:w="0" w:type="dxa"/>
-          </w:tblCellMar>
-        </w:tblPrEx>
         <w:tc>
           <w:tcPr>
             <w:tcW w:w="0" w:type="auto"/>
@@ -1472,12 +1334,6 @@
         </w:tc>
       </w:tr>
       <w:tr>
-        <w:tblPrEx>
-          <w:tblCellMar>
-            <w:top w:w="0" w:type="dxa"/>
-            <w:bottom w:w="0" w:type="dxa"/>
-          </w:tblCellMar>
-        </w:tblPrEx>
         <w:tc>
           <w:tcPr>
             <w:tcW w:w="0" w:type="auto"/>
@@ -1528,12 +1384,6 @@
         </w:tc>
       </w:tr>
       <w:tr>
-        <w:tblPrEx>
-          <w:tblCellMar>
-            <w:top w:w="0" w:type="dxa"/>
-            <w:bottom w:w="0" w:type="dxa"/>
-          </w:tblCellMar>
-        </w:tblPrEx>
         <w:tc>
           <w:tcPr>
             <w:tcW w:w="0" w:type="auto"/>
@@ -1584,12 +1434,6 @@
         </w:tc>
       </w:tr>
       <w:tr>
-        <w:tblPrEx>
-          <w:tblCellMar>
-            <w:top w:w="0" w:type="dxa"/>
-            <w:bottom w:w="0" w:type="dxa"/>
-          </w:tblCellMar>
-        </w:tblPrEx>
         <w:tc>
           <w:tcPr>
             <w:tcW w:w="0" w:type="auto"/>
@@ -1634,10 +1478,7 @@
           </w:tcPr>
           <w:p>
             <w:r>
-              <w:t>Требование к масштабируемости (не менее 100 пол</w:t>
-            </w:r>
-            <w:r>
-              <w:t>ьзователей, не менее 100 запросов в минуту — п. 4.1.2 ТЗ) обеспечивается архитектурой (§4, §7).</w:t>
+              <w:t>Требование к масштабируемости (не менее 100 пользователей, не менее 100 запросов в минуту — п. 4.1.2 ТЗ) обеспечивается архитектурой (§4, §7).</w:t>
             </w:r>
           </w:p>
         </w:tc>
@@ -1755,10 +1596,7 @@
         </w:numPr>
       </w:pPr>
       <w:r>
-        <w:t>подсистема па</w:t>
-      </w:r>
-      <w:r>
-        <w:t>рсинга и разметки документов,</w:t>
+        <w:t>подсистема парсинга и разметки документов,</w:t>
       </w:r>
     </w:p>
     <w:p>
@@ -1811,10 +1649,7 @@
         </w:numPr>
       </w:pPr>
       <w:r>
-        <w:t xml:space="preserve">OCR и подсистема управления плагинами агентов (см. раздел 5). За рамки системы вынесены: внешние информационные системы Заказчика (интеграция с нормативно-справочной информацией уточняется на стадии реализации), общедоступные веб-источники до их включения </w:t>
-      </w:r>
-      <w:r>
-        <w:t>в белый список администратором.</w:t>
+        <w:t>OCR и подсистема управления плагинами агентов (см. раздел 5). За рамки системы вынесены: внешние информационные системы Заказчика (интеграция с нормативно-справочной информацией уточняется на стадии реализации), общедоступные веб-источники до их включения в белый список администратором.</w:t>
       </w:r>
     </w:p>
     <w:p>
@@ -1847,10 +1682,7 @@
     </w:p>
     <w:p>
       <w:r>
-        <w:t>Объект автоматизации — ФГБУ «НЦЭСМП» Минздр</w:t>
-      </w:r>
-      <w:r>
-        <w:t>ава России; это оправдано кругом задач учреждения:</w:t>
+        <w:t>Объект автоматизации — ФГБУ «НЦЭСМП» Минздрава России; это оправдано кругом задач учреждения:</w:t>
       </w:r>
     </w:p>
     <w:p>
@@ -1898,18 +1730,12 @@
         </w:numPr>
       </w:pPr>
       <w:r>
-        <w:t>разработка стандартов и фар</w:t>
-      </w:r>
-      <w:r>
-        <w:t>макопейных статей.</w:t>
-      </w:r>
-    </w:p>
-    <w:p>
-      <w:r>
-        <w:t>Эти функции связаны с большими объёмами структурированной и неструктурированной документации (ОХЛП, инструкции, НД, ПУР, изображения упаковки), что делает целесообразным применение семантического поиска, автоматизированного сравнения и п</w:t>
-      </w:r>
-      <w:r>
-        <w:t>роверки на соответствие регуляторным требованиям. Типы документов для интеллектуальной обработки приведены в Приложении А к ТЗ.</w:t>
+        <w:t>разработка стандартов и фармакопейных статей.</w:t>
+      </w:r>
+    </w:p>
+    <w:p>
+      <w:r>
+        <w:t>Эти функции связаны с большими объёмами структурированной и неструктурированной документации (ОХЛП, инструкции, НД, ПУР, изображения упаковки), что делает целесообразным применение семантического поиска, автоматизированного сравнения и проверки на соответствие регуляторным требованиям. Типы документов для интеллектуальной обработки приведены в Приложении А к ТЗ.</w:t>
       </w:r>
     </w:p>
     <w:p>
@@ -1926,10 +1752,7 @@
       </w:r>
       <w:r>
         <w:br/>
-        <w:t>Требов</w:t>
-      </w:r>
-      <w:r>
-        <w:t>ания Минздрава России к информационной безопасности для конфиденциальной информации задают рамки для шифрования, разграничения доступа и аудита.</w:t>
+        <w:t>Требования Минздрава России к информационной безопасности для конфиденциальной информации задают рамки для шифрования, разграничения доступа и аудита.</w:t>
       </w:r>
       <w:r>
         <w:br/>
@@ -1937,8 +1760,6 @@
       </w:r>
       <w:r>
         <w:br/>
-      </w:r>
-      <w:r>
         <w:t>Использование WAF, СЗИ, протоколирования и ролевой модели (п. 4.1.5 ТЗ) согласовано с типовой топологией сети Заказчика (в т.ч. VPN через WireGuard по Приложению № 2 к ТЗ).</w:t>
       </w:r>
     </w:p>
@@ -1959,10 +1780,7 @@
     </w:p>
     <w:p>
       <w:r>
-        <w:t>Здесь раскрыты пп. 4.1–4.1.5 ТЗ: как устроена сист</w:t>
-      </w:r>
-      <w:r>
-        <w:t>ема целиком, без детализации отдельных подсистем.</w:t>
+        <w:t>Здесь раскрыты пп. 4.1–4.1.5 ТЗ: как устроена система целиком, без детализации отдельных подсистем.</w:t>
       </w:r>
     </w:p>
     <w:p>
@@ -1988,85 +1806,67 @@
         </w:numPr>
       </w:pPr>
       <w:r>
-        <w:t xml:space="preserve">Пользовательский </w:t>
-      </w:r>
-      <w:r>
-        <w:t>веб-интерфейс — единая точка взаимодействия пользователя с Системой; доступ с рабочих станций в доменной сети без установки дополнительного ПО.</w:t>
-      </w:r>
-    </w:p>
-    <w:p>
-      <w:pPr>
-        <w:pStyle w:val="a4"/>
-        <w:numPr>
-          <w:ilvl w:val="1"/>
-          <w:numId w:val="1"/>
-        </w:numPr>
-      </w:pPr>
-      <w:r>
-        <w:t xml:space="preserve">API Gateway (Kong или аналог) — единая точка входа: централизованная аутентификация, проверка RBAC, ограничение </w:t>
-      </w:r>
-      <w:r>
-        <w:t>частоты запросов (100 запросов в минуту на пользователя) и защита от DDoS при интеграции с WAF. Журналирование всех запросов нужно для аудита и интеграции с SIEM.</w:t>
-      </w:r>
-    </w:p>
-    <w:p>
-      <w:pPr>
-        <w:pStyle w:val="a4"/>
-        <w:numPr>
-          <w:ilvl w:val="1"/>
-          <w:numId w:val="1"/>
-        </w:numPr>
-      </w:pPr>
-      <w:r>
-        <w:t>Сервис аутентификации (Keycloak в реализации на стадии прототипирования) — использование един</w:t>
-      </w:r>
-      <w:r>
-        <w:t>ого Id-провайдера в контуре Заказчика снижает затраты и обеспечивает единый вход (SSO) и обязательную MFA.</w:t>
-      </w:r>
-    </w:p>
-    <w:p>
-      <w:pPr>
-        <w:pStyle w:val="a4"/>
-        <w:numPr>
-          <w:ilvl w:val="1"/>
-          <w:numId w:val="1"/>
-        </w:numPr>
-      </w:pPr>
-      <w:r>
-        <w:t>Модуль RAG — Retriever и Generator реализуют семантический поиск и генерацию ответов с опорой на локальное хранилище; учёт прав доступа в Retriever и</w:t>
-      </w:r>
-      <w:r>
-        <w:t xml:space="preserve"> размещение БЯМ локально или в доверенном облаке обеспечивают конфиденциальность.</w:t>
-      </w:r>
-    </w:p>
-    <w:p>
-      <w:pPr>
-        <w:pStyle w:val="a4"/>
-        <w:numPr>
-          <w:ilvl w:val="1"/>
-          <w:numId w:val="1"/>
-        </w:numPr>
-      </w:pPr>
-      <w:r>
-        <w:t>Векторная база данных — хранение зашифрованных эмбеддингов с логическим разделением типов документов (регламентирующие, рабочие, кэш внешнего поиска) и маскированием чувствит</w:t>
-      </w:r>
-      <w:r>
-        <w:t>ельных данных перед индексацией соответствует требованиям ИБ и пригодности для RAG.</w:t>
-      </w:r>
-    </w:p>
-    <w:p>
-      <w:pPr>
-        <w:pStyle w:val="a4"/>
-        <w:numPr>
-          <w:ilvl w:val="1"/>
-          <w:numId w:val="1"/>
-        </w:numPr>
-      </w:pPr>
-      <w:r>
-        <w:t>Модуль агентов — изоляция в Docker-контейнерах с ограничением сети (белый список доменов), файловой системы и ресурсов снижает риски при выполнении специализированных сценариев (сравнение, поиск, заполнение шаблонов) и при подключении новых агентов-плагино</w:t>
-      </w:r>
-      <w:r>
-        <w:t>в.</w:t>
+        <w:t>Пользовательский веб-интерфейс — единая точка взаимодействия пользователя с Системой; доступ с рабочих станций в доменной сети без установки дополнительного ПО.</w:t>
+      </w:r>
+    </w:p>
+    <w:p>
+      <w:pPr>
+        <w:pStyle w:val="a4"/>
+        <w:numPr>
+          <w:ilvl w:val="1"/>
+          <w:numId w:val="1"/>
+        </w:numPr>
+      </w:pPr>
+      <w:r>
+        <w:t>API Gateway (Kong или аналог) — единая точка входа: централизованная аутентификация, проверка RBAC, ограничение частоты запросов (100 запросов в минуту на пользователя) и защита от DDoS при интеграции с WAF. Журналирование всех запросов нужно для аудита и интеграции с SIEM.</w:t>
+      </w:r>
+    </w:p>
+    <w:p>
+      <w:pPr>
+        <w:pStyle w:val="a4"/>
+        <w:numPr>
+          <w:ilvl w:val="1"/>
+          <w:numId w:val="1"/>
+        </w:numPr>
+      </w:pPr>
+      <w:r>
+        <w:t>Сервис аутентификации (Keycloak в реализации на стадии прототипирования) — использование единого Id-провайдера в контуре Заказчика снижает затраты и обеспечивает единый вход (SSO) и обязательную MFA.</w:t>
+      </w:r>
+    </w:p>
+    <w:p>
+      <w:pPr>
+        <w:pStyle w:val="a4"/>
+        <w:numPr>
+          <w:ilvl w:val="1"/>
+          <w:numId w:val="1"/>
+        </w:numPr>
+      </w:pPr>
+      <w:r>
+        <w:t>Модуль RAG — Retriever и Generator реализуют семантический поиск и генерацию ответов с опорой на локальное хранилище; учёт прав доступа в Retriever и размещение БЯМ локально или в доверенном облаке обеспечивают конфиденциальность.</w:t>
+      </w:r>
+    </w:p>
+    <w:p>
+      <w:pPr>
+        <w:pStyle w:val="a4"/>
+        <w:numPr>
+          <w:ilvl w:val="1"/>
+          <w:numId w:val="1"/>
+        </w:numPr>
+      </w:pPr>
+      <w:r>
+        <w:t>Векторная база данных — хранение зашифрованных эмбеддингов с логическим разделением типов документов (регламентирующие, рабочие, кэш внешнего поиска) и маскированием чувствительных данных перед индексацией соответствует требованиям ИБ и пригодности для RAG.</w:t>
+      </w:r>
+    </w:p>
+    <w:p>
+      <w:pPr>
+        <w:pStyle w:val="a4"/>
+        <w:numPr>
+          <w:ilvl w:val="1"/>
+          <w:numId w:val="1"/>
+        </w:numPr>
+      </w:pPr>
+      <w:r>
+        <w:t>Модуль агентов — изоляция в Docker-контейнерах с ограничением сети (белый список доменов), файловой системы и ресурсов снижает риски при выполнении специализированных сценариев (сравнение, поиск, заполнение шаблонов) и при подключении новых агентов-плагинов.</w:t>
       </w:r>
     </w:p>
     <w:p>
@@ -2079,10 +1879,7 @@
     </w:p>
     <w:p>
       <w:r>
-        <w:t>Требования «не менее 100 одновременно работающих пользователей» и «не менее 100 запросов в минуту» (п. 4.1.2 ТЗ) обоснованы оценкой типовой нагрузки при использовании Системы экспертами и аналитиками НЦЭСМП и р</w:t>
-      </w:r>
-      <w:r>
-        <w:t>езервом на пиковые периоды.</w:t>
+        <w:t>Требования «не менее 100 одновременно работающих пользователей» и «не менее 100 запросов в минуту» (п. 4.1.2 ТЗ) обоснованы оценкой типовой нагрузки при использовании Системы экспертами и аналитиками НЦЭСМП и резервом на пиковые периоды.</w:t>
       </w:r>
       <w:r>
         <w:br/>
@@ -2090,10 +1887,7 @@
       </w:r>
       <w:r>
         <w:br/>
-        <w:t>Горизонтальное масштабирование backend-сервисов в контейнерах и настройка векторной БД и сервера БЯМ п</w:t>
-      </w:r>
-      <w:r>
-        <w:t>редусмотрены проектной конфигурацией Системы.</w:t>
+        <w:t>Горизонтальное масштабирование backend-сервисов в контейнерах и настройка векторной БД и сервера БЯМ предусмотрены проектной конфигурацией Системы.</w:t>
       </w:r>
     </w:p>
     <w:p>
@@ -2106,17 +1900,11 @@
     </w:p>
     <w:p>
       <w:r>
-        <w:t>Требования к отказоустойчивости, резервному копированию с шифрованием копий и времени восстановления не более 4 часов без потери данных (п. 4.1.3 ТЗ) обусловлены необходимостью непрерывности раб</w:t>
-      </w:r>
-      <w:r>
-        <w:t>оты при сбоях оборудования или ПО и соответствуют целевым RTO/RPO проекта.</w:t>
+        <w:t>Требования к отказоустойчивости, резервному копированию с шифрованием копий и времени восстановления не более 4 часов без потери данных (п. 4.1.3 ТЗ) обусловлены необходимостью непрерывности работы при сбоях оборудования или ПО и соответствуют целевым RTO/RPO проекта.</w:t>
       </w:r>
       <w:r>
         <w:br/>
-        <w:t xml:space="preserve">Корректная обработка ошибочных действий пользователя (сообщения об ошибке и возврат в устойчивое состояние) обеспечивает предсказуемость поведения Системы и исключает потерю данных </w:t>
-      </w:r>
-      <w:r>
-        <w:t>из-за некорректного ввода.</w:t>
+        <w:t>Корректная обработка ошибочных действий пользователя (сообщения об ошибке и возврат в устойчивое состояние) обеспечивает предсказуемость поведения Системы и исключает потерю данных из-за некорректного ввода.</w:t>
       </w:r>
     </w:p>
     <w:p>
@@ -2141,25 +1929,19 @@
         </w:numPr>
       </w:pPr>
       <w:r>
-        <w:t>Соответствие ФЗ № 152, рекомендациям Роскомнадзора и возможность аудита по ISO/IEC 27001 — обязательные условия при обработке персональных и конфиденциал</w:t>
-      </w:r>
-      <w:r>
-        <w:t>ьных данных в государственном учреждении.</w:t>
-      </w:r>
-    </w:p>
-    <w:p>
-      <w:pPr>
-        <w:pStyle w:val="a4"/>
-        <w:numPr>
-          <w:ilvl w:val="1"/>
-          <w:numId w:val="1"/>
-        </w:numPr>
-      </w:pPr>
-      <w:r>
-        <w:t>Запрет на передачу данных третьим лицам без явного согласия — обеспечение конфиденциальности и контроль над использованием данных; архитектура предполагает размещение БЯМ и эмбеддингов локально или в доверенном обл</w:t>
-      </w:r>
-      <w:r>
-        <w:t>аке.</w:t>
+        <w:t>Соответствие ФЗ № 152, рекомендациям Роскомнадзора и возможность аудита по ISO/IEC 27001 — обязательные условия при обработке персональных и конфиденциальных данных в государственном учреждении.</w:t>
+      </w:r>
+    </w:p>
+    <w:p>
+      <w:pPr>
+        <w:pStyle w:val="a4"/>
+        <w:numPr>
+          <w:ilvl w:val="1"/>
+          <w:numId w:val="1"/>
+        </w:numPr>
+      </w:pPr>
+      <w:r>
+        <w:t>Запрет на передачу данных третьим лицам без явного согласия — обеспечение конфиденциальности и контроль над использованием данных; архитектура предполагает размещение БЯМ и эмбеддингов локально или в доверенном облаке.</w:t>
       </w:r>
     </w:p>
     <w:p>
@@ -2183,10 +1965,7 @@
         </w:numPr>
       </w:pPr>
       <w:r>
-        <w:t xml:space="preserve">Шифрование TLS 1.3 для каналов связи и ГОСТ Р 34.11-2012, ГОСТ Р 34.12-2015 для хранимых данных — соответствие отраслевым и </w:t>
-      </w:r>
-      <w:r>
-        <w:t>государственным требованиям к криптозащите.</w:t>
+        <w:t>Шифрование TLS 1.3 для каналов связи и ГОСТ Р 34.11-2012, ГОСТ Р 34.12-2015 для хранимых данных — соответствие отраслевым и государственным требованиям к криптозащите.</w:t>
       </w:r>
     </w:p>
     <w:p>
@@ -2210,10 +1989,7 @@
         </w:numPr>
       </w:pPr>
       <w:r>
-        <w:t>Анонимизация персональных данных перед передачей в БЯМ (middleware, Presidio) — минимизация рисков при обработке д</w:t>
-      </w:r>
-      <w:r>
-        <w:t>анных языковой моделью.</w:t>
+        <w:t>Анонимизация персональных данных перед передачей в БЯМ (middleware, Presidio) — минимизация рисков при обработке данных языковой моделью.</w:t>
       </w:r>
     </w:p>
     <w:p>
@@ -2238,13 +2014,7 @@
     </w:p>
     <w:p>
       <w:r>
-        <w:t>Интерфейс Системы должен обеспечивать работу с испол</w:t>
-      </w:r>
-      <w:r>
-        <w:t>ьзованием мыши и клавиатуры, русский язык надписей, экранных форм и сообщений пользователю. Требуются единообразие оформления экранов и понятные сообщения при ошибочных действиях пользователя. Реализация и проверка этих требований согласованы с § 4.3 (надё</w:t>
-      </w:r>
-      <w:r>
-        <w:t>жность и возврат в устойчивое состояние), § 14.3 (UX, язык, ошибки на стороне клиента),</w:t>
+        <w:t>Интерфейс Системы должен обеспечивать работу с использованием мыши и клавиатуры, русский язык надписей, экранных форм и сообщений пользователю. Требуются единообразие оформления экранов и понятные сообщения при ошибочных действиях пользователя. Реализация и проверка этих требований согласованы с § 4.3 (надёжность и возврат в устойчивое состояние), § 14.3 (UX, язык, ошибки на стороне клиента),</w:t>
       </w:r>
       <w:proofErr w:type="gramStart"/>
       <w:r>
@@ -2346,10 +2116,7 @@
         </w:numPr>
       </w:pPr>
       <w:r>
-        <w:t>сравнение документов</w:t>
-      </w:r>
-      <w:r>
-        <w:t xml:space="preserve">, </w:t>
+        <w:t xml:space="preserve">сравнение документов, </w:t>
       </w:r>
     </w:p>
     <w:p>
@@ -2435,10 +2202,7 @@
     </w:p>
     <w:p>
       <w:r>
-        <w:t>Такое деление снижает риски первого этапа и обеспечивает поэтапную приёмку в соответствии с календарным планом</w:t>
-      </w:r>
-      <w:r>
-        <w:t xml:space="preserve"> (Приложение № 1 к ТЗ</w:t>
+        <w:t>Такое деление снижает риски первого этапа и обеспечивает поэтапную приёмку в соответствии с календарным планом (Приложение № 1 к ТЗ</w:t>
       </w:r>
       <w:proofErr w:type="gramStart"/>
       <w:r>
@@ -2551,28 +2315,19 @@
         <w:gridCol w:w="4719"/>
       </w:tblGrid>
       <w:tr>
-        <w:tblPrEx>
-          <w:tblCellMar>
-            <w:top w:w="0" w:type="dxa"/>
-            <w:bottom w:w="0" w:type="dxa"/>
-          </w:tblCellMar>
-        </w:tblPrEx>
-        <w:tc>
-          <w:tcPr>
-            <w:tcW w:w="0" w:type="auto"/>
-            <w:tcBorders>
-              <w:top w:val="single" w:sz="1" w:space="0" w:color="auto"/>
-              <w:left w:val="single" w:sz="1" w:space="0" w:color="auto"/>
-              <w:bottom w:val="single" w:sz="1" w:space="0" w:color="auto"/>
-              <w:right w:val="single" w:sz="1" w:space="0" w:color="auto"/>
-            </w:tcBorders>
-          </w:tcPr>
-          <w:p>
-            <w:r>
-              <w:t>Функция (п. 4.2.1 ТЗ</w:t>
-            </w:r>
-            <w:r>
-              <w:t>)</w:t>
+        <w:tc>
+          <w:tcPr>
+            <w:tcW w:w="0" w:type="auto"/>
+            <w:tcBorders>
+              <w:top w:val="single" w:sz="1" w:space="0" w:color="auto"/>
+              <w:left w:val="single" w:sz="1" w:space="0" w:color="auto"/>
+              <w:bottom w:val="single" w:sz="1" w:space="0" w:color="auto"/>
+              <w:right w:val="single" w:sz="1" w:space="0" w:color="auto"/>
+            </w:tcBorders>
+          </w:tcPr>
+          <w:p>
+            <w:r>
+              <w:t>Функция (п. 4.2.1 ТЗ)</w:t>
             </w:r>
           </w:p>
         </w:tc>
@@ -2610,12 +2365,6 @@
         </w:tc>
       </w:tr>
       <w:tr>
-        <w:tblPrEx>
-          <w:tblCellMar>
-            <w:top w:w="0" w:type="dxa"/>
-            <w:bottom w:w="0" w:type="dxa"/>
-          </w:tblCellMar>
-        </w:tblPrEx>
         <w:tc>
           <w:tcPr>
             <w:tcW w:w="0" w:type="auto"/>
@@ -2666,12 +2415,6 @@
         </w:tc>
       </w:tr>
       <w:tr>
-        <w:tblPrEx>
-          <w:tblCellMar>
-            <w:top w:w="0" w:type="dxa"/>
-            <w:bottom w:w="0" w:type="dxa"/>
-          </w:tblCellMar>
-        </w:tblPrEx>
         <w:tc>
           <w:tcPr>
             <w:tcW w:w="0" w:type="auto"/>
@@ -2722,12 +2465,6 @@
         </w:tc>
       </w:tr>
       <w:tr>
-        <w:tblPrEx>
-          <w:tblCellMar>
-            <w:top w:w="0" w:type="dxa"/>
-            <w:bottom w:w="0" w:type="dxa"/>
-          </w:tblCellMar>
-        </w:tblPrEx>
         <w:tc>
           <w:tcPr>
             <w:tcW w:w="0" w:type="auto"/>
@@ -2786,28 +2523,19 @@
         </w:tc>
       </w:tr>
       <w:tr>
-        <w:tblPrEx>
-          <w:tblCellMar>
-            <w:top w:w="0" w:type="dxa"/>
-            <w:bottom w:w="0" w:type="dxa"/>
-          </w:tblCellMar>
-        </w:tblPrEx>
-        <w:tc>
-          <w:tcPr>
-            <w:tcW w:w="0" w:type="auto"/>
-            <w:tcBorders>
-              <w:top w:val="single" w:sz="1" w:space="0" w:color="auto"/>
-              <w:left w:val="single" w:sz="1" w:space="0" w:color="auto"/>
-              <w:bottom w:val="single" w:sz="1" w:space="0" w:color="auto"/>
-              <w:right w:val="single" w:sz="1" w:space="0" w:color="auto"/>
-            </w:tcBorders>
-          </w:tcPr>
-          <w:p>
-            <w:r>
-              <w:t xml:space="preserve">Интеграция </w:t>
-            </w:r>
-            <w:r>
-              <w:t>с векторной БД</w:t>
+        <w:tc>
+          <w:tcPr>
+            <w:tcW w:w="0" w:type="auto"/>
+            <w:tcBorders>
+              <w:top w:val="single" w:sz="1" w:space="0" w:color="auto"/>
+              <w:left w:val="single" w:sz="1" w:space="0" w:color="auto"/>
+              <w:bottom w:val="single" w:sz="1" w:space="0" w:color="auto"/>
+              <w:right w:val="single" w:sz="1" w:space="0" w:color="auto"/>
+            </w:tcBorders>
+          </w:tcPr>
+          <w:p>
+            <w:r>
+              <w:t>Интеграция с векторной БД</w:t>
             </w:r>
           </w:p>
         </w:tc>
@@ -2845,12 +2573,6 @@
         </w:tc>
       </w:tr>
       <w:tr>
-        <w:tblPrEx>
-          <w:tblCellMar>
-            <w:top w:w="0" w:type="dxa"/>
-            <w:bottom w:w="0" w:type="dxa"/>
-          </w:tblCellMar>
-        </w:tblPrEx>
         <w:tc>
           <w:tcPr>
             <w:tcW w:w="0" w:type="auto"/>
@@ -2901,28 +2623,19 @@
         </w:tc>
       </w:tr>
       <w:tr>
-        <w:tblPrEx>
-          <w:tblCellMar>
-            <w:top w:w="0" w:type="dxa"/>
-            <w:bottom w:w="0" w:type="dxa"/>
-          </w:tblCellMar>
-        </w:tblPrEx>
-        <w:tc>
-          <w:tcPr>
-            <w:tcW w:w="0" w:type="auto"/>
-            <w:tcBorders>
-              <w:top w:val="single" w:sz="1" w:space="0" w:color="auto"/>
-              <w:left w:val="single" w:sz="1" w:space="0" w:color="auto"/>
-              <w:bottom w:val="single" w:sz="1" w:space="0" w:color="auto"/>
-              <w:right w:val="single" w:sz="1" w:space="0" w:color="auto"/>
-            </w:tcBorders>
-          </w:tcPr>
-          <w:p>
-            <w:r>
-              <w:t>Срав</w:t>
-            </w:r>
-            <w:r>
-              <w:t>нение документов</w:t>
+        <w:tc>
+          <w:tcPr>
+            <w:tcW w:w="0" w:type="auto"/>
+            <w:tcBorders>
+              <w:top w:val="single" w:sz="1" w:space="0" w:color="auto"/>
+              <w:left w:val="single" w:sz="1" w:space="0" w:color="auto"/>
+              <w:bottom w:val="single" w:sz="1" w:space="0" w:color="auto"/>
+              <w:right w:val="single" w:sz="1" w:space="0" w:color="auto"/>
+            </w:tcBorders>
+          </w:tcPr>
+          <w:p>
+            <w:r>
+              <w:t>Сравнение документов</w:t>
             </w:r>
           </w:p>
         </w:tc>
@@ -2960,12 +2673,6 @@
         </w:tc>
       </w:tr>
       <w:tr>
-        <w:tblPrEx>
-          <w:tblCellMar>
-            <w:top w:w="0" w:type="dxa"/>
-            <w:bottom w:w="0" w:type="dxa"/>
-          </w:tblCellMar>
-        </w:tblPrEx>
         <w:tc>
           <w:tcPr>
             <w:tcW w:w="0" w:type="auto"/>
@@ -3024,12 +2731,6 @@
         </w:tc>
       </w:tr>
       <w:tr>
-        <w:tblPrEx>
-          <w:tblCellMar>
-            <w:top w:w="0" w:type="dxa"/>
-            <w:bottom w:w="0" w:type="dxa"/>
-          </w:tblCellMar>
-        </w:tblPrEx>
         <w:tc>
           <w:tcPr>
             <w:tcW w:w="0" w:type="auto"/>
@@ -3112,12 +2813,6 @@
         <w:gridCol w:w="5511"/>
       </w:tblGrid>
       <w:tr>
-        <w:tblPrEx>
-          <w:tblCellMar>
-            <w:top w:w="0" w:type="dxa"/>
-            <w:bottom w:w="0" w:type="dxa"/>
-          </w:tblCellMar>
-        </w:tblPrEx>
         <w:tc>
           <w:tcPr>
             <w:tcW w:w="0" w:type="auto"/>
@@ -3168,12 +2863,6 @@
         </w:tc>
       </w:tr>
       <w:tr>
-        <w:tblPrEx>
-          <w:tblCellMar>
-            <w:top w:w="0" w:type="dxa"/>
-            <w:bottom w:w="0" w:type="dxa"/>
-          </w:tblCellMar>
-        </w:tblPrEx>
         <w:tc>
           <w:tcPr>
             <w:tcW w:w="0" w:type="auto"/>
@@ -3224,12 +2913,6 @@
         </w:tc>
       </w:tr>
       <w:tr>
-        <w:tblPrEx>
-          <w:tblCellMar>
-            <w:top w:w="0" w:type="dxa"/>
-            <w:bottom w:w="0" w:type="dxa"/>
-          </w:tblCellMar>
-        </w:tblPrEx>
         <w:tc>
           <w:tcPr>
             <w:tcW w:w="0" w:type="auto"/>
@@ -3280,12 +2963,6 @@
         </w:tc>
       </w:tr>
       <w:tr>
-        <w:tblPrEx>
-          <w:tblCellMar>
-            <w:top w:w="0" w:type="dxa"/>
-            <w:bottom w:w="0" w:type="dxa"/>
-          </w:tblCellMar>
-        </w:tblPrEx>
         <w:tc>
           <w:tcPr>
             <w:tcW w:w="0" w:type="auto"/>
@@ -3344,12 +3021,6 @@
         </w:tc>
       </w:tr>
       <w:tr>
-        <w:tblPrEx>
-          <w:tblCellMar>
-            <w:top w:w="0" w:type="dxa"/>
-            <w:bottom w:w="0" w:type="dxa"/>
-          </w:tblCellMar>
-        </w:tblPrEx>
         <w:tc>
           <w:tcPr>
             <w:tcW w:w="0" w:type="auto"/>
@@ -3378,10 +3049,7 @@
           </w:tcPr>
           <w:p>
             <w:r>
-              <w:t>6.12 Plugin Mana</w:t>
-            </w:r>
-            <w:r>
-              <w:t>gement Subsystem</w:t>
+              <w:t>6.12 Plugin Management Subsystem</w:t>
             </w:r>
           </w:p>
         </w:tc>
@@ -3425,25 +3093,19 @@
         </w:numPr>
       </w:pPr>
       <w:r>
-        <w:t>Белый список разрешённых внешних са</w:t>
-      </w:r>
-      <w:r>
-        <w:t>йтов (в т.ч. регуляторные ресурсы класса EMA, FDA и др. — конкретный перечень согласуется с Заказчиком на стадии реализации).</w:t>
-      </w:r>
-    </w:p>
-    <w:p>
-      <w:pPr>
-        <w:pStyle w:val="a4"/>
-        <w:numPr>
-          <w:ilvl w:val="1"/>
-          <w:numId w:val="1"/>
-        </w:numPr>
-      </w:pPr>
-      <w:r>
-        <w:t>Блокировку запросов, содержащих признаки конфиденциальной информации: в таких случаях поиск выполняется только по внутреннему корп</w:t>
-      </w:r>
-      <w:r>
-        <w:t>усу документов Заказчика.</w:t>
+        <w:t>Белый список разрешённых внешних сайтов (в т.ч. регуляторные ресурсы класса EMA, FDA и др. — конкретный перечень согласуется с Заказчиком на стадии реализации).</w:t>
+      </w:r>
+    </w:p>
+    <w:p>
+      <w:pPr>
+        <w:pStyle w:val="a4"/>
+        <w:numPr>
+          <w:ilvl w:val="1"/>
+          <w:numId w:val="1"/>
+        </w:numPr>
+      </w:pPr>
+      <w:r>
+        <w:t>Блокировку запросов, содержащих признаки конфиденциальной информации: в таких случаях поиск выполняется только по внутреннему корпусу документов Заказчика.</w:t>
       </w:r>
     </w:p>
     <w:p>
@@ -3467,10 +3129,7 @@
         </w:numPr>
       </w:pPr>
       <w:r>
-        <w:t>Отображение в UI источников, цитат и предупреждений о рисках безопасности при работе с внешними данными — в объё</w:t>
-      </w:r>
-      <w:r>
-        <w:t>ме сценариев § 14.7 и API § 14.8.</w:t>
+        <w:t>Отображение в UI источников, цитат и предупреждений о рисках безопасности при работе с внешними данными — в объёме сценариев § 14.7 и API § 14.8.</w:t>
       </w:r>
     </w:p>
     <w:p>
@@ -3492,10 +3151,7 @@
       </w:r>
       <w:r>
         <w:br/>
-        <w:t>Модуль перевода в</w:t>
-      </w:r>
-      <w:r>
-        <w:t>ызывается как подключаемый модуль оркестратора (§ 12); место этапа перевода в контуре подготовки данных к индексации и RAG — п. 13.3.6. Качество и критерии приёмки второй очереди — § 18.2.</w:t>
+        <w:t>Модуль перевода вызывается как подключаемый модуль оркестратора (§ 12); место этапа перевода в контуре подготовки данных к индексации и RAG — п. 13.3.6. Качество и критерии приёмки второй очереди — § 18.2.</w:t>
       </w:r>
     </w:p>
     <w:p>
@@ -3508,13 +3164,7 @@
     </w:p>
     <w:p>
       <w:r>
-        <w:t>По п. 4.</w:t>
-      </w:r>
-      <w:r>
-        <w:t>2.2.3 ТЗ Система поддерживает OCR для форматов PDF, JPEG, PNG (и согласованных аналогов) с учётом многоязычности; распознанный текст поступает в конвейер подготовки данных после ingest (§ 13.3.2), на отдельном этапе OCR (п. 13.3.8), далее — разметка и инде</w:t>
-      </w:r>
-      <w:r>
-        <w:t>ксация (§ 13.3.5). Перечень языков OCR подлежит согласованию с Заказчиком до завершения работ первой очереди в объёме, заданном ТЗ. Риски качества и приёмка — § 18.2.</w:t>
+        <w:t>По п. 4.2.2.3 ТЗ Система поддерживает OCR для форматов PDF, JPEG, PNG (и согласованных аналогов) с учётом многоязычности; распознанный текст поступает в конвейер подготовки данных после ingest (§ 13.3.2), на отдельном этапе OCR (п. 13.3.8), далее — разметка и индексация (§ 13.3.5). Перечень языков OCR подлежит согласованию с Заказчиком до завершения работ первой очереди в объёме, заданном ТЗ. Риски качества и приёмка — § 18.2.</w:t>
       </w:r>
     </w:p>
     <w:p>
@@ -3542,10 +3192,7 @@
         <w:pStyle w:val="3"/>
       </w:pPr>
       <w:r>
-        <w:t>6.1. Математическое обе</w:t>
-      </w:r>
-      <w:r>
-        <w:t>спечение</w:t>
+        <w:t>6.1. Математическое обеспечение</w:t>
       </w:r>
     </w:p>
     <w:p>
@@ -3554,10 +3201,7 @@
       </w:r>
       <w:r>
         <w:br/>
-        <w:t>Retriever выполняет поиск по эмбеддингам; Generator формирует</w:t>
-      </w:r>
-      <w:r>
-        <w:t xml:space="preserve"> ответ на основе извлечённого контекста; при </w:t>
+        <w:t xml:space="preserve">Retriever выполняет поиск по эмбеддингам; Generator формирует ответ на основе извлечённого контекста; при </w:t>
       </w:r>
       <w:r>
         <w:lastRenderedPageBreak/>
@@ -3574,13 +3218,7 @@
     </w:p>
     <w:p>
       <w:r>
-        <w:t xml:space="preserve">Требование к функционированию на ОС Windows 10 (рабочие станции) </w:t>
-      </w:r>
-      <w:r>
-        <w:t>и Ubuntu 24.04 или выше (серверы) (п. 4.3.2 ТЗ) согласовано с типовой инфраструктурой Заказчика. Клиентская часть работает в браузере на рабочих местах под управлением Windows 10 в доменной сети; серверные компоненты развёртываются в контейнерах на сервера</w:t>
-      </w:r>
-      <w:r>
-        <w:t>х с Ubuntu 24.04 LTS.</w:t>
+        <w:t>Требование к функционированию на ОС Windows 10 (рабочие станции) и Ubuntu 24.04 или выше (серверы) (п. 4.3.2 ТЗ) согласовано с типовой инфраструктурой Заказчика. Клиентская часть работает в браузере на рабочих местах под управлением Windows 10 в доменной сети; серверные компоненты развёртываются в контейнерах на серверах с Ubuntu 24.04 LTS.</w:t>
       </w:r>
     </w:p>
     <w:p>
@@ -3593,10 +3231,7 @@
     </w:p>
     <w:p>
       <w:r>
-        <w:t>Технические средства и каналы связи обеспечиваются Заказчиком (п. 4.3.3 ТЗ). Уточнение параметров оборудования (мощность серверов, в т.ч. для БЯМ и векторной БД, характеристики рабочих станций и сети) выпо</w:t>
-      </w:r>
-      <w:r>
-        <w:t>лняется на стадии реализации исходя из требований к производительности и безопасности.</w:t>
+        <w:t>Технические средства и каналы связи обеспечиваются Заказчиком (п. 4.3.3 ТЗ). Уточнение параметров оборудования (мощность серверов, в т.ч. для БЯМ и векторной БД, характеристики рабочих станций и сети) выполняется на стадии реализации исходя из требований к производительности и безопасности.</w:t>
       </w:r>
     </w:p>
     <w:p>
@@ -3609,10 +3244,7 @@
     </w:p>
     <w:p>
       <w:r>
-        <w:t xml:space="preserve">Требование к русскому языку надписей интерфейса, экранных форм и сообщений пользователю (п. 4.3.4 ТЗ) обусловлено основной аудиторией — </w:t>
-      </w:r>
-      <w:r>
-        <w:t>сотрудниками российского регуляторного учреждения и необходимостью соответствия правилам документооборота и экспертизы на государственном языке.</w:t>
+        <w:t>Требование к русскому языку надписей интерфейса, экранных форм и сообщений пользователю (п. 4.3.4 ТЗ) обусловлено основной аудиторией — сотрудниками российского регуляторного учреждения и необходимостью соответствия правилам документооборота и экспертизы на государственном языке.</w:t>
       </w:r>
     </w:p>
     <w:p>
@@ -3632,10 +3264,7 @@
     </w:p>
     <w:p>
       <w:r>
-        <w:t>Архитектура ИС «Фармадок» опирается на перечисленные ниже принципы. В подпунктах для</w:t>
-      </w:r>
-      <w:r>
-        <w:t xml:space="preserve"> каждого кратко указаны механизм в системе и связь с ТЗ (пп. 4.1.1–4.1.5, в т.ч. п. 4.1.4 — эргономика, п. 4.1.5 — защита информации</w:t>
+        <w:t>Архитектура ИС «Фармадок» опирается на перечисленные ниже принципы. В подпунктах для каждого кратко указаны механизм в системе и связь с ТЗ (пп. 4.1.1–4.1.5, в т.ч. п. 4.1.4 — эргономика, п. 4.1.5 — защита информации</w:t>
       </w:r>
       <w:proofErr w:type="gramStart"/>
       <w:r>
@@ -3713,10 +3342,7 @@
     </w:p>
     <w:p>
       <w:r>
-        <w:t>Рисунок 7-1. Трас</w:t>
-      </w:r>
-      <w:r>
-        <w:t>сировка архитектурных принципов на механизмы реализации и пункты ТЗ.</w:t>
+        <w:t>Рисунок 7-1. Трассировка архитектурных принципов на механизмы реализации и пункты ТЗ.</w:t>
       </w:r>
     </w:p>
     <w:p>
@@ -3733,10 +3359,7 @@
       </w:r>
       <w:r>
         <w:br/>
-        <w:t>Это соответствует требован</w:t>
-      </w:r>
-      <w:r>
-        <w:t>ию ТЗ о построении Системы на принципах открытости и модульности (п. 4.1.1) и реализуется в виде шести основных структурных элементов, а также штатного механизма подключения новых агентов-плагинов (п. 4.1.1, п. 4.2.2.4 ТЗ — вторая очередь).</w:t>
+        <w:t>Это соответствует требованию ТЗ о построении Системы на принципах открытости и модульности (п. 4.1.1) и реализуется в виде шести основных структурных элементов, а также штатного механизма подключения новых агентов-плагинов (п. 4.1.1, п. 4.2.2.4 ТЗ — вторая очередь).</w:t>
       </w:r>
     </w:p>
     <w:p>
@@ -3744,10 +3367,7 @@
         <w:pStyle w:val="3"/>
       </w:pPr>
       <w:r>
-        <w:t>7.2. Безопаснос</w:t>
-      </w:r>
-      <w:r>
-        <w:t>ть по умолчанию</w:t>
+        <w:t>7.2. Безопасность по умолчанию</w:t>
       </w:r>
     </w:p>
     <w:p>
@@ -3765,10 +3385,7 @@
       </w:pPr>
       <w:r>
         <w:lastRenderedPageBreak/>
-        <w:t xml:space="preserve">Принцип реализуется через единую точку входа (API Gateway), RBAC </w:t>
-      </w:r>
-      <w:r>
-        <w:t>и, если необходимо, MFA.</w:t>
+        <w:t>Принцип реализуется через единую точку входа (API Gateway), RBAC и, если необходимо, MFA.</w:t>
       </w:r>
     </w:p>
     <w:p>
@@ -3817,10 +3434,7 @@
     </w:p>
     <w:p>
       <w:r>
-        <w:t>Доверие не предоставляется по умолчанию даже для запросов из внутренней сети: подлинность и полномочия проверяются на уровне шлю</w:t>
-      </w:r>
-      <w:r>
-        <w:t>за и в прикладных сервисах.</w:t>
+        <w:t>Доверие не предоставляется по умолчанию даже для запросов из внутренней сети: подлинность и полномочия проверяются на уровне шлюза и в прикладных сервисах.</w:t>
       </w:r>
       <w:r>
         <w:br/>
@@ -3849,13 +3463,7 @@
     </w:p>
     <w:p>
       <w:r>
-        <w:t>Горизонтальное масштабирование</w:t>
-      </w:r>
-      <w:r>
-        <w:t xml:space="preserve"> обеспечивается контейнеризацией (Docker, при необходимости другой докер-оркестратор) серверных компонентов и балансировкой нагрузки на уровне API Gateway. Это позволяет наращивать производительность при росте числа пользователей и объёма данных без перера</w:t>
-      </w:r>
-      <w:r>
-        <w:t>ботки прикладной логики. Обеспечивается выполнение требований требования п. 4.1.2 ТЗ (не менее 100 одновременно работающих пользователей, не менее 100 запросов в минуту) и согласование с п. 4.1.3 ТЗ по отказоустойчивости.</w:t>
+        <w:t>Горизонтальное масштабирование обеспечивается контейнеризацией (Docker, при необходимости другой докер-оркестратор) серверных компонентов и балансировкой нагрузки на уровне API Gateway. Это позволяет наращивать производительность при росте числа пользователей и объёма данных без переработки прикладной логики. Обеспечивается выполнение требований требования п. 4.1.2 ТЗ (не менее 100 одновременно работающих пользователей, не менее 100 запросов в минуту) и согласование с п. 4.1.3 ТЗ по отказоустойчивости.</w:t>
       </w:r>
     </w:p>
     <w:p>
@@ -3868,13 +3476,7 @@
     </w:p>
     <w:p>
       <w:r>
-        <w:t>Значимые событи</w:t>
-      </w:r>
-      <w:r>
-        <w:t>я Системы и действия пользователей логируются; предусмотрена интеграция с SIEM. Запросы фиксируются на шлюзе с метаданными (IP, пользователь, время, тип запроса); отказы в доступе к документам со стороны Retriever также журналируются. Так выполняются п. 4.</w:t>
-      </w:r>
-      <w:r>
-        <w:t>1.1 ТЗ (логирование запросов) и п. 4.1.5 ТЗ (журналирование действий и системных событий, интеграция с SIEM).</w:t>
+        <w:t>Значимые события Системы и действия пользователей логируются; предусмотрена интеграция с SIEM. Запросы фиксируются на шлюзе с метаданными (IP, пользователь, время, тип запроса); отказы в доступе к документам со стороны Retriever также журналируются. Так выполняются п. 4.1.1 ТЗ (логирование запросов) и п. 4.1.5 ТЗ (журналирование действий и системных событий, интеграция с SIEM).</w:t>
       </w:r>
     </w:p>
     <w:p>
@@ -3887,13 +3489,7 @@
     </w:p>
     <w:p>
       <w:r>
-        <w:t>Агенты ИИ (анализ соответствия, сравнение документов, веб-поиск, перевод, OCR и др.) выполняются в изолированных Docker-конт</w:t>
-      </w:r>
-      <w:r>
-        <w:t>ейнерах с ограничениями по сети (белый список доменов), по файловой системе и по потреблению ресурсов. Это снижает риски при сбое или компрометации агента. Дополнительные меры к поставке плагинов (вторая очередь) — в п. 7.9. Принцип реализует п. 4.1.1 ТЗ (</w:t>
-      </w:r>
-      <w:r>
-        <w:t>модуль агентов в контейнерах, белый список доменов). Изоляция агентов ИИ в контейнерной среде («песочница») закреплена в п. 4.1.5 ТЗ.</w:t>
+        <w:t>Агенты ИИ (анализ соответствия, сравнение документов, веб-поиск, перевод, OCR и др.) выполняются в изолированных Docker-контейнерах с ограничениями по сети (белый список доменов), по файловой системе и по потреблению ресурсов. Это снижает риски при сбое или компрометации агента. Дополнительные меры к поставке плагинов (вторая очередь) — в п. 7.9. Принцип реализует п. 4.1.1 ТЗ (модуль агентов в контейнерах, белый список доменов). Изоляция агентов ИИ в контейнерной среде («песочница») закреплена в п. 4.1.5 ТЗ.</w:t>
       </w:r>
     </w:p>
     <w:p>
@@ -3906,13 +3502,7 @@
     </w:p>
     <w:p>
       <w:r>
-        <w:t>Персональные и иные чувствительные данные анонимизируются или маскируются перед передачей в большу</w:t>
-      </w:r>
-      <w:r>
-        <w:t>ю языковую модель и перед индексацией в векторной БД (Microsoft Presidio или функциональный аналог), в т.ч. в промежуточном слое (middlware) на пути к БЯМ и при подготовке документов к индексации. Отсюда следует покрытие п. 4.1.1.5 и п. 4.1.5 ТЗ в части ма</w:t>
-      </w:r>
-      <w:r>
-        <w:t>скирования; подход согласован с п. 7.8 (контроль размещения моделей и отсутствие передачи в сторонние облачные ИИ).</w:t>
+        <w:t>Персональные и иные чувствительные данные анонимизируются или маскируются перед передачей в большую языковую модель и перед индексацией в векторной БД (Microsoft Presidio или функциональный аналог), в т.ч. в промежуточном слое (middlware) на пути к БЯМ и при подготовке документов к индексации. Отсюда следует покрытие п. 4.1.1.5 и п. 4.1.5 ТЗ в части маскирования; подход согласован с п. 7.8 (контроль размещения моделей и отсутствие передачи в сторонние облачные ИИ).</w:t>
       </w:r>
     </w:p>
     <w:p>
@@ -3925,13 +3515,7 @@
     </w:p>
     <w:p>
       <w:r>
-        <w:t>Требования п. 4.1.5 ТЗ и Федерального закона № 152-ФЗ «О персональных данн</w:t>
-      </w:r>
-      <w:r>
-        <w:t>ых» исключают использование общедоступных облачных ИИ-сервисов (в т.ч. коммерческих API сторонних провайдеров) для обработки контента документов и запросов. БЯМ и модели эмбеддингов размещаются локально или в доверенном облаке Заказчика: тексты не уходят в</w:t>
-      </w:r>
-      <w:r>
-        <w:t xml:space="preserve"> сторонние облачные сервисы, контроль над данными и моделями сохраняется. Вариант развёртывания и параметры серверов уточняются на стадии реализации с учётом п. 4.1.2 ТЗ и политики Заказчика по размещению данных.</w:t>
+        <w:t>Требования п. 4.1.5 ТЗ и Федерального закона № 152-ФЗ «О персональных данных» исключают использование общедоступных облачных ИИ-сервисов (в т.ч. коммерческих API сторонних провайдеров) для обработки контента документов и запросов. БЯМ и модели эмбеддингов размещаются локально или в доверенном облаке Заказчика: тексты не уходят в сторонние облачные сервисы, контроль над данными и моделями сохраняется. Вариант развёртывания и параметры серверов уточняются на стадии реализации с учётом п. 4.1.2 ТЗ и политики Заказчика по размещению данных.</w:t>
       </w:r>
     </w:p>
     <w:p>
@@ -3939,26 +3523,17 @@
         <w:pStyle w:val="3"/>
       </w:pPr>
       <w:r>
-        <w:t>7.9. Криптографическая защита и контроль по</w:t>
-      </w:r>
-      <w:r>
-        <w:t>дключаемых компонентов</w:t>
-      </w:r>
-    </w:p>
-    <w:p>
-      <w:r>
-        <w:t>Соединения между компонентами выполняются по TLS 1.3; шифрование данных при хранении и функции хэширования — по ГОСТ Р 34.12-2015 и ГОСТ Р 34.11-2012. Загружаемые плагины агентов (вторая очередь) перед запуском проверяются на вредоно</w:t>
-      </w:r>
-      <w:r>
-        <w:t>сный код средствами антивируса. Так выполняются п. 4.1.5 ТЗ (шифрование каналов и данных) и п. 4.2.2.4 ТЗ (безопасное подключение новых агентных модулей).</w:t>
-      </w:r>
-    </w:p>
-    <w:p>
-      <w:r>
-        <w:t>В совокупности принципы раздела 7 обеспечивают соответствие Системы требованиям ТЗ к структуре и функ</w:t>
-      </w:r>
-      <w:r>
-        <w:t>ционированию (п. 4.1.1), производительности и масштабируемости (п. 4.1.2), надёжности (п. 4.1.3). Требования к защите информации (п. 4.1.5) закрываются теми же принципами в части ИБ, криптографии и минимизации данных.</w:t>
+        <w:t>7.9. Криптографическая защита и контроль подключаемых компонентов</w:t>
+      </w:r>
+    </w:p>
+    <w:p>
+      <w:r>
+        <w:t>Соединения между компонентами выполняются по TLS 1.3; шифрование данных при хранении и функции хэширования — по ГОСТ Р 34.12-2015 и ГОСТ Р 34.11-2012. Загружаемые плагины агентов (вторая очередь) перед запуском проверяются на вредоносный код средствами антивируса. Так выполняются п. 4.1.5 ТЗ (шифрование каналов и данных) и п. 4.2.2.4 ТЗ (безопасное подключение новых агентных модулей).</w:t>
+      </w:r>
+    </w:p>
+    <w:p>
+      <w:r>
+        <w:t>В совокупности принципы раздела 7 обеспечивают соответствие Системы требованиям ТЗ к структуре и функционированию (п. 4.1.1), производительности и масштабируемости (п. 4.1.2), надёжности (п. 4.1.3). Требования к защите информации (п. 4.1.5) закрываются теми же принципами в части ИБ, криптографии и минимизации данных.</w:t>
       </w:r>
     </w:p>
     <w:p>
@@ -3978,10 +3553,7 @@
     </w:p>
     <w:p>
       <w:r>
-        <w:t>Серверы</w:t>
-      </w:r>
-      <w:r>
-        <w:t xml:space="preserve"> — Ubuntu 24.04 LTS, рабочие станции — Windows 10 (п. 4.3.2 ТЗ). Контейнеризация — Docker; при необходимости — оркестрация (</w:t>
+        <w:t>Серверы — Ubuntu 24.04 LTS, рабочие станции — Windows 10 (п. 4.3.2 ТЗ). Контейнеризация — Docker; при необходимости — оркестрация (</w:t>
       </w:r>
       <w:proofErr w:type="gramStart"/>
       <w:r>
@@ -3994,18 +3566,12 @@
     </w:p>
     <w:p>
       <w:r>
-        <w:t>CI/CD — GitLab CI или Jenkins (по согласован</w:t>
-      </w:r>
-      <w:r>
-        <w:t>ию с Заказчиком); конфигурации и исходный код — в системе управления конфигурациями Заказчика с автоматической сборкой и развёртыванием (п. 6 ТЗ). Удалённый доступ — VPN WireGuard (топология — Приложение № 2 к ТЗ).</w:t>
-      </w:r>
-    </w:p>
-    <w:p>
-      <w:r>
-        <w:t>В совокупности это стыкуется с инфраструк</w:t>
-      </w:r>
-      <w:r>
-        <w:t>турой Заказчика, требованиями к масштабируемости (п. 4.1.2 ТЗ) и порядку развёртывания (п. 6 ТЗ).</w:t>
+        <w:t>CI/CD — GitLab CI или Jenkins (по согласованию с Заказчиком); конфигурации и исходный код — в системе управления конфигурациями Заказчика с автоматической сборкой и развёртыванием (п. 6 ТЗ). Удалённый доступ — VPN WireGuard (топология — Приложение № 2 к ТЗ).</w:t>
+      </w:r>
+    </w:p>
+    <w:p>
+      <w:r>
+        <w:t>В совокупности это стыкуется с инфраструктурой Заказчика, требованиями к масштабируемости (п. 4.1.2 ТЗ) и порядку развёртывания (п. 6 ТЗ).</w:t>
       </w:r>
     </w:p>
     <w:p>
@@ -4019,10 +3585,7 @@
     <w:p>
       <w:r>
         <w:lastRenderedPageBreak/>
-        <w:t>В настоящем разделе приведены архитектура и обоснование выбора подсистемы единого входа, установления личнос</w:t>
-      </w:r>
-      <w:r>
-        <w:t>ти и проверки прав доступа. Детали по компонентам приведены в п. 9.3 (API Gateway), п. 9.4 (аутентификация) и п. 9.5 (авторизация).</w:t>
+        <w:t>В настоящем разделе приведены архитектура и обоснование выбора подсистемы единого входа, установления личности и проверки прав доступа. Детали по компонентам приведены в п. 9.3 (API Gateway), п. 9.4 (аутентификация) и п. 9.5 (авторизация).</w:t>
       </w:r>
     </w:p>
     <w:p>
@@ -4071,10 +3634,7 @@
         </w:numPr>
       </w:pPr>
       <w:r>
-        <w:t>единое место прохож</w:t>
-      </w:r>
-      <w:r>
-        <w:t>дения трафика — чтобы все запросы к backend проходили через один контур, где выполняются проверки, ограничение нагрузки и аудит;</w:t>
+        <w:t>единое место прохождения трафика — чтобы все запросы к backend проходили через один контур, где выполняются проверки, ограничение нагрузки и аудит;</w:t>
       </w:r>
     </w:p>
     <w:p>
@@ -4086,21 +3646,12 @@
         </w:numPr>
       </w:pPr>
       <w:r>
-        <w:t>соответствие ТЗ — п. 4.1.1 (единая точка входа, аутентификация, RBAC, ограничение частоты запросов, логирование) и п. 4.1.5 (ко</w:t>
-      </w:r>
-      <w:r>
-        <w:t>нтроль доступа, защита информации, журналирование).</w:t>
-      </w:r>
-    </w:p>
-    <w:p>
-      <w:r>
-        <w:t>Прямой доступ к backend в обход шлюза затрудняет централизованную проверку прав и учёт событий и снижает эффективность защитных мер. При отсутствии выделенной подсистемы идентификации логику входа пришлос</w:t>
-      </w:r>
-      <w:r>
-        <w:t>ь бы дублировать в прикладных сервисах, что повышает риск ошибок и использования небезопасных схем, включая хранение секретов в браузере. Для экспертной среды дополнительно требуются SSO, RBAC, а при необходимости MFA и исключение передачи учётных данных т</w:t>
-      </w:r>
-      <w:r>
-        <w:t>ретьим лицам без согласия (п. 4.1.5 ТЗ).</w:t>
+        <w:t>соответствие ТЗ — п. 4.1.1 (единая точка входа, аутентификация, RBAC, ограничение частоты запросов, логирование) и п. 4.1.5 (контроль доступа, защита информации, журналирование).</w:t>
+      </w:r>
+    </w:p>
+    <w:p>
+      <w:r>
+        <w:t>Прямой доступ к backend в обход шлюза затрудняет централизованную проверку прав и учёт событий и снижает эффективность защитных мер. При отсутствии выделенной подсистемы идентификации логику входа пришлось бы дублировать в прикладных сервисах, что повышает риск ошибок и использования небезопасных схем, включая хранение секретов в браузере. Для экспертной среды дополнительно требуются SSO, RBAC, а при необходимости MFA и исключение передачи учётных данных третьим лицам без согласия (п. 4.1.5 ТЗ).</w:t>
       </w:r>
     </w:p>
     <w:p>
@@ -4130,17 +3681,11 @@
     </w:p>
     <w:p>
       <w:r>
-        <w:t>Весь внешний трафик к backend пропускается через шлюз; шл</w:t>
-      </w:r>
-      <w:r>
-        <w:t>юз выполняет проверку аутентификации (по JWT или сессии), авторизацию по правилам (RBAC), ограничение частоты запросов и логирование. В результате проверки не дублируются в каждом компоненте, аудит и политики доступа централизованы.</w:t>
+        <w:t>Весь внешний трафик к backend пропускается через шлюз; шлюз выполняет проверку аутентификации (по JWT или сессии), авторизацию по правилам (RBAC), ограничение частоты запросов и логирование. В результате проверки не дублируются в каждом компоненте, аудит и политики доступа централизованы.</w:t>
       </w:r>
       <w:r>
         <w:br/>
-        <w:t>2. Федеративная идентиф</w:t>
-      </w:r>
-      <w:r>
-        <w:t>икация (OAuth2/OIDC</w:t>
+        <w:t>2. Федеративная идентификация (OAuth2/OIDC</w:t>
       </w:r>
       <w:proofErr w:type="gramStart"/>
       <w:r>
@@ -4152,10 +3697,7 @@
       </w:r>
       <w:proofErr w:type="gramEnd"/>
       <w:r>
-        <w:t xml:space="preserve"> компонент — поставщик идентичности (Id провайдер) — проверяет учётные данные и выдаёт токены с утверждениями о пользователе и ролях; приложения и шлюз проверяют токены по публичным ключам Keycloak и не хранят пароли. Это обе</w:t>
-      </w:r>
-      <w:r>
-        <w:t>спечивает SSO, MFA и интеграцию с корпоративными каталогами (LDAP/AD).</w:t>
+        <w:t xml:space="preserve"> компонент — поставщик идентичности (Id провайдер) — проверяет учётные данные и выдаёт токены с утверждениями о пользователе и ролях; приложения и шлюз проверяют токены по публичным ключам Keycloak и не хранят пароли. Это обеспечивает SSO, MFA и интеграцию с корпоративными каталогами (LDAP/AD).</w:t>
       </w:r>
       <w:r>
         <w:br/>
@@ -4171,19 +3713,13 @@
       </w:r>
       <w:proofErr w:type="gramEnd"/>
       <w:r>
-        <w:t xml:space="preserve"> приложение (фронтенд) не получает долгоживущие секреты; обмен кода авторизации на токен выполняется на сервере в модуле Ba</w:t>
-      </w:r>
-      <w:r>
-        <w:t xml:space="preserve">ckend for Frontend (BFF) в составе совмещённого прикладного сервиса за шлюзом; далее запросы к API проходят через </w:t>
+        <w:t xml:space="preserve"> приложение (фронтенд) не получает долгоживущие секреты; обмен кода авторизации на токен выполняется на сервере в модуле Backend for Frontend (BFF) в составе совмещённого прикладного сервиса за шлюзом; далее запросы к API проходят через </w:t>
       </w:r>
       <w:r>
         <w:t>API Gateway</w:t>
       </w:r>
       <w:r>
-        <w:t xml:space="preserve"> с подстановкой и проверкой JWT. Риск утечки секретов из браузера снижается; подход соответствует рекомендациям по безопасному испо</w:t>
-      </w:r>
-      <w:r>
-        <w:t xml:space="preserve">льзованию OAuth2/OIDC для фронтенда (поток Authorization Code + PKCE). Комбинация подходов 1–3 даёт единую точку входа с централизованной аутентификацией и </w:t>
+        <w:t xml:space="preserve"> с подстановкой и проверкой JWT. Риск утечки секретов из браузера снижается; подход соответствует рекомендациям по безопасному использованию OAuth2/OIDC для фронтенда (поток Authorization Code + PKCE). Комбинация подходов 1–3 даёт единую точку входа с централизованной аутентификацией и </w:t>
       </w:r>
       <w:proofErr w:type="gramStart"/>
       <w:r>
@@ -4204,21 +3740,12 @@
     </w:p>
     <w:p>
       <w:r>
-        <w:t>OAut</w:t>
-      </w:r>
-      <w:r>
-        <w:t>h 2.0 / OpenID Connect выбраны как база: это распространённый стандарт для федерации и SSO, хорошо стыкуется с LDAP/AD и Keycloak (обоснование — п. 9.4.5). Приложение и шлюз видят только JWT по публичным ключам, пароль остаётся в Keycloak (п. 4.1.5 ТЗ). OI</w:t>
-      </w:r>
-      <w:r>
-        <w:t>DC даёт стандартные identity-claims и роли/группы для RBAC; MFA и аудит событий входа сосредоточены в Keycloak, без копирования в каждый сервис.</w:t>
-      </w:r>
-    </w:p>
-    <w:p>
-      <w:r>
-        <w:t>Чистые «сессии с паролем» или проприетарные схемы реже дают в одном пакете SSO, отсутствие передачи пароля прил</w:t>
-      </w:r>
-      <w:r>
-        <w:t>ожению и стыковку с корпоративным каталогом (AD/LDAP) через Keycloak без лишней самописной обвязки.</w:t>
+        <w:t>OAuth 2.0 / OpenID Connect выбраны как база: это распространённый стандарт для федерации и SSO, хорошо стыкуется с LDAP/AD и Keycloak (обоснование — п. 9.4.5). Приложение и шлюз видят только JWT по публичным ключам, пароль остаётся в Keycloak (п. 4.1.5 ТЗ). OIDC даёт стандартные identity-claims и роли/группы для RBAC; MFA и аудит событий входа сосредоточены в Keycloak, без копирования в каждый сервис.</w:t>
+      </w:r>
+    </w:p>
+    <w:p>
+      <w:r>
+        <w:t>Чистые «сессии с паролем» или проприетарные схемы реже дают в одном пакете SSO, отсутствие передачи пароля приложению и стыковку с корпоративным каталогом (AD/LDAP) через Keycloak без лишней самописной обвязки.</w:t>
       </w:r>
     </w:p>
     <w:p>
@@ -4240,13 +3767,7 @@
     </w:p>
     <w:p>
       <w:r>
-        <w:t>Клиен</w:t>
-      </w:r>
-      <w:r>
-        <w:t>т направляет пользователя к Id провайдеру; получает код авторизации по редиректу и обменивает его на токен на стороне модуля BFF в составе совмещённого прикладного сервиса (доступного извне через маршруты шлюза); code_verifier ограничивает использование пе</w:t>
-      </w:r>
-      <w:r>
-        <w:t>рехваченного кода. Рекомендуется для фронтенда (OAuth 2.0 Security BCP, RFC 8252): секреты клиента не попадают в браузер.</w:t>
+        <w:t>Клиент направляет пользователя к Id провайдеру; получает код авторизации по редиректу и обменивает его на токен на стороне модуля BFF в составе совмещённого прикладного сервиса (доступного извне через маршруты шлюза); code_verifier ограничивает использование перехваченного кода. Рекомендуется для фронтенда (OAuth 2.0 Security BCP, RFC 8252): секреты клиента не попадают в браузер.</w:t>
       </w:r>
       <w:r>
         <w:br/>
@@ -4262,10 +3783,7 @@
       </w:r>
       <w:proofErr w:type="gramEnd"/>
       <w:r>
-        <w:t xml:space="preserve"> возвращается в fragment URL после редиректа с Id провайдера. Устарел, уязвим к перехвату токена; не рекомендуе</w:t>
-      </w:r>
-      <w:r>
-        <w:t>тся (RFC 6749, OAuth 2.0 Security BCP).</w:t>
+        <w:t xml:space="preserve"> возвращается в fragment URL после редиректа с Id провайдера. Устарел, уязвим к перехвату токена; не рекомендуется (RFC 6749, OAuth 2.0 Security BCP).</w:t>
       </w:r>
       <w:r>
         <w:br/>
@@ -4281,10 +3799,7 @@
       </w:r>
       <w:proofErr w:type="gramEnd"/>
       <w:r>
-        <w:t xml:space="preserve"> передаёт логин и пароль приложению, приложение обменивает их на токен у Id провайдера. Требует доверия к клиенту, раскрывает пароль приложению; для браузерного фронтенда</w:t>
-      </w:r>
-      <w:r>
-        <w:t xml:space="preserve"> недопустим.</w:t>
+        <w:t xml:space="preserve"> передаёт логин и пароль приложению, приложение обменивает их на токен у Id провайдера. Требует доверия к клиенту, раскрывает пароль приложению; для браузерного фронтенда недопустим.</w:t>
       </w:r>
       <w:r>
         <w:br/>
@@ -4303,8 +3818,6 @@
       </w:r>
       <w:r>
         <w:br/>
-      </w:r>
-      <w:r>
         <w:t xml:space="preserve">Обоснование выбора потока для ИС «Фармадок» — п. 9.2.1; детали потока — п. 9.4.4 и </w:t>
       </w:r>
       <w:hyperlink w:anchor="fig-9-3" w:history="1">
@@ -4347,13 +3860,7 @@
     <w:p>
       <w:r>
         <w:lastRenderedPageBreak/>
-        <w:t>Л</w:t>
-      </w:r>
-      <w:r>
-        <w:t>огин и пароль проверяются одним из backend-компонентов, сессия хранится на сервере; авторизация — по данным, привязанным к сессии. Недостатки: отсутствие единой точки входа для всех API, сложность масштабирования на множество компонентов, затруднённый цент</w:t>
-      </w:r>
-      <w:r>
-        <w:t>рализованный аудит.</w:t>
+        <w:t>Логин и пароль проверяются одним из backend-компонентов, сессия хранится на сервере; авторизация — по данным, привязанным к сессии. Недостатки: отсутствие единой точки входа для всех API, сложность масштабирования на множество компонентов, затруднённый централизованный аудит.</w:t>
       </w:r>
       <w:r>
         <w:br/>
@@ -4369,10 +3876,7 @@
       </w:r>
       <w:proofErr w:type="gramEnd"/>
       <w:r>
-        <w:t xml:space="preserve"> ведёт учётные записи и выдаёт JWT; шлюз проверяет JWT и RBAC. Даёт единую точку входа, но дублирует функциональность Id провайдера, не решает задачу SSO для нескольк</w:t>
-      </w:r>
-      <w:r>
-        <w:t>их приложений и увеличивает объём собственной разработки и сопровождения.</w:t>
+        <w:t xml:space="preserve"> ведёт учётные записи и выдаёт JWT; шлюз проверяет JWT и RBAC. Даёт единую точку входа, но дублирует функциональность Id провайдера, не решает задачу SSO для нескольких приложений и увеличивает объём собственной разработки и сопровождения.</w:t>
       </w:r>
       <w:r>
         <w:br/>
@@ -4388,10 +3892,7 @@
       </w:r>
       <w:proofErr w:type="gramEnd"/>
       <w:r>
-        <w:t xml:space="preserve"> выполняет аутентификацию и выдаёт JWT. Шлюз проверяет токены по кл</w:t>
-      </w:r>
-      <w:r>
-        <w:t xml:space="preserve">ючам Keycloak и выполняет RBAC. Браузерный клиент обращается к шлюзу; обмен кода на токен и сценарий с сессией выполняются в модуле BFF в составе совмещённого прикладного сервиса за шлюзом. Так </w:t>
+        <w:t xml:space="preserve"> выполняет аутентификацию и выдаёт JWT. Шлюз проверяет токены по ключам Keycloak и выполняет RBAC. Браузерный клиент обращается к шлюзу; обмен кода на токен и сценарий с сессией выполняются в модуле BFF в составе совмещённого прикладного сервиса за шлюзом. Так </w:t>
       </w:r>
       <w:proofErr w:type="gramStart"/>
       <w:r>
@@ -4399,20 +3900,11 @@
       </w:r>
       <w:proofErr w:type="gramEnd"/>
       <w:r>
-        <w:t xml:space="preserve"> единая точка входа, SSO, MFA, RBAC и централизован</w:t>
-      </w:r>
-      <w:r>
-        <w:t>ный аудит, сохраняется соответствие отраслевым практикам и не передаются данные аутентификации третьим лицам.</w:t>
+        <w:t xml:space="preserve"> единая точка входа, SSO, MFA, RBAC и централизованный аудит, сохраняется соответствие отраслевым практикам и не передаются данные аутентификации третьим лицам.</w:t>
       </w:r>
       <w:r>
         <w:br/>
-        <w:t>4. Облачные Id провайдеры (Auth0, Okta, Azure AD и т.п.) с API Gateway: вариант, аналогичный варианту 3, но с размещением Id-провайдера у сторонне</w:t>
-      </w:r>
-      <w:r>
-        <w:t>го оператора. Указанный подход снижает эксплуатационные затраты, однако влечёт передачу учётных данных и фактов входа во внешний облачный контур, что может противоречить п. 4.1.5 ТЗ и политике конфиденциальности для фармацевтической и экспертной информации</w:t>
-      </w:r>
-      <w:r>
-        <w:t>.</w:t>
+        <w:t>4. Облачные Id провайдеры (Auth0, Okta, Azure AD и т.п.) с API Gateway: вариант, аналогичный варианту 3, но с размещением Id-провайдера у стороннего оператора. Указанный подход снижает эксплуатационные затраты, однако влечёт передачу учётных данных и фактов входа во внешний облачный контур, что может противоречить п. 4.1.5 ТЗ и политике конфиденциальности для фармацевтической и экспертной информации.</w:t>
       </w:r>
     </w:p>
     <w:p>
@@ -4445,10 +3937,7 @@
         </w:numPr>
       </w:pPr>
       <w:r>
-        <w:t>Целевая схема подсистемы: браузерный клиент -&gt; API Gateway (Kong) -&gt; совмещённый прикладной сервис (BFF+backend); контур аутентифика</w:t>
-      </w:r>
-      <w:r>
-        <w:t xml:space="preserve">ции обеспечивает Keycloak в контуре Заказчика. Публичные </w:t>
+        <w:t xml:space="preserve">Целевая схема подсистемы: браузерный клиент -&gt; API Gateway (Kong) -&gt; совмещённый прикладной сервис (BFF+backend); контур аутентификации обеспечивает Keycloak в контуре Заказчика. Публичные </w:t>
       </w:r>
       <w:r>
         <w:t>redirect_uri</w:t>
@@ -4478,13 +3967,7 @@
         </w:numPr>
       </w:pPr>
       <w:r>
-        <w:t>Для п</w:t>
-      </w:r>
-      <w:r>
-        <w:t>олучения токена веб-клиентом принят поток Authorization Code + PKCE в рамках OpenID Connect: Keycloak поддерживает discovery и выдаёт JWT с утверждениями о пользователе и ролях; обмен кода на токен выполняется в модуле BFF в составе совмещённого прикладног</w:t>
-      </w:r>
-      <w:r>
-        <w:t xml:space="preserve">о сервиса, браузер не получает долгоживущие секреты. Детали потока — п. 9.4.4 и </w:t>
+        <w:t xml:space="preserve">Для получения токена веб-клиентом принят поток Authorization Code + PKCE в рамках OpenID Connect: Keycloak поддерживает discovery и выдаёт JWT с утверждениями о пользователе и ролях; обмен кода на токен выполняется в модуле BFF в составе совмещённого прикладного сервиса, браузер не получает долгоживущие секреты. Детали потока — п. 9.4.4 и </w:t>
       </w:r>
       <w:hyperlink w:anchor="fig-9-3" w:history="1">
         <w:r>
@@ -4500,18 +3983,12 @@
     </w:p>
     <w:p>
       <w:r>
-        <w:t>Этим обеспечиваются п. 4.1.1 и 4.1.5 ТЗ по точке входа, аутентификации, RBAC, лимитам и логированию. Keycloak и шлюз настраиваются один раз</w:t>
-      </w:r>
-      <w:r>
-        <w:t xml:space="preserve"> на контур прикладных сервисов; доступны SSO, MFA и стыковка Keycloak с LDAP/корпоративным каталогом (AD). Модуль BFF в составе совмещённого сервиса убирает секреты клиента из браузера и соответствует BCP для OAuth2/OIDC.</w:t>
-      </w:r>
-    </w:p>
-    <w:p>
-      <w:r>
-        <w:t>Вариант 4 не принят в качестве осн</w:t>
-      </w:r>
-      <w:r>
-        <w:t>овного из-за требований к размещению данных (п. 4.1.5 ТЗ</w:t>
+        <w:t>Этим обеспечиваются п. 4.1.1 и 4.1.5 ТЗ по точке входа, аутентификации, RBAC, лимитам и логированию. Keycloak и шлюз настраиваются один раз на контур прикладных сервисов; доступны SSO, MFA и стыковка Keycloak с LDAP/корпоративным каталогом (AD). Модуль BFF в составе совмещённого сервиса убирает секреты клиента из браузера и соответствует BCP для OAuth2/OIDC.</w:t>
+      </w:r>
+    </w:p>
+    <w:p>
+      <w:r>
+        <w:t>Вариант 4 не принят в качестве основного из-за требований к размещению данных (п. 4.1.5 ТЗ</w:t>
       </w:r>
       <w:proofErr w:type="gramStart"/>
       <w:r>
@@ -4540,13 +4017,7 @@
       </w:r>
       <w:r>
         <w:br/>
-        <w:t>Общий поток: пользователь открывает фронтенд (отдельная раздача статики или через маршруты шл</w:t>
-      </w:r>
-      <w:r>
-        <w:t>юза — по решению реализации). Все обращения к API и сценарию входа из браузера идут на публичный адрес шлюза. При необходимости входа совмещённый сервис через шлюз инициирует редирект к Keycloak (OAuth2/OIDC, Authorization Code + PKCE). После успешной ауте</w:t>
-      </w:r>
-      <w:r>
-        <w:t xml:space="preserve">нтификации Keycloak возвращает код на </w:t>
+        <w:t xml:space="preserve">Общий поток: пользователь открывает фронтенд (отдельная раздача статики или через маршруты шлюза — по решению реализации). Все обращения к API и сценарию входа из браузера идут на публичный адрес шлюза. При необходимости входа совмещённый сервис через шлюз инициирует редирект к Keycloak (OAuth2/OIDC, Authorization Code + PKCE). После успешной аутентификации Keycloak возвращает код на </w:t>
       </w:r>
       <w:r>
         <w:t>redirect_uri</w:t>
@@ -4645,18 +4116,12 @@
         <w:pStyle w:val="3"/>
       </w:pPr>
       <w:r>
-        <w:t>9.3. API G</w:t>
-      </w:r>
-      <w:r>
-        <w:t>ateway и точка входа</w:t>
-      </w:r>
-    </w:p>
-    <w:p>
-      <w:r>
-        <w:t>Роль шлюза в подсистеме и связь с требованиями ТЗ раскрыты в п. 9.1 и п. 9.2. Ниже приведены назначение компонента в архитектуре, последовательность обработки запроса, принципы реализации, логирования и возможной замены продукта без из</w:t>
-      </w:r>
-      <w:r>
-        <w:t>менения архитектурной роли шлюза.</w:t>
+        <w:t>9.3. API Gateway и точка входа</w:t>
+      </w:r>
+    </w:p>
+    <w:p>
+      <w:r>
+        <w:t>Роль шлюза в подсистеме и связь с требованиями ТЗ раскрыты в п. 9.1 и п. 9.2. Ниже приведены назначение компонента в архитектуре, последовательность обработки запроса, принципы реализации, логирования и возможной замены продукта без изменения архитектурной роли шлюза.</w:t>
       </w:r>
     </w:p>
     <w:p>
@@ -4669,10 +4134,7 @@
     </w:p>
     <w:p>
       <w:r>
-        <w:t>API Gateway выступает единственной точкой входа для всех запросов к серверной части Системы из браузера и для внешних клиентов: веб-клиент обращается к шлюзу, шлюз направляет трафик н</w:t>
-      </w:r>
-      <w:r>
-        <w:t>а совмещённый прикладной сервис BFF+backend (а также, при необходимости, на иные backend-сервисы по п. 9.4.9).</w:t>
+        <w:t>API Gateway выступает единственной точкой входа для всех запросов к серверной части Системы из браузера и для внешних клиентов: веб-клиент обращается к шлюзу, шлюз направляет трафик на совмещённый прикладной сервис BFF+backend (а также, при необходимости, на иные backend-сервисы по п. 9.4.9).</w:t>
       </w:r>
       <w:r>
         <w:br/>
@@ -4683,17 +4145,11 @@
       </w:r>
       <w:r>
         <w:lastRenderedPageBreak/>
-        <w:t xml:space="preserve">На шлюз возлагаются: принудительная </w:t>
-      </w:r>
-      <w:r>
-        <w:t>проверка аутентификации (валидность JWT), проверка прав доступа по ролям (RBAC), ограничение частоты запросов, маршрутизация на соответствующие компоненты и аудит каждого запроса.</w:t>
+        <w:t>На шлюз возлагаются: принудительная проверка аутентификации (валидность JWT), проверка прав доступа по ролям (RBAC), ограничение частоты запросов, маршрутизация на соответствующие компоненты и аудит каждого запроса.</w:t>
       </w:r>
       <w:r>
         <w:br/>
-        <w:t>Совмещённый прикладной сервис и иные backend-компоненты получают лишь запрос</w:t>
-      </w:r>
-      <w:r>
-        <w:t>ы, уже прошедшие проверку на шлюзе (где применима проверка JWT), с контекстом авторизации (идентификатор пользователя, роли).</w:t>
+        <w:t>Совмещённый прикладной сервис и иные backend-компоненты получают лишь запросы, уже прошедшие проверку на шлюзе (где применима проверка JWT), с контекстом авторизации (идентификатор пользователя, роли).</w:t>
       </w:r>
     </w:p>
     <w:p>
@@ -4718,10 +4174,7 @@
         </w:numPr>
       </w:pPr>
       <w:r>
-        <w:t>Приём запроса и извлечен</w:t>
-      </w:r>
-      <w:r>
-        <w:t xml:space="preserve">ие JWT из заголовка </w:t>
+        <w:t xml:space="preserve">Приём запроса и извлечение JWT из заголовка </w:t>
       </w:r>
       <w:r>
         <w:t>Authorization: Bearer &lt;token&gt;</w:t>
@@ -4739,10 +4192,7 @@
         </w:numPr>
       </w:pPr>
       <w:r>
-        <w:t xml:space="preserve">Аутентификация: проверка подписи и срока действия JWT по публичным ключам Keycloak (JWKS или PEM); при отсутствии токена, невалидной подписи или истечении срока — ответ 401 Unauthorized, запрос на backend </w:t>
-      </w:r>
-      <w:r>
-        <w:t>не передаётся, событие логируется.</w:t>
+        <w:t>Аутентификация: проверка подписи и срока действия JWT по публичным ключам Keycloak (JWKS или PEM); при отсутствии токена, невалидной подписи или истечении срока — ответ 401 Unauthorized, запрос на backend не передаётся, событие логируется.</w:t>
       </w:r>
     </w:p>
     <w:p>
@@ -4766,10 +4216,7 @@
         </w:numPr>
       </w:pPr>
       <w:r>
-        <w:t>Ограничение част</w:t>
-      </w:r>
-      <w:r>
-        <w:t>оты: не более 100 запросов в минуту на одного аутентифицированного пользователя (п. 4.1.1 ТЗ); при превышении — 429 Too Many Requests.</w:t>
+        <w:t>Ограничение частоты: не более 100 запросов в минуту на одного аутентифицированного пользователя (п. 4.1.1 ТЗ); при превышении — 429 Too Many Requests.</w:t>
       </w:r>
     </w:p>
     <w:p>
@@ -4781,10 +4228,7 @@
         </w:numPr>
       </w:pPr>
       <w:r>
-        <w:t xml:space="preserve">Маршрутизация: запрос вместе с контекстом авторизации (идентификатор пользователя, роли) направляется на соответствующий </w:t>
-      </w:r>
-      <w:r>
-        <w:t>backend-компонент согласно правилам (маппинг «путь + метод» → целевой компонент).</w:t>
+        <w:t>Маршрутизация: запрос вместе с контекстом авторизации (идентификатор пользователя, роли) направляется на соответствующий backend-компонент согласно правилам (маппинг «путь + метод» → целевой компонент).</w:t>
       </w:r>
     </w:p>
     <w:p>
@@ -4875,10 +4319,7 @@
         <w:pStyle w:val="4"/>
       </w:pPr>
       <w:r>
-        <w:t xml:space="preserve">9.3.3. </w:t>
-      </w:r>
-      <w:r>
-        <w:t>Реализация API Gateway в целевой конфигурации</w:t>
+        <w:t>9.3.3. Реализация API Gateway в целевой конфигурации</w:t>
       </w:r>
     </w:p>
     <w:p>
@@ -4895,10 +4336,7 @@
         </w:numPr>
       </w:pPr>
       <w:r>
-        <w:t>конфигурация шлюза ведётся цент</w:t>
-      </w:r>
-      <w:r>
-        <w:t>рализованно и декларативно;</w:t>
+        <w:t>конфигурация шлюза ведётся централизованно и декларативно;</w:t>
       </w:r>
     </w:p>
     <w:p>
@@ -4953,10 +4391,7 @@
     <w:p>
       <w:r>
         <w:lastRenderedPageBreak/>
-        <w:t>Каждый запрос, проходящий через API Gateway, логируется с метаданными: IP-адрес клиента, идентификатор пользователя (из JWT), время запроса, метод и путь, HTTP-статус ответа, задержка. События отказа в доступе (401, 403, 429) фиксируются отдельно и могут п</w:t>
-      </w:r>
-      <w:r>
-        <w:t>ередаваться в систему SIEM Заказчика (п. 4.1.5 ТЗ).</w:t>
+        <w:t>Каждый запрос, проходящий через API Gateway, логируется с метаданными: IP-адрес клиента, идентификатор пользователя (из JWT), время запроса, метод и путь, HTTP-статус ответа, задержка. События отказа в доступе (401, 403, 429) фиксируются отдельно и могут передаваться в систему SIEM Заказчика (п. 4.1.5 ТЗ).</w:t>
       </w:r>
     </w:p>
     <w:p>
@@ -4979,18 +4414,12 @@
         <w:t>429</w:t>
       </w:r>
       <w:r>
-        <w:t>) и передавать их в централизованный контур наблюдаемости и при необходи</w:t>
-      </w:r>
-      <w:r>
-        <w:t>мости в SIEM Заказчика. В журналы включаются как минимум IP-адрес клиента, метод и путь, код ответа, задержка, а также идентификатор пользователя или эквивалентный субъектный атрибут из контекста аутентификации.</w:t>
-      </w:r>
-    </w:p>
-    <w:p>
-      <w:r>
-        <w:t>Конкретный механизм доставки в SIEM (syslog,</w:t>
-      </w:r>
-      <w:r>
-        <w:t xml:space="preserve"> файловый сборщик, HTTP-коннектор или корпоративный агент), формат записи и набор полей утверждаются на стадии реализации в связке с требованиями ИБ Заказчика.</w:t>
+        <w:t>) и передавать их в централизованный контур наблюдаемости и при необходимости в SIEM Заказчика. В журналы включаются как минимум IP-адрес клиента, метод и путь, код ответа, задержка, а также идентификатор пользователя или эквивалентный субъектный атрибут из контекста аутентификации.</w:t>
+      </w:r>
+    </w:p>
+    <w:p>
+      <w:r>
+        <w:t>Конкретный механизм доставки в SIEM (syslog, файловый сборщик, HTTP-коннектор или корпоративный агент), формат записи и набор полей утверждаются на стадии реализации в связке с требованиями ИБ Заказчика.</w:t>
       </w:r>
     </w:p>
     <w:p>
@@ -5003,10 +4432,7 @@
     </w:p>
     <w:p>
       <w:r>
-        <w:t xml:space="preserve">Шлюз не обращается к Keycloak при каждом запросе: проверка JWT </w:t>
-      </w:r>
-      <w:r>
-        <w:t>выполняется локально по публичным ключам Keycloak.</w:t>
+        <w:t>Шлюз не обращается к Keycloak при каждом запросе: проверка JWT выполняется локально по публичным ключам Keycloak.</w:t>
       </w:r>
       <w:r>
         <w:br/>
@@ -5023,10 +4449,7 @@
     </w:p>
     <w:p>
       <w:r>
-        <w:t xml:space="preserve">Подраздел раскрывает, что </w:t>
-      </w:r>
-      <w:r>
-        <w:t xml:space="preserve">такое аутентификация в контексте системы, из чего состоит контур (Keycloak, шлюз, совмещённый BFF+backend, фронтенд), как проходит вход и выдача токена и почему выбран Keycloak; отдельно </w:t>
+        <w:t xml:space="preserve">Подраздел раскрывает, что такое аутентификация в контексте системы, из чего состоит контур (Keycloak, шлюз, совмещённый BFF+backend, фронтенд), как проходит вход и выдача токена и почему выбран Keycloak; отдельно </w:t>
       </w:r>
       <w:proofErr w:type="gramStart"/>
       <w:r>
@@ -5034,10 +4457,7 @@
       </w:r>
       <w:proofErr w:type="gramEnd"/>
       <w:r>
-        <w:t xml:space="preserve"> AD-федерация (п. 9.4.8) и сервис-сервис вызовы (п. 9.</w:t>
-      </w:r>
-      <w:r>
-        <w:t>4.9). Архитектурный каркас (OAuth2/OIDC, Keycloak в контуре Заказчика, модуль BFF в составе прикладного сервиса за шлюзом) дан в п. 9.1–9.2, авторизация — п. 9.5. Реализация в коде — в документе «Описание программного обеспечения».</w:t>
+        <w:t xml:space="preserve"> AD-федерация (п. 9.4.8) и сервис-сервис вызовы (п. 9.4.9). Архитектурный каркас (OAuth2/OIDC, Keycloak в контуре Заказчика, модуль BFF в составе прикладного сервиса за шлюзом) дан в п. 9.1–9.2, авторизация — п. 9.5. Реализация в коде — в документе «Описание программного обеспечения».</w:t>
       </w:r>
     </w:p>
     <w:p>
@@ -5045,10 +4465,7 @@
         <w:pStyle w:val="4"/>
       </w:pPr>
       <w:r>
-        <w:t>9.4.1. Понятие аутентифи</w:t>
-      </w:r>
-      <w:r>
-        <w:t>кации</w:t>
+        <w:t>9.4.1. Понятие аутентификации</w:t>
       </w:r>
     </w:p>
     <w:p>
@@ -5060,10 +4477,7 @@
         <w:t>Аутентификация</w:t>
       </w:r>
       <w:r>
-        <w:t xml:space="preserve"> — установление и проверка личности субъекта (пользователя или компонента): подтверждение того, что субъект является тем, за кого себя выдаёт. Пользователь предъявляет учётные данные (логин и пароль, сертификат, биометрию или второй фак</w:t>
-      </w:r>
-      <w:r>
-        <w:t xml:space="preserve">тор — TOTP, FIDO2); система проверяет их и при успехе связывает сессию или выданный токен с идентификатором. </w:t>
+        <w:t xml:space="preserve"> — установление и проверка личности субъекта (пользователя или компонента): подтверждение того, что субъект является тем, за кого себя выдаёт. Пользователь предъявляет учётные данные (логин и пароль, сертификат, биометрию или второй фактор — TOTP, FIDO2); система проверяет их и при успехе связывает сессию или выданный токен с идентификатором. </w:t>
       </w:r>
     </w:p>
     <w:p>
@@ -5083,10 +4497,7 @@
     </w:p>
     <w:p>
       <w:r>
-        <w:t xml:space="preserve">В ИС «Фармадок» аутентификация обеспечивается Keycloak (проверка учётных </w:t>
-      </w:r>
-      <w:r>
-        <w:t>данных, при необходимости MFA, выдача JWT); после входа права пользователя проверяются при каждом запросе по утверждениям в JWT (авторизация — п. 9.5).</w:t>
+        <w:t>В ИС «Фармадок» аутентификация обеспечивается Keycloak (проверка учётных данных, при необходимости MFA, выдача JWT); после входа права пользователя проверяются при каждом запросе по утверждениям в JWT (авторизация — п. 9.5).</w:t>
       </w:r>
     </w:p>
     <w:p>
@@ -5106,14 +4517,7 @@
           <w:i/>
           <w:iCs/>
         </w:rPr>
-        <w:t>идент</w:t>
-      </w:r>
-      <w:r>
-        <w:rPr>
-          <w:i/>
-          <w:iCs/>
-        </w:rPr>
-        <w:t>ичности</w:t>
+        <w:t>идентичности</w:t>
       </w:r>
       <w:r>
         <w:t xml:space="preserve"> пользователя и </w:t>
@@ -5126,10 +4530,7 @@
         <w:t>сведений о его правах</w:t>
       </w:r>
       <w:r>
-        <w:t xml:space="preserve"> для всей Системы: установление личности при входе, выдача JWT для последующих запросов к API, передача контекста прав в API Gateway и backend (решения о допуске принимаются на шлюзе и backend по утверждениям в J</w:t>
-      </w:r>
-      <w:r>
-        <w:t>WT).</w:t>
+        <w:t xml:space="preserve"> для всей Системы: установление личности при входе, выдача JWT для последующих запросов к API, передача контекста прав в API Gateway и backend (решения о допуске принимаются на шлюзе и backend по утверждениям в JWT).</w:t>
       </w:r>
     </w:p>
     <w:p>
@@ -5139,10 +4540,7 @@
     </w:p>
     <w:p>
       <w:r>
-        <w:t xml:space="preserve">Keycloak выступает Id-провайдером (Identity Provider): проверяет учётные данные, при необходимости проводит MFA, выдаёт JWT с утверждениями о пользователе и ролях (или группах, отображаемых на роли). Обоснование </w:t>
-      </w:r>
-      <w:r>
-        <w:t>выбора — п. 9.4.5.</w:t>
+        <w:t>Keycloak выступает Id-провайдером (Identity Provider): проверяет учётные данные, при необходимости проводит MFA, выдаёт JWT с утверждениями о пользователе и ролях (или группах, отображаемых на роли). Обоснование выбора — п. 9.4.5.</w:t>
       </w:r>
     </w:p>
     <w:p>
@@ -5159,10 +4557,7 @@
       </w:r>
       <w:proofErr w:type="gramEnd"/>
       <w:r>
-        <w:t xml:space="preserve"> маршруты шлюза фронтенд входит в систему и обращается к API; выполняется обмен кода авторизации на токен и работа с серверной сессией; запросы к прикладн</w:t>
-      </w:r>
-      <w:r>
-        <w:t>ому API проходят через шлюз с проверкой JWT и RBAC.</w:t>
+        <w:t xml:space="preserve"> маршруты шлюза фронтенд входит в систему и обращается к API; выполняется обмен кода авторизации на токен и работа с серверной сессией; запросы к прикладному API проходят через шлюз с проверкой JWT и RBAC.</w:t>
       </w:r>
     </w:p>
     <w:p>
@@ -5176,10 +4571,7 @@
       </w:r>
       <w:proofErr w:type="gramEnd"/>
       <w:r>
-        <w:t xml:space="preserve"> приложение; инициация входа и вызовы функциональности выполняются к публичному адресу шлюза. Логически фронтенд расположен перед API Gateway; шлюз проверяет JWT и извлекает контекст п</w:t>
-      </w:r>
-      <w:r>
-        <w:t>рав; совмещённый BFF+backend получает контекст от шлюза и не обращается к Keycloak напрямую при обработке каждого запроса API.</w:t>
+        <w:t xml:space="preserve"> приложение; инициация входа и вызовы функциональности выполняются к публичному адресу шлюза. Логически фронтенд расположен перед API Gateway; шлюз проверяет JWT и извлекает контекст прав; совмещённый BFF+backend получает контекст от шлюза и не обращается к Keycloak напрямую при обработке каждого запроса API.</w:t>
       </w:r>
     </w:p>
     <w:p>
@@ -5199,10 +4591,7 @@
         <w:t>Single Sign-On (SSO)</w:t>
       </w:r>
       <w:r>
-        <w:t xml:space="preserve"> — возможность один раз пройти аутентификацию в Keycloak и затем обращаться ко всем </w:t>
-      </w:r>
-      <w:r>
-        <w:t>приложениям и сервисам Системы без повторного ввода учётных данных.</w:t>
+        <w:t xml:space="preserve"> — возможность один раз пройти аутентификацию в Keycloak и затем обращаться ко всем приложениям и сервисам Системы без повторного ввода учётных данных.</w:t>
       </w:r>
       <w:r>
         <w:br/>
@@ -5239,10 +4628,7 @@
       </w:r>
       <w:r>
         <w:br/>
-        <w:t>Детали процесса в</w:t>
-      </w:r>
-      <w:r>
-        <w:t>хода и выдачи токена — п. 9.4.4 (</w:t>
+        <w:t>Детали процесса входа и выдачи токена — п. 9.4.4 (</w:t>
       </w:r>
       <w:hyperlink w:anchor="fig-9-3" w:history="1">
         <w:r>
@@ -5273,10 +4659,7 @@
         </w:numPr>
       </w:pPr>
       <w:r>
-        <w:t>Пользователь открывает в браузере приложение (фронтенд) и обращается к публичному адресу API</w:t>
-      </w:r>
-      <w:r>
-        <w:t xml:space="preserve"> Gateway;</w:t>
+        <w:t>Пользователь открывает в браузере приложение (фронтенд) и обращается к публичному адресу API Gateway;</w:t>
       </w:r>
     </w:p>
     <w:p>
@@ -5318,10 +4701,7 @@
         </w:numPr>
       </w:pPr>
       <w:r>
-        <w:t>Модуль BFF в</w:t>
-      </w:r>
-      <w:r>
-        <w:t xml:space="preserve"> составе совмещённого сервиса обменивает код на JWT; браузер получает только cookie сессии, JWT в браузере не хранится.</w:t>
+        <w:t>Модуль BFF в составе совмещённого сервиса обменивает код на JWT; браузер получает только cookie сессии, JWT в браузере не хранится.</w:t>
       </w:r>
     </w:p>
     <w:p>
@@ -5357,10 +4737,7 @@
     </w:p>
     <w:p>
       <w:r>
-        <w:t>Секреты клиента (client_secret при наличии) и долгоживущие токены не попада</w:t>
-      </w:r>
-      <w:r>
-        <w:t>ют в браузер — это соответствует рекомендациям по безопасному использованию OAuth2/OIDC для фронтенда.</w:t>
+        <w:t>Секреты клиента (client_secret при наличии) и долгоживущие токены не попадают в браузер — это соответствует рекомендациям по безопасному использованию OAuth2/OIDC для фронтенда.</w:t>
       </w:r>
       <w:r>
         <w:br/>
@@ -5447,24 +4824,12 @@
     </w:p>
     <w:p>
       <w:r>
-        <w:t>Keycloak — открытое ПО (лицензия Apache 2.0), развёртывание на собственной инфраструктуре Зак</w:t>
-      </w:r>
-      <w:r>
-        <w:t>азчика. Поддерживает OAuth 2.0, OpenID Connect, JWT, MFA (TOTP, FIDO2/WebAuthn), интеграцию с LDAP и пользовательскую федерацию (в т.ч. с корпоративным каталогом). Интеграция с Kong (JWKS) и модулем BFF в совмещённом сервисе — типовая. В репозитории предус</w:t>
-      </w:r>
-      <w:r>
-        <w:t>матриваются: готовый docker-compose, интеграция с HashiCorp Vault, настройка realm и OIDC-клиента приложения, скрипт настройки Kong для проверки JWT (setup-kong-jwt-auth.sh). Это сокращает сроки развёртывания и обеспечивает единообразие конфигурации без пр</w:t>
-      </w:r>
-      <w:r>
-        <w:t>ивязки к облаку и без передачи данных аутентификации за пределы контура Заказчика. Объём выделяемых ресурсов (память, образ) согласуется с Заказчиком на стадии развёртывания.</w:t>
-      </w:r>
-    </w:p>
-    <w:p>
-      <w:r>
-        <w:t>Итого: Keycloak обеспечивает полноту функций (SSO, MFA, OIDC, LDAP), независимост</w:t>
-      </w:r>
-      <w:r>
-        <w:t>ь от облака, открытую лицензию и стек интеграций с Vault и API Gateway. Интеграция с корпоративным AD (федерация и маппинг групп в роли) — п. 9.4.8.</w:t>
+        <w:t>Keycloak — открытое ПО (лицензия Apache 2.0), развёртывание на собственной инфраструктуре Заказчика. Поддерживает OAuth 2.0, OpenID Connect, JWT, MFA (TOTP, FIDO2/WebAuthn), интеграцию с LDAP и пользовательскую федерацию (в т.ч. с корпоративным каталогом). Интеграция с Kong (JWKS) и модулем BFF в совмещённом сервисе — типовая. В репозитории предусматриваются: готовый docker-compose, интеграция с HashiCorp Vault, настройка realm и OIDC-клиента приложения, скрипт настройки Kong для проверки JWT (setup-kong-jwt-auth.sh). Это сокращает сроки развёртывания и обеспечивает единообразие конфигурации без привязки к облаку и без передачи данных аутентификации за пределы контура Заказчика. Объём выделяемых ресурсов (память, образ) согласуется с Заказчиком на стадии развёртывания.</w:t>
+      </w:r>
+    </w:p>
+    <w:p>
+      <w:r>
+        <w:t>Итого: Keycloak обеспечивает полноту функций (SSO, MFA, OIDC, LDAP), независимость от облака, открытую лицензию и стек интеграций с Vault и API Gateway. Интеграция с корпоративным AD (федерация и маппинг групп в роли) — п. 9.4.8.</w:t>
       </w:r>
     </w:p>
     <w:p>
@@ -5484,21 +4849,12 @@
         <w:t>Многофакторная аутентификация (MFA)</w:t>
       </w:r>
       <w:r>
-        <w:t xml:space="preserve"> — проверка личности пользова</w:t>
-      </w:r>
-      <w:r>
-        <w:t>теля по двум и более факторам: не только «что пользователь знает» (пароль), но и «что пользователь имеет» (TOTP-код с устройства, ключ безопасности) или «кто пользователь» (биометрия). MFA снижает риски при компрометации пароля и соответствует требованию Т</w:t>
-      </w:r>
-      <w:r>
-        <w:t>З п. 4.1.5 (защита информации, MFA при необходимости). В ИС «Фармадок» MFA реализуется на стороне Keycloak: после ввода логина и пароля компонент при необходимости запрашивает второй фактор; при успешной проверке выдаётся JWT.</w:t>
-      </w:r>
-    </w:p>
-    <w:p>
-      <w:r>
-        <w:t>Поддерживаемые методы в Keycl</w:t>
-      </w:r>
-      <w:r>
-        <w:t xml:space="preserve">oak: </w:t>
+        <w:t xml:space="preserve"> — проверка личности пользователя по двум и более факторам: не только «что пользователь знает» (пароль), но и «что пользователь имеет» (TOTP-код с устройства, ключ безопасности) или «кто пользователь» (биометрия). MFA снижает риски при компрометации пароля и соответствует требованию ТЗ п. 4.1.5 (защита информации, MFA при необходимости). В ИС «Фармадок» MFA реализуется на стороне Keycloak: после ввода логина и пароля компонент при необходимости запрашивает второй фактор; при успешной проверке выдаётся JWT.</w:t>
+      </w:r>
+    </w:p>
+    <w:p>
+      <w:r>
+        <w:t xml:space="preserve">Поддерживаемые методы в Keycloak: </w:t>
       </w:r>
     </w:p>
     <w:p>
@@ -5535,10 +4891,7 @@
       </w:r>
       <w:proofErr w:type="gramEnd"/>
       <w:r>
-        <w:t xml:space="preserve"> MFA, выбор методов и назначение политик (обязательный второй фактор для ролей или </w:t>
-      </w:r>
-      <w:r>
-        <w:t>приложений) настраиваются в Keycloak; архитектура входа (модуль BFF в совмещённом сервисе, OIDC, JWT на шлюзе) при этом не меняется.</w:t>
+        <w:t xml:space="preserve"> MFA, выбор методов и назначение политик (обязательный второй фактор для ролей или приложений) настраиваются в Keycloak; архитектура входа (модуль BFF в совмещённом сервисе, OIDC, JWT на шлюзе) при этом не меняется.</w:t>
       </w:r>
     </w:p>
     <w:p>
@@ -5551,26 +4904,17 @@
         <w:pStyle w:val="4"/>
       </w:pPr>
       <w:r>
-        <w:t>9.4.7. Backend, фр</w:t>
-      </w:r>
-      <w:r>
-        <w:t>онтенд и BFF</w:t>
-      </w:r>
-    </w:p>
-    <w:p>
-      <w:r>
-        <w:t>Серверная часть Системы реализуется на Python 3.11 и выше с использованием FastAPI или эквивалента. Доступ к совмещённому прикладному сервису извне — только через API Gateway (п. 9.3); запросы приходят с проверенным на шлюзе JWT (где применима</w:t>
-      </w:r>
-      <w:r>
-        <w:t xml:space="preserve"> политика маршрута) и контекстом авторизации.</w:t>
-      </w:r>
-    </w:p>
-    <w:p>
-      <w:r>
-        <w:t>Целевая архитектурная конфигурация. Для технического проекта принимается браузерный пользовательский интерфейс и совмещённый прикладной сервис (модуль BFF и прикладной backend в одном развёртывании) с серверной</w:t>
-      </w:r>
-      <w:r>
-        <w:t xml:space="preserve"> сессией. Независимо от выбора клиентского фреймворка (</w:t>
+        <w:t>9.4.7. Backend, фронтенд и BFF</w:t>
+      </w:r>
+    </w:p>
+    <w:p>
+      <w:r>
+        <w:t>Серверная часть Системы реализуется на Python 3.11 и выше с использованием FastAPI или эквивалента. Доступ к совмещённому прикладному сервису извне — только через API Gateway (п. 9.3); запросы приходят с проверенным на шлюзе JWT (где применима политика маршрута) и контекстом авторизации.</w:t>
+      </w:r>
+    </w:p>
+    <w:p>
+      <w:r>
+        <w:t>Целевая архитектурная конфигурация. Для технического проекта принимается браузерный пользовательский интерфейс и совмещённый прикладной сервис (модуль BFF и прикладной backend в одном развёртывании) с серверной сессией. Независимо от выбора клиентского фреймворка (</w:t>
       </w:r>
       <w:r>
         <w:t>MPA</w:t>
@@ -5582,34 +4926,22 @@
         <w:t>SPA</w:t>
       </w:r>
       <w:r>
-        <w:t>) безопасность строится одинаково: браузер не хранит долгоживущие токены, а обмен кода авторизации на токен и дальнейшая работа с сессией выполняются в модуле BFF в составе этого сервиса; вн</w:t>
-      </w:r>
-      <w:r>
-        <w:t>ешние вызовы к API проходят через шлюз.</w:t>
-      </w:r>
-    </w:p>
-    <w:p>
-      <w:r>
-        <w:t>Фронтенд. Пользовательский веб-интерфейс реализуется как браузерное приложение. Конкретный UI-стек и способ рендеринга уточняются на стадии реализации, но не меняют архитектурную схему входа, единую точку доступа к A</w:t>
-      </w:r>
-      <w:r>
-        <w:t>PI и требования к RBAC.</w:t>
-      </w:r>
-    </w:p>
-    <w:p>
-      <w:r>
-        <w:t>BFF. Backend for Frontend в составе совмещённого сервиса инициирует редирект пользователя к Keycloak, принимает callback с кодом авторизации (через маршруты шлюза), обменивает код на JWT, хранит токен в серверной сессии и обрабатыва</w:t>
-      </w:r>
-      <w:r>
-        <w:t>ет прикладные запросы после проверок на шлюзе. За счёт этого секреты и долгоживущие токены не передаются в браузер, а аудит обмена токенов и вызовов API концентрируется в прикладном контуре за единой точкой входа.</w:t>
-      </w:r>
-    </w:p>
-    <w:p>
-      <w:r>
-        <w:t>Подробные маршруты, набор переменных окруж</w:t>
-      </w:r>
-      <w:r>
-        <w:t>ения и низкоуровневая конфигурация совмещённого сервиса и шлюза фиксируются в документе «Описание программного обеспечения».</w:t>
+        <w:t>) безопасность строится одинаково: браузер не хранит долгоживущие токены, а обмен кода авторизации на токен и дальнейшая работа с сессией выполняются в модуле BFF в составе этого сервиса; внешние вызовы к API проходят через шлюз.</w:t>
+      </w:r>
+    </w:p>
+    <w:p>
+      <w:r>
+        <w:t>Фронтенд. Пользовательский веб-интерфейс реализуется как браузерное приложение. Конкретный UI-стек и способ рендеринга уточняются на стадии реализации, но не меняют архитектурную схему входа, единую точку доступа к API и требования к RBAC.</w:t>
+      </w:r>
+    </w:p>
+    <w:p>
+      <w:r>
+        <w:t>BFF. Backend for Frontend в составе совмещённого сервиса инициирует редирект пользователя к Keycloak, принимает callback с кодом авторизации (через маршруты шлюза), обменивает код на JWT, хранит токен в серверной сессии и обрабатывает прикладные запросы после проверок на шлюзе. За счёт этого секреты и долгоживущие токены не передаются в браузер, а аудит обмена токенов и вызовов API концентрируется в прикладном контуре за единой точкой входа.</w:t>
+      </w:r>
+    </w:p>
+    <w:p>
+      <w:r>
+        <w:t>Подробные маршруты, набор переменных окружения и низкоуровневая конфигурация совмещённого сервиса и шлюза фиксируются в документе «Описание программного обеспечения».</w:t>
       </w:r>
     </w:p>
     <w:p>
@@ -5622,10 +4954,7 @@
     </w:p>
     <w:p>
       <w:r>
-        <w:t xml:space="preserve">Интеграция с корпоративным Active Directory позволяет организовать вход </w:t>
-      </w:r>
-      <w:r>
-        <w:t>пользователей по учётным данным AD и использовать группы AD для разграничения доступа в Системе (в соответствии с архитектурой, принятой в п. 9.1–9.2).</w:t>
+        <w:t>Интеграция с корпоративным Active Directory позволяет организовать вход пользователей по учётным данным AD и использовать группы AD для разграничения доступа в Системе (в соответствии с архитектурой, принятой в п. 9.1–9.2).</w:t>
       </w:r>
     </w:p>
     <w:p>
@@ -5642,10 +4971,7 @@
       </w:r>
       <w:proofErr w:type="gramEnd"/>
       <w:r>
-        <w:t xml:space="preserve"> настраивается на использование AD как источника идент</w:t>
-      </w:r>
-      <w:r>
-        <w:t>ичности: подключение по LDAP/LDAPS.</w:t>
+        <w:t xml:space="preserve"> настраивается на использование AD как источника идентичности: подключение по LDAP/LDAPS.</w:t>
       </w:r>
     </w:p>
     <w:p>
@@ -5673,8 +4999,6 @@
       </w:r>
       <w:r>
         <w:br/>
-      </w:r>
-      <w:r>
         <w:t>Поток для клиента (шлюз, совмещённый BFF+backend, OIDC) не меняется — меняется только источник учётных данных на стороне Keycloak (п. 9.4.4, п. 9.4.5; Keycloak поддерживает LDAP и федерацию с AD).</w:t>
       </w:r>
     </w:p>
@@ -5692,10 +5016,7 @@
       </w:r>
       <w:proofErr w:type="gramEnd"/>
       <w:r>
-        <w:t xml:space="preserve"> Keycloak настраивается ма</w:t>
-      </w:r>
-      <w:r>
-        <w:t xml:space="preserve">ппинг групп (или атрибутов) AD в утверждения JWT (например, группы AD -&gt; claim </w:t>
+        <w:t xml:space="preserve"> Keycloak настраивается маппинг групп (или атрибутов) AD в утверждения JWT (например, группы AD -&gt; claim </w:t>
       </w:r>
       <w:r>
         <w:t>groups</w:t>
@@ -5711,18 +5032,12 @@
       </w:r>
       <w:r>
         <w:br/>
-        <w:t>Права доступа в ИС «Фармадок» могут при этом определяться</w:t>
-      </w:r>
-      <w:r>
-        <w:t xml:space="preserve"> членством в группах AD без дублирования учёта в Keycloak.</w:t>
-      </w:r>
-    </w:p>
-    <w:p>
-      <w:r>
-        <w:t xml:space="preserve">Развёртывание и настройка федерации с AD выполняются по согласованию с Заказчиком (LDAP). Учётные данные проверяются в контуре Заказчика (Keycloak и AD внутри контура или через защищённый канал), что соответствует п. 4.1.5 ТЗ по конфиденциальности. Детали </w:t>
-      </w:r>
-      <w:r>
-        <w:t>настройки LDAP и маппинга групп — в документации Keycloak и при необходимости в п. 3.8.1 документа «Описание программного обеспечения».</w:t>
+        <w:t>Права доступа в ИС «Фармадок» могут при этом определяться членством в группах AD без дублирования учёта в Keycloak.</w:t>
+      </w:r>
+    </w:p>
+    <w:p>
+      <w:r>
+        <w:t>Развёртывание и настройка федерации с AD выполняются по согласованию с Заказчиком (LDAP). Учётные данные проверяются в контуре Заказчика (Keycloak и AD внутри контура или через защищённый канал), что соответствует п. 4.1.5 ТЗ по конфиденциальности. Детали настройки LDAP и маппинга групп — в документации Keycloak и при необходимости в п. 3.8.1 документа «Описание программного обеспечения».</w:t>
       </w:r>
     </w:p>
     <w:p>
@@ -5735,10 +5050,7 @@
     </w:p>
     <w:p>
       <w:r>
-        <w:t xml:space="preserve">При вызове одного компонента бэкенда другим вызываемый сервис должен </w:t>
-      </w:r>
-      <w:r>
-        <w:t xml:space="preserve">проверять легитимность вызова. Рассматривались следующие варианты. </w:t>
+        <w:t xml:space="preserve">При вызове одного компонента бэкенда другим вызываемый сервис должен проверять легитимность вызова. Рассматривались следующие варианты. </w:t>
       </w:r>
     </w:p>
     <w:p>
@@ -5834,10 +5146,7 @@
         </w:numPr>
       </w:pPr>
       <w:r>
-        <w:t>Внутренний API-клю</w:t>
-      </w:r>
-      <w:r>
-        <w:t xml:space="preserve">ч или shared </w:t>
+        <w:t xml:space="preserve">Внутренний API-ключ или shared </w:t>
       </w:r>
       <w:proofErr w:type="gramStart"/>
       <w:r>
@@ -5886,10 +5195,7 @@
       </w:r>
       <w:proofErr w:type="gramEnd"/>
       <w:r>
-        <w:t xml:space="preserve"> на стороне сервисов; сильная аутентиф</w:t>
-      </w:r>
-      <w:r>
-        <w:t>икация, но отдельная инфраструктура сертификатов.</w:t>
+        <w:t xml:space="preserve"> на стороне сервисов; сильная аутентификация, но отдельная инфраструктура сертификатов.</w:t>
       </w:r>
     </w:p>
     <w:p>
@@ -5930,10 +5236,7 @@
     </w:p>
     <w:p>
       <w:r>
-        <w:t>Выбран вариант Client Credentials в качестве основног</w:t>
-      </w:r>
-      <w:r>
-        <w:t>о механизма для сервис-сервис вызовов без пользовательского контекста, при необходимости в сочетании с прокидыванием пользовательского JWT для вызовов в рамках запроса пользователя.</w:t>
+        <w:t>Выбран вариант Client Credentials в качестве основного механизма для сервис-сервис вызовов без пользовательского контекста, при необходимости в сочетании с прокидыванием пользовательского JWT для вызовов в рамках запроса пользователя.</w:t>
       </w:r>
       <w:r>
         <w:br/>
@@ -5961,10 +5264,7 @@
         </w:numPr>
       </w:pPr>
       <w:r>
-        <w:t>ст</w:t>
-      </w:r>
-      <w:r>
-        <w:t xml:space="preserve">андартный OAuth2, отзыв через Keycloak, отсутствие распространения секретов между сервисами; </w:t>
+        <w:t xml:space="preserve">стандартный OAuth2, отзыв через Keycloak, отсутствие распространения секретов между сервисами; </w:t>
       </w:r>
     </w:p>
     <w:p>
@@ -5993,10 +5293,7 @@
         </w:numPr>
       </w:pPr>
       <w:r>
-        <w:t>При</w:t>
-      </w:r>
-      <w:r>
-        <w:t xml:space="preserve"> необходимости вызвать другой сервис вызывающий компонент запрашивает у Keycloak JWT-токен доступа.</w:t>
+        <w:t>При необходимости вызвать другой сервис вызывающий компонент запрашивает у Keycloak JWT-токен доступа.</w:t>
       </w:r>
     </w:p>
     <w:p>
@@ -6038,10 +5335,7 @@
         </w:numPr>
       </w:pPr>
       <w:r>
-        <w:t>Принимающий сервис проверяет подпись</w:t>
-      </w:r>
-      <w:r>
-        <w:t xml:space="preserve"> и срок действия токена по публичным ключам, тем же, что используются для пользовательских JWT.</w:t>
+        <w:t>Принимающий сервис проверяет подпись и срок действия токена по публичным ключам, тем же, что используются для пользовательских JWT.</w:t>
       </w:r>
     </w:p>
     <w:p>
@@ -6121,10 +5415,7 @@
     </w:p>
     <w:p>
       <w:r>
-        <w:t>В пользовательском запросе допустимо прокидывать тот же JWT, что пришёл через Kong, чтобы у вызываемого сервиса был контекст для RBAC и аудита. Для фона без пользователя (очереди, планировщики) — Client Credentials; в Kong задают отдельные маршруты или пра</w:t>
-      </w:r>
-      <w:r>
-        <w:t>вила по audience/claim, чтобы не смешивать пользовательский и сервисный трафик.</w:t>
+        <w:t>В пользовательском запросе допустимо прокидывать тот же JWT, что пришёл через Kong, чтобы у вызываемого сервиса был контекст для RBAC и аудита. Для фона без пользователя (очереди, планировщики) — Client Credentials; в Kong задают отдельные маршруты или правила по audience/claim, чтобы не смешивать пользовательский и сервисный трафик.</w:t>
       </w:r>
     </w:p>
     <w:p>
@@ -6137,10 +5428,7 @@
     </w:p>
     <w:p>
       <w:r>
-        <w:t>Детали реализации (настройка realm и OIDC-клиента в Keycloak, конфигурация шлюза и совмещённого прикладного сервиса, пошаговый поток, взаимодействи</w:t>
-      </w:r>
-      <w:r>
-        <w:t>е компонентов, хранение секретов, интеграция с AD — п. 9.4.8, аутентификация сервисов — п. 9.4.9) приведены в документе «Описание программного обеспечения».</w:t>
+        <w:t>Детали реализации (настройка realm и OIDC-клиента в Keycloak, конфигурация шлюза и совмещённого прикладного сервиса, пошаговый поток, взаимодействие компонентов, хранение секретов, интеграция с AD — п. 9.4.8, аутентификация сервисов — п. 9.4.9) приведены в документе «Описание программного обеспечения».</w:t>
       </w:r>
     </w:p>
     <w:p>
@@ -6153,10 +5441,7 @@
     </w:p>
     <w:p>
       <w:r>
-        <w:t>Проверка прав после аутентификации: определение авторизации, двухуровневая RBAC (ш</w:t>
-      </w:r>
-      <w:r>
-        <w:t xml:space="preserve">люз и backend), настройка. Порядок проверки JWT и RBAC на шлюзе — п. 9.3 и </w:t>
+        <w:t xml:space="preserve">Проверка прав после аутентификации: определение авторизации, двухуровневая RBAC (шлюз и backend), настройка. Порядок проверки JWT и RBAC на шлюзе — п. 9.3 и </w:t>
       </w:r>
       <w:hyperlink w:anchor="fig-9-2" w:history="1">
         <w:r>
@@ -6191,10 +5476,7 @@
       </w:r>
       <w:proofErr w:type="gramStart"/>
       <w:r>
-        <w:t>напр</w:t>
-      </w:r>
-      <w:r>
-        <w:t>имер</w:t>
+        <w:t>например</w:t>
       </w:r>
       <w:proofErr w:type="gramEnd"/>
       <w:r>
@@ -6222,10 +5504,7 @@
       </w:r>
       <w:r>
         <w:br/>
-        <w:t>В ИС «Фармадок» авторизация реализована проверкой прав по ролям (RBAC) на уровне API Gateway и backend при каждом зап</w:t>
-      </w:r>
-      <w:r>
-        <w:t>росе по утверждениям в JWT.</w:t>
+        <w:t>В ИС «Фармадок» авторизация реализована проверкой прав по ролям (RBAC) на уровне API Gateway и backend при каждом запросе по утверждениям в JWT.</w:t>
       </w:r>
     </w:p>
     <w:p>
@@ -6303,10 +5582,7 @@
         </w:numPr>
       </w:pPr>
       <w:r>
-        <w:t>На уровне backend: проверка прав при доступе к конкретным данным (например, Retriever возвращает только документы по ролевой модели) и при выполнении изменяющих операций (соз</w:t>
-      </w:r>
-      <w:r>
-        <w:t xml:space="preserve">дание, изменение, удаление). Тем самым решается вопрос </w:t>
+        <w:t xml:space="preserve">На уровне backend: проверка прав при доступе к конкретным данным (например, Retriever возвращает только документы по ролевой модели) и при выполнении изменяющих операций (создание, изменение, удаление). Тем самым решается вопрос </w:t>
       </w:r>
       <w:r>
         <w:rPr>
@@ -6358,10 +5634,7 @@
         </w:numPr>
       </w:pPr>
       <w:r>
-        <w:t>Keycloak: в realm или клиенте OIDC настраивается включение ролей или групп пользователя в JWT (custom claims или стандартные scopes); задаётся маппинг «роль/группа в Keycloak -&gt; имя утвер</w:t>
-      </w:r>
-      <w:r>
-        <w:t>ждения в токене» (</w:t>
+        <w:t>Keycloak: в realm или клиенте OIDC настраивается включение ролей или групп пользователя в JWT (custom claims или стандартные scopes); задаётся маппинг «роль/группа в Keycloak -&gt; имя утверждения в токене» (</w:t>
       </w:r>
       <w:proofErr w:type="gramStart"/>
       <w:r>
@@ -6405,10 +5678,7 @@
         </w:numPr>
       </w:pPr>
       <w:r>
-        <w:t>API Gateway: задаются правила вида «для пути X и методов M разрешены ро</w:t>
-      </w:r>
-      <w:r>
-        <w:t>ли R»; конкретная реализация проверки по ролям зависит от выбранного продукта шлюза, см. п. 9.3.</w:t>
+        <w:t>API Gateway: задаются правила вида «для пути X и методов M разрешены роли R»; конкретная реализация проверки по ролям зависит от выбранного продукта шлюза, см. п. 9.3.</w:t>
       </w:r>
     </w:p>
     <w:p>
@@ -6421,10 +5691,7 @@
         <w:pStyle w:val="4"/>
       </w:pPr>
       <w:r>
-        <w:t>9</w:t>
-      </w:r>
-      <w:r>
-        <w:t>.5.4. Базовая матрица ролей</w:t>
+        <w:t>9.5.4. Базовая матрица ролей</w:t>
       </w:r>
     </w:p>
     <w:p>
@@ -6456,12 +5723,6 @@
         <w:gridCol w:w="3944"/>
       </w:tblGrid>
       <w:tr>
-        <w:tblPrEx>
-          <w:tblCellMar>
-            <w:top w:w="0" w:type="dxa"/>
-            <w:bottom w:w="0" w:type="dxa"/>
-          </w:tblCellMar>
-        </w:tblPrEx>
         <w:tc>
           <w:tcPr>
             <w:tcW w:w="0" w:type="auto"/>
@@ -6512,12 +5773,6 @@
         </w:tc>
       </w:tr>
       <w:tr>
-        <w:tblPrEx>
-          <w:tblCellMar>
-            <w:top w:w="0" w:type="dxa"/>
-            <w:bottom w:w="0" w:type="dxa"/>
-          </w:tblCellMar>
-        </w:tblPrEx>
         <w:tc>
           <w:tcPr>
             <w:tcW w:w="0" w:type="auto"/>
@@ -6568,12 +5823,6 @@
         </w:tc>
       </w:tr>
       <w:tr>
-        <w:tblPrEx>
-          <w:tblCellMar>
-            <w:top w:w="0" w:type="dxa"/>
-            <w:bottom w:w="0" w:type="dxa"/>
-          </w:tblCellMar>
-        </w:tblPrEx>
         <w:tc>
           <w:tcPr>
             <w:tcW w:w="0" w:type="auto"/>
@@ -6602,10 +5851,7 @@
           </w:tcPr>
           <w:p>
             <w:r>
-              <w:t xml:space="preserve">регистрация документов, запуск </w:t>
-            </w:r>
-            <w:r>
-              <w:t>конвейеров подготовки и переиндексации, контроль статусов обработки</w:t>
+              <w:t>регистрация документов, запуск конвейеров подготовки и переиндексации, контроль статусов обработки</w:t>
             </w:r>
           </w:p>
         </w:tc>
@@ -6627,12 +5873,6 @@
         </w:tc>
       </w:tr>
       <w:tr>
-        <w:tblPrEx>
-          <w:tblCellMar>
-            <w:top w:w="0" w:type="dxa"/>
-            <w:bottom w:w="0" w:type="dxa"/>
-          </w:tblCellMar>
-        </w:tblPrEx>
         <w:tc>
           <w:tcPr>
             <w:tcW w:w="0" w:type="auto"/>
@@ -6677,21 +5917,12 @@
           </w:tcPr>
           <w:p>
             <w:r>
-              <w:t>доступ к содержимому докумен</w:t>
-            </w:r>
-            <w:r>
-              <w:t>тов определяется отдельно политиками данных и служебной необходимостью</w:t>
+              <w:t>доступ к содержимому документов определяется отдельно политиками данных и служебной необходимостью</w:t>
             </w:r>
           </w:p>
         </w:tc>
       </w:tr>
       <w:tr>
-        <w:tblPrEx>
-          <w:tblCellMar>
-            <w:top w:w="0" w:type="dxa"/>
-            <w:bottom w:w="0" w:type="dxa"/>
-          </w:tblCellMar>
-        </w:tblPrEx>
         <w:tc>
           <w:tcPr>
             <w:tcW w:w="0" w:type="auto"/>
@@ -6744,10 +5975,7 @@
     </w:tbl>
     <w:p>
       <w:r>
-        <w:t>Окончательная детализация ро</w:t>
-      </w:r>
-      <w:r>
-        <w:t>лей, групп и соответствующих им endpoint-прав утверждается на стадии реализации совместно с Заказчиком.</w:t>
+        <w:t>Окончательная детализация ролей, групп и соответствующих им endpoint-прав утверждается на стадии реализации совместно с Заказчиком.</w:t>
       </w:r>
     </w:p>
     <w:p>
@@ -6765,10 +5993,7 @@
     </w:p>
     <w:p>
       <w:r>
-        <w:t xml:space="preserve">Раздел объединяет контур секретов и ключей, аудита, </w:t>
-      </w:r>
-      <w:r>
-        <w:t>мониторинга и централизованных логов: где хранить чувствительные данные, как фиксировать значимые события, как видеть здоровье системы и как собирать операционные журналы для расследований и ИБ.</w:t>
+        <w:t>Раздел объединяет контур секретов и ключей, аудита, мониторинга и централизованных логов: где хранить чувствительные данные, как фиксировать значимые события, как видеть здоровье системы и как собирать операционные журналы для расследований и ИБ.</w:t>
       </w:r>
     </w:p>
     <w:p>
@@ -6784,21 +6009,12 @@
         <w:pStyle w:val="4"/>
       </w:pPr>
       <w:r>
-        <w:t>10.1.1.</w:t>
-      </w:r>
-      <w:r>
-        <w:t xml:space="preserve"> Проблема и требования</w:t>
-      </w:r>
-    </w:p>
-    <w:p>
-      <w:r>
-        <w:t>ИС «Фармадок» обрабатывает фармацевтическую документацию, персональные данные и сведения экспертиз. При отсутствии выделенного контура секретов, аудита, мониторинга и логирования секретные данные оказываются в переменных окружения, р</w:t>
-      </w:r>
-      <w:r>
-        <w:t>епозиториях и образах, что повышает риск утечки и усложняет ротацию. Расследования и отчётность перед службой ИБ требуют сквозной цепочки «кто - что - когда». Разрозненные и нецентрализованные журналы этому препятствуют. Эксплуатации необходимы метрики и а</w:t>
-      </w:r>
-      <w:r>
-        <w:t xml:space="preserve">лерты, поскольку без них деградация и отказы зависимостей выявляются с запозданием. Разбор сбоев осложняется, если прикладные и платформенные журналы не структурированы и не связаны общим </w:t>
+        <w:t>10.1.1. Проблема и требования</w:t>
+      </w:r>
+    </w:p>
+    <w:p>
+      <w:r>
+        <w:t xml:space="preserve">ИС «Фармадок» обрабатывает фармацевтическую документацию, персональные данные и сведения экспертиз. При отсутствии выделенного контура секретов, аудита, мониторинга и логирования секретные данные оказываются в переменных окружения, репозиториях и образах, что повышает риск утечки и усложняет ротацию. Расследования и отчётность перед службой ИБ требуют сквозной цепочки «кто - что - когда». Разрозненные и нецентрализованные журналы этому препятствуют. Эксплуатации необходимы метрики и алерты, поскольку без них деградация и отказы зависимостей выявляются с запозданием. Разбор сбоев осложняется, если прикладные и платформенные журналы не структурированы и не связаны общим </w:t>
       </w:r>
       <w:r>
         <w:t>request ID</w:t>
@@ -6809,10 +6025,7 @@
     </w:p>
     <w:p>
       <w:r>
-        <w:t>Требования ТЗ (в части, касающейся настоящей подсистемы)</w:t>
-      </w:r>
-      <w:r>
-        <w:t xml:space="preserve">: </w:t>
+        <w:t xml:space="preserve">Требования ТЗ (в части, касающейся настоящей подсистемы): </w:t>
       </w:r>
     </w:p>
     <w:p>
@@ -6848,10 +6061,7 @@
         </w:numPr>
       </w:pPr>
       <w:r>
-        <w:t>п. 4.1.3</w:t>
-      </w:r>
-      <w:r>
-        <w:t xml:space="preserve"> — резервное копирование с шифрованием, связанное с политикой ключей.</w:t>
+        <w:t>п. 4.1.3 — резервное копирование с шифрованием, связанное с политикой ключей.</w:t>
       </w:r>
     </w:p>
     <w:p>
@@ -6882,10 +6092,7 @@
         </w:numPr>
       </w:pPr>
       <w:r>
-        <w:t>распределённое хранение в кон</w:t>
-      </w:r>
-      <w:r>
-        <w:t>фигурации хостов;</w:t>
+        <w:t>распределённое хранение в конфигурации хостов;</w:t>
       </w:r>
     </w:p>
     <w:p>
@@ -6944,10 +6151,7 @@
     </w:p>
     <w:p>
       <w:r>
-        <w:t xml:space="preserve"> Для контура Заказчика без обязател</w:t>
-      </w:r>
-      <w:r>
-        <w:t>ьного Kubernetes и с требованием независимости от внешнего облака приоритетны решения класса Vault или утверждённый корпоративный секрет-менеджер.</w:t>
+        <w:t xml:space="preserve"> Для контура Заказчика без обязательного Kubernetes и с требованием независимости от внешнего облака приоритетны решения класса Vault или утверждённый корпоративный секрет-менеджер.</w:t>
       </w:r>
     </w:p>
     <w:p>
@@ -7010,10 +6214,7 @@
         </w:numPr>
       </w:pPr>
       <w:r>
-        <w:t>сбор метри</w:t>
-      </w:r>
-      <w:r>
-        <w:t>к в формате Prometheus;</w:t>
+        <w:t>сбор метрик в формате Prometheus;</w:t>
       </w:r>
     </w:p>
     <w:p>
@@ -7075,10 +6276,7 @@
         </w:numPr>
       </w:pPr>
       <w:r>
-        <w:t>стек Loki+Grafana (с Promtail/Fluent Bit/Vector) ориентирован на хранение и поиск логов по меткам (labels) с меньшими накладными расходами на индек</w:t>
-      </w:r>
-      <w:r>
-        <w:t>с;</w:t>
+        <w:t>стек Loki+Grafana (с Promtail/Fluent Bit/Vector) ориентирован на хранение и поиск логов по меткам (labels) с меньшими накладными расходами на индекс;</w:t>
       </w:r>
     </w:p>
     <w:p>
@@ -7095,13 +6293,7 @@
     </w:p>
     <w:p>
       <w:r>
-        <w:t>Для ИС «Фармадок» в качестве базового варианта принимается Loki+Grafana: стек уже включает Grafana для метрик, а модель Loki (ин</w:t>
-      </w:r>
-      <w:r>
-        <w:t>дексация меток вместо полного текста) упрощает эксплуатацию и снижает требования к ресурсам при типовых нагрузках микросервисной архитектуры. Elasticsearch/OpenSearch сохраняется как допустимая альтернатива при повышенных требованиях к аналитике по неструк</w:t>
-      </w:r>
-      <w:r>
-        <w:t>турированным текстовым данным журналов.</w:t>
+        <w:t>Для ИС «Фармадок» в качестве базового варианта принимается Loki+Grafana: стек уже включает Grafana для метрик, а модель Loki (индексация меток вместо полного текста) упрощает эксплуатацию и снижает требования к ресурсам при типовых нагрузках микросервисной архитектуры. Elasticsearch/OpenSearch сохраняется как допустимая альтернатива при повышенных требованиях к аналитике по неструктурированным текстовым данным журналов.</w:t>
       </w:r>
     </w:p>
     <w:p>
@@ -7141,10 +6333,7 @@
       </w:r>
       <w:proofErr w:type="gramEnd"/>
       <w:r>
-        <w:t xml:space="preserve"> Vault (или утверждённый Заказчиком аналог) в контуре орган</w:t>
-      </w:r>
-      <w:r>
-        <w:t>изации;</w:t>
+        <w:t xml:space="preserve"> Vault (или утверждённый Заказчиком аналог) в контуре организации;</w:t>
       </w:r>
       <w:r>
         <w:br/>
@@ -7180,10 +6369,7 @@
       </w:r>
       <w:r>
         <w:br/>
-        <w:t>логи</w:t>
-      </w:r>
-      <w:r>
-        <w:t xml:space="preserve"> API Gateway (п. 9.3.4),</w:t>
+        <w:t>логи API Gateway (п. 9.3.4),</w:t>
       </w:r>
       <w:r>
         <w:br/>
@@ -7224,8 +6410,6 @@
       </w:r>
       <w:r>
         <w:br/>
-      </w:r>
-      <w:r>
         <w:t>при необходимости — экспорт в корпоративные системы мониторинга Заказчика.</w:t>
       </w:r>
     </w:p>
@@ -7262,10 +6446,7 @@
         </w:numPr>
       </w:pPr>
       <w:r>
-        <w:t>альтернативный вариант — стек ELK/OpenSearch п</w:t>
-      </w:r>
-      <w:r>
-        <w:t>о согласованию с Заказчиком;</w:t>
+        <w:t>альтернативный вариант — стек ELK/OpenSearch по согласованию с Заказчиком;</w:t>
       </w:r>
     </w:p>
     <w:p>
@@ -7299,6 +6480,9 @@
           <w:ilvl w:val="1"/>
           <w:numId w:val="1"/>
         </w:numPr>
+        <w:rPr>
+          <w:lang w:val="en-US"/>
+        </w:rPr>
       </w:pPr>
       <w:r>
         <w:t>единая</w:t>
@@ -7319,48 +6503,15 @@
         <w:t xml:space="preserve"> labels: </w:t>
       </w:r>
       <w:r>
-        <w:t>service</w:t>
-      </w:r>
-      <w:r>
-        <w:t xml:space="preserve">, </w:t>
-      </w:r>
-      <w:r>
-        <w:t>env</w:t>
-      </w:r>
-      <w:r>
-        <w:t xml:space="preserve">, </w:t>
-      </w:r>
-      <w:r>
-        <w:t>namespace</w:t>
-      </w:r>
-      <w:r>
-        <w:t xml:space="preserve">, </w:t>
-      </w:r>
-      <w:r>
-        <w:t>instance</w:t>
-      </w:r>
-      <w:r>
-        <w:t xml:space="preserve">, </w:t>
-      </w:r>
-      <w:r>
-        <w:t>route</w:t>
-      </w:r>
-      <w:r>
-        <w:t xml:space="preserve">, </w:t>
-      </w:r>
-      <w:r>
-        <w:t>level</w:t>
-      </w:r>
-      <w:r>
-        <w:t>.</w:t>
-      </w:r>
-    </w:p>
-    <w:p>
-      <w:r>
-        <w:t xml:space="preserve">Указанный набор закрывает </w:t>
-      </w:r>
-      <w:r>
-        <w:t>требования ТЗ к журналированию и интеграции с SIEM, разделяет хранение секретов и кода, даёт наблюдаемость для приёмки по производительности (п. 4.1.2 ТЗ) и эксплуатационную устойчивость (п. 4.1.3 ТЗ) без привязки к конкретному публичному облаку.</w:t>
+        <w:rPr>
+          <w:lang w:val="en-US"/>
+        </w:rPr>
+        <w:t>service, env, namespace, instance, route, level.</w:t>
+      </w:r>
+    </w:p>
+    <w:p>
+      <w:r>
+        <w:t>Указанный набор закрывает требования ТЗ к журналированию и интеграции с SIEM, разделяет хранение секретов и кода, даёт наблюдаемость для приёмки по производительности (п. 4.1.2 ТЗ) и эксплуатационную устойчивость (п. 4.1.3 ТЗ) без привязки к конкретному публичному облаку.</w:t>
       </w:r>
     </w:p>
     <w:p>
@@ -7368,10 +6519,7 @@
         <w:pStyle w:val="4"/>
       </w:pPr>
       <w:r>
-        <w:t>10.2.2. С</w:t>
-      </w:r>
-      <w:r>
-        <w:t>остав и взаимодействие компонентов</w:t>
+        <w:t>10.2.2. Состав и взаимодействие компонентов</w:t>
       </w:r>
     </w:p>
     <w:p>
@@ -7467,10 +6615,7 @@
     </w:p>
     <w:p>
       <w:r>
-        <w:t>Цент</w:t>
-      </w:r>
-      <w:r>
-        <w:t>рализованное хранение паролей СУБД, ключей для шифрования томов с документами (при отдельном управлении), client_secret сервисов, учётных данных для интеграций и иных секретов с разграничением доступа по политикам и аудитом чтения.</w:t>
+        <w:t>Централизованное хранение паролей СУБД, ключей для шифрования томов с документами (при отдельном управлении), client_secret сервисов, учётных данных для интеграций и иных секретов с разграничением доступа по политикам и аудитом чтения.</w:t>
       </w:r>
     </w:p>
     <w:p>
@@ -7478,26 +6623,17 @@
         <w:pStyle w:val="4"/>
       </w:pPr>
       <w:r>
-        <w:t>10.3.2. Обоснование выбо</w:t>
-      </w:r>
-      <w:r>
-        <w:t>ра HashiCorp Vault среди альтернатив</w:t>
-      </w:r>
-    </w:p>
-    <w:p>
-      <w:r>
-        <w:t>Требования п. 4.1.1 и п. 4.1.5 ТЗ к централизованному хранению секретов и ключей допускают различные реализации. В качестве альтернатив рассматривались облачные секрет-менеджеры (AWS Secrets Manager, Azure Key Vault, Go</w:t>
-      </w:r>
-      <w:r>
-        <w:t>ogle Secret Manager), механизмы Kubernetes (Secrets, Sealed Secrets), SOPS/Helm secrets, а также хранение только в переменных окружения на хосте.</w:t>
-      </w:r>
-    </w:p>
-    <w:p>
-      <w:r>
-        <w:t>HashiCorp Vault выбран по причинам, изложенным в пояснительной записке к ТЗ (раздел 10 исходной редакции), в ч</w:t>
-      </w:r>
-      <w:r>
-        <w:t>астности:</w:t>
+        <w:t>10.3.2. Обоснование выбора HashiCorp Vault среди альтернатив</w:t>
+      </w:r>
+    </w:p>
+    <w:p>
+      <w:r>
+        <w:t>Требования п. 4.1.1 и п. 4.1.5 ТЗ к централизованному хранению секретов и ключей допускают различные реализации. В качестве альтернатив рассматривались облачные секрет-менеджеры (AWS Secrets Manager, Azure Key Vault, Google Secret Manager), механизмы Kubernetes (Secrets, Sealed Secrets), SOPS/Helm secrets, а также хранение только в переменных окружения на хосте.</w:t>
+      </w:r>
+    </w:p>
+    <w:p>
+      <w:r>
+        <w:t>HashiCorp Vault выбран по причинам, изложенным в пояснительной записке к ТЗ (раздел 10 исходной редакции), в частности:</w:t>
       </w:r>
     </w:p>
     <w:p>
@@ -7533,10 +6669,7 @@
         </w:numPr>
       </w:pPr>
       <w:r>
-        <w:t>Применимость при Docker Compose и классическом развёртывании без обяз</w:t>
-      </w:r>
-      <w:r>
-        <w:t>ательного Kubernetes;</w:t>
+        <w:t>Применимость при Docker Compose и классическом развёртывании без обязательного Kubernetes;</w:t>
       </w:r>
     </w:p>
     <w:p>
@@ -7553,10 +6686,7 @@
     </w:p>
     <w:p>
       <w:r>
-        <w:t>При наличии у Заказчика утверждённого корпоративного секрет-менеджера допускается его замена при сохранении принципов: секреты не в Git, выдача по ролям, аудит, рег</w:t>
-      </w:r>
-      <w:r>
-        <w:t>ламент ротации. В репозитории прототипа предусмотрена интеграция Keycloak с Vault (см. скрипты развёртывания в документации проекта).</w:t>
+        <w:t>При наличии у Заказчика утверждённого корпоративного секрет-менеджера допускается его замена при сохранении принципов: секреты не в Git, выдача по ролям, аудит, регламент ротации. В репозитории прототипа предусмотрена интеграция Keycloak с Vault (см. скрипты развёртывания в документации проекта).</w:t>
       </w:r>
     </w:p>
     <w:p>
@@ -7588,10 +6718,7 @@
         </w:numPr>
       </w:pPr>
       <w:r>
-        <w:t>минимальные права приложений (lea</w:t>
-      </w:r>
-      <w:r>
-        <w:t xml:space="preserve">st privilege);  </w:t>
+        <w:t xml:space="preserve">минимальные права приложений (least privilege);  </w:t>
       </w:r>
     </w:p>
     <w:p>
@@ -7632,18 +6759,12 @@
     </w:p>
     <w:p>
       <w:r>
-        <w:t>Согласно п. 4.1.1.5 ТЗ срок использования ключей</w:t>
-      </w:r>
-      <w:r>
-        <w:t xml:space="preserve"> шифрования до их обязательной ротации не должен превышать 90 суток; регламент ротации ключей и секретов для Milvus, объектного хранилища и иных компонентов согласовывается с Заказчиком и фиксируется в эксплуатационной документации.</w:t>
-      </w:r>
-    </w:p>
-    <w:p>
-      <w:r>
-        <w:t>Детали реализации (подг</w:t>
-      </w:r>
-      <w:r>
-        <w:t>отовка кредов перед запуском стека, перечень ключей, ручная и автоматическая ротация) — в п. 3.8.2 документа «Описание программного обеспечения».</w:t>
+        <w:t>Согласно п. 4.1.1.5 ТЗ срок использования ключей шифрования до их обязательной ротации не должен превышать 90 суток; регламент ротации ключей и секретов для Milvus, объектного хранилища и иных компонентов согласовывается с Заказчиком и фиксируется в эксплуатационной документации.</w:t>
+      </w:r>
+    </w:p>
+    <w:p>
+      <w:r>
+        <w:t>Детали реализации (подготовка кредов перед запуском стека, перечень ключей, ручная и автоматическая ротация) — в п. 3.8.2 документа «Описание программного обеспечения».</w:t>
       </w:r>
     </w:p>
     <w:p>
@@ -7664,10 +6785,7 @@
     </w:p>
     <w:p>
       <w:r>
-        <w:t>В рамках подсистемы должны быть явно разделены следующие категории событ</w:t>
-      </w:r>
-      <w:r>
-        <w:t>ий:</w:t>
+        <w:t>В рамках подсистемы должны быть явно разделены следующие категории событий:</w:t>
       </w:r>
     </w:p>
     <w:tbl>
@@ -7694,12 +6812,6 @@
         <w:gridCol w:w="4668"/>
       </w:tblGrid>
       <w:tr>
-        <w:tblPrEx>
-          <w:tblCellMar>
-            <w:top w:w="0" w:type="dxa"/>
-            <w:bottom w:w="0" w:type="dxa"/>
-          </w:tblCellMar>
-        </w:tblPrEx>
         <w:tc>
           <w:tcPr>
             <w:tcW w:w="0" w:type="auto"/>
@@ -7750,12 +6862,6 @@
         </w:tc>
       </w:tr>
       <w:tr>
-        <w:tblPrEx>
-          <w:tblCellMar>
-            <w:top w:w="0" w:type="dxa"/>
-            <w:bottom w:w="0" w:type="dxa"/>
-          </w:tblCellMar>
-        </w:tblPrEx>
         <w:tc>
           <w:tcPr>
             <w:tcW w:w="0" w:type="auto"/>
@@ -7806,12 +6912,6 @@
         </w:tc>
       </w:tr>
       <w:tr>
-        <w:tblPrEx>
-          <w:tblCellMar>
-            <w:top w:w="0" w:type="dxa"/>
-            <w:bottom w:w="0" w:type="dxa"/>
-          </w:tblCellMar>
-        </w:tblPrEx>
         <w:tc>
           <w:tcPr>
             <w:tcW w:w="0" w:type="auto"/>
@@ -7862,12 +6962,6 @@
         </w:tc>
       </w:tr>
       <w:tr>
-        <w:tblPrEx>
-          <w:tblCellMar>
-            <w:top w:w="0" w:type="dxa"/>
-            <w:bottom w:w="0" w:type="dxa"/>
-          </w:tblCellMar>
-        </w:tblPrEx>
         <w:tc>
           <w:tcPr>
             <w:tcW w:w="0" w:type="auto"/>
@@ -7918,12 +7012,6 @@
         </w:tc>
       </w:tr>
       <w:tr>
-        <w:tblPrEx>
-          <w:tblCellMar>
-            <w:top w:w="0" w:type="dxa"/>
-            <w:bottom w:w="0" w:type="dxa"/>
-          </w:tblCellMar>
-        </w:tblPrEx>
         <w:tc>
           <w:tcPr>
             <w:tcW w:w="0" w:type="auto"/>
@@ -7974,12 +7062,6 @@
         </w:tc>
       </w:tr>
       <w:tr>
-        <w:tblPrEx>
-          <w:tblCellMar>
-            <w:top w:w="0" w:type="dxa"/>
-            <w:bottom w:w="0" w:type="dxa"/>
-          </w:tblCellMar>
-        </w:tblPrEx>
         <w:tc>
           <w:tcPr>
             <w:tcW w:w="0" w:type="auto"/>
@@ -8030,12 +7112,6 @@
         </w:tc>
       </w:tr>
       <w:tr>
-        <w:tblPrEx>
-          <w:tblCellMar>
-            <w:top w:w="0" w:type="dxa"/>
-            <w:bottom w:w="0" w:type="dxa"/>
-          </w:tblCellMar>
-        </w:tblPrEx>
         <w:tc>
           <w:tcPr>
             <w:tcW w:w="0" w:type="auto"/>
@@ -8104,10 +7180,7 @@
         </w:numPr>
       </w:pPr>
       <w:r>
-        <w:t>PostgreSQL — для записей аудита прикладного уровня (кто выполнил операцию, тип объекта, время, резуль</w:t>
-      </w:r>
-      <w:r>
-        <w:t xml:space="preserve">тат); срок хранения и индексация согласовываются с Заказчиком.  </w:t>
+        <w:t xml:space="preserve">PostgreSQL — для записей аудита прикладного уровня (кто выполнил операцию, тип объекта, время, результат); срок хранения и индексация согласовываются с Заказчиком.  </w:t>
       </w:r>
     </w:p>
     <w:p>
@@ -8131,10 +7204,7 @@
         </w:numPr>
       </w:pPr>
       <w:r>
-        <w:t xml:space="preserve">SIEM — для </w:t>
-      </w:r>
-      <w:r>
-        <w:t>корреляции, правил обнаружения инцидентов и долгосрочной политики архивации в соответствии с организацией Заказчика.</w:t>
+        <w:t>SIEM — для корреляции, правил обнаружения инцидентов и долгосрочной политики архивации в соответствии с организацией Заказчика.</w:t>
       </w:r>
     </w:p>
     <w:p>
@@ -8147,10 +7217,7 @@
     </w:p>
     <w:p>
       <w:r>
-        <w:t>В записях аудита избегают излишнего дублирования персональных данных; при необходимости — только идентифик</w:t>
-      </w:r>
-      <w:r>
-        <w:t>аторы и хэши/псевдонимы, в соответствии с ФЗ № 152-ФЗ и внутренними нормами.</w:t>
+        <w:t>В записях аудита избегают излишнего дублирования персональных данных; при необходимости — только идентификаторы и хэши/псевдонимы, в соответствии с ФЗ № 152-ФЗ и внутренними нормами.</w:t>
       </w:r>
     </w:p>
     <w:p>
@@ -8232,13 +7299,7 @@
     </w:p>
     <w:p>
       <w:r>
-        <w:t xml:space="preserve">Grafana — дашборды по продуктовым </w:t>
-      </w:r>
-      <w:r>
-        <w:t>и инфраструктурным метрикам; оповещения при превышении порогов (рост ошибок, деградация задержки относительно целевых значений п. 4.1.2 ТЗ, исчерпание ресурсов). Интеграция с каналами оповещения Заказчика (почта, мессенджеры, тикет-система) уточняется на э</w:t>
-      </w:r>
-      <w:r>
-        <w:t>тапе внедрения.</w:t>
+        <w:t>Grafana — дашборды по продуктовым и инфраструктурным метрикам; оповещения при превышении порогов (рост ошибок, деградация задержки относительно целевых значений п. 4.1.2 ТЗ, исчерпание ресурсов). Интеграция с каналами оповещения Заказчика (почта, мессенджеры, тикет-система) уточняется на этапе внедрения.</w:t>
       </w:r>
     </w:p>
     <w:p>
@@ -8263,10 +7324,7 @@
         </w:numPr>
       </w:pPr>
       <w:r>
-        <w:t>всплеск ошибок аутен</w:t>
-      </w:r>
-      <w:r>
-        <w:t>тификации и авторизации (</w:t>
+        <w:t>всплеск ошибок аутентификации и авторизации (</w:t>
       </w:r>
       <w:r>
         <w:t>401/403</w:t>
@@ -8320,10 +7378,7 @@
         </w:numPr>
       </w:pPr>
       <w:r>
-        <w:t>аномалии в системных журналах (частые рестарты контейнеров, отказы health-ch</w:t>
-      </w:r>
-      <w:r>
-        <w:t>eck).</w:t>
+        <w:t>аномалии в системных журналах (частые рестарты контейнеров, отказы health-check).</w:t>
       </w:r>
     </w:p>
     <w:p>
@@ -8454,10 +7509,7 @@
         </w:numPr>
       </w:pPr>
       <w:r>
-        <w:t>иден</w:t>
-      </w:r>
-      <w:r>
-        <w:t>тификатор пользователя (если применимо),</w:t>
+        <w:t>идентификатор пользователя (если применимо),</w:t>
       </w:r>
     </w:p>
     <w:p>
@@ -8473,10 +7525,7 @@
       </w:r>
       <w:r>
         <w:br/>
-        <w:t xml:space="preserve">Один и тот же request ID прокидывается от шлюза через совмещённый прикладной сервис (BFF+backend) и при необходимости далее по внутренним вызовам — для восстановления </w:t>
-      </w:r>
-      <w:r>
-        <w:t>цепочки при обращении пользователя или при инциденте.</w:t>
+        <w:t>Один и тот же request ID прокидывается от шлюза через совмещённый прикладной сервис (BFF+backend) и при необходимости далее по внутренним вызовам — для восстановления цепочки при обращении пользователя или при инциденте.</w:t>
       </w:r>
     </w:p>
     <w:p>
@@ -8500,129 +7549,669 @@
           <w:lang w:val="en-US"/>
         </w:rPr>
         <w:lastRenderedPageBreak/>
-        <w:t>labels</w:t>
+        <w:t xml:space="preserve">labels: </w:t>
       </w:r>
       <w:r>
         <w:rPr>
           <w:lang w:val="en-US"/>
         </w:rPr>
-        <w:t xml:space="preserve">: </w:t>
+        <w:t>service, env, namespace, instance, route, level;</w:t>
+      </w:r>
+    </w:p>
+    <w:p>
+      <w:pPr>
+        <w:pStyle w:val="a4"/>
+        <w:numPr>
+          <w:ilvl w:val="1"/>
+          <w:numId w:val="1"/>
+        </w:numPr>
+      </w:pPr>
+      <w:r>
+        <w:t>payload (тело записи): текст ошибки, stack trace, бизнес-контекст.</w:t>
+      </w:r>
+    </w:p>
+    <w:p>
+      <w:r>
+        <w:t xml:space="preserve">Поля с высокой кардинальностью (например, </w:t>
+      </w:r>
+      <w:r>
+        <w:t>user_id</w:t>
+      </w:r>
+      <w:r>
+        <w:t xml:space="preserve">, </w:t>
+      </w:r>
+      <w:r>
+        <w:t>session_id</w:t>
+      </w:r>
+      <w:r>
+        <w:t xml:space="preserve">, </w:t>
+      </w:r>
+      <w:r>
+        <w:t>document_id</w:t>
+      </w:r>
+      <w:r>
+        <w:t xml:space="preserve">, </w:t>
+      </w:r>
+      <w:r>
+        <w:t>trace_id</w:t>
+      </w:r>
+      <w:r>
+        <w:t>) не следует выносить в labels; их оставляют в теле JSON и извлекают в запросе при необходимости. Это критично для производительности и объёма индекса Loki.</w:t>
+      </w:r>
+    </w:p>
+    <w:p>
+      <w:pPr>
+        <w:pStyle w:val="4"/>
+      </w:pPr>
+      <w:r>
+        <w:t>10.6.2. Централизация</w:t>
+      </w:r>
+    </w:p>
+    <w:p>
+      <w:r>
+        <w:t>Основной стек централизованного логирования — Loki+Grafana:</w:t>
+      </w:r>
+    </w:p>
+    <w:p>
+      <w:pPr>
+        <w:pStyle w:val="a4"/>
+        <w:numPr>
+          <w:ilvl w:val="1"/>
+          <w:numId w:val="1"/>
+        </w:numPr>
+      </w:pPr>
+      <w:r>
+        <w:t>агенты (Promtail, Fluent Bit или Vector) собирают логи контейнеров и узлов;</w:t>
+      </w:r>
+    </w:p>
+    <w:p>
+      <w:pPr>
+        <w:pStyle w:val="a4"/>
+        <w:numPr>
+          <w:ilvl w:val="1"/>
+          <w:numId w:val="1"/>
+        </w:numPr>
+      </w:pPr>
+      <w:r>
+        <w:t>при отправке добавляются нормализованные labels и сохраняется JSON-структура записи;</w:t>
+      </w:r>
+    </w:p>
+    <w:p>
+      <w:pPr>
+        <w:pStyle w:val="a4"/>
+        <w:numPr>
+          <w:ilvl w:val="1"/>
+          <w:numId w:val="1"/>
+        </w:numPr>
+      </w:pPr>
+      <w:r>
+        <w:t>Loki хранит логи чанками и индексирует потоки по labels и времени;</w:t>
+      </w:r>
+    </w:p>
+    <w:p>
+      <w:pPr>
+        <w:pStyle w:val="a4"/>
+        <w:numPr>
+          <w:ilvl w:val="1"/>
+          <w:numId w:val="1"/>
+        </w:numPr>
+      </w:pPr>
+      <w:r>
+        <w:t>поиск, фильтрация, корреляция и визуализация выполняются в Grafana через LogQL.</w:t>
+      </w:r>
+    </w:p>
+    <w:p>
+      <w:r>
+        <w:t>Базовый профиль хранения должен предусматривать:</w:t>
+      </w:r>
+    </w:p>
+    <w:p>
+      <w:pPr>
+        <w:pStyle w:val="a4"/>
+        <w:numPr>
+          <w:ilvl w:val="1"/>
+          <w:numId w:val="1"/>
+        </w:numPr>
+      </w:pPr>
+      <w:r>
+        <w:t>«горячий» период в Loki для оперативных расследований (например, 30–90 дней);</w:t>
+      </w:r>
+    </w:p>
+    <w:p>
+      <w:pPr>
+        <w:pStyle w:val="a4"/>
+        <w:numPr>
+          <w:ilvl w:val="1"/>
+          <w:numId w:val="1"/>
+        </w:numPr>
+      </w:pPr>
+      <w:r>
+        <w:t>архивный период в объектном или корпоративном хранилище по политике Заказчика;</w:t>
+      </w:r>
+    </w:p>
+    <w:p>
+      <w:pPr>
+        <w:pStyle w:val="a4"/>
+        <w:numPr>
+          <w:ilvl w:val="1"/>
+          <w:numId w:val="1"/>
+        </w:numPr>
+      </w:pPr>
+      <w:r>
+        <w:t>отдельная ретенция для security-событий (дольше общего операционного лога).</w:t>
+      </w:r>
+    </w:p>
+    <w:p>
+      <w:r>
+        <w:t>Конкретные сроки ретенции, объём хранилища и класс носителей утверждаются совместно с ИБ и эксплуатацией.</w:t>
+      </w:r>
+    </w:p>
+    <w:p>
+      <w:pPr>
+        <w:pStyle w:val="4"/>
+      </w:pPr>
+      <w:r>
+        <w:t>10.6.3. Практика настройки labels для Loki</w:t>
+      </w:r>
+    </w:p>
+    <w:p>
+      <w:r>
+        <w:t>Для стабильной работы Loki и предсказуемой стоимости хранения должны соблюдаться следующие правила:</w:t>
+      </w:r>
+    </w:p>
+    <w:p>
+      <w:pPr>
+        <w:pStyle w:val="a4"/>
+        <w:numPr>
+          <w:ilvl w:val="1"/>
+          <w:numId w:val="2"/>
+        </w:numPr>
+      </w:pPr>
+      <w:r>
+        <w:t>использовать ограниченный и фиксированный набор labels для всех сервисов;</w:t>
+      </w:r>
+    </w:p>
+    <w:p>
+      <w:pPr>
+        <w:pStyle w:val="a4"/>
+        <w:numPr>
+          <w:ilvl w:val="1"/>
+          <w:numId w:val="2"/>
+        </w:numPr>
+      </w:pPr>
+      <w:r>
+        <w:t>не включать в labels значения, близкие к уникальным на запись;</w:t>
+      </w:r>
+    </w:p>
+    <w:p>
+      <w:pPr>
+        <w:pStyle w:val="a4"/>
+        <w:numPr>
+          <w:ilvl w:val="1"/>
+          <w:numId w:val="2"/>
+        </w:numPr>
+      </w:pPr>
+      <w:r>
+        <w:t xml:space="preserve">нормализовать </w:t>
+      </w:r>
+      <w:r>
+        <w:t>route</w:t>
+      </w:r>
+      <w:r>
+        <w:t xml:space="preserve"> (например, </w:t>
+      </w:r>
+      <w:r>
+        <w:t>/api/docs/{id}</w:t>
+      </w:r>
+      <w:r>
+        <w:t>, а не фактический UUID в пути);</w:t>
+      </w:r>
+    </w:p>
+    <w:p>
+      <w:pPr>
+        <w:pStyle w:val="a4"/>
+        <w:numPr>
+          <w:ilvl w:val="1"/>
+          <w:numId w:val="2"/>
+        </w:numPr>
+      </w:pPr>
+      <w:r>
+        <w:t>контролировать рост числа потоков как отдельный эксплуатационный показатель;</w:t>
+      </w:r>
+    </w:p>
+    <w:p>
+      <w:pPr>
+        <w:pStyle w:val="a4"/>
+        <w:numPr>
+          <w:ilvl w:val="1"/>
+          <w:numId w:val="2"/>
+        </w:numPr>
+      </w:pPr>
+      <w:r>
+        <w:t>формализовать схему labels в регламенте логирования проекта.</w:t>
+      </w:r>
+    </w:p>
+    <w:p>
+      <w:r>
+        <w:t>Эти правила уменьшают риск деградации запросов и избыточного роста индекса.</w:t>
+      </w:r>
+    </w:p>
+    <w:p>
+      <w:pPr>
+        <w:pStyle w:val="4"/>
+      </w:pPr>
+      <w:r>
+        <w:t>10.6.4. Доставка в SIEM</w:t>
+      </w:r>
+    </w:p>
+    <w:p>
+      <w:r>
+        <w:t>Критичные события (отказы аутентификации, массовые 403, аномалии частоты запросов, ошибки Vault, признаки недоступности сервисов) могут дублироваться в SIEM по syslog, HTTP или штатным коннекторам SIEM — по согласованию с ИБ Заказчика (п. 4.1.5 ТЗ</w:t>
+      </w:r>
+      <w:proofErr w:type="gramStart"/>
+      <w:r>
+        <w:t>).</w:t>
+      </w:r>
+      <w:r>
+        <w:br/>
+        <w:t>Механизмы</w:t>
+      </w:r>
+      <w:proofErr w:type="gramEnd"/>
+      <w:r>
+        <w:t xml:space="preserve"> доставки с уровня API Gateway — § 9, п. 9.3.4.</w:t>
+      </w:r>
+    </w:p>
+    <w:p>
+      <w:r>
+        <w:t>При использовании Loki обычно применяют один из подходов:</w:t>
+      </w:r>
+    </w:p>
+    <w:p>
+      <w:pPr>
+        <w:pStyle w:val="a4"/>
+        <w:numPr>
+          <w:ilvl w:val="1"/>
+          <w:numId w:val="1"/>
+        </w:numPr>
+      </w:pPr>
+      <w:r>
+        <w:t>доставка в SIEM напрямую из источников (шлюз, Keycloak, Vault) параллельно с отправкой в Loki;</w:t>
+      </w:r>
+    </w:p>
+    <w:p>
+      <w:pPr>
+        <w:pStyle w:val="a4"/>
+        <w:numPr>
+          <w:ilvl w:val="1"/>
+          <w:numId w:val="1"/>
+        </w:numPr>
+      </w:pPr>
+      <w:r>
+        <w:t xml:space="preserve">экспорт выборки критичных записей из Loki </w:t>
+      </w:r>
+      <w:proofErr w:type="gramStart"/>
+      <w:r>
+        <w:t>через агент</w:t>
+      </w:r>
+      <w:proofErr w:type="gramEnd"/>
+      <w:r>
+        <w:t>/промежуточный коннектор;</w:t>
+      </w:r>
+    </w:p>
+    <w:p>
+      <w:pPr>
+        <w:pStyle w:val="a4"/>
+        <w:numPr>
+          <w:ilvl w:val="1"/>
+          <w:numId w:val="1"/>
+        </w:numPr>
+      </w:pPr>
+      <w:r>
+        <w:t>гибридная схема, где Loki — оперативный поиск, SIEM — корреляция ИБ и долговременный контур.</w:t>
+      </w:r>
+    </w:p>
+    <w:p>
+      <w:r>
+        <w:t>Выбор схемы зависит от требований службы ИБ к полноте событий и времени доставки.</w:t>
+      </w:r>
+    </w:p>
+    <w:p>
+      <w:pPr>
+        <w:pStyle w:val="3"/>
+      </w:pPr>
+      <w:r>
+        <w:t>10.7. Требования к эксплуатации и приёмке</w:t>
+      </w:r>
+    </w:p>
+    <w:p>
+      <w:r>
+        <w:t>На приёмке должны быть зафиксированы сроки хранения аудита и операционных логов; на стенде, близком к промышленному, — работающий сбор метрик и централизованных логов; при необходимости поставки — проверена интеграция с SIEM (хотя бы тестовый поток). Регламенты ротации секретов и резервного копирования Vault согласуют с п. 4.1.3 ТЗ.</w:t>
+      </w:r>
+    </w:p>
+    <w:p>
+      <w:pPr>
+        <w:pStyle w:val="3"/>
+      </w:pPr>
+      <w:r>
+        <w:t>10.8. Ограничения текущей реализации и перспектива</w:t>
+      </w:r>
+    </w:p>
+    <w:p>
+      <w:r>
+        <w:t>На стадии прототипирования возможны упрощения: сокращённый набор дашбордов, локальный SIEM-заглушка, ручная выгрузка аудита.</w:t>
+      </w:r>
+      <w:r>
+        <w:br/>
+        <w:t>На стадии реализации и в промышленной эксплуатации должны быть расширены набор алертов и контроль SLO/SLA для ключевых API; при необходимости должна быть внедрена распределённая трассировка (OpenTelemetry, Jaeger/Tempo) для глубокой диагностики задержек в цепочках вызовов RAG и агентов.</w:t>
+      </w:r>
+      <w:r>
+        <w:br/>
+        <w:t>Замена отдельных продуктов (Vault → корпоративный секрет-менеджер, Loki → OpenSearch/ELK или обратный переход) не меняет архитектурной логики подсистемы при сохранении перечисленных функций.</w:t>
+      </w:r>
+    </w:p>
+    <w:p>
+      <w:pPr>
+        <w:pBdr>
+          <w:bottom w:val="single" w:sz="6" w:space="1" w:color="auto"/>
+        </w:pBdr>
+      </w:pPr>
+    </w:p>
+    <w:p>
+      <w:pPr>
+        <w:pStyle w:val="2"/>
+      </w:pPr>
+      <w:r>
+        <w:t>11. Подсистема хранения информации</w:t>
+      </w:r>
+    </w:p>
+    <w:p>
+      <w:r>
+        <w:t>Документы и метаданные, векторные представления для поиска, журналы и аудит — в разных контурах, с требованиями к целостности, доступности, резервному копированию и защите (пп. 4.1.1–4.1.5 ТЗ в части, касающейся хранения).</w:t>
+      </w:r>
+    </w:p>
+    <w:p>
+      <w:pPr>
+        <w:pStyle w:val="3"/>
+      </w:pPr>
+      <w:r>
+        <w:t>11.1. Обзор подсистемы: проблема, подходы, требования</w:t>
+      </w:r>
+    </w:p>
+    <w:p>
+      <w:pPr>
+        <w:pStyle w:val="4"/>
+      </w:pPr>
+      <w:r>
+        <w:t>11.1.1. Проблема и требования</w:t>
+      </w:r>
+    </w:p>
+    <w:p>
+      <w:r>
+        <w:t>ИС «Фармадок» работает с разнородными данными:</w:t>
+      </w:r>
+    </w:p>
+    <w:p>
+      <w:pPr>
+        <w:pStyle w:val="a4"/>
+        <w:numPr>
+          <w:ilvl w:val="1"/>
+          <w:numId w:val="2"/>
+        </w:numPr>
+      </w:pPr>
+      <w:r>
+        <w:t>исходные документы (регуляторные, рабочие, отчётные);</w:t>
+      </w:r>
+    </w:p>
+    <w:p>
+      <w:pPr>
+        <w:pStyle w:val="a4"/>
+        <w:numPr>
+          <w:ilvl w:val="1"/>
+          <w:numId w:val="2"/>
+        </w:numPr>
+      </w:pPr>
+      <w:r>
+        <w:t>структурированные метаданные и настройки;</w:t>
+      </w:r>
+    </w:p>
+    <w:p>
+      <w:pPr>
+        <w:pStyle w:val="a4"/>
+        <w:numPr>
+          <w:ilvl w:val="1"/>
+          <w:numId w:val="2"/>
+        </w:numPr>
+      </w:pPr>
+      <w:r>
+        <w:t>эмбеддинги и индексы для RAG;</w:t>
+      </w:r>
+    </w:p>
+    <w:p>
+      <w:pPr>
+        <w:pStyle w:val="a4"/>
+        <w:numPr>
+          <w:ilvl w:val="1"/>
+          <w:numId w:val="2"/>
+        </w:numPr>
+      </w:pPr>
+      <w:r>
+        <w:t>журналы аудита и события эксплуатации.</w:t>
+      </w:r>
+    </w:p>
+    <w:p>
+      <w:r>
+        <w:t>Использование одного универсального хранилища для всех типов данных приводит к ухудшению производительности, сложностям с политиками доступа и завышенным эксплуатационным затратам. Требуется разделение контуров хранения по типу нагрузки и характеру данных.</w:t>
+      </w:r>
+    </w:p>
+    <w:p>
+      <w:r>
+        <w:lastRenderedPageBreak/>
+        <w:t>В рамках п. 4.2.1.3 ТЗ (формирование векторной БД) предусмотрено получение нормативно-справочной информации (НСИ) от Заказчика для наполнения и актуализации данных, используемых при индексации и поиске.</w:t>
+      </w:r>
+    </w:p>
+    <w:p>
+      <w:r>
+        <w:t>Предусматривается сопряжение с хранилищем документов и НСИ Заказчика с помощью API, предоставляемого Заказчиком, либо другим способом, согласованным с Заказчиком.</w:t>
+      </w:r>
+    </w:p>
+    <w:p>
+      <w:r>
+        <w:t>Требования ТЗ, влияющие на подсистему хранения:</w:t>
+      </w:r>
+    </w:p>
+    <w:p>
+      <w:pPr>
+        <w:pStyle w:val="a4"/>
+        <w:numPr>
+          <w:ilvl w:val="1"/>
+          <w:numId w:val="1"/>
+        </w:numPr>
+      </w:pPr>
+      <w:r>
+        <w:t>п. 4.1.1 — поддержка векторной БД и семантического поиска, логическое разделение данных;</w:t>
+      </w:r>
+    </w:p>
+    <w:p>
+      <w:pPr>
+        <w:pStyle w:val="a4"/>
+        <w:numPr>
+          <w:ilvl w:val="1"/>
+          <w:numId w:val="1"/>
+        </w:numPr>
+      </w:pPr>
+      <w:r>
+        <w:t>п. 4.1.2 — устойчивость работы при росте нагрузки;</w:t>
+      </w:r>
+    </w:p>
+    <w:p>
+      <w:pPr>
+        <w:pStyle w:val="a4"/>
+        <w:numPr>
+          <w:ilvl w:val="1"/>
+          <w:numId w:val="1"/>
+        </w:numPr>
+      </w:pPr>
+      <w:r>
+        <w:t>п. 4.1.3 — резервное копирование и восстановление;</w:t>
+      </w:r>
+    </w:p>
+    <w:p>
+      <w:pPr>
+        <w:pStyle w:val="a4"/>
+        <w:numPr>
+          <w:ilvl w:val="1"/>
+          <w:numId w:val="1"/>
+        </w:numPr>
+      </w:pPr>
+      <w:r>
+        <w:t>п. 4.1.5 — шифрование, разграничение доступа, журналирование и защита данных.</w:t>
+      </w:r>
+    </w:p>
+    <w:p>
+      <w:pPr>
+        <w:pStyle w:val="4"/>
+      </w:pPr>
+      <w:r>
+        <w:t>11.1.2. Подходы к реализации</w:t>
+      </w:r>
+    </w:p>
+    <w:p>
+      <w:r>
+        <w:t>Рассматриваются три базовых подхода:</w:t>
+      </w:r>
+    </w:p>
+    <w:p>
+      <w:pPr>
+        <w:pStyle w:val="a4"/>
+        <w:numPr>
+          <w:ilvl w:val="1"/>
+          <w:numId w:val="1"/>
+        </w:numPr>
+      </w:pPr>
+      <w:r>
+        <w:t>монолитное хранилище (одна СУБД для всего) — упрощает начальное внедрение, но уступает другим подходам по масштабируемости и эксплуатационной гибкости;</w:t>
+      </w:r>
+    </w:p>
+    <w:p>
+      <w:pPr>
+        <w:pStyle w:val="a4"/>
+        <w:numPr>
+          <w:ilvl w:val="1"/>
+          <w:numId w:val="1"/>
+        </w:numPr>
+      </w:pPr>
+      <w:r>
+        <w:t>гибридная модель (реляционная БД + документное хранилище + векторная БД + отдельный контур логов) — балансируемость и соответствие характеру данных;</w:t>
+      </w:r>
+    </w:p>
+    <w:p>
+      <w:pPr>
+        <w:pStyle w:val="a4"/>
+        <w:numPr>
+          <w:ilvl w:val="1"/>
+          <w:numId w:val="1"/>
+        </w:numPr>
+      </w:pPr>
+      <w:r>
+        <w:t>полностью управляемые облачные сервисы — быстрый запуск, но зависимость от провайдера и ограничения по размещению данных.</w:t>
+      </w:r>
+    </w:p>
+    <w:p>
+      <w:r>
+        <w:t>Для контура Заказчика и требований конфиденциальности приоритетна гибридная модель. Развёртывание — в инфраструктуре Заказчика или в доверенном облаке.</w:t>
+      </w:r>
+    </w:p>
+    <w:p>
+      <w:pPr>
+        <w:pStyle w:val="3"/>
+      </w:pPr>
+      <w:r>
+        <w:t>11.2. Обоснование выбора и состав подсистемы</w:t>
+      </w:r>
+    </w:p>
+    <w:p>
+      <w:pPr>
+        <w:pStyle w:val="4"/>
+      </w:pPr>
+      <w:r>
+        <w:t>11.2.1. Принятые решения</w:t>
+      </w:r>
+    </w:p>
+    <w:p>
+      <w:pPr>
+        <w:pStyle w:val="a4"/>
+        <w:numPr>
+          <w:ilvl w:val="1"/>
+          <w:numId w:val="2"/>
+        </w:numPr>
+      </w:pPr>
+      <w:r>
+        <w:t>PostgreSQL — хранение операционных данных, справочников, метаданных документов и прикладного аудита.</w:t>
+      </w:r>
+    </w:p>
+    <w:p>
+      <w:pPr>
+        <w:pStyle w:val="a4"/>
+        <w:numPr>
+          <w:ilvl w:val="1"/>
+          <w:numId w:val="2"/>
+        </w:numPr>
+      </w:pPr>
+      <w:r>
+        <w:t xml:space="preserve">S3 </w:t>
       </w:r>
       <w:r>
         <w:rPr>
           <w:lang w:val="en-US"/>
         </w:rPr>
-        <w:t>service</w:t>
-      </w:r>
-      <w:r>
-        <w:rPr>
-          <w:lang w:val="en-US"/>
-        </w:rPr>
-        <w:t xml:space="preserve">, </w:t>
-      </w:r>
-      <w:r>
-        <w:rPr>
-          <w:lang w:val="en-US"/>
-        </w:rPr>
-        <w:t>env</w:t>
-      </w:r>
-      <w:r>
-        <w:rPr>
-          <w:lang w:val="en-US"/>
-        </w:rPr>
-        <w:t xml:space="preserve">, </w:t>
-      </w:r>
-      <w:r>
-        <w:rPr>
-          <w:lang w:val="en-US"/>
-        </w:rPr>
-        <w:t>namespace</w:t>
-      </w:r>
-      <w:r>
-        <w:rPr>
-          <w:lang w:val="en-US"/>
-        </w:rPr>
-        <w:t xml:space="preserve">, </w:t>
-      </w:r>
-      <w:r>
-        <w:rPr>
-          <w:lang w:val="en-US"/>
-        </w:rPr>
-        <w:t>instance</w:t>
-      </w:r>
-      <w:r>
-        <w:rPr>
-          <w:lang w:val="en-US"/>
-        </w:rPr>
-        <w:t xml:space="preserve">, </w:t>
-      </w:r>
-      <w:r>
-        <w:rPr>
-          <w:lang w:val="en-US"/>
-        </w:rPr>
-        <w:t>route</w:t>
-      </w:r>
-      <w:r>
-        <w:rPr>
-          <w:lang w:val="en-US"/>
-        </w:rPr>
-        <w:t xml:space="preserve">, </w:t>
-      </w:r>
-      <w:r>
-        <w:rPr>
-          <w:lang w:val="en-US"/>
-        </w:rPr>
-        <w:t>level</w:t>
-      </w:r>
-      <w:r>
-        <w:rPr>
-          <w:lang w:val="en-US"/>
-        </w:rPr>
-        <w:t>;</w:t>
-      </w:r>
-    </w:p>
-    <w:p>
-      <w:pPr>
-        <w:pStyle w:val="a4"/>
-        <w:numPr>
-          <w:ilvl w:val="1"/>
-          <w:numId w:val="1"/>
-        </w:numPr>
-      </w:pPr>
-      <w:r>
-        <w:t>payload (тело записи): текст ошибки, stack trace, бизнес-контекст.</w:t>
-      </w:r>
-    </w:p>
-    <w:p>
-      <w:r>
-        <w:t>Поля с высокой кардина</w:t>
-      </w:r>
-      <w:r>
-        <w:t xml:space="preserve">льностью (например, </w:t>
-      </w:r>
-      <w:r>
-        <w:t>user_id</w:t>
-      </w:r>
-      <w:r>
-        <w:t xml:space="preserve">, </w:t>
-      </w:r>
-      <w:r>
-        <w:t>session_id</w:t>
-      </w:r>
-      <w:r>
-        <w:t xml:space="preserve">, </w:t>
-      </w:r>
-      <w:r>
-        <w:t>document_id</w:t>
-      </w:r>
-      <w:r>
-        <w:t xml:space="preserve">, </w:t>
-      </w:r>
-      <w:r>
-        <w:t>trace_id</w:t>
-      </w:r>
-      <w:r>
-        <w:t>) не следует выносить в labels; их оставляют в теле JSON и извлекают в запросе при необходимости. Это критично для производительности и объёма индекса Loki.</w:t>
+        <w:t>SeaweedFS</w:t>
+      </w:r>
+      <w:r>
+        <w:t xml:space="preserve"> </w:t>
+      </w:r>
+      <w:r>
+        <w:t>— объектное хранилище оригиналов документов, производных артефактов и сформированных отчётов DOCX.</w:t>
+      </w:r>
+    </w:p>
+    <w:p>
+      <w:pPr>
+        <w:pStyle w:val="a4"/>
+        <w:numPr>
+          <w:ilvl w:val="1"/>
+          <w:numId w:val="2"/>
+        </w:numPr>
+      </w:pPr>
+      <w:r>
+        <w:t>Milvus — хранение эмбеддингов и векторных индексов для Retriever в контуре RAG.</w:t>
+      </w:r>
+    </w:p>
+    <w:p>
+      <w:pPr>
+        <w:pStyle w:val="a4"/>
+        <w:numPr>
+          <w:ilvl w:val="1"/>
+          <w:numId w:val="2"/>
+        </w:numPr>
+      </w:pPr>
+      <w:r>
+        <w:t>Отдельный контур логов и аудита — централизованное логирование и передача критичных событий в SIEM.</w:t>
+      </w:r>
+    </w:p>
+    <w:p>
+      <w:pPr>
+        <w:pStyle w:val="a4"/>
+        <w:numPr>
+          <w:ilvl w:val="1"/>
+          <w:numId w:val="2"/>
+        </w:numPr>
+      </w:pPr>
+      <w:r>
+        <w:t>RabbitMQ — брокер сообщений для асинхронного обмена между компонентами и буферизации нагрузки в событийных сценариях.</w:t>
+      </w:r>
+    </w:p>
+    <w:p>
+      <w:r>
+        <w:t>Выбор соответствует модульной архитектуре и позволяет независимо масштабировать хранение документов, метаданных и индексов.</w:t>
       </w:r>
     </w:p>
     <w:p>
@@ -8630,681 +8219,12 @@
         <w:pStyle w:val="4"/>
       </w:pPr>
       <w:r>
-        <w:t>10.6.2. Централизация</w:t>
-      </w:r>
-    </w:p>
-    <w:p>
-      <w:r>
-        <w:t>Основной стек централизованного логирования — Loki+Grafana:</w:t>
-      </w:r>
-    </w:p>
-    <w:p>
-      <w:pPr>
-        <w:pStyle w:val="a4"/>
-        <w:numPr>
-          <w:ilvl w:val="1"/>
-          <w:numId w:val="1"/>
-        </w:numPr>
-      </w:pPr>
-      <w:r>
-        <w:t>агенты (Promtail, Fluent Bit или Vector) собирают логи контейнеров и узлов;</w:t>
-      </w:r>
-    </w:p>
-    <w:p>
-      <w:pPr>
-        <w:pStyle w:val="a4"/>
-        <w:numPr>
-          <w:ilvl w:val="1"/>
-          <w:numId w:val="1"/>
-        </w:numPr>
-      </w:pPr>
-      <w:r>
-        <w:t>при отправке добавляются нормализованные labels и сохраняется JSON-структура записи;</w:t>
-      </w:r>
-    </w:p>
-    <w:p>
-      <w:pPr>
-        <w:pStyle w:val="a4"/>
-        <w:numPr>
-          <w:ilvl w:val="1"/>
-          <w:numId w:val="1"/>
-        </w:numPr>
-      </w:pPr>
-      <w:r>
-        <w:t>Loki хранит логи чанками и индексир</w:t>
-      </w:r>
-      <w:r>
-        <w:t>ует потоки по labels и времени;</w:t>
-      </w:r>
-    </w:p>
-    <w:p>
-      <w:pPr>
-        <w:pStyle w:val="a4"/>
-        <w:numPr>
-          <w:ilvl w:val="1"/>
-          <w:numId w:val="1"/>
-        </w:numPr>
-      </w:pPr>
-      <w:r>
-        <w:t>поиск, фильтрация, корреляция и визуализация выполняются в Grafana через LogQL.</w:t>
-      </w:r>
-    </w:p>
-    <w:p>
-      <w:r>
-        <w:t>Базовый профиль хранения должен предусматривать:</w:t>
-      </w:r>
-    </w:p>
-    <w:p>
-      <w:pPr>
-        <w:pStyle w:val="a4"/>
-        <w:numPr>
-          <w:ilvl w:val="1"/>
-          <w:numId w:val="1"/>
-        </w:numPr>
-      </w:pPr>
-      <w:r>
-        <w:t>«горячий» период в Loki для оперативных расследований (например, 30–90 дней);</w:t>
-      </w:r>
-    </w:p>
-    <w:p>
-      <w:pPr>
-        <w:pStyle w:val="a4"/>
-        <w:numPr>
-          <w:ilvl w:val="1"/>
-          <w:numId w:val="1"/>
-        </w:numPr>
-      </w:pPr>
-      <w:r>
-        <w:t>архивный период в</w:t>
-      </w:r>
-      <w:r>
-        <w:t xml:space="preserve"> объектном или корпоративном хранилище по политике Заказчика;</w:t>
-      </w:r>
-    </w:p>
-    <w:p>
-      <w:pPr>
-        <w:pStyle w:val="a4"/>
-        <w:numPr>
-          <w:ilvl w:val="1"/>
-          <w:numId w:val="1"/>
-        </w:numPr>
-      </w:pPr>
-      <w:r>
-        <w:t>отдельная ретенция для security-событий (дольше общего операционного лога).</w:t>
-      </w:r>
-    </w:p>
-    <w:p>
-      <w:r>
-        <w:t>Конкретные сроки ретенции, объём хранилища и класс носителей утверждаются совместно с ИБ и эксплуатацией.</w:t>
-      </w:r>
-    </w:p>
-    <w:p>
-      <w:pPr>
-        <w:pStyle w:val="4"/>
-      </w:pPr>
-      <w:r>
-        <w:t>10.6.3. Прак</w:t>
-      </w:r>
-      <w:r>
-        <w:t>тика настройки labels для Loki</w:t>
-      </w:r>
-    </w:p>
-    <w:p>
-      <w:r>
-        <w:t>Для стабильной работы Loki и предсказуемой стоимости хранения должны соблюдаться следующие правила:</w:t>
-      </w:r>
-    </w:p>
-    <w:p>
-      <w:pPr>
-        <w:pStyle w:val="a4"/>
-        <w:numPr>
-          <w:ilvl w:val="1"/>
-          <w:numId w:val="2"/>
-        </w:numPr>
-      </w:pPr>
-      <w:r>
-        <w:t>использовать ограниченный и фиксированный набор labels для всех сервисов;</w:t>
-      </w:r>
-    </w:p>
-    <w:p>
-      <w:pPr>
-        <w:pStyle w:val="a4"/>
-        <w:numPr>
-          <w:ilvl w:val="1"/>
-          <w:numId w:val="2"/>
-        </w:numPr>
-      </w:pPr>
-      <w:r>
-        <w:t>не включать в labels значения, близкие к уникальным</w:t>
-      </w:r>
-      <w:r>
-        <w:t xml:space="preserve"> на запись;</w:t>
-      </w:r>
-    </w:p>
-    <w:p>
-      <w:pPr>
-        <w:pStyle w:val="a4"/>
-        <w:numPr>
-          <w:ilvl w:val="1"/>
-          <w:numId w:val="2"/>
-        </w:numPr>
-      </w:pPr>
-      <w:r>
-        <w:t xml:space="preserve">нормализовать </w:t>
-      </w:r>
-      <w:r>
-        <w:t>route</w:t>
-      </w:r>
-      <w:r>
-        <w:t xml:space="preserve"> (например, </w:t>
-      </w:r>
-      <w:r>
-        <w:t>/api/docs/{id}</w:t>
-      </w:r>
-      <w:r>
-        <w:t>, а не фактический UUID в пути);</w:t>
-      </w:r>
-    </w:p>
-    <w:p>
-      <w:pPr>
-        <w:pStyle w:val="a4"/>
-        <w:numPr>
-          <w:ilvl w:val="1"/>
-          <w:numId w:val="2"/>
-        </w:numPr>
-      </w:pPr>
-      <w:r>
-        <w:t xml:space="preserve">контролировать рост числа потоков </w:t>
-      </w:r>
-      <w:r>
-        <w:t>как отдельный эксплуатационный показатель;</w:t>
-      </w:r>
-    </w:p>
-    <w:p>
-      <w:pPr>
-        <w:pStyle w:val="a4"/>
-        <w:numPr>
-          <w:ilvl w:val="1"/>
-          <w:numId w:val="2"/>
-        </w:numPr>
-      </w:pPr>
-      <w:r>
-        <w:t>формализовать схему labels в регламенте логирования проекта.</w:t>
-      </w:r>
-    </w:p>
-    <w:p>
-      <w:r>
-        <w:t>Эти правила уменьшают риск деградации запросов и избыточного роста индекса.</w:t>
-      </w:r>
-    </w:p>
-    <w:p>
-      <w:pPr>
-        <w:pStyle w:val="4"/>
-      </w:pPr>
-      <w:r>
-        <w:t>10.6.4. Доставка в SIEM</w:t>
-      </w:r>
-    </w:p>
-    <w:p>
-      <w:r>
-        <w:t>Критичные события (отказы аутентификации, массовые 403, аномалии частоты запросов, ошибки Vault, признаки недоступности сервисов) могут дублироваться в SIEM</w:t>
-      </w:r>
-      <w:r>
-        <w:t xml:space="preserve"> по syslog, HTTP или штатным коннекторам SIEM — по согласованию с ИБ Заказчика (п. 4.1.5 ТЗ</w:t>
-      </w:r>
-      <w:proofErr w:type="gramStart"/>
-      <w:r>
-        <w:t>).</w:t>
-      </w:r>
-      <w:r>
-        <w:br/>
-        <w:t>Механизмы</w:t>
-      </w:r>
-      <w:proofErr w:type="gramEnd"/>
-      <w:r>
-        <w:t xml:space="preserve"> доставки с уровня API Gateway — § 9, п. 9.3.4.</w:t>
-      </w:r>
-    </w:p>
-    <w:p>
-      <w:r>
-        <w:t>При использовании Loki обычно применяют один из подходов:</w:t>
-      </w:r>
-    </w:p>
-    <w:p>
-      <w:pPr>
-        <w:pStyle w:val="a4"/>
-        <w:numPr>
-          <w:ilvl w:val="1"/>
-          <w:numId w:val="1"/>
-        </w:numPr>
-      </w:pPr>
-      <w:r>
-        <w:t>доставка в SIEM напрямую из источников (шлюз, K</w:t>
-      </w:r>
-      <w:r>
-        <w:t>eycloak, Vault) параллельно с отправкой в Loki;</w:t>
-      </w:r>
-    </w:p>
-    <w:p>
-      <w:pPr>
-        <w:pStyle w:val="a4"/>
-        <w:numPr>
-          <w:ilvl w:val="1"/>
-          <w:numId w:val="1"/>
-        </w:numPr>
-      </w:pPr>
-      <w:r>
-        <w:t xml:space="preserve">экспорт выборки критичных записей из Loki </w:t>
-      </w:r>
-      <w:proofErr w:type="gramStart"/>
-      <w:r>
-        <w:t>через агент</w:t>
-      </w:r>
-      <w:proofErr w:type="gramEnd"/>
-      <w:r>
-        <w:t>/промежуточный коннектор;</w:t>
-      </w:r>
-    </w:p>
-    <w:p>
-      <w:pPr>
-        <w:pStyle w:val="a4"/>
-        <w:numPr>
-          <w:ilvl w:val="1"/>
-          <w:numId w:val="1"/>
-        </w:numPr>
-      </w:pPr>
-      <w:r>
-        <w:t>гибридная схема, где Loki — оперативный поиск, SIEM — корреляция ИБ и долговременный контур.</w:t>
-      </w:r>
-    </w:p>
-    <w:p>
-      <w:r>
-        <w:t>Выбор схемы зависит от требований сл</w:t>
-      </w:r>
-      <w:r>
-        <w:t>ужбы ИБ к полноте событий и времени доставки.</w:t>
-      </w:r>
-    </w:p>
-    <w:p>
-      <w:pPr>
-        <w:pStyle w:val="3"/>
-      </w:pPr>
-      <w:r>
-        <w:t>10.7. Требования к эксплуатации и приёмке</w:t>
-      </w:r>
-    </w:p>
-    <w:p>
-      <w:r>
-        <w:t xml:space="preserve">На приёмке должны быть зафиксированы сроки хранения аудита и операционных логов; на стенде, близком к промышленному, — работающий сбор метрик и централизованных логов; </w:t>
-      </w:r>
-      <w:r>
-        <w:t>при необходимости поставки — проверена интеграция с SIEM (хотя бы тестовый поток). Регламенты ротации секретов и резервного копирования Vault согласуют с п. 4.1.3 ТЗ.</w:t>
-      </w:r>
-    </w:p>
-    <w:p>
-      <w:pPr>
-        <w:pStyle w:val="3"/>
-      </w:pPr>
-      <w:r>
-        <w:t>10.8. Ограничения текущей реализации и перспектива</w:t>
-      </w:r>
-    </w:p>
-    <w:p>
-      <w:r>
-        <w:t>На стадии прототипирования возможны упрощения: сокращённый набор дашбордов, локальный SIEM-заглушка, ручная выгрузка аудита.</w:t>
-      </w:r>
-      <w:r>
-        <w:br/>
-        <w:t>На стадии реализации и в промышленной эксплуатации должны быть расширены набор алертов и контроль SLO/SLA для ключевых API; при нео</w:t>
-      </w:r>
-      <w:r>
-        <w:t>бходимости должна быть внедрена распределённая трассировка (OpenTelemetry, Jaeger/Tempo) для глубокой диагностики задержек в цепочках вызовов RAG и агентов.</w:t>
-      </w:r>
-      <w:r>
-        <w:br/>
-        <w:t>Замена отдельных продуктов (Vault → корпоративный секрет-менеджер, Loki → OpenSearch/ELK или обратн</w:t>
-      </w:r>
-      <w:r>
-        <w:t>ый переход) не меняет архитектурной логики подсистемы при сохранении перечисленных функций.</w:t>
-      </w:r>
-    </w:p>
-    <w:p>
-      <w:pPr>
-        <w:pBdr>
-          <w:bottom w:val="single" w:sz="6" w:space="1" w:color="auto"/>
-        </w:pBdr>
-      </w:pPr>
-    </w:p>
-    <w:p>
-      <w:pPr>
-        <w:pStyle w:val="2"/>
-      </w:pPr>
-      <w:r>
-        <w:t>11. Подсистема хранения информации</w:t>
-      </w:r>
-    </w:p>
-    <w:p>
-      <w:r>
-        <w:t>Документы и метаданные, векторные представления для поиска, журналы и аудит — в разных контурах, с требованиями к целостности, д</w:t>
-      </w:r>
-      <w:r>
-        <w:t>оступности, резервному копированию и защите (пп. 4.1.1–4.1.5 ТЗ в части, касающейся хранения).</w:t>
-      </w:r>
-    </w:p>
-    <w:p>
-      <w:pPr>
-        <w:pStyle w:val="3"/>
-      </w:pPr>
-      <w:r>
-        <w:t>11.1. Обзор подсистемы: проблема, подходы, требования</w:t>
-      </w:r>
-    </w:p>
-    <w:p>
-      <w:pPr>
-        <w:pStyle w:val="4"/>
-      </w:pPr>
-      <w:r>
-        <w:t>11.1.1. Проблема и требования</w:t>
-      </w:r>
-    </w:p>
-    <w:p>
-      <w:r>
-        <w:t>ИС «Фармадок» работает с разнородными данными:</w:t>
-      </w:r>
-    </w:p>
-    <w:p>
-      <w:pPr>
-        <w:pStyle w:val="a4"/>
-        <w:numPr>
-          <w:ilvl w:val="1"/>
-          <w:numId w:val="2"/>
-        </w:numPr>
-      </w:pPr>
-      <w:r>
-        <w:t>исходные документы (регуляторн</w:t>
-      </w:r>
-      <w:r>
-        <w:t>ые, рабочие, отчётные);</w:t>
-      </w:r>
-    </w:p>
-    <w:p>
-      <w:pPr>
-        <w:pStyle w:val="a4"/>
-        <w:numPr>
-          <w:ilvl w:val="1"/>
-          <w:numId w:val="2"/>
-        </w:numPr>
-      </w:pPr>
-      <w:r>
-        <w:t>структурированные метаданные и настройки;</w:t>
-      </w:r>
-    </w:p>
-    <w:p>
-      <w:pPr>
-        <w:pStyle w:val="a4"/>
-        <w:numPr>
-          <w:ilvl w:val="1"/>
-          <w:numId w:val="2"/>
-        </w:numPr>
-      </w:pPr>
-      <w:r>
-        <w:t>эмбеддинги и индексы для RAG;</w:t>
-      </w:r>
-    </w:p>
-    <w:p>
-      <w:pPr>
-        <w:pStyle w:val="a4"/>
-        <w:numPr>
-          <w:ilvl w:val="1"/>
-          <w:numId w:val="2"/>
-        </w:numPr>
-      </w:pPr>
-      <w:r>
-        <w:t>журналы аудита и события эксплуатации.</w:t>
-      </w:r>
-    </w:p>
-    <w:p>
-      <w:r>
-        <w:t>Использование одного универсального хранилища для всех типов данных приводит к ухудшению производительности, сложностям с</w:t>
-      </w:r>
-      <w:r>
-        <w:t xml:space="preserve"> политиками доступа и завышенным эксплуатационным затратам. Требуется разделение контуров хранения по типу нагрузки и характеру данных.</w:t>
-      </w:r>
-    </w:p>
-    <w:p>
-      <w:r>
-        <w:lastRenderedPageBreak/>
-        <w:t>В рамках п. 4.2.1.3 ТЗ (формирование векторной БД) предусмотрено получение нормативно-справочной информации (НСИ) от Зак</w:t>
-      </w:r>
-      <w:r>
-        <w:t>азчика для наполнения и актуализации данных, используемых при индексации и поиске.</w:t>
-      </w:r>
-    </w:p>
-    <w:p>
-      <w:r>
-        <w:t>Предусматривается сопряжение с хранилищем документов и НСИ Заказчика с помощью API, предоставляемого Заказчиком, либо другим способом, согласованным с Заказчиком.</w:t>
-      </w:r>
-    </w:p>
-    <w:p>
-      <w:r>
-        <w:t>Требования</w:t>
-      </w:r>
-      <w:r>
-        <w:t xml:space="preserve"> ТЗ, влияющие на подсистему хранения:</w:t>
-      </w:r>
-    </w:p>
-    <w:p>
-      <w:pPr>
-        <w:pStyle w:val="a4"/>
-        <w:numPr>
-          <w:ilvl w:val="1"/>
-          <w:numId w:val="1"/>
-        </w:numPr>
-      </w:pPr>
-      <w:r>
-        <w:t>п. 4.1.1 — поддержка векторной БД и семантического поиска, логическое разделение данных;</w:t>
-      </w:r>
-    </w:p>
-    <w:p>
-      <w:pPr>
-        <w:pStyle w:val="a4"/>
-        <w:numPr>
-          <w:ilvl w:val="1"/>
-          <w:numId w:val="1"/>
-        </w:numPr>
-      </w:pPr>
-      <w:r>
-        <w:t>п. 4.1.2 — устойчивость работы при росте нагрузки;</w:t>
-      </w:r>
-    </w:p>
-    <w:p>
-      <w:pPr>
-        <w:pStyle w:val="a4"/>
-        <w:numPr>
-          <w:ilvl w:val="1"/>
-          <w:numId w:val="1"/>
-        </w:numPr>
-      </w:pPr>
-      <w:r>
-        <w:t>п. 4.1.3 — резервное копирование и восстановление;</w:t>
-      </w:r>
-    </w:p>
-    <w:p>
-      <w:pPr>
-        <w:pStyle w:val="a4"/>
-        <w:numPr>
-          <w:ilvl w:val="1"/>
-          <w:numId w:val="1"/>
-        </w:numPr>
-      </w:pPr>
-      <w:r>
-        <w:t>п. 4.1.5 — шифрование, разг</w:t>
-      </w:r>
-      <w:r>
-        <w:t>раничение доступа, журналирование и защита данных.</w:t>
-      </w:r>
-    </w:p>
-    <w:p>
-      <w:pPr>
-        <w:pStyle w:val="4"/>
-      </w:pPr>
-      <w:r>
-        <w:t>11.1.2. Подходы к реализации</w:t>
-      </w:r>
-    </w:p>
-    <w:p>
-      <w:r>
-        <w:t>Рассматриваются три базовых подхода:</w:t>
-      </w:r>
-    </w:p>
-    <w:p>
-      <w:pPr>
-        <w:pStyle w:val="a4"/>
-        <w:numPr>
-          <w:ilvl w:val="1"/>
-          <w:numId w:val="1"/>
-        </w:numPr>
-      </w:pPr>
-      <w:r>
-        <w:t>монолитное хранилище (одна СУБД для всего) — упрощает начальное внедрение, но уступает другим подходам по масштабируемости и эксплуатационн</w:t>
-      </w:r>
-      <w:r>
-        <w:t>ой гибкости;</w:t>
-      </w:r>
-    </w:p>
-    <w:p>
-      <w:pPr>
-        <w:pStyle w:val="a4"/>
-        <w:numPr>
-          <w:ilvl w:val="1"/>
-          <w:numId w:val="1"/>
-        </w:numPr>
-      </w:pPr>
-      <w:r>
-        <w:t>гибридная модель (реляционная БД + документное хранилище + векторная БД + отдельный контур логов) — балансируемость и соответствие характеру данных;</w:t>
-      </w:r>
-    </w:p>
-    <w:p>
-      <w:pPr>
-        <w:pStyle w:val="a4"/>
-        <w:numPr>
-          <w:ilvl w:val="1"/>
-          <w:numId w:val="1"/>
-        </w:numPr>
-      </w:pPr>
-      <w:r>
-        <w:t>полностью управляемые облачные сервисы — быстрый запуск, но зависимость от провайдера и ограни</w:t>
-      </w:r>
-      <w:r>
-        <w:t>чения по размещению данных.</w:t>
-      </w:r>
-    </w:p>
-    <w:p>
-      <w:r>
-        <w:t>Для контура Заказчика и требований конфиденциальности приоритетна гибридная модель. Развёртывание — в инфраструктуре Заказчика или в доверенном облаке.</w:t>
-      </w:r>
-    </w:p>
-    <w:p>
-      <w:pPr>
-        <w:pStyle w:val="3"/>
-      </w:pPr>
-      <w:r>
-        <w:t>11.2. Обоснование выбора и состав подсистемы</w:t>
-      </w:r>
-    </w:p>
-    <w:p>
-      <w:pPr>
-        <w:pStyle w:val="4"/>
-      </w:pPr>
-      <w:r>
-        <w:t>11.2.1. Принятые решения</w:t>
-      </w:r>
-    </w:p>
-    <w:p>
-      <w:pPr>
-        <w:pStyle w:val="a4"/>
-        <w:numPr>
-          <w:ilvl w:val="1"/>
-          <w:numId w:val="2"/>
-        </w:numPr>
-      </w:pPr>
-      <w:r>
-        <w:t>PostgreSQL — хранение операционных данных, справочников, метаданных документов и прикладного аудита.</w:t>
-      </w:r>
-    </w:p>
-    <w:p>
-      <w:pPr>
-        <w:pStyle w:val="a4"/>
-        <w:numPr>
-          <w:ilvl w:val="1"/>
-          <w:numId w:val="2"/>
-        </w:numPr>
-      </w:pPr>
-      <w:r>
-        <w:t>S3 MinIO — объектное хранилище оригиналов документов, производных артефактов и сформированных отчётов DOCX.</w:t>
-      </w:r>
-    </w:p>
-    <w:p>
-      <w:pPr>
-        <w:pStyle w:val="a4"/>
-        <w:numPr>
-          <w:ilvl w:val="1"/>
-          <w:numId w:val="2"/>
-        </w:numPr>
-      </w:pPr>
-      <w:r>
-        <w:t>Milvus — хранение эмбеддингов и векторных индек</w:t>
-      </w:r>
-      <w:r>
-        <w:t>сов для Retriever в контуре RAG.</w:t>
-      </w:r>
-    </w:p>
-    <w:p>
-      <w:pPr>
-        <w:pStyle w:val="a4"/>
-        <w:numPr>
-          <w:ilvl w:val="1"/>
-          <w:numId w:val="2"/>
-        </w:numPr>
-      </w:pPr>
-      <w:r>
-        <w:t>Отдельный контур логов и аудита — централизованное логирование и передача критичных событий в SIEM.</w:t>
-      </w:r>
-    </w:p>
-    <w:p>
-      <w:pPr>
-        <w:pStyle w:val="a4"/>
-        <w:numPr>
-          <w:ilvl w:val="1"/>
-          <w:numId w:val="2"/>
-        </w:numPr>
-      </w:pPr>
-      <w:r>
-        <w:t>RabbitMQ — брокер сообщений для асинхронного обмена между компонентами и буферизации нагрузки в событийных сценариях.</w:t>
-      </w:r>
-    </w:p>
-    <w:p>
-      <w:r>
-        <w:t>Выбор соответствует модульной архитектуре и позволяет независимо масштабировать хранение документов, метаданных и индексов.</w:t>
-      </w:r>
-    </w:p>
-    <w:p>
-      <w:pPr>
-        <w:pStyle w:val="4"/>
-      </w:pPr>
-      <w:r>
         <w:t>11.2.2. Обоснование выбора векторной СУБД (Milvus)</w:t>
       </w:r>
     </w:p>
     <w:p>
       <w:r>
-        <w:t>Milvus выбран как СУБД для векторов главным образом из‑за ожидаемого объёма данны</w:t>
-      </w:r>
-      <w:r>
-        <w:t>х. Векторизация документов с 2019 года оценивается примерно в 100 ГБ; с запасом на рост фонда и догрузку более старых данных в расчётах заложено до 1 ТБ. Для такого масштаба нужна нормальная работа индексов и поиска при росте нагрузки, а не только «хранени</w:t>
-      </w:r>
-      <w:r>
-        <w:t>е файлов».</w:t>
+        <w:t>Milvus выбран как СУБД для векторов главным образом из‑за ожидаемого объёма данных. Векторизация документов с 2019 года оценивается примерно в 100 ГБ; с запасом на рост фонда и догрузку более старых данных в расчётах заложено до 1 ТБ. Для такого масштаба нужна нормальная работа индексов и поиска при росте нагрузки, а не только «хранение файлов».</w:t>
       </w:r>
     </w:p>
     <w:p>
@@ -9345,10 +8265,7 @@
         </w:numPr>
       </w:pPr>
       <w:r>
-        <w:t xml:space="preserve">есть разные типы индексов (HNSW, IVF, DiskANN и др.), можно подстроить </w:t>
-      </w:r>
-      <w:r>
-        <w:t>скорость и качество поиска под задачу;</w:t>
+        <w:t>есть разные типы индексов (HNSW, IVF, DiskANN и др.), можно подстроить скорость и качество поиска под задачу;</w:t>
       </w:r>
     </w:p>
     <w:p>
@@ -9380,13 +8297,7 @@
           <w:rPr>
             <w:rStyle w:val="a5"/>
           </w:rPr>
-          <w:t>на рис</w:t>
-        </w:r>
-        <w:r>
-          <w:rPr>
-            <w:rStyle w:val="a5"/>
-          </w:rPr>
-          <w:t>. 11.2-1</w:t>
+          <w:t>на рис. 11.2-1</w:t>
         </w:r>
       </w:hyperlink>
       <w:r>
@@ -9404,10 +8315,10 @@
         </w:rPr>
         <w:lastRenderedPageBreak/>
         <w:drawing>
-          <wp:inline distT="0" distB="0" distL="0" distR="0">
-            <wp:extent cx="6753225" cy="3349795"/>
-            <wp:effectExtent l="0" t="0" r="0" b="3175"/>
-            <wp:docPr id="9" name="Рисунок 9"/>
+          <wp:inline distT="0" distB="0" distL="0" distR="0" wp14:anchorId="27696233" wp14:editId="62FF2CFB">
+            <wp:extent cx="6645910" cy="3260725"/>
+            <wp:effectExtent l="0" t="0" r="2540" b="0"/>
+            <wp:docPr id="20" name="Рисунок 20"/>
             <wp:cNvGraphicFramePr>
               <a:graphicFrameLocks xmlns:a="http://schemas.openxmlformats.org/drawingml/2006/main" noChangeAspect="1"/>
             </wp:cNvGraphicFramePr>
@@ -9415,22 +8326,19 @@
               <a:graphicData uri="http://schemas.openxmlformats.org/drawingml/2006/picture">
                 <pic:pic xmlns:pic="http://schemas.openxmlformats.org/drawingml/2006/picture">
                   <pic:nvPicPr>
-                    <pic:cNvPr id="0" name=""/>
-                    <pic:cNvPicPr>
-                      <a:picLocks noChangeAspect="1" noChangeArrowheads="1"/>
-                    </pic:cNvPicPr>
+                    <pic:cNvPr id="1" name=""/>
+                    <pic:cNvPicPr/>
                   </pic:nvPicPr>
                   <pic:blipFill>
                     <a:blip r:embed="rId13"/>
-                    <a:srcRect/>
                     <a:stretch>
                       <a:fillRect/>
                     </a:stretch>
                   </pic:blipFill>
-                  <pic:spPr bwMode="auto">
+                  <pic:spPr>
                     <a:xfrm>
                       <a:off x="0" y="0"/>
-                      <a:ext cx="6770924" cy="3358574"/>
+                      <a:ext cx="6645910" cy="3260725"/>
                     </a:xfrm>
                     <a:prstGeom prst="rect">
                       <a:avLst/>
@@ -9442,6 +8350,12 @@
           </wp:inline>
         </w:drawing>
       </w:r>
+      <w:r>
+        <w:rPr>
+          <w:noProof/>
+        </w:rPr>
+        <w:t xml:space="preserve"> </w:t>
+      </w:r>
     </w:p>
     <w:p>
       <w:r>
@@ -9490,10 +8404,7 @@
         </w:numPr>
       </w:pPr>
       <w:r>
-        <w:t>метаданные документов (и</w:t>
-      </w:r>
-      <w:r>
-        <w:t>дентификаторы, тип, версия, статусы, права доступа);</w:t>
+        <w:t>метаданные документов (идентификаторы, тип, версия, статусы, права доступа);</w:t>
       </w:r>
     </w:p>
     <w:p>
@@ -9566,12 +8477,30 @@
         <w:pStyle w:val="4"/>
       </w:pPr>
       <w:r>
-        <w:t>11.3.2. Документное хранилище (S3 MinIO)</w:t>
-      </w:r>
-    </w:p>
-    <w:p>
-      <w:r>
-        <w:t>S3 MinIO хранит исходные и производные файлы:</w:t>
+        <w:t xml:space="preserve">11.3.2. Документное хранилище (S3 </w:t>
+      </w:r>
+      <w:r>
+        <w:rPr>
+          <w:lang w:val="en-US"/>
+        </w:rPr>
+        <w:t>SeaweedFS</w:t>
+      </w:r>
+      <w:r>
+        <w:t>)</w:t>
+      </w:r>
+    </w:p>
+    <w:p>
+      <w:r>
+        <w:t xml:space="preserve">S3 </w:t>
+      </w:r>
+      <w:r>
+        <w:rPr>
+          <w:lang w:val="en-US"/>
+        </w:rPr>
+        <w:t>SeaweedFS</w:t>
+      </w:r>
+      <w:r>
+        <w:t xml:space="preserve"> хранит исходные и производные файлы:</w:t>
       </w:r>
     </w:p>
     <w:p>
@@ -9595,10 +8524,7 @@
         </w:numPr>
       </w:pPr>
       <w:r>
-        <w:t>промежуточн</w:t>
-      </w:r>
-      <w:r>
-        <w:t>ые артефакты обработки (при необходимости);</w:t>
+        <w:t>промежуточные артефакты обработки (при необходимости);</w:t>
       </w:r>
     </w:p>
     <w:p>
@@ -9615,7 +8541,16 @@
     </w:p>
     <w:p>
       <w:r>
-        <w:t>Требования к MinIO:</w:t>
+        <w:t xml:space="preserve">Требования к </w:t>
+      </w:r>
+      <w:r>
+        <w:rPr>
+          <w:lang w:val="en-US"/>
+        </w:rPr>
+        <w:t>SeaweedFS</w:t>
+      </w:r>
+      <w:r>
+        <w:t>:</w:t>
       </w:r>
     </w:p>
     <w:p>
@@ -9656,10 +8591,7 @@
     </w:p>
     <w:p>
       <w:r>
-        <w:t>Ба</w:t>
-      </w:r>
-      <w:r>
-        <w:t>зовая сегментация бакетов предусматривает:</w:t>
+        <w:t>Базовая сегментация бакетов предусматривает:</w:t>
       </w:r>
     </w:p>
     <w:p>
@@ -9771,10 +8703,7 @@
     </w:p>
     <w:p>
       <w:r>
-        <w:t>Поиск выполняетс</w:t>
-      </w:r>
-      <w:r>
-        <w:t>я с учётом прав доступа пользователя; недоступные документы не должны попадать в выдачу Retriever.</w:t>
+        <w:t>Поиск выполняется с учётом прав доступа пользователя; недоступные документы не должны попадать в выдачу Retriever.</w:t>
       </w:r>
       <w:r>
         <w:br/>
@@ -9786,10 +8715,7 @@
         <w:pStyle w:val="4"/>
       </w:pPr>
       <w:r>
-        <w:t>11.3.4. Бро</w:t>
-      </w:r>
-      <w:r>
-        <w:t>кер сообщений (RabbitMQ)</w:t>
+        <w:t>11.3.4. Брокер сообщений (RabbitMQ)</w:t>
       </w:r>
     </w:p>
     <w:p>
@@ -9799,10 +8725,19 @@
     </w:p>
     <w:p>
       <w:r>
-        <w:t>Основн</w:t>
-      </w:r>
-      <w:r>
-        <w:t>ые требования к использованию брокера:</w:t>
+        <w:t>Основные требования к использованию брокера:</w:t>
+      </w:r>
+    </w:p>
+    <w:p>
+      <w:pPr>
+        <w:pStyle w:val="a4"/>
+        <w:numPr>
+          <w:ilvl w:val="1"/>
+          <w:numId w:val="1"/>
+        </w:numPr>
+      </w:pPr>
+      <w:r>
+        <w:t>разделение очередей по назначению (входные задания, события этапов, технические уведомления);</w:t>
       </w:r>
     </w:p>
     <w:p>
@@ -9815,18 +8750,6 @@
       </w:pPr>
       <w:r>
         <w:lastRenderedPageBreak/>
-        <w:t>разделение очередей по назначению (входные задания, события этапов, технические уведомления);</w:t>
-      </w:r>
-    </w:p>
-    <w:p>
-      <w:pPr>
-        <w:pStyle w:val="a4"/>
-        <w:numPr>
-          <w:ilvl w:val="1"/>
-          <w:numId w:val="1"/>
-        </w:numPr>
-      </w:pPr>
-      <w:r>
         <w:t>подтверждение доставки сообщений (</w:t>
       </w:r>
       <w:r>
@@ -9892,10 +8815,7 @@
         </w:numPr>
       </w:pPr>
       <w:r>
-        <w:t>доступ к RabbitMQ только и</w:t>
-      </w:r>
-      <w:r>
-        <w:t>з доверенного контура и через сервисные учётные записи с минимальными правами;</w:t>
+        <w:t>доступ к RabbitMQ только из доверенного контура и через сервисные учётные записи с минимальными правами;</w:t>
       </w:r>
     </w:p>
     <w:p>
@@ -9919,10 +8839,7 @@
         </w:numPr>
       </w:pPr>
       <w:r>
-        <w:t>журналирование операций администрирования и критичных ошибок брокера в контур наблюдаемости и ау</w:t>
-      </w:r>
-      <w:r>
-        <w:t>дита.</w:t>
+        <w:t>журналирование операций администрирования и критичных ошибок брокера в контур наблюдаемости и аудита.</w:t>
       </w:r>
     </w:p>
     <w:p>
@@ -9951,10 +8868,7 @@
         <w:pStyle w:val="4"/>
       </w:pPr>
       <w:r>
-        <w:t>11.4.1. Кл</w:t>
-      </w:r>
-      <w:r>
-        <w:t>ассификация и сроки хранения</w:t>
+        <w:t>11.4.1. Классификация и сроки хранения</w:t>
       </w:r>
     </w:p>
     <w:p>
@@ -9986,12 +8900,6 @@
         <w:gridCol w:w="4326"/>
       </w:tblGrid>
       <w:tr>
-        <w:tblPrEx>
-          <w:tblCellMar>
-            <w:top w:w="0" w:type="dxa"/>
-            <w:bottom w:w="0" w:type="dxa"/>
-          </w:tblCellMar>
-        </w:tblPrEx>
         <w:tc>
           <w:tcPr>
             <w:tcW w:w="0" w:type="auto"/>
@@ -10042,12 +8950,6 @@
         </w:tc>
       </w:tr>
       <w:tr>
-        <w:tblPrEx>
-          <w:tblCellMar>
-            <w:top w:w="0" w:type="dxa"/>
-            <w:bottom w:w="0" w:type="dxa"/>
-          </w:tblCellMar>
-        </w:tblPrEx>
         <w:tc>
           <w:tcPr>
             <w:tcW w:w="0" w:type="auto"/>
@@ -10098,12 +9000,6 @@
         </w:tc>
       </w:tr>
       <w:tr>
-        <w:tblPrEx>
-          <w:tblCellMar>
-            <w:top w:w="0" w:type="dxa"/>
-            <w:bottom w:w="0" w:type="dxa"/>
-          </w:tblCellMar>
-        </w:tblPrEx>
         <w:tc>
           <w:tcPr>
             <w:tcW w:w="0" w:type="auto"/>
@@ -10154,12 +9050,6 @@
         </w:tc>
       </w:tr>
       <w:tr>
-        <w:tblPrEx>
-          <w:tblCellMar>
-            <w:top w:w="0" w:type="dxa"/>
-            <w:bottom w:w="0" w:type="dxa"/>
-          </w:tblCellMar>
-        </w:tblPrEx>
         <w:tc>
           <w:tcPr>
             <w:tcW w:w="0" w:type="auto"/>
@@ -10204,21 +9094,12 @@
           </w:tcPr>
           <w:p>
             <w:r>
-              <w:t>краткоср</w:t>
-            </w:r>
-            <w:r>
-              <w:t>очно, по TTL; ориентир для проекта — до 24 часов</w:t>
+              <w:t>краткосрочно, по TTL; ориентир для проекта — до 24 часов</w:t>
             </w:r>
           </w:p>
         </w:tc>
       </w:tr>
       <w:tr>
-        <w:tblPrEx>
-          <w:tblCellMar>
-            <w:top w:w="0" w:type="dxa"/>
-            <w:bottom w:w="0" w:type="dxa"/>
-          </w:tblCellMar>
-        </w:tblPrEx>
         <w:tc>
           <w:tcPr>
             <w:tcW w:w="0" w:type="auto"/>
@@ -10269,12 +9150,6 @@
         </w:tc>
       </w:tr>
       <w:tr>
-        <w:tblPrEx>
-          <w:tblCellMar>
-            <w:top w:w="0" w:type="dxa"/>
-            <w:bottom w:w="0" w:type="dxa"/>
-          </w:tblCellMar>
-        </w:tblPrEx>
         <w:tc>
           <w:tcPr>
             <w:tcW w:w="0" w:type="auto"/>
@@ -10303,10 +9178,7 @@
           </w:tcPr>
           <w:p>
             <w:r>
-              <w:t>события входа, отказов в доступе, администрирования</w:t>
-            </w:r>
-            <w:r>
-              <w:t>, обращения к секретам</w:t>
+              <w:t>события входа, отказов в доступе, администрирования, обращения к секретам</w:t>
             </w:r>
           </w:p>
         </w:tc>
@@ -10387,10 +9259,7 @@
     </w:p>
     <w:p>
       <w:r>
-        <w:t>Удаление данных выполняется по регламенту и с подтверждением прав доступа. Перед удалением долгоживущих данных допускается архивирование в отдел</w:t>
-      </w:r>
-      <w:r>
-        <w:t>ьный контур хранения.</w:t>
+        <w:t>Удаление данных выполняется по регламенту и с подтверждением прав доступа. Перед удалением долгоживущих данных допускается архивирование в отдельный контур хранения.</w:t>
       </w:r>
     </w:p>
     <w:p>
@@ -10435,22 +9304,28 @@
         </w:numPr>
       </w:pPr>
       <w:r>
-        <w:t>резервные копии/репликацию бакетов S3 MinIO;</w:t>
-      </w:r>
-    </w:p>
-    <w:p>
-      <w:pPr>
-        <w:pStyle w:val="a4"/>
-        <w:numPr>
-          <w:ilvl w:val="1"/>
-          <w:numId w:val="1"/>
-        </w:numPr>
-      </w:pPr>
-      <w:r>
-        <w:t>резервирование конфигура</w:t>
-      </w:r>
-      <w:r>
-        <w:t>ции Milvus и процедур переиндексации;</w:t>
+        <w:t xml:space="preserve">резервные копии/репликацию бакетов S3 </w:t>
+      </w:r>
+      <w:r>
+        <w:rPr>
+          <w:lang w:val="en-US"/>
+        </w:rPr>
+        <w:t>SeaweedFS</w:t>
+      </w:r>
+      <w:r>
+        <w:t>;</w:t>
+      </w:r>
+    </w:p>
+    <w:p>
+      <w:pPr>
+        <w:pStyle w:val="a4"/>
+        <w:numPr>
+          <w:ilvl w:val="1"/>
+          <w:numId w:val="1"/>
+        </w:numPr>
+      </w:pPr>
+      <w:r>
+        <w:t>резервирование конфигурации Milvus и процедур переиндексации;</w:t>
       </w:r>
     </w:p>
     <w:p>
@@ -10502,7 +9377,13 @@
         <w:t xml:space="preserve">восстановление доступа к бакетам S3 </w:t>
       </w:r>
       <w:r>
-        <w:t>MinIO;</w:t>
+        <w:rPr>
+          <w:lang w:val="en-US"/>
+        </w:rPr>
+        <w:t>SeaweedFS</w:t>
+      </w:r>
+      <w:r>
+        <w:t>;</w:t>
       </w:r>
     </w:p>
     <w:p>
@@ -10532,10 +9413,7 @@
     </w:p>
     <w:p>
       <w:r>
-        <w:t>Масштабирование выполняется п</w:t>
-      </w:r>
-      <w:r>
-        <w:t>о контурам:</w:t>
+        <w:t>Масштабирование выполняется по контурам:</w:t>
       </w:r>
     </w:p>
     <w:p>
@@ -10559,22 +9437,31 @@
         </w:numPr>
       </w:pPr>
       <w:r>
-        <w:t>объектное хранилище MinIO — горизонтальное масштабирование объёма и пропускной способности;</w:t>
-      </w:r>
-    </w:p>
-    <w:p>
-      <w:pPr>
-        <w:pStyle w:val="a4"/>
-        <w:numPr>
-          <w:ilvl w:val="1"/>
-          <w:numId w:val="1"/>
-        </w:numPr>
-      </w:pPr>
-      <w:r>
-        <w:t>Milvus — масштабирование под рост корпуса документов и нагрузки поиск</w:t>
-      </w:r>
-      <w:r>
-        <w:t>а;</w:t>
+        <w:t xml:space="preserve">объектное хранилище </w:t>
+      </w:r>
+      <w:r>
+        <w:rPr>
+          <w:lang w:val="en-US"/>
+        </w:rPr>
+        <w:t>SeaweedFS</w:t>
+      </w:r>
+      <w:r>
+        <w:t xml:space="preserve"> </w:t>
+      </w:r>
+      <w:r>
+        <w:t>— горизонтальное масштабирование объёма и пропускной способности;</w:t>
+      </w:r>
+    </w:p>
+    <w:p>
+      <w:pPr>
+        <w:pStyle w:val="a4"/>
+        <w:numPr>
+          <w:ilvl w:val="1"/>
+          <w:numId w:val="1"/>
+        </w:numPr>
+      </w:pPr>
+      <w:r>
+        <w:t>Milvus — масштабирование под рост корпуса документов и нагрузки поиска;</w:t>
       </w:r>
     </w:p>
     <w:p>
@@ -10671,10 +9558,7 @@
         </w:numPr>
       </w:pPr>
       <w:r>
-        <w:t>хранение ключей и секретов</w:t>
-      </w:r>
-      <w:r>
-        <w:t xml:space="preserve"> в Vault или корпоративном секрет-менеджере;</w:t>
+        <w:t>хранение ключей и секретов в Vault или корпоративном секрет-менеджере;</w:t>
       </w:r>
     </w:p>
     <w:p>
@@ -10699,10 +9583,7 @@
     </w:p>
     <w:p>
       <w:r>
-        <w:t>Перед передачей в БЯМ и перед индексацией векторных представлений чувствительные данные подлежат маскированию (Presidio или анало</w:t>
-      </w:r>
-      <w:r>
-        <w:t>г) согласно требованиям ИБ.</w:t>
+        <w:t>Перед передачей в БЯМ и перед индексацией векторных представлений чувствительные данные подлежат маскированию (Presidio или аналог) согласно требованиям ИБ.</w:t>
       </w:r>
     </w:p>
     <w:p>
@@ -10751,10 +9632,7 @@
         </w:numPr>
       </w:pPr>
       <w:r>
-        <w:t>работоспособн</w:t>
-      </w:r>
-      <w:r>
-        <w:t>ость резервного копирования и тестового восстановления;</w:t>
+        <w:t>работоспособность резервного копирования и тестового восстановления;</w:t>
       </w:r>
     </w:p>
     <w:p>
@@ -10791,10 +9669,7 @@
     </w:p>
     <w:p>
       <w:r>
-        <w:t>Н</w:t>
-      </w:r>
-      <w:r>
-        <w:t>а стадии прототипирования допустимы упрощения (ограниченная схема архивирования, базовая ретенция, упрощённая репликация). На этапе реализации должны быть обеспечены:</w:t>
+        <w:t>На стадии прототипирования допустимы упрощения (ограниченная схема архивирования, базовая ретенция, упрощённая репликация). На этапе реализации должны быть обеспечены:</w:t>
       </w:r>
     </w:p>
     <w:p>
@@ -10818,10 +9693,7 @@
         </w:numPr>
       </w:pPr>
       <w:r>
-        <w:t>автоматизировать контроль качества</w:t>
-      </w:r>
-      <w:r>
-        <w:t xml:space="preserve"> данных и проверку резервных копий;</w:t>
+        <w:t>автоматизировать контроль качества данных и проверку резервных копий;</w:t>
       </w:r>
     </w:p>
     <w:p>
@@ -10865,13 +9737,7 @@
     </w:p>
     <w:p>
       <w:r>
-        <w:t xml:space="preserve">Оркестратор и подключаемые модули собирают цепочки (графы) этапов </w:t>
-      </w:r>
-      <w:r>
-        <w:t>обработки документов и отчётов. Здесь зафиксированы архитектурные рамки; имена сервисов, контракты и полный каталог модулей уточняются на стадии реализации. Связь с остальной запиской: §9 (вход и RBAC), §10 (аудит и логи), §11 (хранение), §13 (RAG и индекс</w:t>
-      </w:r>
-      <w:r>
-        <w:t>ы).</w:t>
+        <w:t>Оркестратор и подключаемые модули собирают цепочки (графы) этапов обработки документов и отчётов. Здесь зафиксированы архитектурные рамки; имена сервисов, контракты и полный каталог модулей уточняются на стадии реализации. Связь с остальной запиской: §9 (вход и RBAC), §10 (аудит и логи), §11 (хранение), §13 (RAG и индексы).</w:t>
       </w:r>
     </w:p>
     <w:p>
@@ -10899,10 +9765,7 @@
     </w:p>
     <w:p>
       <w:r>
-        <w:t>Жёстко встроенная в один сервис логика многоэтапной обработки затрудняет развитие системы. Добавление нового этапа требует модификации ядра, усложняет тестирование и снижает повторное использование этапов в различных сценариях. Для ИС «Фармадок» характерны</w:t>
-      </w:r>
-      <w:r>
-        <w:t xml:space="preserve"> цепочки с различными комбинациями шагов (нормализация, разметка, извлечение признаков, вызов моделей, формирование отчётов и т.п.), поэтому их целесообразно строить из переиспользуемых модулей под управлением единого оркестратора.</w:t>
+        <w:t>Жёстко встроенная в один сервис логика многоэтапной обработки затрудняет развитие системы. Добавление нового этапа требует модификации ядра, усложняет тестирование и снижает повторное использование этапов в различных сценариях. Для ИС «Фармадок» характерны цепочки с различными комбинациями шагов (нормализация, разметка, извлечение признаков, вызов моделей, формирование отчётов и т.п.), поэтому их целесообразно строить из переиспользуемых модулей под управлением единого оркестратора.</w:t>
       </w:r>
     </w:p>
     <w:p>
@@ -10910,10 +9773,7 @@
         <w:pStyle w:val="4"/>
       </w:pPr>
       <w:r>
-        <w:t>12.1.2. Решение: оркестр</w:t>
-      </w:r>
-      <w:r>
-        <w:t>атор и подключаемые модули</w:t>
+        <w:t>12.1.2. Решение: оркестратор и подключаемые модули</w:t>
       </w:r>
     </w:p>
     <w:p>
@@ -10942,18 +9802,12 @@
         </w:numPr>
       </w:pPr>
       <w:r>
-        <w:t>Подключ</w:t>
-      </w:r>
-      <w:r>
-        <w:t>аемые модули — реализуют отдельные этапы; регистрируются в реестре; не содержат знания о полном графе пайплайна, только о своём контракте и заявленных зависимостях.</w:t>
-      </w:r>
-    </w:p>
-    <w:p>
-      <w:r>
-        <w:t>Такое разделение соответствует модульности, заявленной в архитектурных принципах пояснитель</w:t>
-      </w:r>
-      <w:r>
-        <w:t>ной записки к ТЗ, и облегчает независимое развитие этапов при сохранении согласованности контрактов.</w:t>
+        <w:t>Подключаемые модули — реализуют отдельные этапы; регистрируются в реестре; не содержат знания о полном графе пайплайна, только о своём контракте и заявленных зависимостях.</w:t>
+      </w:r>
+    </w:p>
+    <w:p>
+      <w:r>
+        <w:t>Такое разделение соответствует модульности, заявленной в архитектурных принципах пояснительной записки к ТЗ, и облегчает независимое развитие этапов при сохранении согласованности контрактов.</w:t>
       </w:r>
     </w:p>
     <w:p>
@@ -11028,10 +9882,7 @@
         </w:numPr>
       </w:pPr>
       <w:r>
-        <w:t>создание и наполнение контекста выполнения; пе</w:t>
-      </w:r>
-      <w:r>
-        <w:t>редача выхода одного этапа на вход следующего (или ветвление при условных переходах);</w:t>
+        <w:t>создание и наполнение контекста выполнения; передача выхода одного этапа на вход следующего (или ветвление при условных переходах);</w:t>
       </w:r>
     </w:p>
     <w:p>
@@ -11055,10 +9906,7 @@
         </w:numPr>
       </w:pPr>
       <w:r>
-        <w:t>интеграция с RBAC (разрешение на запуск сценария и на использовани</w:t>
-      </w:r>
-      <w:r>
-        <w:t>е отдельных модулей);</w:t>
+        <w:t>интеграция с RBAC (разрешение на запуск сценария и на использование отдельных модулей);</w:t>
       </w:r>
     </w:p>
     <w:p>
@@ -11102,10 +9950,7 @@
         </w:numPr>
       </w:pPr>
       <w:r>
-        <w:t>явный идентификатор и</w:t>
-      </w:r>
-      <w:r>
-        <w:t xml:space="preserve"> версия; совместимость версий контракта фиксируется в реестре;</w:t>
+        <w:t>явный идентификатор и версия; совместимость версий контракта фиксируется в реестре;</w:t>
       </w:r>
     </w:p>
     <w:p>
@@ -11130,10 +9975,7 @@
         </w:numPr>
       </w:pPr>
       <w:r>
-        <w:t>отсутствие обхода политик доступа: модуль получает принципала/ограничения из конт</w:t>
-      </w:r>
-      <w:r>
-        <w:t>екста, а не дублирует авторизацию произвольно;</w:t>
+        <w:t>отсутствие обхода политик доступа: модуль получает принципала/ограничения из контекста, а не дублирует авторизацию произвольно;</w:t>
       </w:r>
     </w:p>
     <w:p>
@@ -11157,10 +9999,7 @@
         </w:numPr>
       </w:pPr>
       <w:r>
-        <w:t>ограничение области ответственности: один модуль реализует один смысловой этап, что упрощает тестирование и замен</w:t>
-      </w:r>
-      <w:r>
-        <w:t>у реализации.</w:t>
+        <w:t>ограничение области ответственности: один модуль реализует один смысловой этап, что упрощает тестирование и замену реализации.</w:t>
       </w:r>
     </w:p>
     <w:p>
@@ -11185,10 +10024,7 @@
         <w:t>pipeline_registry</w:t>
       </w:r>
       <w:r>
-        <w:t xml:space="preserve"> идентификац</w:t>
-      </w:r>
-      <w:r>
-        <w:t>ионных и конфигурационных сведений. Оркестратор создаёт экземпляр только для типов из этой таблицы с активным статусом.</w:t>
+        <w:t xml:space="preserve"> идентификационных и конфигурационных сведений. Оркестратор создаёт экземпляр только для типов из этой таблицы с активным статусом.</w:t>
       </w:r>
       <w:r>
         <w:br/>
@@ -11214,10 +10050,7 @@
         <w:t xml:space="preserve">, а в отдельной таблице связи </w:t>
       </w:r>
       <w:r>
-        <w:t>pipe</w:t>
-      </w:r>
-      <w:r>
-        <w:t>line_module_link</w:t>
+        <w:t>pipeline_module_link</w:t>
       </w:r>
       <w:r>
         <w:t xml:space="preserve"> (отношение многие-ко-многим между </w:t>
@@ -11240,10 +10073,7 @@
         <w:t xml:space="preserve">При запуске экземпляра конвейера оркестратор выбирает обработчики через связку </w:t>
       </w:r>
       <w:r>
-        <w:t>pipeline_registry -</w:t>
-      </w:r>
-      <w:r>
-        <w:t>&gt; pipeline_module_link -&gt; module_registry</w:t>
+        <w:t>pipeline_registry -&gt; pipeline_module_link -&gt; module_registry</w:t>
       </w:r>
       <w:r>
         <w:t xml:space="preserve"> и определяет стартовые обработчики.</w:t>
@@ -11297,10 +10127,7 @@
         <w:t>pipeline_instance</w:t>
       </w:r>
       <w:r>
-        <w:t xml:space="preserve"> фиксируется в документе «Описа</w:t>
-      </w:r>
-      <w:r>
-        <w:t>ние программного обеспечения».</w:t>
+        <w:t xml:space="preserve"> фиксируется в документе «Описание программного обеспечения».</w:t>
       </w:r>
     </w:p>
     <w:p>
@@ -11331,10 +10158,7 @@
         <w:t>done</w:t>
       </w:r>
       <w:r>
-        <w:t xml:space="preserve"> и</w:t>
-      </w:r>
-      <w:r>
-        <w:t xml:space="preserve">ли </w:t>
+        <w:t xml:space="preserve"> или </w:t>
       </w:r>
       <w:r>
         <w:t>error</w:t>
@@ -11371,10 +10195,7 @@
     </w:p>
     <w:p>
       <w:r>
-        <w:t>Ниже показаны связи между входной очередью, оркестрат</w:t>
-      </w:r>
-      <w:r>
-        <w:t>ором конвейеров, реестрами в PostgreSQL, данными о прогоне (экземпляр конвейера, статусы модулей), подключаемыми модулями, бакетом контекста в S3 и выходом конвейера.</w:t>
+        <w:t>Ниже показаны связи между входной очередью, оркестратором конвейеров, реестрами в PostgreSQL, данными о прогоне (экземпляр конвейера, статусы модулей), подключаемыми модулями, бакетом контекста в S3 и выходом конвейера.</w:t>
       </w:r>
     </w:p>
     <w:p>
@@ -11433,10 +10254,7 @@
     </w:p>
     <w:p>
       <w:r>
-        <w:t>На практике модули мо</w:t>
-      </w:r>
-      <w:r>
-        <w:t>гут выполняться в отдельных процессах или контейнерах; оркестратор вызывает их через согласованный механизм (очередь сообщений).</w:t>
+        <w:t>На практике модули могут выполняться в отдельных процессах или контейнерах; оркестратор вызывает их через согласованный механизм (очередь сообщений).</w:t>
       </w:r>
     </w:p>
     <w:p>
@@ -11463,10 +10281,7 @@
         </w:numPr>
       </w:pPr>
       <w:r>
-        <w:t>Все бизнес-процессы обработки информации в ИС «Фармадок» представляют собой именованны</w:t>
-      </w:r>
-      <w:r>
-        <w:t xml:space="preserve">е конвейеры (процессы, пайплайны); перечень конвейеров ведется в таблице </w:t>
+        <w:t xml:space="preserve">Все бизнес-процессы обработки информации в ИС «Фармадок» представляют собой именованные конвейеры (процессы, пайплайны); перечень конвейеров ведется в таблице </w:t>
       </w:r>
       <w:r>
         <w:t>pipeline_registry</w:t>
@@ -11497,25 +10312,19 @@
       </w:pPr>
       <w:r>
         <w:lastRenderedPageBreak/>
-        <w:t>Контекст выполне</w:t>
-      </w:r>
-      <w:r>
-        <w:t>ния содержит идентификатор прогона, ссылку на сценарий, входные параметры, накопленные результаты этапов, метки времени; объём и формат сериализации определяются на стадии реализации.</w:t>
-      </w:r>
-    </w:p>
-    <w:p>
-      <w:pPr>
-        <w:pStyle w:val="a4"/>
-        <w:numPr>
-          <w:ilvl w:val="1"/>
-          <w:numId w:val="1"/>
-        </w:numPr>
-      </w:pPr>
-      <w:r>
-        <w:t>Артефакты большого объёма (файлы, векторные индексы) в контексте передаю</w:t>
-      </w:r>
-      <w:r>
-        <w:t>тся по ссылкам на хранилища (§11), а не целиком в теле сообщений между этапами.</w:t>
+        <w:t>Контекст выполнения содержит идентификатор прогона, ссылку на сценарий, входные параметры, накопленные результаты этапов, метки времени; объём и формат сериализации определяются на стадии реализации.</w:t>
+      </w:r>
+    </w:p>
+    <w:p>
+      <w:pPr>
+        <w:pStyle w:val="a4"/>
+        <w:numPr>
+          <w:ilvl w:val="1"/>
+          <w:numId w:val="1"/>
+        </w:numPr>
+      </w:pPr>
+      <w:r>
+        <w:t>Артефакты большого объёма (файлы, векторные индексы) в контексте передаются по ссылкам на хранилища (§11), а не целиком в теле сообщений между этапами.</w:t>
       </w:r>
     </w:p>
     <w:p>
@@ -11531,10 +10340,7 @@
         </w:r>
       </w:hyperlink>
       <w:r>
-        <w:t>. Диаграмма последовательности обмена соо</w:t>
-      </w:r>
-      <w:r>
-        <w:t xml:space="preserve">бщениями между входной очередью, оркестратором, PostgreSQL, брокером, обработчиком и бакетом контекста в S3 приведена </w:t>
+        <w:t xml:space="preserve">. Диаграмма последовательности обмена сообщениями между входной очередью, оркестратором, PostgreSQL, брокером, обработчиком и бакетом контекста в S3 приведена </w:t>
       </w:r>
       <w:hyperlink w:anchor="fig-posledovatelnosti-12-3-3" w:history="1">
         <w:r>
@@ -11558,10 +10364,7 @@
     </w:p>
     <w:p>
       <w:r>
-        <w:t>Взаимодействие учас</w:t>
-      </w:r>
-      <w:r>
-        <w:t xml:space="preserve">тников во времени отражено </w:t>
+        <w:t xml:space="preserve">Взаимодействие участников во времени отражено </w:t>
       </w:r>
       <w:hyperlink w:anchor="fig-posledovatelnosti-12-3-3" w:history="1">
         <w:r>
@@ -11577,10 +10380,7 @@
     </w:p>
     <w:p>
       <w:r>
-        <w:t>Оркестратор создает экземпляр конвейера после получения сообщения с именем типа конвейера из специальной очереди</w:t>
-      </w:r>
-      <w:r>
-        <w:t xml:space="preserve"> брокера сообщений. После создания экземпляра оркестратор определяет в таблице реестра обработчики, которые должны выполняться первыми, и отправляет им через канал брокера сообщений специальное сообщение о старте.</w:t>
+        <w:t>Оркестратор создает экземпляр конвейера после получения сообщения с именем типа конвейера из специальной очереди брокера сообщений. После создания экземпляра оркестратор определяет в таблице реестра обработчики, которые должны выполняться первыми, и отправляет им через канал брокера сообщений специальное сообщение о старте.</w:t>
       </w:r>
     </w:p>
     <w:p>
@@ -11597,10 +10397,7 @@
         </w:numPr>
       </w:pPr>
       <w:r>
-        <w:t>идентификато</w:t>
-      </w:r>
-      <w:r>
-        <w:t>р экземпляра конвейера;</w:t>
+        <w:t>идентификатор экземпляра конвейера;</w:t>
       </w:r>
     </w:p>
     <w:p>
@@ -11647,13 +10444,7 @@
     </w:p>
     <w:p>
       <w:r>
-        <w:t>Использование артефактов предшественников. Модуль опирается</w:t>
-      </w:r>
-      <w:r>
-        <w:t xml:space="preserve"> на сведения, переданные оркестратором в стартовом сообщении: по указанным путям он читает в общем контекстном бакете объекты, созданные ранее другими обработчиками (без самостоятельного «угадывания» структуры каталога, если иное не оговорено контрактом мо</w:t>
-      </w:r>
-      <w:r>
-        <w:t>дуля). Модуль не обязан загружать все перечисленные артефакты — он использует те из них, которые нужны его логике.</w:t>
+        <w:t>Использование артефактов предшественников. Модуль опирается на сведения, переданные оркестратором в стартовом сообщении: по указанным путям он читает в общем контекстном бакете объекты, созданные ранее другими обработчиками (без самостоятельного «угадывания» структуры каталога, если иное не оговорено контрактом модуля). Модуль не обязан загружать все перечисленные артефакты — он использует те из них, которые нужны его логике.</w:t>
       </w:r>
     </w:p>
     <w:p>
@@ -11662,10 +10453,7 @@
       </w:r>
       <w:proofErr w:type="gramStart"/>
       <w:r>
-        <w:t>на</w:t>
-      </w:r>
-      <w:r>
-        <w:t>пример</w:t>
+        <w:t>например</w:t>
       </w:r>
       <w:proofErr w:type="gramEnd"/>
       <w:r>
@@ -11692,10 +10480,7 @@
         <w:t>done</w:t>
       </w:r>
       <w:r>
-        <w:t xml:space="preserve"> в записи пары «модуль - экземпляр конвейера» (для успешного завершения), затем в таблице связей находит модуль, который должен запускаться следующим, и отправляет ему стартовое сообщение. В стартовом сообщении следующему модулю передаются название бак</w:t>
-      </w:r>
-      <w:r>
-        <w:t>ета контекста и сводный список артефактов, полученных в результате работы предыдущих модулей данного экземпляра конвейера.</w:t>
+        <w:t xml:space="preserve"> в записи пары «модуль - экземпляр конвейера» (для успешного завершения), затем в таблице связей находит модуль, который должен запускаться следующим, и отправляет ему стартовое сообщение. В стартовом сообщении следующему модулю передаются название бакета контекста и сводный список артефактов, полученных в результате работы предыдущих модулей данного экземпляра конвейера.</w:t>
       </w:r>
     </w:p>
     <w:p>
@@ -11706,10 +10491,7 @@
         <w:t>not started</w:t>
       </w:r>
       <w:r>
-        <w:t>. Если таких обработчиков не остается, работа конвейера считается завершенной. После завершения конвейера оркестратор имеет право удалить временный бакет с контекстом в соответствии с политикой хранения и регламентом эксплуатации. Описанный цикл в виде бло</w:t>
-      </w:r>
-      <w:r>
-        <w:t xml:space="preserve">к-схемы приведён </w:t>
+        <w:t xml:space="preserve">. Если таких обработчиков не остается, работа конвейера считается завершенной. После завершения конвейера оркестратор имеет право удалить временный бакет с контекстом в соответствии с политикой хранения и регламентом эксплуатации. Описанный цикл в виде блок-схемы приведён </w:t>
       </w:r>
       <w:hyperlink w:anchor="fig-diagramma-potoka-12-3-2" w:history="1">
         <w:r>
@@ -11744,10 +10526,7 @@
     </w:p>
     <w:p>
       <w:r>
-        <w:t>Ниже показаны этапы от приёма запр</w:t>
-      </w:r>
-      <w:r>
-        <w:t xml:space="preserve">оса на запуск конвейера до завершения всех модулей: создание экземпляра и статусов, поочерёдный запуск модулей, обмен </w:t>
+        <w:t xml:space="preserve">Ниже показаны этапы от приёма запроса на запуск конвейера до завершения всех модулей: создание экземпляра и статусов, поочерёдный запуск модулей, обмен </w:t>
       </w:r>
       <w:proofErr w:type="gramStart"/>
       <w:r>
@@ -11818,10 +10597,7 @@
         <w:pStyle w:val="4"/>
       </w:pPr>
       <w:r>
-        <w:t>12.3.3. Д</w:t>
-      </w:r>
-      <w:r>
-        <w:t>иаграмма последовательности обмена сообщениями</w:t>
+        <w:t>12.3.3. Диаграмма последовательности обмена сообщениями</w:t>
       </w:r>
     </w:p>
     <w:p>
@@ -11835,10 +10611,7 @@
       </w:r>
       <w:proofErr w:type="gramEnd"/>
       <w:r>
-        <w:t>, работа обработчика с бакет</w:t>
-      </w:r>
-      <w:r>
-        <w:t>ом S3 и цикл по модулям со статусом «не запущен».</w:t>
+        <w:t>, работа обработчика с бакетом S3 и цикл по модулям со статусом «не запущен».</w:t>
       </w:r>
     </w:p>
     <w:p>
@@ -11920,10 +10693,7 @@
     </w:p>
     <w:p>
       <w:r>
-        <w:t>Для уровня технического проекта важны не примеры конкретных J</w:t>
-      </w:r>
-      <w:r>
-        <w:t>SON-сообщений и DDL, а обязательные свойства контрактов между оркестратором, брокером, модулями и хранилищами:</w:t>
+        <w:t>Для уровня технического проекта важны не примеры конкретных JSON-сообщений и DDL, а обязательные свойства контрактов между оркестратором, брокером, модулями и хранилищами:</w:t>
       </w:r>
     </w:p>
     <w:p>
@@ -11947,10 +10717,7 @@
         </w:numPr>
       </w:pPr>
       <w:r>
-        <w:t>команды запуска моду</w:t>
-      </w:r>
-      <w:r>
-        <w:t>ля должны содержать идентификатор экземпляра конвейера, имя этапа и ссылки на входные артефакты, но не сами бинарные данные;</w:t>
+        <w:t>команды запуска модуля должны содержать идентификатор экземпляра конвейера, имя этапа и ссылки на входные артефакты, но не сами бинарные данные;</w:t>
       </w:r>
     </w:p>
     <w:p>
@@ -11999,10 +10766,7 @@
         </w:numPr>
       </w:pPr>
       <w:r>
-        <w:t>доставка не ниже семантики</w:t>
-      </w:r>
-      <w:r>
-        <w:t xml:space="preserve"> at-least-once с идемпотентной обработкой на стороне потребителей;</w:t>
+        <w:t>доставка не ниже семантики at-least-once с идемпотентной обработкой на стороне потребителей;</w:t>
       </w:r>
     </w:p>
     <w:p>
@@ -12026,10 +10790,7 @@
         </w:numPr>
       </w:pPr>
       <w:r>
-        <w:t>поддержка повторных попыток с backoff и переводом сообщений</w:t>
-      </w:r>
-      <w:r>
-        <w:t xml:space="preserve"> в </w:t>
+        <w:t xml:space="preserve">поддержка повторных попыток с backoff и переводом сообщений в </w:t>
       </w:r>
       <w:r>
         <w:t>DLQ</w:t>
@@ -12113,10 +10874,7 @@
     </w:p>
     <w:p>
       <w:r>
-        <w:t>Статусы должны быть нормализованы и не допускать неоднозначной трактовки. Минимально требуется различать состоян</w:t>
-      </w:r>
-      <w:r>
-        <w:t xml:space="preserve">ия </w:t>
+        <w:t xml:space="preserve">Статусы должны быть нормализованы и не допускать неоднозначной трактовки. Минимально требуется различать состояния </w:t>
       </w:r>
       <w:r>
         <w:t>not started</w:t>
@@ -12197,10 +10955,7 @@
         </w:numPr>
       </w:pPr>
       <w:r>
-        <w:t xml:space="preserve">удаление временных артефактов допускается только после финального статуса конвейера и </w:t>
-      </w:r>
-      <w:r>
-        <w:t>в соответствии с политиками ретенции.</w:t>
+        <w:t>удаление временных артефактов допускается только после финального статуса конвейера и в соответствии с политиками ретенции.</w:t>
       </w:r>
     </w:p>
     <w:p>
@@ -12220,10 +10975,7 @@
         <w:pStyle w:val="3"/>
       </w:pPr>
       <w:r>
-        <w:t>12.5. Операционные SLO/SLA и r</w:t>
-      </w:r>
-      <w:r>
-        <w:t>unbook</w:t>
+        <w:t>12.5. Операционные SLO/SLA и runbook</w:t>
       </w:r>
     </w:p>
     <w:p>
@@ -12312,10 +11064,7 @@
         </w:numPr>
       </w:pPr>
       <w:r>
-        <w:t>обязат</w:t>
-      </w:r>
-      <w:r>
-        <w:t xml:space="preserve">ельные алерты: </w:t>
+        <w:t xml:space="preserve">обязательные алерты: </w:t>
       </w:r>
     </w:p>
     <w:p>
@@ -12473,25 +11222,19 @@
         </w:numPr>
       </w:pPr>
       <w:r>
-        <w:t>подключ</w:t>
-      </w:r>
-      <w:r>
-        <w:t>аемые модули не должны обходить журналирование и минимизацию ПДн; значимые этапы фиксируются для аудита (§10);</w:t>
-      </w:r>
-    </w:p>
-    <w:p>
-      <w:pPr>
-        <w:pStyle w:val="a4"/>
-        <w:numPr>
-          <w:ilvl w:val="1"/>
-          <w:numId w:val="1"/>
-        </w:numPr>
-      </w:pPr>
-      <w:r>
-        <w:t>поставка и обновление модулей — по контролируемому контуру (проверка целостности, политика доверенных источников; при необходимости — сканировани</w:t>
-      </w:r>
-      <w:r>
-        <w:t>е вложений и артефактов в соответствии с архитектурными принципами пояснительной записки к ТЗ);</w:t>
+        <w:t>подключаемые модули не должны обходить журналирование и минимизацию ПДн; значимые этапы фиксируются для аудита (§10);</w:t>
+      </w:r>
+    </w:p>
+    <w:p>
+      <w:pPr>
+        <w:pStyle w:val="a4"/>
+        <w:numPr>
+          <w:ilvl w:val="1"/>
+          <w:numId w:val="1"/>
+        </w:numPr>
+      </w:pPr>
+      <w:r>
+        <w:t>поставка и обновление модулей — по контролируемому контуру (проверка целостности, политика доверенных источников; при необходимости — сканирование вложений и артефактов в соответствии с архитектурными принципами пояснительной записки к ТЗ);</w:t>
       </w:r>
     </w:p>
     <w:p>
@@ -12518,10 +11261,7 @@
         <w:pStyle w:val="3"/>
       </w:pPr>
       <w:r>
-        <w:t>12.7. Эксплуатация</w:t>
-      </w:r>
-      <w:r>
-        <w:t>, наблюдаемость и приёмка</w:t>
+        <w:t>12.7. Эксплуатация, наблюдаемость и приёмка</w:t>
       </w:r>
     </w:p>
     <w:p>
@@ -12557,13 +11297,7 @@
         </w:numPr>
       </w:pPr>
       <w:r>
-        <w:t>критерии приёмки: воспроизв</w:t>
-      </w:r>
-      <w:r>
-        <w:t>одимый запуск сценария из реестра; корректная обработка отказа этапа; соблюдение RBAC; наличие записей аудита для критичных операций; возможность отката на предыдущую совместимую версию модуля без остановки оркестратора (если предусмотрено политикой версий</w:t>
-      </w:r>
-      <w:r>
-        <w:t>).</w:t>
+        <w:t>критерии приёмки: воспроизводимый запуск сценария из реестра; корректная обработка отказа этапа; соблюдение RBAC; наличие записей аудита для критичных операций; возможность отката на предыдущую совместимую версию модуля без остановки оркестратора (если предусмотрено политикой версий).</w:t>
       </w:r>
     </w:p>
     <w:p>
@@ -12583,10 +11317,7 @@
     </w:p>
     <w:p>
       <w:r>
-        <w:t xml:space="preserve">Чрезмерная фрагментация (слишком мелкие модули) увеличивает накладные расходы на вызовы и усложняет сопровождение; чрезмерно «толстые» модули снижают гибкость. Оптимальная гранулярность определяется на стадии реализации по </w:t>
-      </w:r>
-      <w:r>
-        <w:t>доменным сценариям и требованиям к времени ответа (в т.ч. п. 4.1.2 ТЗ). Расширение каталога модулей и сценариев не должно нарушать обратную совместимость контрактов без явного версионирования.</w:t>
+        <w:t>Чрезмерная фрагментация (слишком мелкие модули) увеличивает накладные расходы на вызовы и усложняет сопровождение; чрезмерно «толстые» модули снижают гибкость. Оптимальная гранулярность определяется на стадии реализации по доменным сценариям и требованиям к времени ответа (в т.ч. п. 4.1.2 ТЗ). Расширение каталога модулей и сценариев не должно нарушать обратную совместимость контрактов без явного версионирования.</w:t>
       </w:r>
     </w:p>
     <w:p>
@@ -12599,13 +11330,7 @@
     </w:p>
     <w:p>
       <w:r>
-        <w:t>По п. 4.2.2.</w:t>
-      </w:r>
-      <w:r>
-        <w:t>4 ТЗ предусматривается штатный интерфейс администратора для загрузки кода новых агентных модулей, настройки параметров вызова API и лимитов (в т.ч. сетевых), регистрации модулей в реестре (§ 12.2.4) и запуска в изолированных контейнерах. Перед запуском пос</w:t>
-      </w:r>
-      <w:r>
-        <w:t>тавка проверяется на вредоносный код (ClamAV или функциональный аналог) в связке с § 7.9. Операции администрирования журналируются; доступ — по RBAC (§ 9.5.3). Детализация экранов — § 14.10.</w:t>
+        <w:t>По п. 4.2.2.4 ТЗ предусматривается штатный интерфейс администратора для загрузки кода новых агентных модулей, настройки параметров вызова API и лимитов (в т.ч. сетевых), регистрации модулей в реестре (§ 12.2.4) и запуска в изолированных контейнерах. Перед запуском поставка проверяется на вредоносный код (ClamAV или функциональный аналог) в связке с § 7.9. Операции администрирования журналируются; доступ — по RBAC (§ 9.5.3). Детализация экранов — § 14.10.</w:t>
       </w:r>
     </w:p>
     <w:p>
@@ -12626,13 +11351,7 @@
     </w:p>
     <w:p>
       <w:r>
-        <w:t>Раздел п</w:t>
-      </w:r>
-      <w:r>
-        <w:t>освящён конвейеру интеллектуального поиска и RAG: векторный индекс (эмбеддинги) и семантический поиск по нему, подготовка данных, хранилища и online-retrieval. Этапы пайплайна изложены ниже; детали реализации см. также в «Описании программного обеспечения»</w:t>
-      </w:r>
-      <w:r>
-        <w:t xml:space="preserve"> (модуль RAG и векторная БД). Общие требования к размещению моделей и защите данных — в</w:t>
+        <w:t>Раздел посвящён конвейеру интеллектуального поиска и RAG: векторный индекс (эмбеддинги) и семантический поиск по нему, подготовка данных, хранилища и online-retrieval. Этапы пайплайна изложены ниже; детали реализации см. также в «Описании программного обеспечения» (модуль RAG и векторная БД). Общие требования к размещению моделей и защите данных — в</w:t>
       </w:r>
       <w:proofErr w:type="gramStart"/>
       <w:r>
@@ -12672,10 +11391,7 @@
         </w:numPr>
       </w:pPr>
       <w:r>
-        <w:t>offline-пайплайн подготовки данных — сбор документов, при необходимости OCR (п. 13.3.8), при необходимости перевод с иностранного языка (п. 13</w:t>
-      </w:r>
-      <w:r>
-        <w:t>.3.6), структурирование, тэгирование, чанкинг и построение векторного индекса;</w:t>
+        <w:t>offline-пайплайн подготовки данных — сбор документов, при необходимости OCR (п. 13.3.8), при необходимости перевод с иностранного языка (п. 13.3.6), структурирование, тэгирование, чанкинг и построение векторного индекса;</w:t>
       </w:r>
     </w:p>
     <w:p>
@@ -12692,32 +11408,17 @@
     </w:p>
     <w:p>
       <w:r>
-        <w:t>Пайпл</w:t>
-      </w:r>
-      <w:r>
-        <w:t>айны развязаны по времени выполнения и нагрузочному профилю: offline-контур работает асинхронно при поступлении/изменении документов, online-контур выполняется синхронно на пользовательский запрос с опорой на уже подготовленные индексы.</w:t>
-      </w:r>
-    </w:p>
-    <w:p>
-      <w:r>
-        <w:t xml:space="preserve">Обоснование RAG по </w:t>
-      </w:r>
-      <w:r>
-        <w:t>сравнению с альтернативами. Чистая генерация без извлечения (LLM-only) не гарантирует опору на корпус документов и повышает риск галлюцинаций. Поиск без генерации (retrieval-only) даёт список фрагментов, но не формирует связного ответа на естественном язык</w:t>
-      </w:r>
-      <w:r>
-        <w:t>е. RAG сочетает извлечение релевантного контекста из доверенного корпуса с генерацией ответа по этому контексту. Для «Фармадок» это даёт проверяемость за счёт цитирования и согласуется с требованиями к экспертной и регуляторной документации (в том числе п.</w:t>
-      </w:r>
-      <w:r>
-        <w:t xml:space="preserve"> 4.1.2 ТЗ).</w:t>
-      </w:r>
-    </w:p>
-    <w:p>
-      <w:r>
-        <w:t>Оркестрация моделей. Модели эмбеддингов используются при индексации чанков и при кодировании пользовательского запроса для векторного поиска; большая языковая модель (БЯМ) применяется на этапе Generator для формирования ответа. Разделение ролей и вызовы мо</w:t>
-      </w:r>
-      <w:r>
-        <w:t>делей координирует backend.</w:t>
+        <w:t>Пайплайны развязаны по времени выполнения и нагрузочному профилю: offline-контур работает асинхронно при поступлении/изменении документов, online-контур выполняется синхронно на пользовательский запрос с опорой на уже подготовленные индексы.</w:t>
+      </w:r>
+    </w:p>
+    <w:p>
+      <w:r>
+        <w:t>Обоснование RAG по сравнению с альтернативами. Чистая генерация без извлечения (LLM-only) не гарантирует опору на корпус документов и повышает риск галлюцинаций. Поиск без генерации (retrieval-only) даёт список фрагментов, но не формирует связного ответа на естественном языке. RAG сочетает извлечение релевантного контекста из доверенного корпуса с генерацией ответа по этому контексту. Для «Фармадок» это даёт проверяемость за счёт цитирования и согласуется с требованиями к экспертной и регуляторной документации (в том числе п. 4.1.2 ТЗ).</w:t>
+      </w:r>
+    </w:p>
+    <w:p>
+      <w:r>
+        <w:t>Оркестрация моделей. Модели эмбеддингов используются при индексации чанков и при кодировании пользовательского запроса для векторного поиска; большая языковая модель (БЯМ) применяется на этапе Generator для формирования ответа. Разделение ролей и вызовы моделей координирует backend.</w:t>
       </w:r>
     </w:p>
     <w:p>
@@ -12767,37 +11468,22 @@
     </w:p>
     <w:p>
       <w:r>
-        <w:t>Окончательный сост</w:t>
-      </w:r>
-      <w:r>
-        <w:t>ав моделей, версии весов и параметры развёртывания уточняются на стадии реализации с учётом лицензий, требований к размещению и защите данных (§ 7.7–7.8, § 8) и вычислительных ресурсов Заказчика.</w:t>
-      </w:r>
-    </w:p>
-    <w:p>
-      <w:r>
-        <w:t>Подсистема ориентирована на регуляторные и экспертные процес</w:t>
-      </w:r>
-      <w:r>
-        <w:t>сы ФГБУ «НЦЭСМП» Минздрава России и поддерживает работу с профильной фармацевтической документацией (регистрационные досье, инструкции по медицинскому применению, ПУР, нормативные документы по качеству и сопутствующие материалы). В рамках данного документа</w:t>
-      </w:r>
-      <w:r>
-        <w:t xml:space="preserve"> подсистема рассматривается как технологическая основа для быстрого и воспроизводимого извлечения релевантного контекста: она не формирует экспертное заключение, а обеспечивает качество входных данных для последующих этапов реранкинга и генерации ответа.</w:t>
-      </w:r>
-    </w:p>
-    <w:p>
-      <w:r>
-        <w:t>Н</w:t>
-      </w:r>
-      <w:r>
-        <w:t>азначение подсистемы напрямую связано с требованиями ТЗ по безопасности: индексирование и поиск выполняются в контролируемой инфраструктуре Заказчика, с учетом RBAC, шифрования и ограничений на обработку данных в доверенном контуре.</w:t>
-      </w:r>
-    </w:p>
-    <w:p>
-      <w:r>
-        <w:t>Ключевые цели подсистем</w:t>
-      </w:r>
-      <w:r>
-        <w:t>ы индексирования:</w:t>
+        <w:t>Окончательный состав моделей, версии весов и параметры развёртывания уточняются на стадии реализации с учётом лицензий, требований к размещению и защите данных (§ 7.7–7.8, § 8) и вычислительных ресурсов Заказчика.</w:t>
+      </w:r>
+    </w:p>
+    <w:p>
+      <w:r>
+        <w:t>Подсистема ориентирована на регуляторные и экспертные процессы ФГБУ «НЦЭСМП» Минздрава России и поддерживает работу с профильной фармацевтической документацией (регистрационные досье, инструкции по медицинскому применению, ПУР, нормативные документы по качеству и сопутствующие материалы). В рамках данного документа подсистема рассматривается как технологическая основа для быстрого и воспроизводимого извлечения релевантного контекста: она не формирует экспертное заключение, а обеспечивает качество входных данных для последующих этапов реранкинга и генерации ответа.</w:t>
+      </w:r>
+    </w:p>
+    <w:p>
+      <w:r>
+        <w:t>Назначение подсистемы напрямую связано с требованиями ТЗ по безопасности: индексирование и поиск выполняются в контролируемой инфраструктуре Заказчика, с учетом RBAC, шифрования и ограничений на обработку данных в доверенном контуре.</w:t>
+      </w:r>
+    </w:p>
+    <w:p>
+      <w:r>
+        <w:t>Ключевые цели подсистемы индексирования:</w:t>
       </w:r>
     </w:p>
     <w:p>
@@ -12839,40 +11525,31 @@
         </w:numPr>
       </w:pPr>
       <w:r>
-        <w:t>Трассируемость и цитируемость.</w:t>
-      </w:r>
-      <w:r>
-        <w:t xml:space="preserve"> Сохранять в индексе метаданные первоисточников (документ, раздел, страница/фрагмент), чтобы на этапе генерации ответа обеспечивалось обязательное цитирование и проверяемость выводов.</w:t>
-      </w:r>
-    </w:p>
-    <w:p>
-      <w:pPr>
-        <w:pStyle w:val="a4"/>
-        <w:numPr>
-          <w:ilvl w:val="1"/>
-          <w:numId w:val="1"/>
-        </w:numPr>
-      </w:pPr>
-      <w:r>
-        <w:t xml:space="preserve">Масштабируемость и производительность. Поддерживать рост объема корпуса </w:t>
-      </w:r>
-      <w:r>
-        <w:t>и числа пользователей без деградации SLA, включая целевые показатели ТЗ по времени ответа и нагрузке.</w:t>
-      </w:r>
-    </w:p>
-    <w:p>
-      <w:pPr>
-        <w:pStyle w:val="a4"/>
-        <w:numPr>
-          <w:ilvl w:val="1"/>
-          <w:numId w:val="1"/>
-        </w:numPr>
-      </w:pPr>
-      <w:r>
-        <w:t>Безопасность данных. Обеспечить обработку и хранение артефактов индексирования в рамках требований ИБ (RBAC, шифрование, разделение доступов, контроль ист</w:t>
-      </w:r>
-      <w:r>
-        <w:t>очников данных).</w:t>
+        <w:t>Трассируемость и цитируемость. Сохранять в индексе метаданные первоисточников (документ, раздел, страница/фрагмент), чтобы на этапе генерации ответа обеспечивалось обязательное цитирование и проверяемость выводов.</w:t>
+      </w:r>
+    </w:p>
+    <w:p>
+      <w:pPr>
+        <w:pStyle w:val="a4"/>
+        <w:numPr>
+          <w:ilvl w:val="1"/>
+          <w:numId w:val="1"/>
+        </w:numPr>
+      </w:pPr>
+      <w:r>
+        <w:t>Масштабируемость и производительность. Поддерживать рост объема корпуса и числа пользователей без деградации SLA, включая целевые показатели ТЗ по времени ответа и нагрузке.</w:t>
+      </w:r>
+    </w:p>
+    <w:p>
+      <w:pPr>
+        <w:pStyle w:val="a4"/>
+        <w:numPr>
+          <w:ilvl w:val="1"/>
+          <w:numId w:val="1"/>
+        </w:numPr>
+      </w:pPr>
+      <w:r>
+        <w:t>Безопасность данных. Обеспечить обработку и хранение артефактов индексирования в рамках требований ИБ (RBAC, шифрование, разделение доступов, контроль источников данных).</w:t>
       </w:r>
     </w:p>
     <w:p>
@@ -12885,10 +11562,19 @@
       </w:r>
       <w:proofErr w:type="gramEnd"/>
       <w:r>
-        <w:t>, §7.7–7.8, §8 пояснительной записки к ТЗ.</w:t>
-      </w:r>
-      <w:r>
-        <w:t xml:space="preserve"> Хранение артефактов: эмбеддинги — Milvus; результаты тэгирования — S3 MinIO с привязкой к исходному документу; при необходимости служебная мета — PostgreSQL.</w:t>
+        <w:t xml:space="preserve">, §7.7–7.8, §8 пояснительной записки к ТЗ. Хранение артефактов: эмбеддинги — Milvus; результаты тэгирования — S3 </w:t>
+      </w:r>
+      <w:r>
+        <w:rPr>
+          <w:lang w:val="en-US"/>
+        </w:rPr>
+        <w:t>SeaweedFS</w:t>
+      </w:r>
+      <w:r>
+        <w:t xml:space="preserve"> </w:t>
+      </w:r>
+      <w:r>
+        <w:t>с привязкой к исходному документу; при необходимости служебная мета — PostgreSQL.</w:t>
       </w:r>
     </w:p>
     <w:p>
@@ -12908,10 +11594,7 @@
     </w:p>
     <w:p>
       <w:r>
-        <w:t>Подсистема реализует оркестрированную архите</w:t>
-      </w:r>
-      <w:r>
-        <w:t>ктуру из двух независимых контуров, которые связаны через общие хранилища и контракты метаданных.</w:t>
+        <w:t>Подсистема реализует оркестрированную архитектуру из двух независимых контуров, которые связаны через общие хранилища и контракты метаданных.</w:t>
       </w:r>
     </w:p>
     <w:p>
@@ -12944,25 +11627,19 @@
       </w:pPr>
       <w:r>
         <w:lastRenderedPageBreak/>
-        <w:t>при необходимости модуль OCR (подключае</w:t>
-      </w:r>
-      <w:r>
-        <w:t>мый модуль оркестратора, п. 13.3.8) извлекает текст из сканов, изображений и PDF без текстового слоя до разметки;</w:t>
-      </w:r>
-    </w:p>
-    <w:p>
-      <w:pPr>
-        <w:pStyle w:val="a4"/>
-        <w:numPr>
-          <w:ilvl w:val="1"/>
-          <w:numId w:val="1"/>
-        </w:numPr>
-      </w:pPr>
-      <w:r>
-        <w:t xml:space="preserve">при необходимости модуль перевода (подключаемый модуль оркестратора, п. 13.3.6) преобразует текст исходного документа с иностранного языка на </w:t>
-      </w:r>
-      <w:r>
-        <w:t>целевой перед разметкой;</w:t>
+        <w:t>при необходимости модуль OCR (подключаемый модуль оркестратора, п. 13.3.8) извлекает текст из сканов, изображений и PDF без текстового слоя до разметки;</w:t>
+      </w:r>
+    </w:p>
+    <w:p>
+      <w:pPr>
+        <w:pStyle w:val="a4"/>
+        <w:numPr>
+          <w:ilvl w:val="1"/>
+          <w:numId w:val="1"/>
+        </w:numPr>
+      </w:pPr>
+      <w:r>
+        <w:t>при необходимости модуль перевода (подключаемый модуль оркестратора, п. 13.3.6) преобразует текст исходного документа с иностранного языка на целевой перед разметкой;</w:t>
       </w:r>
     </w:p>
     <w:p>
@@ -13084,10 +11761,7 @@
         <w:t>filter-service</w:t>
       </w:r>
       <w:r>
-        <w:t xml:space="preserve"> отсекает кандидатов по метадан</w:t>
-      </w:r>
-      <w:r>
-        <w:t xml:space="preserve">ным и RBAC, затем </w:t>
+        <w:t xml:space="preserve"> отсекает кандидатов по метаданным и RBAC, затем </w:t>
       </w:r>
       <w:r>
         <w:t>masking-middleware</w:t>
@@ -13122,10 +11796,7 @@
     </w:p>
     <w:p>
       <w:r>
-        <w:t>Такое разделение повышает управляемость подс</w:t>
-      </w:r>
-      <w:r>
-        <w:t>истемы: offline-контур оптимизируется под полноту и качество индексов, online-контур - под время ответа и стабильность SLA.</w:t>
+        <w:t>Такое разделение повышает управляемость подсистемы: offline-контур оптимизируется под полноту и качество индексов, online-контур - под время ответа и стабильность SLA.</w:t>
       </w:r>
     </w:p>
     <w:p>
@@ -13229,10 +11900,7 @@
         </w:numPr>
       </w:pPr>
       <w:r>
-        <w:t>Плюс: с</w:t>
-      </w:r>
-      <w:r>
-        <w:t>табильно по вычислительной стоимости и просто в реализации.</w:t>
+        <w:t>Плюс: стабильно по вычислительной стоимости и просто в реализации.</w:t>
       </w:r>
     </w:p>
     <w:p>
@@ -13280,10 +11948,7 @@
         </w:numPr>
       </w:pPr>
       <w:r>
-        <w:t>Пл</w:t>
-      </w:r>
-      <w:r>
-        <w:t>юс: снижает риск потери контекста на границах.</w:t>
+        <w:t>Плюс: снижает риск потери контекста на границах.</w:t>
       </w:r>
     </w:p>
     <w:p>
@@ -13384,10 +12049,7 @@
         </w:numPr>
       </w:pPr>
       <w:r>
-        <w:t>Для некоторых типов документов допускается переход на фи</w:t>
-      </w:r>
-      <w:r>
-        <w:t>ксированный или скользящий режим, если структурные границы выделены недостаточно надёжно.</w:t>
+        <w:t>Для некоторых типов документов допускается переход на фиксированный или скользящий режим, если структурные границы выделены недостаточно надёжно.</w:t>
       </w:r>
     </w:p>
     <w:p>
@@ -13430,19 +12092,15 @@
       </w:r>
     </w:p>
     <w:p>
-      <w:pPr>
-        <w:spacing w:before="200" w:after="200"/>
-        <w:jc w:val="center"/>
-      </w:pPr>
       <w:r>
         <w:rPr>
           <w:noProof/>
         </w:rPr>
         <w:drawing>
-          <wp:inline distT="0" distB="0" distL="0" distR="0">
-            <wp:extent cx="6896674" cy="1181100"/>
-            <wp:effectExtent l="0" t="0" r="0" b="0"/>
-            <wp:docPr id="13" name="Рисунок 13"/>
+          <wp:inline distT="0" distB="0" distL="0" distR="0" wp14:anchorId="26A28F0F" wp14:editId="26E7103C">
+            <wp:extent cx="6985028" cy="1155940"/>
+            <wp:effectExtent l="0" t="0" r="6350" b="6350"/>
+            <wp:docPr id="21" name="Рисунок 21"/>
             <wp:cNvGraphicFramePr>
               <a:graphicFrameLocks xmlns:a="http://schemas.openxmlformats.org/drawingml/2006/main" noChangeAspect="1"/>
             </wp:cNvGraphicFramePr>
@@ -13450,22 +12108,19 @@
               <a:graphicData uri="http://schemas.openxmlformats.org/drawingml/2006/picture">
                 <pic:pic xmlns:pic="http://schemas.openxmlformats.org/drawingml/2006/picture">
                   <pic:nvPicPr>
-                    <pic:cNvPr id="0" name=""/>
-                    <pic:cNvPicPr>
-                      <a:picLocks noChangeAspect="1" noChangeArrowheads="1"/>
-                    </pic:cNvPicPr>
+                    <pic:cNvPr id="1" name=""/>
+                    <pic:cNvPicPr/>
                   </pic:nvPicPr>
                   <pic:blipFill>
                     <a:blip r:embed="rId19"/>
-                    <a:srcRect/>
                     <a:stretch>
                       <a:fillRect/>
                     </a:stretch>
                   </pic:blipFill>
-                  <pic:spPr bwMode="auto">
+                  <pic:spPr>
                     <a:xfrm>
                       <a:off x="0" y="0"/>
-                      <a:ext cx="7097652" cy="1215519"/>
+                      <a:ext cx="7015550" cy="1160991"/>
                     </a:xfrm>
                     <a:prstGeom prst="rect">
                       <a:avLst/>
@@ -13493,15 +12148,14 @@
     </w:p>
     <w:p>
       <w:r>
+        <w:t>Назначение. Этап сбора документов выполняется перед markup и обеспечивает контролируемое поступление документов в конвейер подготовки данных.</w:t>
+      </w:r>
+      <w:bookmarkStart w:id="0" w:name="_GoBack"/>
+      <w:bookmarkEnd w:id="0"/>
+    </w:p>
+    <w:p>
+      <w:r>
         <w:lastRenderedPageBreak/>
-        <w:t>Назначение. Этап сбора документов выполняется перед markup и обеспечивает контролируемое поступление</w:t>
-      </w:r>
-      <w:r>
-        <w:t xml:space="preserve"> документов в конвейер подготовки данных.</w:t>
-      </w:r>
-    </w:p>
-    <w:p>
-      <w:r>
         <w:t xml:space="preserve">Вход этапа. На вход </w:t>
       </w:r>
       <w:r>
@@ -13513,10 +12167,7 @@
     </w:p>
     <w:p>
       <w:r>
-        <w:t>Выход этапа. На выходе формируется подготовленный пакет документов</w:t>
-      </w:r>
-      <w:r>
-        <w:t xml:space="preserve"> для </w:t>
+        <w:t xml:space="preserve">Выход этапа. На выходе формируется подготовленный пакет документов для </w:t>
       </w:r>
       <w:r>
         <w:t>markup-service</w:t>
@@ -13542,10 +12193,7 @@
     </w:p>
     <w:p>
       <w:r>
-        <w:t>Назначение. До этапа тэгирования выполняется этап markup (ст</w:t>
-      </w:r>
-      <w:r>
-        <w:t>руктурирование) документа. Этап используется для преобразования сырого документа в унифицированное структурированное представление, пригодное для последующего тэгирования и индексирования.</w:t>
+        <w:t>Назначение. До этапа тэгирования выполняется этап markup (структурирование) документа. Этап используется для преобразования сырого документа в унифицированное структурированное представление, пригодное для последующего тэгирования и индексирования.</w:t>
       </w:r>
     </w:p>
     <w:p>
@@ -13555,10 +12203,7 @@
     </w:p>
     <w:p>
       <w:r>
-        <w:t xml:space="preserve">Выход </w:t>
-      </w:r>
-      <w:r>
-        <w:t>этапа. Markup-сервис возвращает структурированные документы в формате Markdown.</w:t>
+        <w:t>Выход этапа. Markup-сервис возвращает структурированные документы в формате Markdown.</w:t>
       </w:r>
     </w:p>
     <w:p>
@@ -13578,18 +12223,12 @@
     </w:p>
     <w:p>
       <w:r>
-        <w:t>Назначение. После этапа markup и до векторного индексирования выполняется этап тэгирования структуры документа. Он выд</w:t>
-      </w:r>
-      <w:r>
-        <w:t>еляет логически осмысленные фрагменты и нормализует признаки для последующего векторного индексирования. Отдельно тэгирование поддерживает учёт и обработку тэгов фрагментов текста при проверке документов на соответствие нормативам.</w:t>
-      </w:r>
-    </w:p>
-    <w:p>
-      <w:r>
-        <w:t>Вход этапа. На вход серв</w:t>
-      </w:r>
-      <w:r>
-        <w:t>иса тэгирования подаются структурированные документы в формате Markdown (результат этапа markup).</w:t>
+        <w:t>Назначение. После этапа markup и до векторного индексирования выполняется этап тэгирования структуры документа. Он выделяет логически осмысленные фрагменты и нормализует признаки для последующего векторного индексирования. Отдельно тэгирование поддерживает учёт и обработку тэгов фрагментов текста при проверке документов на соответствие нормативам.</w:t>
+      </w:r>
+    </w:p>
+    <w:p>
+      <w:r>
+        <w:t>Вход этапа. На вход сервиса тэгирования подаются структурированные документы в формате Markdown (результат этапа markup).</w:t>
       </w:r>
     </w:p>
     <w:p>
@@ -13631,10 +12270,19 @@
     </w:p>
     <w:p>
       <w:r>
-        <w:t>Результирующие JSON-артефакты этапа тэгирования сохраняются в S3 MinIO бакете с привязкой к исходному док</w:t>
-      </w:r>
-      <w:r>
-        <w:t>ументу (</w:t>
+        <w:t xml:space="preserve">Результирующие JSON-артефакты этапа тэгирования сохраняются в S3 </w:t>
+      </w:r>
+      <w:r>
+        <w:rPr>
+          <w:lang w:val="en-US"/>
+        </w:rPr>
+        <w:t>SeaweedFS</w:t>
+      </w:r>
+      <w:r>
+        <w:t xml:space="preserve"> </w:t>
+      </w:r>
+      <w:r>
+        <w:t>бакете с привязкой к исходному документу (</w:t>
       </w:r>
       <w:proofErr w:type="gramStart"/>
       <w:r>
@@ -13647,10 +12295,7 @@
     </w:p>
     <w:p>
       <w:r>
-        <w:t>Опциональность по типу документа. Этап тэгирования может быть пропущен для некоторых типов документов. В этом случае в индексацию передаются фрагменты, полученные базовым конвейером парсинга и разметк</w:t>
-      </w:r>
-      <w:r>
-        <w:t>и, без дополнительного тэгирования.</w:t>
+        <w:t>Опциональность по типу документа. Этап тэгирования может быть пропущен для некоторых типов документов. В этом случае в индексацию передаются фрагменты, полученные базовым конвейером парсинга и разметки, без дополнительного тэгирования.</w:t>
       </w:r>
     </w:p>
     <w:p>
@@ -13670,18 +12315,12 @@
     </w:p>
     <w:p>
       <w:r>
-        <w:t>На этапах разметки (markup) и тэгирования (п. 13.3.3, 13.3.4) предусмотрен механизм ручной корректировки результатов автоматической обработки перед векторизацией. Также предусматри</w:t>
-      </w:r>
-      <w:r>
-        <w:t>вается механизм повторной векторизации после повторной ручной корректировки разбиения документа на фрагменты (чанков), с обновлением соответствующих записей в векторном индексе.</w:t>
-      </w:r>
-    </w:p>
-    <w:p>
-      <w:r>
-        <w:t>В offline-пайплайне тексты блоков документов преобразуются в эмбеддинги соглас</w:t>
-      </w:r>
-      <w:r>
-        <w:t xml:space="preserve">ованной моделью и сохраняются в векторный индекс. Онлайн-поиск по этим данным выполняется отдельным компонентом </w:t>
+        <w:t>На этапах разметки (markup) и тэгирования (п. 13.3.3, 13.3.4) предусмотрен механизм ручной корректировки результатов автоматической обработки перед векторизацией. Также предусматривается механизм повторной векторизации после повторной ручной корректировки разбиения документа на фрагменты (чанков), с обновлением соответствующих записей в векторном индексе.</w:t>
+      </w:r>
+    </w:p>
+    <w:p>
+      <w:r>
+        <w:t xml:space="preserve">В offline-пайплайне тексты блоков документов преобразуются в эмбеддинги согласованной моделью и сохраняются в векторный индекс. Онлайн-поиск по этим данным выполняется отдельным компонентом </w:t>
       </w:r>
       <w:r>
         <w:t>vector-retriever</w:t>
@@ -13692,24 +12331,12 @@
     </w:p>
     <w:p>
       <w:r>
-        <w:t>Обоснование векторизации от оригинала (языка первоисточника). При переводе меняется не только формулировка: од</w:t>
-      </w:r>
-      <w:r>
-        <w:t>ну и ту же мысль в другом языке часто передают иначе, оттенки и термины сдвигаются. Поэтому вектор, построенный по переводу, не всегда совпадает по смыслу с вектором по исходному тексту, даже при хорошем переводе. Чтобы семантический поиск и подбор фрагмен</w:t>
-      </w:r>
-      <w:r>
-        <w:t>тов опирались на авторский текст, планируется хранить и использовать векторы, полученные именно из оригинала (языка первоисточника). Перевод будет происходить при предоставлении найденного текста пользователю.</w:t>
-      </w:r>
-    </w:p>
-    <w:p>
-      <w:r>
-        <w:t xml:space="preserve">Содержимое записи индекса (логически). Вектор </w:t>
-      </w:r>
-      <w:r>
-        <w:t>эмбеддинга; идентификатор документа и фрагмента; метаданные для цитирования (страница, раздел); атрибуты RBAC; при необходимости тип документа (регламентирующие/рабочие/кэш внешнего поиска — по классификации в описании программного обеспечения ИС, подсисте</w:t>
-      </w:r>
-      <w:r>
-        <w:t>ма векторной БД); при необходимости - заголовки структуры.</w:t>
+        <w:t>Обоснование векторизации от оригинала (языка первоисточника). При переводе меняется не только формулировка: одну и ту же мысль в другом языке часто передают иначе, оттенки и термины сдвигаются. Поэтому вектор, построенный по переводу, не всегда совпадает по смыслу с вектором по исходному тексту, даже при хорошем переводе. Чтобы семантический поиск и подбор фрагментов опирались на авторский текст, планируется хранить и использовать векторы, полученные именно из оригинала (языка первоисточника). Перевод будет происходить при предоставлении найденного текста пользователю.</w:t>
+      </w:r>
+    </w:p>
+    <w:p>
+      <w:r>
+        <w:t>Содержимое записи индекса (логически). Вектор эмбеддинга; идентификатор документа и фрагмента; метаданные для цитирования (страница, раздел); атрибуты RBAC; при необходимости тип документа (регламентирующие/рабочие/кэш внешнего поиска — по классификации в описании программного обеспечения ИС, подсистема векторной БД); при необходимости - заголовки структуры.</w:t>
       </w:r>
     </w:p>
     <w:p>
@@ -13729,21 +12356,12 @@
         <w:pStyle w:val="4"/>
       </w:pPr>
       <w:r>
-        <w:t>13.3.6. Этап перевода с иностранного язы</w:t>
-      </w:r>
-      <w:r>
-        <w:t>ка</w:t>
-      </w:r>
-    </w:p>
-    <w:p>
-      <w:r>
-        <w:t>Назначение. Для документов, поступивших в конвейер подготовки данных на иностранном языке (относительно целевого языка корпуса и сценариев эксплуатации, согласованных с Заказчиком), выполняется отдельный этап машинного перевода содержимого в целевой язы</w:t>
-      </w:r>
-      <w:r>
-        <w:t>к до этапа markup (п. 13.3.3), чтобы последующие структурирование, тэгирование, чанкинг и индексирование опирались на единый лингвистический контур поиска и RAG. Требования к сохранению структуры DOCX, фармакопейной и отраслевой терминологии и к использова</w:t>
-      </w:r>
-      <w:r>
-        <w:t>нию локальной или доверенной БЯМ зафиксированы в п. 4.2.2.2 ТЗ,</w:t>
+        <w:t>13.3.6. Этап перевода с иностранного языка</w:t>
+      </w:r>
+    </w:p>
+    <w:p>
+      <w:r>
+        <w:t>Назначение. Для документов, поступивших в конвейер подготовки данных на иностранном языке (относительно целевого языка корпуса и сценариев эксплуатации, согласованных с Заказчиком), выполняется отдельный этап машинного перевода содержимого в целевой язык до этапа markup (п. 13.3.3), чтобы последующие структурирование, тэгирование, чанкинг и индексирование опирались на единый лингвистический контур поиска и RAG. Требования к сохранению структуры DOCX, фармакопейной и отраслевой терминологии и к использованию локальной или доверенной БЯМ зафиксированы в п. 4.2.2.2 ТЗ,</w:t>
       </w:r>
       <w:proofErr w:type="gramStart"/>
       <w:r>
@@ -13756,41 +12374,23 @@
     </w:p>
     <w:p>
       <w:r>
-        <w:t>Оркестрация. Модуль перевода вызывается как подключаемый модуль (плагин этапа) оркестратора конвейеров (§ 12): регистрируется в реестре модулей, входит в сценарий пайплайна «подго</w:t>
-      </w:r>
-      <w:r>
-        <w:t xml:space="preserve">товка документа к индексации» (или в выделенный сценарий «перевод документа») и получает контекст выполнения с идентификатором документа, </w:t>
-      </w:r>
+        <w:t>Оркестрация. Модуль перевода вызывается как подключаемый модуль (плагин этапа) оркестратора конвейеров (§ 12): регистрируется в реестре модулей, входит в сценарий пайплайна «подготовка документа к индексации» (или в выделенный сценарий «перевод документа») и получает контекст выполнения с идентификатором документа, метаданными языка и ограничениями RBAC. Такое включение обеспечивает единые политики повторов, таймаутов, аудита прогона и изоляции исполнения с другими агентными модулями (согласованно с § 7.6, § 7.9, § 12.2.2).</w:t>
+      </w:r>
+    </w:p>
+    <w:p>
       <w:r>
         <w:lastRenderedPageBreak/>
-        <w:t>метаданными языка и ограничениями RBAC. Такое включение обеспечивает единые политики повторов, таймаутов, аудита прого</w:t>
-      </w:r>
-      <w:r>
-        <w:t>на и изоляции исполнения с другими агентными модулями (согласованно с § 7.6, § 7.9, § 12.2.2).</w:t>
-      </w:r>
-    </w:p>
-    <w:p>
-      <w:r>
-        <w:t>Вход этапа. Пакет после ingest (п. 13.3.2) и при необходимости после OCR (п. 13.3.8): файлы документа (в т.ч. DOCX/PDF и согласованные форматы), метаданные источ</w:t>
-      </w:r>
-      <w:r>
-        <w:t>ника, признак исходного языка (явный или определённый на ingest), целевой язык перевода по политике Заказчика.</w:t>
-      </w:r>
-    </w:p>
-    <w:p>
-      <w:r>
-        <w:t xml:space="preserve">Выход этапа. Документ (или согласованный набор артефактов) на целевом языке, пригодный для передачи в markup-service без обхода контроля доступа </w:t>
-      </w:r>
-      <w:r>
-        <w:t>и трассировки версий; при необходимости — связь «исходник ↔ перевод» фиксируется в метаданных для цитирования и приёмки.</w:t>
-      </w:r>
-    </w:p>
-    <w:p>
-      <w:r>
-        <w:t xml:space="preserve">Условие включения. Этап выполняется, если по правилам маршрутизации конвейера документ классифицирован как требующий перевода (язык не </w:t>
-      </w:r>
-      <w:r>
-        <w:t xml:space="preserve">совпадает с целевым либо задан принудительный перевод). Для документов уже на целевом языке ветка «Модуль перевода» не вызывается (см. </w:t>
+        <w:t>Вход этапа. Пакет после ingest (п. 13.3.2) и при необходимости после OCR (п. 13.3.8): файлы документа (в т.ч. DOCX/PDF и согласованные форматы), метаданные источника, признак исходного языка (явный или определённый на ingest), целевой язык перевода по политике Заказчика.</w:t>
+      </w:r>
+    </w:p>
+    <w:p>
+      <w:r>
+        <w:t>Выход этапа. Документ (или согласованный набор артефактов) на целевом языке, пригодный для передачи в markup-service без обхода контроля доступа и трассировки версий; при необходимости — связь «исходник ↔ перевод» фиксируется в метаданных для цитирования и приёмки.</w:t>
+      </w:r>
+    </w:p>
+    <w:p>
+      <w:r>
+        <w:t xml:space="preserve">Условие включения. Этап выполняется, если по правилам маршрутизации конвейера документ классифицирован как требующий перевода (язык не совпадает с целевым либо задан принудительный перевод). Для документов уже на целевом языке ветка «Модуль перевода» не вызывается (см. </w:t>
       </w:r>
       <w:hyperlink w:anchor="fig-offline-flow-13-3-1" w:history="1">
         <w:r>
@@ -13801,10 +12401,7 @@
         </w:r>
       </w:hyperlink>
       <w:r>
-        <w:t>); при цепочке OCR → перевод порядок этапов соответствует рисунку (</w:t>
-      </w:r>
-      <w:r>
-        <w:t>п. 13.3.8 затем п. 13.3.6).</w:t>
+        <w:t>); при цепочке OCR → перевод порядок этапов соответствует рисунку (п. 13.3.8 затем п. 13.3.6).</w:t>
       </w:r>
     </w:p>
     <w:p>
@@ -13829,48 +12426,27 @@
     </w:p>
     <w:p>
       <w:r>
-        <w:t>Назначение. Д</w:t>
-      </w:r>
-      <w:r>
-        <w:t>ля документов в форматах PDF (без извлекаемого текстового слоя), JPEG, PNG и согласованных аналогов (п. 4.2.2.3 ТЗ, § 5.6) выполняется отдельный этап OCR — извлечение машиночитаемого текста и согласованных структурных подсказок после этапа ingest (п. 13.3.</w:t>
-      </w:r>
-      <w:r>
-        <w:t>2) и до этапа markup (п. 13.3.3), чтобы markup-service и последующие тэгирование, чанкинг и индексирование (п. 13.3.5) опирались на распознанный текст, а не только на «пустой» растр или неселектируемый PDF.</w:t>
-      </w:r>
-    </w:p>
-    <w:p>
-      <w:r>
-        <w:t>Оркестрация. Модуль OCR вызывается как подключаем</w:t>
-      </w:r>
-      <w:r>
-        <w:t>ый модуль (плагин этапа) оркестратора конвейеров (§ 12) — по той же схеме, что и модуль перевода (п. 13.3.6): регистрация в реестре модулей, включение в сценарий пайплайна подготовки документа к индексации (или выделенный сценарий «OCR»), контекст выполнен</w:t>
-      </w:r>
-      <w:r>
-        <w:t>ия с идентификатором документа, метаданными языка распознавания и RBAC; единые политики повторов, таймаутов, аудита и изоляции исполнения (§ 7.6, § 7.9, § 12.2.2).</w:t>
-      </w:r>
-    </w:p>
-    <w:p>
-      <w:r>
-        <w:t>Вход этапа. Пакет после ingest: файлы-изображения, сканы, PDF, требующие OCR по правилам мар</w:t>
-      </w:r>
-      <w:r>
-        <w:t>шрутизации; метаданные источника; перечень языков OCR — по согласованию с Заказчиком (§ 5.6).</w:t>
-      </w:r>
-    </w:p>
-    <w:p>
-      <w:r>
-        <w:t>Выход этапа. Текстовое представление (и при необходимости промежуточные артефакты: координаты блоков, уверенность распознавания), пригодное для передачи в цепочку</w:t>
-      </w:r>
-      <w:r>
-        <w:t xml:space="preserve"> перевода (п. 13.3.6, если требуется) либо непосредственно в markup-service.</w:t>
-      </w:r>
-    </w:p>
-    <w:p>
-      <w:r>
-        <w:t xml:space="preserve">Условие включения. Этап выполняется, если тип файла и результат первичной проверки на ingest указывают на необходимость OCR; для «обычных» цифровых PDF/DOCX с извлекаемым текстом </w:t>
-      </w:r>
-      <w:r>
-        <w:t xml:space="preserve">ветка «Модуль OCR» не вызывается (см. </w:t>
+        <w:t>Назначение. Для документов в форматах PDF (без извлекаемого текстового слоя), JPEG, PNG и согласованных аналогов (п. 4.2.2.3 ТЗ, § 5.6) выполняется отдельный этап OCR — извлечение машиночитаемого текста и согласованных структурных подсказок после этапа ingest (п. 13.3.2) и до этапа markup (п. 13.3.3), чтобы markup-service и последующие тэгирование, чанкинг и индексирование (п. 13.3.5) опирались на распознанный текст, а не только на «пустой» растр или неселектируемый PDF.</w:t>
+      </w:r>
+    </w:p>
+    <w:p>
+      <w:r>
+        <w:t>Оркестрация. Модуль OCR вызывается как подключаемый модуль (плагин этапа) оркестратора конвейеров (§ 12) — по той же схеме, что и модуль перевода (п. 13.3.6): регистрация в реестре модулей, включение в сценарий пайплайна подготовки документа к индексации (или выделенный сценарий «OCR»), контекст выполнения с идентификатором документа, метаданными языка распознавания и RBAC; единые политики повторов, таймаутов, аудита и изоляции исполнения (§ 7.6, § 7.9, § 12.2.2).</w:t>
+      </w:r>
+    </w:p>
+    <w:p>
+      <w:r>
+        <w:t>Вход этапа. Пакет после ingest: файлы-изображения, сканы, PDF, требующие OCR по правилам маршрутизации; метаданные источника; перечень языков OCR — по согласованию с Заказчиком (§ 5.6).</w:t>
+      </w:r>
+    </w:p>
+    <w:p>
+      <w:r>
+        <w:t>Выход этапа. Текстовое представление (и при необходимости промежуточные артефакты: координаты блоков, уверенность распознавания), пригодное для передачи в цепочку перевода (п. 13.3.6, если требуется) либо непосредственно в markup-service.</w:t>
+      </w:r>
+    </w:p>
+    <w:p>
+      <w:r>
+        <w:t xml:space="preserve">Условие включения. Этап выполняется, если тип файла и результат первичной проверки на ingest указывают на необходимость OCR; для «обычных» цифровых PDF/DOCX с извлекаемым текстом ветка «Модуль OCR» не вызывается (см. </w:t>
       </w:r>
       <w:hyperlink w:anchor="fig-offline-flow-13-3-1" w:history="1">
         <w:r>
@@ -13973,10 +12549,7 @@
     </w:p>
     <w:p>
       <w:r>
-        <w:t>Рисунок 13.4-1. Диаграмма потоков данных процесса обработки запро</w:t>
-      </w:r>
-      <w:r>
-        <w:t>са (online pipeline).</w:t>
+        <w:t>Рисунок 13.4-1. Диаграмма потоков данных процесса обработки запроса (online pipeline).</w:t>
       </w:r>
     </w:p>
     <w:p>
@@ -14075,10 +12648,7 @@
         </w:numPr>
       </w:pPr>
       <w:r>
-        <w:t>После этапов markup и тэгирования (если тэгирование включено для типа документа) выполняется семантический (векторный) поиск по эмбеддингам в Mil</w:t>
-      </w:r>
-      <w:r>
-        <w:t>vus с теми же ограничениями RBAC (и фильтрами по типу документов, если заданы).</w:t>
+        <w:t>После этапов markup и тэгирования (если тэгирование включено для типа документа) выполняется семантический (векторный) поиск по эмбеддингам в Milvus с теми же ограничениями RBAC (и фильтрами по типу документов, если заданы).</w:t>
       </w:r>
     </w:p>
     <w:p>
@@ -14098,10 +12668,7 @@
         <w:t xml:space="preserve">Реализация поиска на данном этапе выполняется компонентом </w:t>
       </w:r>
       <w:r>
-        <w:t>vector-</w:t>
-      </w:r>
-      <w:r>
-        <w:t>retriever</w:t>
+        <w:t>vector-retriever</w:t>
       </w:r>
       <w:r>
         <w:t xml:space="preserve">: семантический поиск по </w:t>
@@ -14115,18 +12682,12 @@
     </w:p>
     <w:p>
       <w:r>
-        <w:t>На этапе поиска выполняется проверка RBAC: в выборку кандидатов попадают только документы и фрагменты, доступные пользователю в соответствии с его ролями и политиками доступа. До</w:t>
-      </w:r>
-      <w:r>
-        <w:t>кументы и фрагменты, недоступные пользователю по правам, не передаются в Generator — исключение выполняется на этапах поиска и фильтрации до формирования промпта для БЯМ.</w:t>
-      </w:r>
-    </w:p>
-    <w:p>
-      <w:r>
-        <w:t>Такой конвейер зафиксирован в пояснительной записке к ТЗ (§ 13; этапы и семантический</w:t>
-      </w:r>
-      <w:r>
-        <w:t xml:space="preserve"> поиск — в п. 13.4 настоящего раздела) и в описании программного обеспечения (модуль RAG, Retriever).</w:t>
+        <w:t>На этапе поиска выполняется проверка RBAC: в выборку кандидатов попадают только документы и фрагменты, доступные пользователю в соответствии с его ролями и политиками доступа. Документы и фрагменты, недоступные пользователю по правам, не передаются в Generator — исключение выполняется на этапах поиска и фильтрации до формирования промпта для БЯМ.</w:t>
+      </w:r>
+    </w:p>
+    <w:p>
+      <w:r>
+        <w:t>Такой конвейер зафиксирован в пояснительной записке к ТЗ (§ 13; этапы и семантический поиск — в п. 13.4 настоящего раздела) и в описании программного обеспечения (модуль RAG, Retriever).</w:t>
       </w:r>
     </w:p>
     <w:p>
@@ -14146,10 +12707,7 @@
     </w:p>
     <w:p>
       <w:r>
-        <w:t>Этап выполняется после базового поиска и до маскирования и реранкинга для исключения нерелевантных кандидатов по ат</w:t>
-      </w:r>
-      <w:r>
-        <w:t>рибутам документа и контекста запроса.</w:t>
+        <w:t>Этап выполняется после базового поиска и до маскирования и реранкинга для исключения нерелевантных кандидатов по атрибутам документа и контекста запроса.</w:t>
       </w:r>
     </w:p>
     <w:p>
@@ -14181,10 +12739,7 @@
       </w:r>
       <w:proofErr w:type="gramEnd"/>
       <w:r>
-        <w:t xml:space="preserve"> тип документа, источник, версия/актуальность, дата, раздел, язык, служебные тэги, ограничения видим</w:t>
-      </w:r>
-      <w:r>
-        <w:t>ости).</w:t>
+        <w:t xml:space="preserve"> тип документа, источник, версия/актуальность, дата, раздел, язык, служебные тэги, ограничения видимости).</w:t>
       </w:r>
     </w:p>
     <w:p>
@@ -14216,10 +12771,7 @@
         <w:pStyle w:val="4"/>
       </w:pPr>
       <w:r>
-        <w:t xml:space="preserve">13.4.5. </w:t>
-      </w:r>
-      <w:r>
-        <w:t>Этап маскирования чувствительных данных</w:t>
+        <w:t>13.4.5. Этап маскирования чувствительных данных</w:t>
       </w:r>
     </w:p>
     <w:p>
@@ -14229,13 +12781,7 @@
     </w:p>
     <w:p>
       <w:r>
-        <w:t>Тексты фрагментов-кандидатов (и при необходимости фрагменты пользовательского запроса) проходят сокрытие персональных и иных чувствительны</w:t>
-      </w:r>
-      <w:r>
-        <w:t>х данных в соответствии с политикой ИБ (Presidio или функционально эквивалентные средства). Это снижает риск утечки чувствительных сведений в реранкер, логи и промпт БЯМ. Реранкер оперирует уже замаскированными формулировками; калибровка качества реранкинг</w:t>
-      </w:r>
-      <w:r>
-        <w:t>а на таких текстах выполняется на стадии реализации.</w:t>
+        <w:t>Тексты фрагментов-кандидатов (и при необходимости фрагменты пользовательского запроса) проходят сокрытие персональных и иных чувствительных данных в соответствии с политикой ИБ (Presidio или функционально эквивалентные средства). Это снижает риск утечки чувствительных сведений в реранкер, логи и промпт БЯМ. Реранкер оперирует уже замаскированными формулировками; калибровка качества реранкинга на таких текстах выполняется на стадии реализации.</w:t>
       </w:r>
     </w:p>
     <w:p>
@@ -14265,17 +12811,11 @@
     </w:p>
     <w:p>
       <w:r>
-        <w:t>Цепочка параметров: на этапе семантического извлечения задаётся top-k для шир</w:t>
-      </w:r>
-      <w:r>
-        <w:t xml:space="preserve">окого набора кандидатов; после фильтрации список сужается; после маскирования реранкер формирует упорядоченный top-n фрагментов для передачи </w:t>
+        <w:t xml:space="preserve">Цепочка параметров: на этапе семантического извлечения задаётся top-k для широкого набора кандидатов; после фильтрации список сужается; после маскирования реранкер формирует упорядоченный top-n фрагментов для передачи </w:t>
       </w:r>
       <w:r>
         <w:lastRenderedPageBreak/>
-        <w:t xml:space="preserve">в Generator. Значения k и n подбираются на стадии реализации и нагрузочных испытаниях, синхронизируются с п. 4.1.2 </w:t>
-      </w:r>
-      <w:r>
-        <w:t>ТЗ и целевыми SLA.</w:t>
+        <w:t>в Generator. Значения k и n подбираются на стадии реализации и нагрузочных испытаниях, синхронизируются с п. 4.1.2 ТЗ и целевыми SLA.</w:t>
       </w:r>
     </w:p>
     <w:p>
@@ -14307,10 +12847,7 @@
       </w:r>
       <w:proofErr w:type="gramEnd"/>
       <w:r>
-        <w:t xml:space="preserve"> Cross-Encoder),</w:t>
-      </w:r>
-      <w:r>
-        <w:t xml:space="preserve"> чтобы уточнить порядок релевантности.</w:t>
+        <w:t xml:space="preserve"> Cross-Encoder), чтобы уточнить порядок релевантности.</w:t>
       </w:r>
     </w:p>
     <w:p>
@@ -14327,10 +12864,7 @@
     </w:p>
     <w:p>
       <w:r>
-        <w:t>Реранкинг применяется при необходимости и балансируется с требованиям</w:t>
-      </w:r>
-      <w:r>
-        <w:t>и по времени ответа (п. 4.1.2 ТЗ).</w:t>
+        <w:t>Реранкинг применяется при необходимости и балансируется с требованиями по времени ответа (п. 4.1.2 ТЗ).</w:t>
       </w:r>
     </w:p>
     <w:p>
@@ -14350,10 +12884,7 @@
     </w:p>
     <w:p>
       <w:r>
-        <w:t>Этап выполняется после реранкинга и завершает конвейер обработки пользовательского запроса. Формирование ответа проводится с помощью LLM (Generator). Маски</w:t>
-      </w:r>
-      <w:r>
-        <w:t>рование чувствительных данных уже выполнено на этапе п. 13.4.5.</w:t>
+        <w:t>Этап выполняется после реранкинга и завершает конвейер обработки пользовательского запроса. Формирование ответа проводится с помощью LLM (Generator). Маскирование чувствительных данных уже выполнено на этапе п. 13.4.5.</w:t>
       </w:r>
     </w:p>
     <w:p>
@@ -14377,10 +12908,7 @@
         </w:numPr>
       </w:pPr>
       <w:r>
-        <w:t>Generator формиру</w:t>
-      </w:r>
-      <w:r>
-        <w:t>ет итоговый ответ на основе этого контекста, с учётом ограничений доступа и требований к качеству.</w:t>
+        <w:t>Generator формирует итоговый ответ на основе этого контекста, с учётом ограничений доступа и требований к качеству.</w:t>
       </w:r>
     </w:p>
     <w:p>
@@ -14404,29 +12932,17 @@
         </w:numPr>
       </w:pPr>
       <w:r>
-        <w:t>Ответ приводится к формату, пригодному для от</w:t>
-      </w:r>
-      <w:r>
-        <w:t>ображения в пользовательском интерфейсе.</w:t>
-      </w:r>
-    </w:p>
-    <w:p>
-      <w:r>
-        <w:t xml:space="preserve">Контроль качества ответа: пороги релевантности и политика отказа в ответе при недостаточной уверенности или отсутствии опоры на источники; запрет выдачи утверждений без ссылки на фрагмент корпуса, где это требуется </w:t>
-      </w:r>
-      <w:r>
-        <w:t>регламентом; при постобработке — диагностические показатели (число кандидатов до/после реранкинга, наличие цитирования) — по требованиям к качеству ответа подсистемы RAG.</w:t>
-      </w:r>
-    </w:p>
-    <w:p>
-      <w:r>
-        <w:t>Для внутренней оценки достоверности генерируемых ответов планируется использовать оце</w:t>
-      </w:r>
-      <w:r>
-        <w:t xml:space="preserve">нку достоверности, выдаваемую самой моделью, поскольку любой ответ от БЯМ по определению не является стопроцентно достоверным. Для особо ответственных задач предусматривается возможность прогнать пайплайн несколько раз и выбрать наиболее достоверный ответ </w:t>
-      </w:r>
-      <w:r>
-        <w:t>с помощью специального обращения к модели.</w:t>
+        <w:t>Ответ приводится к формату, пригодному для отображения в пользовательском интерфейсе.</w:t>
+      </w:r>
+    </w:p>
+    <w:p>
+      <w:r>
+        <w:t>Контроль качества ответа: пороги релевантности и политика отказа в ответе при недостаточной уверенности или отсутствии опоры на источники; запрет выдачи утверждений без ссылки на фрагмент корпуса, где это требуется регламентом; при постобработке — диагностические показатели (число кандидатов до/после реранкинга, наличие цитирования) — по требованиям к качеству ответа подсистемы RAG.</w:t>
+      </w:r>
+    </w:p>
+    <w:p>
+      <w:r>
+        <w:t>Для внутренней оценки достоверности генерируемых ответов планируется использовать оценку достоверности, выдаваемую самой моделью, поскольку любой ответ от БЯМ по определению не является стопроцентно достоверным. Для особо ответственных задач предусматривается возможность прогнать пайплайн несколько раз и выбрать наиболее достоверный ответ с помощью специального обращения к модели.</w:t>
       </w:r>
     </w:p>
     <w:p>
@@ -14451,13 +12967,7 @@
     </w:p>
     <w:p>
       <w:r>
-        <w:t>Для сопровождения online-контура должны соб</w:t>
-      </w:r>
-      <w:r>
-        <w:t>ираться операционные метрики по этапам: задержка retrieval (семантический векторный поиск), фильтрация, маскирование, реранкинг, генерация; агрегаты по числу кандидатов на каждом шаге; доля ответов с цитированием. Отказы доступа и попытки обращения к недос</w:t>
-      </w:r>
-      <w:r>
-        <w:t>тупным документам подлежат учёту в контуре аудита (§10). Секреты (ключи API, строки подключения к индексам) должны храниться в защищённом хранилище секретов согласно политике развёртывания.</w:t>
+        <w:t>Для сопровождения online-контура должны собираться операционные метрики по этапам: задержка retrieval (семантический векторный поиск), фильтрация, маскирование, реранкинг, генерация; агрегаты по числу кандидатов на каждом шаге; доля ответов с цитированием. Отказы доступа и попытки обращения к недоступным документам подлежат учёту в контуре аудита (§10). Секреты (ключи API, строки подключения к индексам) должны храниться в защищённом хранилище секретов согласно политике развёртывания.</w:t>
       </w:r>
     </w:p>
     <w:p>
@@ -14477,13 +12987,7 @@
     </w:p>
     <w:p>
       <w:r>
-        <w:t xml:space="preserve">Критерии </w:t>
-      </w:r>
-      <w:r>
-        <w:t>приёмки подсистемы RAG, сценарии тестирования и ограничения (область применения, границы ответственности компонентов) задаются ТЗ и согласуются с техническим проектом. В контексте этой записки критично: соответствие целевым показателям извлечения и времени</w:t>
-      </w:r>
-      <w:r>
-        <w:t xml:space="preserve"> ответа (п. 4.1.2 ТЗ); корректная работа RBAC на пути к Generator; воспроизводимость цитирования; согласованность индексов с актуальным корпусом после обновлений (п. 13.7).</w:t>
+        <w:t>Критерии приёмки подсистемы RAG, сценарии тестирования и ограничения (область применения, границы ответственности компонентов) задаются ТЗ и согласуются с техническим проектом. В контексте этой записки критично: соответствие целевым показателям извлечения и времени ответа (п. 4.1.2 ТЗ); корректная работа RBAC на пути к Generator; воспроизводимость цитирования; согласованность индексов с актуальным корпусом после обновлений (п. 13.7).</w:t>
       </w:r>
     </w:p>
     <w:p>
@@ -14523,10 +13027,7 @@
     </w:p>
     <w:p>
       <w:r>
-        <w:t>Охват сравнения и мультимодальная модель. Планируется сопоставление по всем значимым элементам документа, включая визуальные (вёрстка, рисунки, таблицы, маркировка, компоновка блоков и т.п.), а не только по извлечённому текстовому слою. Для визуально-струк</w:t>
-      </w:r>
-      <w:r>
-        <w:t>турного этапа используется мультимодальная модель; прототипирование на Qwen3-VL-Embedding-8B (</w:t>
+        <w:t>Охват сравнения и мультимодальная модель. Планируется сопоставление по всем значимым элементам документа, включая визуальные (вёрстка, рисунки, таблицы, маркировка, компоновка блоков и т.п.), а не только по извлечённому текстовому слою. Для визуально-структурного этапа используется мультимодальная модель; прототипирование на Qwen3-VL-Embedding-8B (</w:t>
       </w:r>
       <w:hyperlink r:id="rId22" w:history="1">
         <w:r>
@@ -14537,10 +13038,7 @@
         </w:r>
       </w:hyperlink>
       <w:r>
-        <w:t>) показало хорошие результаты. Ориентир по составу моделей см. перечень в § 13.1; ок</w:t>
-      </w:r>
-      <w:r>
-        <w:t>ончательный выбор весов и параметров — на стадии реализации.</w:t>
+        <w:t>) показало хорошие результаты. Ориентир по составу моделей см. перечень в § 13.1; окончательный выбор весов и параметров — на стадии реализации.</w:t>
       </w:r>
     </w:p>
     <w:p>
@@ -14557,10 +13055,7 @@
         </w:numPr>
       </w:pPr>
       <w:r>
-        <w:t>Этап 1. Сравнение текстовых слоёв — извлечение текстового слоя документов A и B и посимвольное/построчное сопоставление с функционалом, во многом аналогичным стандартной</w:t>
-      </w:r>
-      <w:r>
-        <w:t xml:space="preserve"> команде </w:t>
+        <w:t xml:space="preserve">Этап 1. Сравнение текстовых слоёв — извлечение текстового слоя документов A и B и посимвольное/построчное сопоставление с функционалом, во многом аналогичным стандартной команде </w:t>
       </w:r>
       <w:r>
         <w:t>git diff</w:t>
@@ -14578,10 +13073,7 @@
         </w:numPr>
       </w:pPr>
       <w:r>
-        <w:t xml:space="preserve">Этап 2. Визуально-структурное сравнение страниц — сопоставление изображений страниц двух документов мультимодальной LLM для выявления не только текстовых, но и структурных, графических и иных </w:t>
-      </w:r>
-      <w:r>
-        <w:t>отличий (вёрстка, таблицы, схемы, подписи, расположение блоков).</w:t>
+        <w:t>Этап 2. Визуально-структурное сравнение страниц — сопоставление изображений страниц двух документов мультимодальной LLM для выявления не только текстовых, но и структурных, графических и иных отличий (вёрстка, таблицы, схемы, подписи, расположение блоков).</w:t>
       </w:r>
     </w:p>
     <w:p>
@@ -14599,10 +13091,7 @@
     </w:p>
     <w:p>
       <w:r>
-        <w:t>Выходные арт</w:t>
-      </w:r>
-      <w:r>
-        <w:t>ефакты пайплайна:</w:t>
+        <w:t>Выходные артефакты пайплайна:</w:t>
       </w:r>
     </w:p>
     <w:p>
@@ -14644,10 +13133,7 @@
         </w:numPr>
       </w:pPr>
       <w:r>
-        <w:t>итоговый интегральный отчёт LLM с классификацией различий, уровнем кр</w:t>
-      </w:r>
-      <w:r>
-        <w:t>итичности и трассировкой к источникам A/B.</w:t>
+        <w:t>итоговый интегральный отчёт LLM с классификацией различий, уровнем критичности и трассировкой к источникам A/B.</w:t>
       </w:r>
     </w:p>
     <w:p>
@@ -14676,10 +13162,7 @@
         </w:numPr>
       </w:pPr>
       <w:r>
-        <w:t>Recall выявления расхождений — доля выявленных системой значимых различий относител</w:t>
-      </w:r>
-      <w:r>
-        <w:t>ьно эталонной разметки.</w:t>
+        <w:t>Recall выявления расхождений — доля выявленных системой значимых различий относительно эталонной разметки.</w:t>
       </w:r>
     </w:p>
     <w:p>
@@ -14703,10 +13186,7 @@
         </w:numPr>
       </w:pPr>
       <w:r>
-        <w:t>SLA времени обработки — целевое время формирования отчёта сравнения для документа типового объёма (например, до 20 страниц) фикс</w:t>
-      </w:r>
-      <w:r>
-        <w:t>ируется в программе испытаний.</w:t>
+        <w:t>SLA времени обработки — целевое время формирования отчёта сравнения для документа типового объёма (например, до 20 страниц) фиксируется в программе испытаний.</w:t>
       </w:r>
     </w:p>
     <w:p>
@@ -14735,10 +13215,7 @@
         </w:numPr>
       </w:pPr>
       <w:r>
-        <w:t xml:space="preserve">сравнение документов с визуальными и структурными отличиями в таблицах, реквизитах и компоновке </w:t>
-      </w:r>
-      <w:r>
-        <w:t>страницы;</w:t>
+        <w:t>сравнение документов с визуальными и структурными отличиями в таблицах, реквизитах и компоновке страницы;</w:t>
       </w:r>
     </w:p>
     <w:p>
@@ -14762,10 +13239,7 @@
         </w:numPr>
       </w:pPr>
       <w:r>
-        <w:t xml:space="preserve">проверка корректной агрегации результатов этапов 1 и 2 в итоговом отчёте, включая устранение дублирующих замечаний и </w:t>
-      </w:r>
-      <w:r>
-        <w:t>корректный экспорт.</w:t>
+        <w:t>проверка корректной агрегации результатов этапов 1 и 2 в итоговом отчёте, включая устранение дублирующих замечаний и корректный экспорт.</w:t>
       </w:r>
     </w:p>
     <w:p>
@@ -14832,10 +13306,7 @@
     </w:p>
     <w:p>
       <w:r>
-        <w:t>Пайплайн предназначен для проверки документа на соответствие заданному набору н</w:t>
-      </w:r>
-      <w:r>
-        <w:t>ормативных требований (регламент, шаблон, чек-лист, обязательные разделы и формулировки</w:t>
+        <w:t>Пайплайн предназначен для проверки документа на соответствие заданному набору нормативных требований (регламент, шаблон, чек-лист, обязательные разделы и формулировки</w:t>
       </w:r>
       <w:proofErr w:type="gramStart"/>
       <w:r>
@@ -14875,10 +13346,7 @@
         </w:numPr>
       </w:pPr>
       <w:r>
-        <w:t>Этап 1. Автоматическое тэгирование д</w:t>
-      </w:r>
-      <w:r>
-        <w:t>окумента — разметка проверяемого документа на фрагменты и атрибуты с применением токенного тэгирования, а при необходимости — семантического тэгирования (векторного или с помощью LLM).</w:t>
+        <w:t>Этап 1. Автоматическое тэгирование документа — разметка проверяемого документа на фрагменты и атрибуты с применением токенного тэгирования, а при необходимости — семантического тэгирования (векторного или с помощью LLM).</w:t>
       </w:r>
     </w:p>
     <w:p>
@@ -14890,10 +13358,7 @@
         </w:numPr>
       </w:pPr>
       <w:r>
-        <w:t>Этап 2. Проверка тэгированных фрагментов по правилам — сопоставление ка</w:t>
-      </w:r>
-      <w:r>
-        <w:t>ждого тэгированного фрагмента с соответствующим правилом из нормативного документа и выполнение проверки соответствия с помощью LLM.</w:t>
+        <w:t>Этап 2. Проверка тэгированных фрагментов по правилам — сопоставление каждого тэгированного фрагмента с соответствующим правилом из нормативного документа и выполнение проверки соответствия с помощью LLM.</w:t>
       </w:r>
     </w:p>
     <w:p>
@@ -14923,10 +13388,7 @@
         </w:numPr>
       </w:pPr>
       <w:r>
-        <w:t>тэгированное предста</w:t>
-      </w:r>
-      <w:r>
-        <w:t>вление проверяемого документа с разбиением на фрагменты и служебные атрибуты;</w:t>
+        <w:t>тэгированное представление проверяемого документа с разбиением на фрагменты и служебные атрибуты;</w:t>
       </w:r>
     </w:p>
     <w:p>
@@ -14950,10 +13412,7 @@
         </w:numPr>
       </w:pPr>
       <w:r>
-        <w:t>итоговый агрегированный LLM-отчёт по соответствию с приоритизацией за</w:t>
-      </w:r>
-      <w:r>
-        <w:t>мечаний и цитированием нормативных источников.</w:t>
+        <w:t>итоговый агрегированный LLM-отчёт по соответствию с приоритизацией замечаний и цитированием нормативных источников.</w:t>
       </w:r>
     </w:p>
     <w:p>
@@ -15006,10 +13465,7 @@
         </w:numPr>
       </w:pPr>
       <w:r>
-        <w:t xml:space="preserve">SLA времени нормоконтроля — целевое время </w:t>
-      </w:r>
-      <w:r>
-        <w:t>формирования заключения фиксируется для типового объёма документа и профиля требований.</w:t>
+        <w:t>SLA времени нормоконтроля — целевое время формирования заключения фиксируется для типового объёма документа и профиля требований.</w:t>
       </w:r>
     </w:p>
     <w:p>
@@ -15038,10 +13494,7 @@
         </w:numPr>
       </w:pPr>
       <w:r>
-        <w:t>проверка кор</w:t>
-      </w:r>
-      <w:r>
-        <w:t>ректности сопоставления «тэгированный фрагмент -&gt; правило» и результатов LLM-проверки по заранее размеченным кейсам;</w:t>
+        <w:t>проверка корректности сопоставления «тэгированный фрагмент -&gt; правило» и результатов LLM-проверки по заранее размеченным кейсам;</w:t>
       </w:r>
     </w:p>
     <w:p>
@@ -15065,10 +13518,7 @@
         </w:numPr>
       </w:pPr>
       <w:r>
-        <w:t>проверка к</w:t>
-      </w:r>
-      <w:r>
-        <w:t>орректной LLM-агрегации результатов всех правил в итоговый отчёт, включая приоритизацию замечаний и экспорт.</w:t>
+        <w:t>проверка корректной LLM-агрегации результатов всех правил в итоговый отчёт, включая приоритизацию замечаний и экспорт.</w:t>
       </w:r>
     </w:p>
     <w:p>
@@ -15136,10 +13586,7 @@
     </w:p>
     <w:p>
       <w:r>
-        <w:t>К</w:t>
-      </w:r>
-      <w:r>
-        <w:t>лючевые риски:</w:t>
+        <w:t>Ключевые риски:</w:t>
       </w:r>
     </w:p>
     <w:p>
@@ -15193,10 +13640,7 @@
         </w:numPr>
       </w:pPr>
       <w:r>
-        <w:t xml:space="preserve">регулярное переиндексирование и контроль </w:t>
-      </w:r>
-      <w:r>
-        <w:t>версий корпуса требований;</w:t>
+        <w:t>регулярное переиндексирование и контроль версий корпуса требований;</w:t>
       </w:r>
     </w:p>
     <w:p>
@@ -15245,13 +13689,7 @@
     </w:p>
     <w:p>
       <w:r>
-        <w:t>При добавлении, изменении или удалении документа необходимо обновить или удалить соответствующие записи markdown-представления (результат markup), тэгированного представления (если этап тэгирования включен для да</w:t>
-      </w:r>
-      <w:r>
-        <w:t xml:space="preserve">нного типа) и векторного индекса, чтобы поиск и цитирование в ответах соответствовали актуальному корпусу. При необходимости должно быть обеспечено автоматическое переиндексирование документа при его изменении, включая повторное переразбиение на фрагменты </w:t>
-      </w:r>
-      <w:r>
-        <w:t>и пересчет связанных представлений. Порядок индексации (полная переиндексация или инкрементальные обновления) определяется на стадии реализации с учетом объема данных и п. 4.1.2 ТЗ.</w:t>
+        <w:t>При добавлении, изменении или удалении документа необходимо обновить или удалить соответствующие записи markdown-представления (результат markup), тэгированного представления (если этап тэгирования включен для данного типа) и векторного индекса, чтобы поиск и цитирование в ответах соответствовали актуальному корпусу. При необходимости должно быть обеспечено автоматическое переиндексирование документа при его изменении, включая повторное переразбиение на фрагменты и пересчет связанных представлений. Порядок индексации (полная переиндексация или инкрементальные обновления) определяется на стадии реализации с учетом объема данных и п. 4.1.2 ТЗ.</w:t>
       </w:r>
     </w:p>
     <w:p>
@@ -15289,12 +13727,6 @@
         <w:gridCol w:w="1579"/>
       </w:tblGrid>
       <w:tr>
-        <w:tblPrEx>
-          <w:tblCellMar>
-            <w:top w:w="0" w:type="dxa"/>
-            <w:bottom w:w="0" w:type="dxa"/>
-          </w:tblCellMar>
-        </w:tblPrEx>
         <w:tc>
           <w:tcPr>
             <w:tcW w:w="0" w:type="auto"/>
@@ -15355,10 +13787,7 @@
           </w:tcPr>
           <w:p>
             <w:r>
-              <w:t>Осн</w:t>
-            </w:r>
-            <w:r>
-              <w:t>овные входы</w:t>
+              <w:t>Основные входы</w:t>
             </w:r>
           </w:p>
         </w:tc>
@@ -15396,12 +13825,6 @@
         </w:tc>
       </w:tr>
       <w:tr>
-        <w:tblPrEx>
-          <w:tblCellMar>
-            <w:top w:w="0" w:type="dxa"/>
-            <w:bottom w:w="0" w:type="dxa"/>
-          </w:tblCellMar>
-        </w:tblPrEx>
         <w:tc>
           <w:tcPr>
             <w:tcW w:w="0" w:type="auto"/>
@@ -15478,10 +13901,7 @@
           </w:tcPr>
           <w:p>
             <w:r>
-              <w:t>Подготовленный пакет документов для ma</w:t>
-            </w:r>
-            <w:r>
-              <w:t>rkup-service</w:t>
+              <w:t>Подготовленный пакет документов для markup-service</w:t>
             </w:r>
           </w:p>
         </w:tc>
@@ -15503,12 +13923,6 @@
         </w:tc>
       </w:tr>
       <w:tr>
-        <w:tblPrEx>
-          <w:tblCellMar>
-            <w:top w:w="0" w:type="dxa"/>
-            <w:bottom w:w="0" w:type="dxa"/>
-          </w:tblCellMar>
-        </w:tblPrEx>
         <w:tc>
           <w:tcPr>
             <w:tcW w:w="0" w:type="auto"/>
@@ -15607,12 +14021,6 @@
         </w:tc>
       </w:tr>
       <w:tr>
-        <w:tblPrEx>
-          <w:tblCellMar>
-            <w:top w:w="0" w:type="dxa"/>
-            <w:bottom w:w="0" w:type="dxa"/>
-          </w:tblCellMar>
-        </w:tblPrEx>
         <w:tc>
           <w:tcPr>
             <w:tcW w:w="0" w:type="auto"/>
@@ -15711,12 +14119,6 @@
         </w:tc>
       </w:tr>
       <w:tr>
-        <w:tblPrEx>
-          <w:tblCellMar>
-            <w:top w:w="0" w:type="dxa"/>
-            <w:bottom w:w="0" w:type="dxa"/>
-          </w:tblCellMar>
-        </w:tblPrEx>
         <w:tc>
           <w:tcPr>
             <w:tcW w:w="0" w:type="auto"/>
@@ -15809,21 +14211,12 @@
           </w:tcPr>
           <w:p>
             <w:r>
-              <w:t>Этап</w:t>
-            </w:r>
-            <w:r>
-              <w:t xml:space="preserve"> 1: подготовка и индексирование</w:t>
+              <w:t>Этап 1: подготовка и индексирование</w:t>
             </w:r>
           </w:p>
         </w:tc>
       </w:tr>
       <w:tr>
-        <w:tblPrEx>
-          <w:tblCellMar>
-            <w:top w:w="0" w:type="dxa"/>
-            <w:bottom w:w="0" w:type="dxa"/>
-          </w:tblCellMar>
-        </w:tblPrEx>
         <w:tc>
           <w:tcPr>
             <w:tcW w:w="0" w:type="auto"/>
@@ -15922,12 +14315,6 @@
         </w:tc>
       </w:tr>
       <w:tr>
-        <w:tblPrEx>
-          <w:tblCellMar>
-            <w:top w:w="0" w:type="dxa"/>
-            <w:bottom w:w="0" w:type="dxa"/>
-          </w:tblCellMar>
-        </w:tblPrEx>
         <w:tc>
           <w:tcPr>
             <w:tcW w:w="0" w:type="auto"/>
@@ -16026,12 +14413,6 @@
         </w:tc>
       </w:tr>
       <w:tr>
-        <w:tblPrEx>
-          <w:tblCellMar>
-            <w:top w:w="0" w:type="dxa"/>
-            <w:bottom w:w="0" w:type="dxa"/>
-          </w:tblCellMar>
-        </w:tblPrEx>
         <w:tc>
           <w:tcPr>
             <w:tcW w:w="0" w:type="auto"/>
@@ -16076,10 +14457,7 @@
           </w:tcPr>
           <w:p>
             <w:r>
-              <w:t>Векторизация чанков и построение</w:t>
-            </w:r>
-            <w:r>
-              <w:t xml:space="preserve"> векторного индекса</w:t>
+              <w:t>Векторизация чанков и построение векторного индекса</w:t>
             </w:r>
           </w:p>
         </w:tc>
@@ -16133,12 +14511,6 @@
         </w:tc>
       </w:tr>
       <w:tr>
-        <w:tblPrEx>
-          <w:tblCellMar>
-            <w:top w:w="0" w:type="dxa"/>
-            <w:bottom w:w="0" w:type="dxa"/>
-          </w:tblCellMar>
-        </w:tblPrEx>
         <w:tc>
           <w:tcPr>
             <w:tcW w:w="0" w:type="auto"/>
@@ -16237,12 +14609,6 @@
         </w:tc>
       </w:tr>
       <w:tr>
-        <w:tblPrEx>
-          <w:tblCellMar>
-            <w:top w:w="0" w:type="dxa"/>
-            <w:bottom w:w="0" w:type="dxa"/>
-          </w:tblCellMar>
-        </w:tblPrEx>
         <w:tc>
           <w:tcPr>
             <w:tcW w:w="0" w:type="auto"/>
@@ -16341,28 +14707,19 @@
         </w:tc>
       </w:tr>
       <w:tr>
-        <w:tblPrEx>
-          <w:tblCellMar>
-            <w:top w:w="0" w:type="dxa"/>
-            <w:bottom w:w="0" w:type="dxa"/>
-          </w:tblCellMar>
-        </w:tblPrEx>
-        <w:tc>
-          <w:tcPr>
-            <w:tcW w:w="0" w:type="auto"/>
-            <w:tcBorders>
-              <w:top w:val="single" w:sz="1" w:space="0" w:color="auto"/>
-              <w:left w:val="single" w:sz="1" w:space="0" w:color="auto"/>
-              <w:bottom w:val="single" w:sz="1" w:space="0" w:color="auto"/>
-              <w:right w:val="single" w:sz="1" w:space="0" w:color="auto"/>
-            </w:tcBorders>
-          </w:tcPr>
-          <w:p>
-            <w:r>
-              <w:t>ma</w:t>
-            </w:r>
-            <w:r>
-              <w:t>sking-middleware</w:t>
+        <w:tc>
+          <w:tcPr>
+            <w:tcW w:w="0" w:type="auto"/>
+            <w:tcBorders>
+              <w:top w:val="single" w:sz="1" w:space="0" w:color="auto"/>
+              <w:left w:val="single" w:sz="1" w:space="0" w:color="auto"/>
+              <w:bottom w:val="single" w:sz="1" w:space="0" w:color="auto"/>
+              <w:right w:val="single" w:sz="1" w:space="0" w:color="auto"/>
+            </w:tcBorders>
+          </w:tcPr>
+          <w:p>
+            <w:r>
+              <w:t>masking-middleware</w:t>
             </w:r>
           </w:p>
         </w:tc>
@@ -16448,12 +14805,6 @@
         </w:tc>
       </w:tr>
       <w:tr>
-        <w:tblPrEx>
-          <w:tblCellMar>
-            <w:top w:w="0" w:type="dxa"/>
-            <w:bottom w:w="0" w:type="dxa"/>
-          </w:tblCellMar>
-        </w:tblPrEx>
         <w:tc>
           <w:tcPr>
             <w:tcW w:w="0" w:type="auto"/>
@@ -16552,12 +14903,6 @@
         </w:tc>
       </w:tr>
       <w:tr>
-        <w:tblPrEx>
-          <w:tblCellMar>
-            <w:top w:w="0" w:type="dxa"/>
-            <w:bottom w:w="0" w:type="dxa"/>
-          </w:tblCellMar>
-        </w:tblPrEx>
         <w:tc>
           <w:tcPr>
             <w:tcW w:w="0" w:type="auto"/>
@@ -16619,10 +14964,7 @@
           </w:tcPr>
           <w:p>
             <w:r>
-              <w:t>Поль</w:t>
-            </w:r>
-            <w:r>
-              <w:t>зовательский запрос, параметры поиска</w:t>
+              <w:t>Пользовательский запрос, параметры поиска</w:t>
             </w:r>
           </w:p>
         </w:tc>
@@ -16660,12 +15002,6 @@
         </w:tc>
       </w:tr>
       <w:tr>
-        <w:tblPrEx>
-          <w:tblCellMar>
-            <w:top w:w="0" w:type="dxa"/>
-            <w:bottom w:w="0" w:type="dxa"/>
-          </w:tblCellMar>
-        </w:tblPrEx>
         <w:tc>
           <w:tcPr>
             <w:tcW w:w="0" w:type="auto"/>
@@ -16799,12 +15135,6 @@
         <w:gridCol w:w="2059"/>
       </w:tblGrid>
       <w:tr>
-        <w:tblPrEx>
-          <w:tblCellMar>
-            <w:top w:w="0" w:type="dxa"/>
-            <w:bottom w:w="0" w:type="dxa"/>
-          </w:tblCellMar>
-        </w:tblPrEx>
         <w:tc>
           <w:tcPr>
             <w:tcW w:w="0" w:type="auto"/>
@@ -16903,12 +15233,6 @@
         </w:tc>
       </w:tr>
       <w:tr>
-        <w:tblPrEx>
-          <w:tblCellMar>
-            <w:top w:w="0" w:type="dxa"/>
-            <w:bottom w:w="0" w:type="dxa"/>
-          </w:tblCellMar>
-        </w:tblPrEx>
         <w:tc>
           <w:tcPr>
             <w:tcW w:w="0" w:type="auto"/>
@@ -16953,10 +15277,7 @@
           </w:tcPr>
           <w:p>
             <w:r>
-              <w:t xml:space="preserve">Хранение и поиск по </w:t>
-            </w:r>
-            <w:r>
-              <w:t>векторному индексу</w:t>
+              <w:t>Хранение и поиск по векторному индексу</w:t>
             </w:r>
           </w:p>
         </w:tc>
@@ -17010,12 +15331,6 @@
         </w:tc>
       </w:tr>
       <w:tr>
-        <w:tblPrEx>
-          <w:tblCellMar>
-            <w:top w:w="0" w:type="dxa"/>
-            <w:bottom w:w="0" w:type="dxa"/>
-          </w:tblCellMar>
-        </w:tblPrEx>
         <w:tc>
           <w:tcPr>
             <w:tcW w:w="0" w:type="auto"/>
@@ -17114,12 +15429,6 @@
         </w:tc>
       </w:tr>
       <w:tr>
-        <w:tblPrEx>
-          <w:tblCellMar>
-            <w:top w:w="0" w:type="dxa"/>
-            <w:bottom w:w="0" w:type="dxa"/>
-          </w:tblCellMar>
-        </w:tblPrEx>
         <w:tc>
           <w:tcPr>
             <w:tcW w:w="0" w:type="auto"/>
@@ -17148,7 +15457,13 @@
           </w:tcPr>
           <w:p>
             <w:r>
-              <w:t>S3 MinIO</w:t>
+              <w:t xml:space="preserve">S3 </w:t>
+            </w:r>
+            <w:r>
+              <w:rPr>
+                <w:lang w:val="en-US"/>
+              </w:rPr>
+              <w:t>SeaweedFS</w:t>
             </w:r>
           </w:p>
         </w:tc>
@@ -17196,10 +15511,7 @@
           </w:tcPr>
           <w:p>
             <w:r>
-              <w:t>Доступные артефа</w:t>
-            </w:r>
-            <w:r>
-              <w:t>кты тэгирования</w:t>
+              <w:t>Доступные артефакты тэгирования</w:t>
             </w:r>
           </w:p>
         </w:tc>
@@ -17231,10 +15543,7 @@
     </w:p>
     <w:p>
       <w:r>
-        <w:t xml:space="preserve">Для п. 4.2.2.1 ТЗ важно явно увязать цепочку: агент безопасного веб-поиска (изолированный модуль, § 12.2.2) → вызовы только к разрешённым доменам → нормализация и запись фрагментов в класс данных «кэш внешнего поиска» в Milvus (§ 11.3.3, TTL — § 11.4.1) → </w:t>
-      </w:r>
-      <w:r>
-        <w:t>последующее извлечение контекста Retriever и ответ Generator (§ 13.4). При срабатывании политики конфиденциальности запрос не выходит во внешнюю сеть; контекст для RAG ограничивается внутренним корпусом.</w:t>
+        <w:t>Для п. 4.2.2.1 ТЗ важно явно увязать цепочку: агент безопасного веб-поиска (изолированный модуль, § 12.2.2) → вызовы только к разрешённым доменам → нормализация и запись фрагментов в класс данных «кэш внешнего поиска» в Milvus (§ 11.3.3, TTL — § 11.4.1) → последующее извлечение контекста Retriever и ответ Generator (§ 13.4). При срабатывании политики конфиденциальности запрос не выходит во внешнюю сеть; контекст для RAG ограничивается внутренним корпусом.</w:t>
       </w:r>
     </w:p>
     <w:p>
@@ -17254,13 +15563,7 @@
     </w:p>
     <w:p>
       <w:r>
-        <w:t>Пользовательски</w:t>
-      </w:r>
-      <w:r>
-        <w:t>й интерфейс — точка входа сотрудников в функции системы: единая логика навигации, согласованность с точкой входа и авторизацией (§9), удобство, доступность и безопасность на клиенте. Стек фронтенда, макеты и виджеты уточняются на стадии реализации. Связанн</w:t>
-      </w:r>
-      <w:r>
-        <w:t>ые разделы этой записки: §10 (аудит и наблюдаемость), §11 (хранение), §12 (конвейеры), §13 (ИИ и RAG).</w:t>
+        <w:t>Пользовательский интерфейс — точка входа сотрудников в функции системы: единая логика навигации, согласованность с точкой входа и авторизацией (§9), удобство, доступность и безопасность на клиенте. Стек фронтенда, макеты и виджеты уточняются на стадии реализации. Связанные разделы этой записки: §10 (аудит и наблюдаемость), §11 (хранение), §12 (конвейеры), §13 (ИИ и RAG).</w:t>
       </w:r>
     </w:p>
     <w:p>
@@ -17288,10 +15591,7 @@
     </w:p>
     <w:p>
       <w:r>
-        <w:t>Без выделенных требований к пользовательскому слою интерфейсы разных модулей могут расходиться по стилю, дублировать проверки доступа на уровне «скрытых» URL и ухудшать воспринимаемую целостность продукта. Для регуляторной и экспертной работы с документами</w:t>
-      </w:r>
-      <w:r>
-        <w:t xml:space="preserve"> важны предсказуемость сценариев, явная обратная связь при длительных операциях (в т.ч. при вызовах пайплайнов и моделей) и снижение риска ошибок пользователя.</w:t>
+        <w:t>Без выделенных требований к пользовательскому слою интерфейсы разных модулей могут расходиться по стилю, дублировать проверки доступа на уровне «скрытых» URL и ухудшать воспринимаемую целостность продукта. Для регуляторной и экспертной работы с документами важны предсказуемость сценариев, явная обратная связь при длительных операциях (в т.ч. при вызовах пайплайнов и моделей) и снижение риска ошибок пользователя.</w:t>
       </w:r>
     </w:p>
     <w:p>
@@ -17311,10 +15611,7 @@
         </w:numPr>
       </w:pPr>
       <w:r>
-        <w:t>Единообразие — согласованные паттерны навигации, форм, таблиц, сообще</w:t>
-      </w:r>
-      <w:r>
-        <w:t>ний об ошибках и состояниях загрузки.</w:t>
+        <w:t>Единообразие — согласованные паттерны навигации, форм, таблиц, сообщений об ошибках и состояниях загрузки.</w:t>
       </w:r>
     </w:p>
     <w:p>
@@ -17338,10 +15635,7 @@
         </w:numPr>
       </w:pPr>
       <w:r>
-        <w:t>Связность с контуром безопасности — без долгоживущих секретов в брау</w:t>
-      </w:r>
-      <w:r>
-        <w:t>зере; токены и вход — по §9.</w:t>
+        <w:t>Связность с контуром безопасности — без долгоживущих секретов в браузере; токены и вход — по §9.</w:t>
       </w:r>
     </w:p>
     <w:p>
@@ -17376,10 +15670,7 @@
         <w:pStyle w:val="4"/>
       </w:pPr>
       <w:r>
-        <w:t>14.2.1. Целев</w:t>
-      </w:r>
-      <w:r>
-        <w:t>ая модель</w:t>
+        <w:t>14.2.1. Целевая модель</w:t>
       </w:r>
     </w:p>
     <w:p>
@@ -17403,25 +15694,19 @@
         </w:numPr>
       </w:pPr>
       <w:r>
-        <w:t>Основной принцип построения UI — следование пользовательским use case, соответствующим пайплайнам обработки документов: отдельн</w:t>
-      </w:r>
-      <w:r>
-        <w:t>ая браузерная страница (или выделенный экран раздела) сопоставляется конкретному пользовательскому сценарию и выступает интерфейсом соответствующего пайплайна.</w:t>
-      </w:r>
-    </w:p>
-    <w:p>
-      <w:pPr>
-        <w:pStyle w:val="a4"/>
-        <w:numPr>
-          <w:ilvl w:val="1"/>
-          <w:numId w:val="1"/>
-        </w:numPr>
-      </w:pPr>
-      <w:r>
-        <w:t>Обращение к прикладной части только через единую точку входа (API Gateway) к совмещённому сервис</w:t>
-      </w:r>
-      <w:r>
-        <w:t>у BFF+backend, без прямых вызовов внутренних сервисов из браузера, кроме явно разрешённых случаев (например, presigned URL по политике §11).</w:t>
+        <w:t>Основной принцип построения UI — следование пользовательским use case, соответствующим пайплайнам обработки документов: отдельная браузерная страница (или выделенный экран раздела) сопоставляется конкретному пользовательскому сценарию и выступает интерфейсом соответствующего пайплайна.</w:t>
+      </w:r>
+    </w:p>
+    <w:p>
+      <w:pPr>
+        <w:pStyle w:val="a4"/>
+        <w:numPr>
+          <w:ilvl w:val="1"/>
+          <w:numId w:val="1"/>
+        </w:numPr>
+      </w:pPr>
+      <w:r>
+        <w:t>Обращение к прикладной части только через единую точку входа (API Gateway) к совмещённому сервису BFF+backend, без прямых вызовов внутренних сервисов из браузера, кроме явно разрешённых случаев (например, presigned URL по политике §11).</w:t>
       </w:r>
     </w:p>
     <w:p>
@@ -17434,10 +15719,7 @@
       </w:pPr>
       <w:r>
         <w:lastRenderedPageBreak/>
-        <w:t>Разделение слоёв: представление (компоненты UI), состояние и маршрутизация, клиент для HTTP/API — с едиными политик</w:t>
-      </w:r>
-      <w:r>
-        <w:t>ами обработки ошибок, таймаутов и повторных запросов.</w:t>
+        <w:t>Разделение слоёв: представление (компоненты UI), состояние и маршрутизация, клиент для HTTP/API — с едиными политиками обработки ошибок, таймаутов и повторных запросов.</w:t>
       </w:r>
     </w:p>
     <w:p>
@@ -17471,12 +15753,6 @@
         <w:gridCol w:w="8352"/>
       </w:tblGrid>
       <w:tr>
-        <w:tblPrEx>
-          <w:tblCellMar>
-            <w:top w:w="0" w:type="dxa"/>
-            <w:bottom w:w="0" w:type="dxa"/>
-          </w:tblCellMar>
-        </w:tblPrEx>
         <w:tc>
           <w:tcPr>
             <w:tcW w:w="0" w:type="auto"/>
@@ -17511,12 +15787,6 @@
         </w:tc>
       </w:tr>
       <w:tr>
-        <w:tblPrEx>
-          <w:tblCellMar>
-            <w:top w:w="0" w:type="dxa"/>
-            <w:bottom w:w="0" w:type="dxa"/>
-          </w:tblCellMar>
-        </w:tblPrEx>
         <w:tc>
           <w:tcPr>
             <w:tcW w:w="0" w:type="auto"/>
@@ -17551,12 +15821,6 @@
         </w:tc>
       </w:tr>
       <w:tr>
-        <w:tblPrEx>
-          <w:tblCellMar>
-            <w:top w:w="0" w:type="dxa"/>
-            <w:bottom w:w="0" w:type="dxa"/>
-          </w:tblCellMar>
-        </w:tblPrEx>
         <w:tc>
           <w:tcPr>
             <w:tcW w:w="0" w:type="auto"/>
@@ -17591,12 +15855,6 @@
         </w:tc>
       </w:tr>
       <w:tr>
-        <w:tblPrEx>
-          <w:tblCellMar>
-            <w:top w:w="0" w:type="dxa"/>
-            <w:bottom w:w="0" w:type="dxa"/>
-          </w:tblCellMar>
-        </w:tblPrEx>
         <w:tc>
           <w:tcPr>
             <w:tcW w:w="0" w:type="auto"/>
@@ -17631,12 +15889,6 @@
         </w:tc>
       </w:tr>
       <w:tr>
-        <w:tblPrEx>
-          <w:tblCellMar>
-            <w:top w:w="0" w:type="dxa"/>
-            <w:bottom w:w="0" w:type="dxa"/>
-          </w:tblCellMar>
-        </w:tblPrEx>
         <w:tc>
           <w:tcPr>
             <w:tcW w:w="0" w:type="auto"/>
@@ -17671,12 +15923,6 @@
         </w:tc>
       </w:tr>
       <w:tr>
-        <w:tblPrEx>
-          <w:tblCellMar>
-            <w:top w:w="0" w:type="dxa"/>
-            <w:bottom w:w="0" w:type="dxa"/>
-          </w:tblCellMar>
-        </w:tblPrEx>
         <w:tc>
           <w:tcPr>
             <w:tcW w:w="0" w:type="auto"/>
@@ -17705,10 +15951,7 @@
           </w:tcPr>
           <w:p>
             <w:r>
-              <w:t>Журналирование не отключается пользователем; просмотр собы</w:t>
-            </w:r>
-            <w:r>
-              <w:t>тий — в рамках прав (§10).</w:t>
+              <w:t>Журналирование не отключается пользователем; просмотр событий — в рамках прав (§10).</w:t>
             </w:r>
           </w:p>
         </w:tc>
@@ -17755,10 +15998,7 @@
         </w:numPr>
       </w:pPr>
       <w:r>
-        <w:t xml:space="preserve">Ошибки — понятные сообщения без утечки внутренних имён и трасс; подробности </w:t>
-      </w:r>
-      <w:r>
-        <w:t>— в журналах (§10).</w:t>
+        <w:t>Ошибки — понятные сообщения без утечки внутренних имён и трасс; подробности — в журналах (§10).</w:t>
       </w:r>
     </w:p>
     <w:p>
@@ -17797,25 +16037,19 @@
         </w:numPr>
       </w:pPr>
       <w:r>
-        <w:t>Решение о допустимости операции принимается на сер</w:t>
-      </w:r>
-      <w:r>
-        <w:t>вере; UI не является доверенным источником прав.</w:t>
-      </w:r>
-    </w:p>
-    <w:p>
-      <w:pPr>
-        <w:pStyle w:val="a4"/>
-        <w:numPr>
-          <w:ilvl w:val="1"/>
-          <w:numId w:val="1"/>
-        </w:numPr>
-      </w:pPr>
-      <w:r>
-        <w:t>Скрытие и блокировка: элементы управления (кнопки, пункты меню), ведущие к запрещённым действиям, не отображаются или показываются неактивными — в соответствии с политикой (в т.ч. чтобы не раскрывать существ</w:t>
-      </w:r>
-      <w:r>
-        <w:t>ование объектов без прав).</w:t>
+        <w:t>Решение о допустимости операции принимается на сервере; UI не является доверенным источником прав.</w:t>
+      </w:r>
+    </w:p>
+    <w:p>
+      <w:pPr>
+        <w:pStyle w:val="a4"/>
+        <w:numPr>
+          <w:ilvl w:val="1"/>
+          <w:numId w:val="1"/>
+        </w:numPr>
+      </w:pPr>
+      <w:r>
+        <w:t>Скрытие и блокировка: элементы управления (кнопки, пункты меню), ведущие к запрещённым действиям, не отображаются или показываются неактивными — в соответствии с политикой (в т.ч. чтобы не раскрывать существование объектов без прав).</w:t>
       </w:r>
     </w:p>
     <w:p>
@@ -17866,25 +16100,19 @@
         </w:numPr>
       </w:pPr>
       <w:r>
-        <w:t>C</w:t>
-      </w:r>
-      <w:r>
-        <w:t>SRF: для cookie-сессий — токены синхронизатора или SameSite-политики; согласование с выбранной схемой аутентификации.</w:t>
-      </w:r>
-    </w:p>
-    <w:p>
-      <w:pPr>
-        <w:pStyle w:val="a4"/>
-        <w:numPr>
-          <w:ilvl w:val="1"/>
-          <w:numId w:val="1"/>
-        </w:numPr>
-      </w:pPr>
-      <w:r>
-        <w:t>Чувствительные данные на экране — маскирование по политике (ПДн, коммерческая тайна); автоматический выход по таймауту неактивности при не</w:t>
-      </w:r>
-      <w:r>
-        <w:t>обходимости.</w:t>
+        <w:t>CSRF: для cookie-сессий — токены синхронизатора или SameSite-политики; согласование с выбранной схемой аутентификации.</w:t>
+      </w:r>
+    </w:p>
+    <w:p>
+      <w:pPr>
+        <w:pStyle w:val="a4"/>
+        <w:numPr>
+          <w:ilvl w:val="1"/>
+          <w:numId w:val="1"/>
+        </w:numPr>
+      </w:pPr>
+      <w:r>
+        <w:t>Чувствительные данные на экране — маскирование по политике (ПДн, коммерческая тайна); автоматический выход по таймауту неактивности при необходимости.</w:t>
       </w:r>
     </w:p>
     <w:p>
@@ -17923,10 +16151,7 @@
         </w:numPr>
       </w:pPr>
       <w:r>
-        <w:t>Критерии приёмки UI-части (ориентиры): выполнение согласованных сценариев под тестовыми ролями; корректное поведение при истечении сессии;</w:t>
-      </w:r>
-      <w:r>
-        <w:t xml:space="preserve"> отсутствие утечки запрещённых данных в ответах об ошибках; соответствие макетам и чек-листу доступности — в объёме, зафиксированном в договорной документации.</w:t>
+        <w:t>Критерии приёмки UI-части (ориентиры): выполнение согласованных сценариев под тестовыми ролями; корректное поведение при истечении сессии; отсутствие утечки запрещённых данных в ответах об ошибках; соответствие макетам и чек-листу доступности — в объёме, зафиксированном в договорной документации.</w:t>
       </w:r>
     </w:p>
     <w:p>
@@ -17946,10 +16171,7 @@
     </w:p>
     <w:p>
       <w:r>
-        <w:t>Соответствие ключевых конвейеров страницам и</w:t>
-      </w:r>
-      <w:r>
-        <w:t xml:space="preserve"> элементам UI — в таблице ниже.</w:t>
+        <w:t>Соответствие ключевых конвейеров страницам и элементам UI — в таблице ниже.</w:t>
       </w:r>
     </w:p>
     <w:tbl>
@@ -17977,12 +16199,6 @@
         <w:gridCol w:w="3602"/>
       </w:tblGrid>
       <w:tr>
-        <w:tblPrEx>
-          <w:tblCellMar>
-            <w:top w:w="0" w:type="dxa"/>
-            <w:bottom w:w="0" w:type="dxa"/>
-          </w:tblCellMar>
-        </w:tblPrEx>
         <w:tc>
           <w:tcPr>
             <w:tcW w:w="0" w:type="auto"/>
@@ -18049,12 +16265,6 @@
         </w:tc>
       </w:tr>
       <w:tr>
-        <w:tblPrEx>
-          <w:tblCellMar>
-            <w:top w:w="0" w:type="dxa"/>
-            <w:bottom w:w="0" w:type="dxa"/>
-          </w:tblCellMar>
-        </w:tblPrEx>
         <w:tc>
           <w:tcPr>
             <w:tcW w:w="0" w:type="auto"/>
@@ -18159,21 +16369,12 @@
               <w:t>ошибка</w:t>
             </w:r>
             <w:r>
-              <w:t>), индикатор прогресса загр</w:t>
-            </w:r>
-            <w:r>
-              <w:t>узки</w:t>
+              <w:t>), индикатор прогресса загрузки</w:t>
             </w:r>
           </w:p>
         </w:tc>
       </w:tr>
       <w:tr>
-        <w:tblPrEx>
-          <w:tblCellMar>
-            <w:top w:w="0" w:type="dxa"/>
-            <w:bottom w:w="0" w:type="dxa"/>
-          </w:tblCellMar>
-        </w:tblPrEx>
         <w:tc>
           <w:tcPr>
             <w:tcW w:w="0" w:type="auto"/>
@@ -18263,21 +16464,12 @@
           </w:tcPr>
           <w:p>
             <w:r>
-              <w:t>Таймлайн этапов, диаграмма статусов этапов, журнал событий по run-id, и</w:t>
-            </w:r>
-            <w:r>
-              <w:t>ндикатор очереди RabbitMQ</w:t>
+              <w:t>Таймлайн этапов, диаграмма статусов этапов, журнал событий по run-id, индикатор очереди RabbitMQ</w:t>
             </w:r>
           </w:p>
         </w:tc>
       </w:tr>
       <w:tr>
-        <w:tblPrEx>
-          <w:tblCellMar>
-            <w:top w:w="0" w:type="dxa"/>
-            <w:bottom w:w="0" w:type="dxa"/>
-          </w:tblCellMar>
-        </w:tblPrEx>
         <w:tc>
           <w:tcPr>
             <w:tcW w:w="0" w:type="auto"/>
@@ -18371,10 +16563,7 @@
           <w:p>
             <w:r>
               <w:lastRenderedPageBreak/>
-              <w:t>Счётчики обработанных документов/чанков, прогр</w:t>
-            </w:r>
-            <w:r>
-              <w:t>есс-бар, KPI-</w:t>
+              <w:t>Счётчики обработанных документов/чанков, прогресс-бар, KPI-</w:t>
             </w:r>
             <w:r>
               <w:lastRenderedPageBreak/>
@@ -18396,12 +16585,6 @@
         </w:tc>
       </w:tr>
       <w:tr>
-        <w:tblPrEx>
-          <w:tblCellMar>
-            <w:top w:w="0" w:type="dxa"/>
-            <w:bottom w:w="0" w:type="dxa"/>
-          </w:tblCellMar>
-        </w:tblPrEx>
         <w:tc>
           <w:tcPr>
             <w:tcW w:w="0" w:type="auto"/>
@@ -18504,12 +16687,6 @@
         </w:tc>
       </w:tr>
       <w:tr>
-        <w:tblPrEx>
-          <w:tblCellMar>
-            <w:top w:w="0" w:type="dxa"/>
-            <w:bottom w:w="0" w:type="dxa"/>
-          </w:tblCellMar>
-        </w:tblPrEx>
         <w:tc>
           <w:tcPr>
             <w:tcW w:w="0" w:type="auto"/>
@@ -18570,10 +16747,7 @@
             </w:r>
             <w:proofErr w:type="gramStart"/>
             <w:r>
-              <w:t>Ср</w:t>
-            </w:r>
-            <w:r>
-              <w:t>авнить</w:t>
+              <w:t>Сравнить</w:t>
             </w:r>
             <w:proofErr w:type="gramEnd"/>
             <w:r>
@@ -18614,12 +16788,6 @@
         </w:tc>
       </w:tr>
       <w:tr>
-        <w:tblPrEx>
-          <w:tblCellMar>
-            <w:top w:w="0" w:type="dxa"/>
-            <w:bottom w:w="0" w:type="dxa"/>
-          </w:tblCellMar>
-        </w:tblPrEx>
         <w:tc>
           <w:tcPr>
             <w:tcW w:w="0" w:type="auto"/>
@@ -18709,10 +16877,7 @@
           </w:tcPr>
           <w:p>
             <w:r>
-              <w:t>Матрица «требование -&gt; фрагмент документа», список несоответствий с приорите</w:t>
-            </w:r>
-            <w:r>
-              <w:t>тами, карточки рекомендаций, индикатор итогового статуса соответствия</w:t>
+              <w:t>Матрица «требование -&gt; фрагмент документа», список несоответствий с приоритетами, карточки рекомендаций, индикатор итогового статуса соответствия</w:t>
             </w:r>
           </w:p>
         </w:tc>
@@ -18725,10 +16890,7 @@
     </w:p>
     <w:p>
       <w:r>
-        <w:t>Негативны</w:t>
-      </w:r>
-      <w:r>
-        <w:t>е UX-сценарии (обязательные для ключевых экранов):</w:t>
+        <w:t>Негативные UX-сценарии (обязательные для ключевых экранов):</w:t>
       </w:r>
     </w:p>
     <w:p>
@@ -18772,10 +16934,7 @@
         </w:numPr>
       </w:pPr>
       <w:r>
-        <w:t>нет доступа</w:t>
-      </w:r>
-      <w:r>
-        <w:t xml:space="preserve"> (RBAC) — согласованная страница/баннер с кодом отказа без раскрытия лишних деталей;</w:t>
+        <w:t>нет доступа (RBAC) — согласованная страница/баннер с кодом отказа без раскрытия лишних деталей;</w:t>
       </w:r>
     </w:p>
     <w:p>
@@ -18807,10 +16966,7 @@
     </w:p>
     <w:p>
       <w:r>
-        <w:t xml:space="preserve">Для реализации сценариев, перечисленных в п. 14.7, выделяется логический backend-сервис UI (BFF/API Facade), инкапсулирующий вызовы внутренних сервисов и предоставляющий фронтенду согласованный прикладной API. </w:t>
-      </w:r>
-      <w:r>
-        <w:t xml:space="preserve">В целевой конфигурации технического проекта этот фасад </w:t>
+        <w:t xml:space="preserve">Для реализации сценариев, перечисленных в п. 14.7, выделяется логический backend-сервис UI (BFF/API Facade), инкапсулирующий вызовы внутренних сервисов и предоставляющий фронтенду согласованный прикладной API. В целевой конфигурации технического проекта этот фасад </w:t>
       </w:r>
       <w:r>
         <w:rPr>
@@ -18833,10 +16989,7 @@
     </w:p>
     <w:p>
       <w:r>
-        <w:t>Backend-сервис для UI выполняе</w:t>
-      </w:r>
-      <w:r>
-        <w:t>т:</w:t>
+        <w:t>Backend-сервис для UI выполняет:</w:t>
       </w:r>
     </w:p>
     <w:p>
@@ -18884,10 +17037,7 @@
         </w:numPr>
       </w:pPr>
       <w:r>
-        <w:t>це</w:t>
-      </w:r>
-      <w:r>
-        <w:t>нтрализованную проверку RBAC и применение политик доступа к данным/операциям;</w:t>
+        <w:t>централизованную проверку RBAC и применение политик доступа к данным/операциям;</w:t>
       </w:r>
     </w:p>
     <w:p>
@@ -18912,10 +17062,7 @@
     </w:p>
     <w:p>
       <w:r>
-        <w:t>На уровне технического проекта API backend-сервиса UI задаётся не исчерпывающим пе</w:t>
-      </w:r>
-      <w:r>
-        <w:t xml:space="preserve">речнем endpoint-ов, а группами прикладных возможностей. Связь групп API с подсистемами и сценариями UI приведена </w:t>
+        <w:t xml:space="preserve">На уровне технического проекта API backend-сервиса UI задаётся не исчерпывающим перечнем endpoint-ов, а группами прикладных возможностей. Связь групп API с подсистемами и сценариями UI приведена </w:t>
       </w:r>
       <w:hyperlink w:anchor="fig-api-map-14-8-1" w:history="1">
         <w:r>
@@ -18953,12 +17100,6 @@
         <w:gridCol w:w="3416"/>
       </w:tblGrid>
       <w:tr>
-        <w:tblPrEx>
-          <w:tblCellMar>
-            <w:top w:w="0" w:type="dxa"/>
-            <w:bottom w:w="0" w:type="dxa"/>
-          </w:tblCellMar>
-        </w:tblPrEx>
         <w:tc>
           <w:tcPr>
             <w:tcW w:w="0" w:type="auto"/>
@@ -19009,12 +17150,6 @@
         </w:tc>
       </w:tr>
       <w:tr>
-        <w:tblPrEx>
-          <w:tblCellMar>
-            <w:top w:w="0" w:type="dxa"/>
-            <w:bottom w:w="0" w:type="dxa"/>
-          </w:tblCellMar>
-        </w:tblPrEx>
         <w:tc>
           <w:tcPr>
             <w:tcW w:w="0" w:type="auto"/>
@@ -19065,12 +17200,6 @@
         </w:tc>
       </w:tr>
       <w:tr>
-        <w:tblPrEx>
-          <w:tblCellMar>
-            <w:top w:w="0" w:type="dxa"/>
-            <w:bottom w:w="0" w:type="dxa"/>
-          </w:tblCellMar>
-        </w:tblPrEx>
         <w:tc>
           <w:tcPr>
             <w:tcW w:w="0" w:type="auto"/>
@@ -19124,28 +17253,19 @@
         </w:tc>
       </w:tr>
       <w:tr>
-        <w:tblPrEx>
-          <w:tblCellMar>
-            <w:top w:w="0" w:type="dxa"/>
-            <w:bottom w:w="0" w:type="dxa"/>
-          </w:tblCellMar>
-        </w:tblPrEx>
-        <w:tc>
-          <w:tcPr>
-            <w:tcW w:w="0" w:type="auto"/>
-            <w:tcBorders>
-              <w:top w:val="single" w:sz="1" w:space="0" w:color="auto"/>
-              <w:left w:val="single" w:sz="1" w:space="0" w:color="auto"/>
-              <w:bottom w:val="single" w:sz="1" w:space="0" w:color="auto"/>
-              <w:right w:val="single" w:sz="1" w:space="0" w:color="auto"/>
-            </w:tcBorders>
-          </w:tcPr>
-          <w:p>
-            <w:r>
-              <w:t>Поиск, сравне</w:t>
-            </w:r>
-            <w:r>
-              <w:t>ние, нормоконтроль</w:t>
+        <w:tc>
+          <w:tcPr>
+            <w:tcW w:w="0" w:type="auto"/>
+            <w:tcBorders>
+              <w:top w:val="single" w:sz="1" w:space="0" w:color="auto"/>
+              <w:left w:val="single" w:sz="1" w:space="0" w:color="auto"/>
+              <w:bottom w:val="single" w:sz="1" w:space="0" w:color="auto"/>
+              <w:right w:val="single" w:sz="1" w:space="0" w:color="auto"/>
+            </w:tcBorders>
+          </w:tcPr>
+          <w:p>
+            <w:r>
+              <w:t>Поиск, сравнение, нормоконтроль</w:t>
             </w:r>
           </w:p>
         </w:tc>
@@ -19183,12 +17303,6 @@
         </w:tc>
       </w:tr>
       <w:tr>
-        <w:tblPrEx>
-          <w:tblCellMar>
-            <w:top w:w="0" w:type="dxa"/>
-            <w:bottom w:w="0" w:type="dxa"/>
-          </w:tblCellMar>
-        </w:tblPrEx>
         <w:tc>
           <w:tcPr>
             <w:tcW w:w="0" w:type="auto"/>
@@ -19242,12 +17356,6 @@
         </w:tc>
       </w:tr>
       <w:tr>
-        <w:tblPrEx>
-          <w:tblCellMar>
-            <w:top w:w="0" w:type="dxa"/>
-            <w:bottom w:w="0" w:type="dxa"/>
-          </w:tblCellMar>
-        </w:tblPrEx>
         <w:tc>
           <w:tcPr>
             <w:tcW w:w="0" w:type="auto"/>
@@ -19363,10 +17471,7 @@
         <w:pStyle w:val="4"/>
       </w:pPr>
       <w:r>
-        <w:t>14.8.3. Требо</w:t>
-      </w:r>
-      <w:r>
-        <w:t>вания к контрактам API</w:t>
+        <w:t>14.8.3. Требования к контрактам API</w:t>
       </w:r>
     </w:p>
     <w:p>
@@ -19441,10 +17546,7 @@
         <w:t xml:space="preserve">, </w:t>
       </w:r>
       <w:r>
-        <w:t>det</w:t>
-      </w:r>
-      <w:r>
-        <w:t>ails</w:t>
+        <w:t>details</w:t>
       </w:r>
       <w:r>
         <w:t xml:space="preserve">, </w:t>
@@ -19477,10 +17579,7 @@
         </w:numPr>
       </w:pPr>
       <w:r>
-        <w:t>Экспортируемые артефакты (отчёты, результаты сравнения/проверки) должны выдаваться через backend с проверкой прав</w:t>
-      </w:r>
-      <w:r>
-        <w:t xml:space="preserve"> доступа.</w:t>
+        <w:t>Экспортируемые артефакты (отчёты, результаты сравнения/проверки) должны выдаваться через backend с проверкой прав доступа.</w:t>
       </w:r>
     </w:p>
     <w:p>
@@ -19557,10 +17656,7 @@
         <w:t xml:space="preserve">, </w:t>
       </w:r>
       <w:r>
-        <w:t>filte</w:t>
-      </w:r>
-      <w:r>
-        <w:t>r</w:t>
+        <w:t>filter</w:t>
       </w:r>
       <w:r>
         <w:t xml:space="preserve"> с единым контрактом пагинации.</w:t>
@@ -19613,10 +17709,7 @@
         </w:numPr>
       </w:pPr>
       <w:r>
-        <w:t>Наблюдаемость: метрики latency</w:t>
-      </w:r>
-      <w:r>
-        <w:t>/error-rate по endpoint, аудит критичных операций.</w:t>
+        <w:t>Наблюдаемость: метрики latency/error-rate по endpoint, аудит критичных операций.</w:t>
       </w:r>
     </w:p>
     <w:p>
@@ -19647,10 +17740,7 @@
         <w:t>Idempotency-Key</w:t>
       </w:r>
       <w:r>
-        <w:t xml:space="preserve"> в п. 14.8.3). Интерфейс возвращаетс</w:t>
-      </w:r>
-      <w:r>
-        <w:t>я в устойчивое состояние без потери согласованности данных. Общие требования к отказоустойчивости и резервированию — § 4.3, § 11.5, § 12.4.2; негативные сценарии отображения — § 14.7.</w:t>
+        <w:t xml:space="preserve"> в п. 14.8.3). Интерфейс возвращается в устойчивое состояние без потери согласованности данных. Общие требования к отказоустойчивости и резервированию — § 4.3, § 11.5, § 12.4.2; негативные сценарии отображения — § 14.7.</w:t>
       </w:r>
     </w:p>
     <w:p>
@@ -19671,13 +17761,7 @@
     <w:p>
       <w:r>
         <w:lastRenderedPageBreak/>
-        <w:t>По п. 4.2.1.8 ТЗ отчёты форм</w:t>
-      </w:r>
-      <w:r>
-        <w:t>ируются в формате DOCX по шаблонам, задаваемым Заказчиком или Подрядчиком. Администратор размещает и сопровождает библиотеку шаблонов (загрузка, версия, актуальность); пользователь выбирает допустимый шаблон из списка, доступного по RBAC. Жизненный цикл ша</w:t>
-      </w:r>
-      <w:r>
-        <w:t>блона (загрузка в объектное хранилище, привязка к типу отчёта, выдача в UI) согласуется с § 11.3.2, § 12.4.4, API § 14.8.2.</w:t>
+        <w:t>По п. 4.2.1.8 ТЗ отчёты формируются в формате DOCX по шаблонам, задаваемым Заказчиком или Подрядчиком. Администратор размещает и сопровождает библиотеку шаблонов (загрузка, версия, актуальность); пользователь выбирает допустимый шаблон из списка, доступного по RBAC. Жизненный цикл шаблона (загрузка в объектное хранилище, привязка к типу отчёта, выдача в UI) согласуется с § 11.3.2, § 12.4.4, API § 14.8.2.</w:t>
       </w:r>
     </w:p>
     <w:p>
@@ -19690,10 +17774,7 @@
     </w:p>
     <w:p>
       <w:r>
-        <w:t>По п. 4.2.2.4 ТЗ в UI предусматриваются экраны регистрации и управления плагинами: загрузка модуля, настройка лимитов и разрешённых вызовов, запуск и остановка в контуре оркестратора. Доступ к разделу предоставляется только ролям администрирования (§ 9.5).</w:t>
-      </w:r>
-      <w:r>
-        <w:t xml:space="preserve"> Техническая детализация приведена в § 12.9 и § 7.9.</w:t>
+        <w:t>По п. 4.2.2.4 ТЗ в UI предусматриваются экраны регистрации и управления плагинами: загрузка модуля, настройка лимитов и разрешённых вызовов, запуск и остановка в контуре оркестратора. Доступ к разделу предоставляется только ролям администрирования (§ 9.5). Техническая детализация приведена в § 12.9 и § 7.9.</w:t>
       </w:r>
     </w:p>
     <w:p>
@@ -19706,13 +17787,7 @@
     </w:p>
     <w:p>
       <w:r>
-        <w:t>Чрезмерная кастомизация интерфейса под отдельных пользователей без версионирования усложняет сопровождение. Полное отсутствие обратной связи при длительных серверных операци</w:t>
-      </w:r>
-      <w:r>
-        <w:t>ях снижает доверие к системе. Баланс между универсальностью компонентов и специализированными рабочими местами определяется на стадии реализации. Расширение функций ИИ и конвейеров должно сопровождаться обновлением пользовательских сценариев и обучающих ма</w:t>
-      </w:r>
-      <w:r>
-        <w:t>териалов, а не только backend-контрактов.</w:t>
+        <w:t>Чрезмерная кастомизация интерфейса под отдельных пользователей без версионирования усложняет сопровождение. Полное отсутствие обратной связи при длительных серверных операциях снижает доверие к системе. Баланс между универсальностью компонентов и специализированными рабочими местами определяется на стадии реализации. Расширение функций ИИ и конвейеров должно сопровождаться обновлением пользовательских сценариев и обучающих материалов, а не только backend-контрактов.</w:t>
       </w:r>
     </w:p>
     <w:p>
@@ -19733,10 +17808,7 @@
         <w:pStyle w:val="3"/>
       </w:pPr>
       <w:r>
-        <w:t>15.0. Матрица трассируемости требован</w:t>
-      </w:r>
-      <w:r>
-        <w:t>ий</w:t>
+        <w:t>15.0. Матрица трассируемости требований</w:t>
       </w:r>
     </w:p>
     <w:p>
@@ -19754,10 +17826,7 @@
     </w:p>
     <w:p>
       <w:r>
-        <w:t xml:space="preserve">По вводной части разд. 5 ТЗ — приёмочные испытания, опытная эксплуатация и при необходимости повторные </w:t>
-      </w:r>
-      <w:r>
-        <w:t>приёмочные испытания. Их проводят комиссия и представители Заказчика и Подрядчика по программе и методике Заказчика. На испытания передают ИС и документацию в составе Приложения № 1 к ТЗ (сроки и комплекты —</w:t>
+        <w:t>По вводной части разд. 5 ТЗ — приёмочные испытания, опытная эксплуатация и при необходимости повторные приёмочные испытания. Их проводят комиссия и представители Заказчика и Подрядчика по программе и методике Заказчика. На испытания передают ИС и документацию в составе Приложения № 1 к ТЗ (сроки и комплекты —</w:t>
       </w:r>
       <w:proofErr w:type="gramStart"/>
       <w:r>
@@ -19773,10 +17842,7 @@
       </w:r>
       <w:proofErr w:type="gramEnd"/>
       <w:r>
-        <w:t xml:space="preserve">; </w:t>
-      </w:r>
-      <w:r>
-        <w:t>этапы раскрыты в §15.1–15.3.</w:t>
+        <w:t>; этапы раскрыты в §15.1–15.3.</w:t>
       </w:r>
     </w:p>
     <w:p>
@@ -19819,12 +17885,6 @@
         <w:gridCol w:w="4821"/>
       </w:tblGrid>
       <w:tr>
-        <w:tblPrEx>
-          <w:tblCellMar>
-            <w:top w:w="0" w:type="dxa"/>
-            <w:bottom w:w="0" w:type="dxa"/>
-          </w:tblCellMar>
-        </w:tblPrEx>
         <w:tc>
           <w:tcPr>
             <w:tcW w:w="0" w:type="auto"/>
@@ -19875,12 +17935,6 @@
         </w:tc>
       </w:tr>
       <w:tr>
-        <w:tblPrEx>
-          <w:tblCellMar>
-            <w:top w:w="0" w:type="dxa"/>
-            <w:bottom w:w="0" w:type="dxa"/>
-          </w:tblCellMar>
-        </w:tblPrEx>
         <w:tc>
           <w:tcPr>
             <w:tcW w:w="0" w:type="auto"/>
@@ -19931,12 +17985,6 @@
         </w:tc>
       </w:tr>
       <w:tr>
-        <w:tblPrEx>
-          <w:tblCellMar>
-            <w:top w:w="0" w:type="dxa"/>
-            <w:bottom w:w="0" w:type="dxa"/>
-          </w:tblCellMar>
-        </w:tblPrEx>
         <w:tc>
           <w:tcPr>
             <w:tcW w:w="0" w:type="auto"/>
@@ -19981,21 +18029,12 @@
           </w:tcPr>
           <w:p>
             <w:r>
-              <w:t>Нагрузочные испытания, SLA-метрики времени от</w:t>
-            </w:r>
-            <w:r>
-              <w:t>клика/обработки</w:t>
+              <w:t>Нагрузочные испытания, SLA-метрики времени отклика/обработки</w:t>
             </w:r>
           </w:p>
         </w:tc>
       </w:tr>
       <w:tr>
-        <w:tblPrEx>
-          <w:tblCellMar>
-            <w:top w:w="0" w:type="dxa"/>
-            <w:bottom w:w="0" w:type="dxa"/>
-          </w:tblCellMar>
-        </w:tblPrEx>
         <w:tc>
           <w:tcPr>
             <w:tcW w:w="0" w:type="auto"/>
@@ -20046,12 +18085,6 @@
         </w:tc>
       </w:tr>
       <w:tr>
-        <w:tblPrEx>
-          <w:tblCellMar>
-            <w:top w:w="0" w:type="dxa"/>
-            <w:bottom w:w="0" w:type="dxa"/>
-          </w:tblCellMar>
-        </w:tblPrEx>
         <w:tc>
           <w:tcPr>
             <w:tcW w:w="0" w:type="auto"/>
@@ -20096,21 +18129,12 @@
           </w:tcPr>
           <w:p>
             <w:r>
-              <w:t xml:space="preserve">Проверка языка, единообразия, </w:t>
-            </w:r>
-            <w:r>
-              <w:t>сообщений об ошибках, доступности</w:t>
+              <w:t>Проверка языка, единообразия, сообщений об ошибках, доступности</w:t>
             </w:r>
           </w:p>
         </w:tc>
       </w:tr>
       <w:tr>
-        <w:tblPrEx>
-          <w:tblCellMar>
-            <w:top w:w="0" w:type="dxa"/>
-            <w:bottom w:w="0" w:type="dxa"/>
-          </w:tblCellMar>
-        </w:tblPrEx>
         <w:tc>
           <w:tcPr>
             <w:tcW w:w="0" w:type="auto"/>
@@ -20161,12 +18185,6 @@
         </w:tc>
       </w:tr>
       <w:tr>
-        <w:tblPrEx>
-          <w:tblCellMar>
-            <w:top w:w="0" w:type="dxa"/>
-            <w:bottom w:w="0" w:type="dxa"/>
-          </w:tblCellMar>
-        </w:tblPrEx>
         <w:tc>
           <w:tcPr>
             <w:tcW w:w="0" w:type="auto"/>
@@ -20282,10 +18300,7 @@
     </w:p>
     <w:p>
       <w:r>
-        <w:t>Проведение приёмочных испытаний по программе и методике, утверждённой Заказчиком, необходимо д</w:t>
-      </w:r>
-      <w:r>
-        <w:t>ля объективной проверки соответствия Системы требованиям ТЗ. Протокол и акт готовности к опытной эксплуатации фиксируют результат испытаний. Далее следует этап опытной эксплуатации на объектах Заказчика.</w:t>
+        <w:t>Проведение приёмочных испытаний по программе и методике, утверждённой Заказчиком, необходимо для объективной проверки соответствия Системы требованиям ТЗ. Протокол и акт готовности к опытной эксплуатации фиксируют результат испытаний. Далее следует этап опытной эксплуатации на объектах Заказчика.</w:t>
       </w:r>
     </w:p>
     <w:p>
@@ -20302,10 +18317,7 @@
         </w:numPr>
       </w:pPr>
       <w:r>
-        <w:t>Интеллектуал</w:t>
-      </w:r>
-      <w:r>
-        <w:t>ьный поиск (13.4): корректность цитирования, устойчивость фильтрации RBAC, время ответа в целевом SLA.</w:t>
+        <w:t>Интеллектуальный поиск (13.4): корректность цитирования, устойчивость фильтрации RBAC, время ответа в целевом SLA.</w:t>
       </w:r>
     </w:p>
     <w:p>
@@ -20329,10 +18341,7 @@
         </w:numPr>
       </w:pPr>
       <w:r>
-        <w:t>Нормоконтроль (13.6): корректная класс</w:t>
-      </w:r>
-      <w:r>
-        <w:t>ификация несоответствий, формирование заключения и карты соответствия.</w:t>
+        <w:t>Нормоконтроль (13.6): корректная классификация несоответствий, формирование заключения и карты соответствия.</w:t>
       </w:r>
     </w:p>
     <w:p>
@@ -20394,12 +18403,6 @@
         <w:gridCol w:w="4637"/>
       </w:tblGrid>
       <w:tr>
-        <w:tblPrEx>
-          <w:tblCellMar>
-            <w:top w:w="0" w:type="dxa"/>
-            <w:bottom w:w="0" w:type="dxa"/>
-          </w:tblCellMar>
-        </w:tblPrEx>
         <w:tc>
           <w:tcPr>
             <w:tcW w:w="0" w:type="auto"/>
@@ -20450,12 +18453,6 @@
         </w:tc>
       </w:tr>
       <w:tr>
-        <w:tblPrEx>
-          <w:tblCellMar>
-            <w:top w:w="0" w:type="dxa"/>
-            <w:bottom w:w="0" w:type="dxa"/>
-          </w:tblCellMar>
-        </w:tblPrEx>
         <w:tc>
           <w:tcPr>
             <w:tcW w:w="0" w:type="auto"/>
@@ -20506,12 +18503,6 @@
         </w:tc>
       </w:tr>
       <w:tr>
-        <w:tblPrEx>
-          <w:tblCellMar>
-            <w:top w:w="0" w:type="dxa"/>
-            <w:bottom w:w="0" w:type="dxa"/>
-          </w:tblCellMar>
-        </w:tblPrEx>
         <w:tc>
           <w:tcPr>
             <w:tcW w:w="0" w:type="auto"/>
@@ -20557,21 +18548,12 @@
           </w:tcPr>
           <w:p>
             <w:r>
-              <w:t>доли ло</w:t>
-            </w:r>
-            <w:r>
-              <w:t>жноположительных и ложноотрицательных результатов не превышают порогов, согласованных с Заказчиком</w:t>
+              <w:t>доли ложноположительных и ложноотрицательных результатов не превышают порогов, согласованных с Заказчиком</w:t>
             </w:r>
           </w:p>
         </w:tc>
       </w:tr>
       <w:tr>
-        <w:tblPrEx>
-          <w:tblCellMar>
-            <w:top w:w="0" w:type="dxa"/>
-            <w:bottom w:w="0" w:type="dxa"/>
-          </w:tblCellMar>
-        </w:tblPrEx>
         <w:tc>
           <w:tcPr>
             <w:tcW w:w="0" w:type="auto"/>
@@ -20616,21 +18598,12 @@
           </w:tcPr>
           <w:p>
             <w:r>
-              <w:t>критичные несоответствия обнаруживаются на эталонном наб</w:t>
-            </w:r>
-            <w:r>
-              <w:t>оре; итоговый отчёт содержит ссылки на основания</w:t>
+              <w:t>критичные несоответствия обнаруживаются на эталонном наборе; итоговый отчёт содержит ссылки на основания</w:t>
             </w:r>
           </w:p>
         </w:tc>
       </w:tr>
       <w:tr>
-        <w:tblPrEx>
-          <w:tblCellMar>
-            <w:top w:w="0" w:type="dxa"/>
-            <w:bottom w:w="0" w:type="dxa"/>
-          </w:tblCellMar>
-        </w:tblPrEx>
         <w:tc>
           <w:tcPr>
             <w:tcW w:w="0" w:type="auto"/>
@@ -20691,10 +18664,7 @@
     </w:p>
     <w:p>
       <w:r>
-        <w:t>Опытная эксплуатация на условно реальных данных позволяет выявить недостатки и особенности работы в условиях, близких к штатным, без риска для реальных процессов. Ведение рабочего журнала и фиксация сбоев и замечаний создают основу для доработок и для повт</w:t>
-      </w:r>
-      <w:r>
-        <w:t>орных приёмочных испытаний. Акт о завершении опытной эксплуатации документирует итоги этапа.</w:t>
+        <w:t>Опытная эксплуатация на условно реальных данных позволяет выявить недостатки и особенности работы в условиях, близких к штатным, без риска для реальных процессов. Ведение рабочего журнала и фиксация сбоев и замечаний создают основу для доработок и для повторных приёмочных испытаний. Акт о завершении опытной эксплуатации документирует итоги этапа.</w:t>
       </w:r>
     </w:p>
     <w:p>
@@ -20723,17 +18693,10 @@
         </w:numPr>
       </w:pPr>
       <w:r>
-        <w:t xml:space="preserve">стабильность KPI </w:t>
-      </w:r>
-      <w:bookmarkStart w:id="0" w:name="_GoBack"/>
-      <w:r>
-        <w:t xml:space="preserve">процессов </w:t>
-      </w:r>
-      <w:r>
-        <w:t>1</w:t>
-      </w:r>
-      <w:r>
-        <w:t>3.5</w:t>
+        <w:t xml:space="preserve">стабильность KPI процессов </w:t>
+      </w:r>
+      <w:r>
+        <w:t>13.5</w:t>
       </w:r>
       <w:r>
         <w:t xml:space="preserve"> и </w:t>
@@ -20742,11 +18705,7 @@
         <w:t>13.6</w:t>
       </w:r>
       <w:r>
-        <w:t xml:space="preserve"> на рабочих </w:t>
-      </w:r>
-      <w:bookmarkEnd w:id="0"/>
-      <w:r>
-        <w:t>данных;</w:t>
+        <w:t xml:space="preserve"> на рабочих данных;</w:t>
       </w:r>
     </w:p>
     <w:p>
@@ -20771,18 +18730,12 @@
     </w:p>
     <w:p>
       <w:r>
-        <w:t>Повторные приёмочные испытания проводятся при наличии неустранённых недостатков после опытной экс</w:t>
-      </w:r>
-      <w:r>
-        <w:t>плуатации. Их цель — подтвердить устранение замечаний и готовность Системы к постоянной эксплуатации. Результат — акт о готовности к постоянной эксплуатации и передача обновлённой документации и исходных кодов Заказчику в соответствии с п. 5.3 ТЗ.</w:t>
-      </w:r>
-    </w:p>
-    <w:p>
-      <w:r>
-        <w:t>Повторна</w:t>
-      </w:r>
-      <w:r>
-        <w:t>я приёмка должна подтвердить:</w:t>
+        <w:t>Повторные приёмочные испытания проводятся при наличии неустранённых недостатков после опытной эксплуатации. Их цель — подтвердить устранение замечаний и готовность Системы к постоянной эксплуатации. Результат — акт о готовности к постоянной эксплуатации и передача обновлённой документации и исходных кодов Заказчику в соответствии с п. 5.3 ТЗ.</w:t>
+      </w:r>
+    </w:p>
+    <w:p>
+      <w:r>
+        <w:t>Повторная приёмка должна подтвердить:</w:t>
       </w:r>
     </w:p>
     <w:p>
@@ -20818,10 +18771,7 @@
         </w:numPr>
       </w:pPr>
       <w:r>
-        <w:t>соблюдение целевых SLA и требований ИБ по результатам повторны</w:t>
-      </w:r>
-      <w:r>
-        <w:t>х испытаний.</w:t>
+        <w:t>соблюдение целевых SLA и требований ИБ по результатам повторных испытаний.</w:t>
       </w:r>
     </w:p>
     <w:p>
@@ -20849,13 +18799,7 @@
     </w:p>
     <w:p>
       <w:r>
-        <w:t>Разд. 6 ТЗ задаёт готовность инфраструктуры и системы к вводу. По смыслу блока: закупка и установка оборудования по рекомендациям Подрядчика; установка и настройка</w:t>
-      </w:r>
-      <w:r>
-        <w:t xml:space="preserve"> системного ПО (ОС, СУБД, виртуализация, резервное копирование) для единообразия окружения; развёртывание прикладной системы с учётом политик Заказчика; обучение пользователей. Дополнительно предусматриваются начальное наполнение векторной БД для семантиче</w:t>
-      </w:r>
-      <w:r>
-        <w:t>ского поиска и загрузка исходников в СМК Заказчика с CI/CD для контроля версий и воспроизводимости.</w:t>
+        <w:t>Разд. 6 ТЗ задаёт готовность инфраструктуры и системы к вводу. По смыслу блока: закупка и установка оборудования по рекомендациям Подрядчика; установка и настройка системного ПО (ОС, СУБД, виртуализация, резервное копирование) для единообразия окружения; развёртывание прикладной системы с учётом политик Заказчика; обучение пользователей. Дополнительно предусматриваются начальное наполнение векторной БД для семантического поиска и загрузка исходников в СМК Заказчика с CI/CD для контроля версий и воспроизводимости.</w:t>
       </w:r>
     </w:p>
     <w:p>
@@ -20868,10 +18812,7 @@
     </w:p>
     <w:p>
       <w:r>
-        <w:t>Сроки выполнения работ (02.02.2026–12.05.2027), места выполнения (площадки Заказчика в Москве и место нахождения Подрядчика), формы взаимодействия (телефон, электронная почта, ВКС, совещания) и обязанность Подрядчика предоставлять отчёты по требованию Зака</w:t>
-      </w:r>
-      <w:r>
-        <w:t>зчика определены контрактом и обеспечивают управляемость проекта и согласованность с Приложением № 1 к ТЗ (календарный план).</w:t>
+        <w:t>Сроки выполнения работ (02.02.2026–12.05.2027), места выполнения (площадки Заказчика в Москве и место нахождения Подрядчика), формы взаимодействия (телефон, электронная почта, ВКС, совещания) и обязанность Подрядчика предоставлять отчёты по требованию Заказчика определены контрактом и обеспечивают управляемость проекта и согласованность с Приложением № 1 к ТЗ (календарный план).</w:t>
       </w:r>
     </w:p>
     <w:p>
@@ -20884,13 +18825,7 @@
     </w:p>
     <w:p>
       <w:r>
-        <w:t>По п. 10 ТЗ на выполненные работы устанавливается гарантийный срок 12 (двенадцать) меся</w:t>
-      </w:r>
-      <w:r>
-        <w:t>цев с даты подписания Заказчиком документа о приёмке по последнему этапу. Выявленные в гарантийный срок недостатки Подрядчик устраняет за свой счёт. Если качество работ не соответствует требованиям и Система непригодна для нормальной эксплуатации, Заказчик</w:t>
-      </w:r>
-      <w:r>
-        <w:t xml:space="preserve"> письменно уведомляет Подрядчика; недостатки подлежат безвозмездному устранению в срок не более 30 (тридцати) календарных дней. Гарантийный срок прерывается со дня такого уведомления и возобновляется после устранения недостатков.</w:t>
+        <w:t>По п. 10 ТЗ на выполненные работы устанавливается гарантийный срок 12 (двенадцать) месяцев с даты подписания Заказчиком документа о приёмке по последнему этапу. Выявленные в гарантийный срок недостатки Подрядчик устраняет за свой счёт. Если качество работ не соответствует требованиям и Система непригодна для нормальной эксплуатации, Заказчик письменно уведомляет Подрядчика; недостатки подлежат безвозмездному устранению в срок не более 30 (тридцати) календарных дней. Гарантийный срок прерывается со дня такого уведомления и возобновляется после устранения недостатков.</w:t>
       </w:r>
     </w:p>
     <w:p>
@@ -20910,13 +18845,7 @@
     </w:p>
     <w:p>
       <w:r>
-        <w:t>Доку</w:t>
-      </w:r>
-      <w:r>
-        <w:t>ментация ведётся по ГОСТ 2.105-2019 и ЕСПД (ГОСТ 19) — для единообразия, экспертизы и сопровождения. Состав комплектов — Приложение № 1 к ТЗ. Отчётность: печать (1 экз.) и DOCX; исходные коды — на электронном носителе (1 экз.), как обычно требуют при приём</w:t>
-      </w:r>
-      <w:r>
-        <w:t>ке работ.</w:t>
+        <w:t>Документация ведётся по ГОСТ 2.105-2019 и ЕСПД (ГОСТ 19) — для единообразия, экспертизы и сопровождения. Состав комплектов — Приложение № 1 к ТЗ. Отчётность: печать (1 экз.) и DOCX; исходные коды — на электронном носителе (1 экз.), как обычно требуют при приёмке работ.</w:t>
       </w:r>
     </w:p>
     <w:p>
@@ -20944,13 +18873,7 @@
     </w:p>
     <w:p>
       <w:r>
-        <w:t>Предполагается, что инфраструктура Заказчика (серверы, сеть, WAF, СЗИ) будет доведена до объёма, достаточного для развёртывания по рекомендациям Подрядчика. Keycloak обеспечивает SSO/MFA и интеграцию с API G</w:t>
-      </w:r>
-      <w:r>
-        <w:t>ateway в рамках принятой архитектуры. Белый список сайтов для веб-поиска (вторая очередь) согласует Заказчик с учётом регламентов и лицензий. Шаблоны отчётов и перечень типов документов (Приложение А к ТЗ) уточнят на реализации, не блокируя старт первой оч</w:t>
-      </w:r>
-      <w:r>
-        <w:t>ереди.</w:t>
+        <w:t>Предполагается, что инфраструктура Заказчика (серверы, сеть, WAF, СЗИ) будет доведена до объёма, достаточного для развёртывания по рекомендациям Подрядчика. Keycloak обеспечивает SSO/MFA и интеграцию с API Gateway в рамках принятой архитектуры. Белый список сайтов для веб-поиска (вторая очередь) согласует Заказчик с учётом регламентов и лицензий. Шаблоны отчётов и перечень типов документов (Приложение А к ТЗ) уточнят на реализации, не блокируя старт первой очереди.</w:t>
       </w:r>
     </w:p>
     <w:p>
@@ -20985,12 +18908,6 @@
         <w:gridCol w:w="4546"/>
       </w:tblGrid>
       <w:tr>
-        <w:tblPrEx>
-          <w:tblCellMar>
-            <w:top w:w="0" w:type="dxa"/>
-            <w:bottom w:w="0" w:type="dxa"/>
-          </w:tblCellMar>
-        </w:tblPrEx>
         <w:tc>
           <w:tcPr>
             <w:tcW w:w="0" w:type="auto"/>
@@ -21042,12 +18959,6 @@
         </w:tc>
       </w:tr>
       <w:tr>
-        <w:tblPrEx>
-          <w:tblCellMar>
-            <w:top w:w="0" w:type="dxa"/>
-            <w:bottom w:w="0" w:type="dxa"/>
-          </w:tblCellMar>
-        </w:tblPrEx>
         <w:tc>
           <w:tcPr>
             <w:tcW w:w="0" w:type="auto"/>
@@ -21098,12 +19009,6 @@
         </w:tc>
       </w:tr>
       <w:tr>
-        <w:tblPrEx>
-          <w:tblCellMar>
-            <w:top w:w="0" w:type="dxa"/>
-            <w:bottom w:w="0" w:type="dxa"/>
-          </w:tblCellMar>
-        </w:tblPrEx>
         <w:tc>
           <w:tcPr>
             <w:tcW w:w="0" w:type="auto"/>
@@ -21148,21 +19053,12 @@
           </w:tcPr>
           <w:p>
             <w:r>
-              <w:t>ограничение перечня типов документов и языков</w:t>
-            </w:r>
-            <w:r>
-              <w:t xml:space="preserve"> на первом этапе, контроль качества на эталонной выборке, возможность замены движка</w:t>
+              <w:t>ограничение перечня типов документов и языков на первом этапе, контроль качества на эталонной выборке, возможность замены движка</w:t>
             </w:r>
           </w:p>
         </w:tc>
       </w:tr>
       <w:tr>
-        <w:tblPrEx>
-          <w:tblCellMar>
-            <w:top w:w="0" w:type="dxa"/>
-            <w:bottom w:w="0" w:type="dxa"/>
-          </w:tblCellMar>
-        </w:tblPrEx>
         <w:tc>
           <w:tcPr>
             <w:tcW w:w="0" w:type="auto"/>
@@ -21207,21 +19103,12 @@
           </w:tcPr>
           <w:p>
             <w:r>
-              <w:t>регламент актуализации корпуса, контроль версий и переиндексации, фиксация д</w:t>
-            </w:r>
-            <w:r>
-              <w:t>аты источника в метаданных</w:t>
+              <w:t>регламент актуализации корпуса, контроль версий и переиндексации, фиксация даты источника в метаданных</w:t>
             </w:r>
           </w:p>
         </w:tc>
       </w:tr>
       <w:tr>
-        <w:tblPrEx>
-          <w:tblCellMar>
-            <w:top w:w="0" w:type="dxa"/>
-            <w:bottom w:w="0" w:type="dxa"/>
-          </w:tblCellMar>
-        </w:tblPrEx>
         <w:tc>
           <w:tcPr>
             <w:tcW w:w="0" w:type="auto"/>
@@ -21272,28 +19159,19 @@
         </w:tc>
       </w:tr>
       <w:tr>
-        <w:tblPrEx>
-          <w:tblCellMar>
-            <w:top w:w="0" w:type="dxa"/>
-            <w:bottom w:w="0" w:type="dxa"/>
-          </w:tblCellMar>
-        </w:tblPrEx>
-        <w:tc>
-          <w:tcPr>
-            <w:tcW w:w="0" w:type="auto"/>
-            <w:tcBorders>
-              <w:top w:val="single" w:sz="1" w:space="0" w:color="auto"/>
-              <w:left w:val="single" w:sz="1" w:space="0" w:color="auto"/>
-              <w:bottom w:val="single" w:sz="1" w:space="0" w:color="auto"/>
-              <w:right w:val="single" w:sz="1" w:space="0" w:color="auto"/>
-            </w:tcBorders>
-          </w:tcPr>
-          <w:p>
-            <w:r>
-              <w:t>Интеграция с корпоративным каталог</w:t>
-            </w:r>
-            <w:r>
-              <w:t>ом и ИБ-контуром</w:t>
+        <w:tc>
+          <w:tcPr>
+            <w:tcW w:w="0" w:type="auto"/>
+            <w:tcBorders>
+              <w:top w:val="single" w:sz="1" w:space="0" w:color="auto"/>
+              <w:left w:val="single" w:sz="1" w:space="0" w:color="auto"/>
+              <w:bottom w:val="single" w:sz="1" w:space="0" w:color="auto"/>
+              <w:right w:val="single" w:sz="1" w:space="0" w:color="auto"/>
+            </w:tcBorders>
+          </w:tcPr>
+          <w:p>
+            <w:r>
+              <w:t>Интеграция с корпоративным каталогом и ИБ-контуром</w:t>
             </w:r>
           </w:p>
         </w:tc>
@@ -21331,12 +19209,6 @@
         </w:tc>
       </w:tr>
       <w:tr>
-        <w:tblPrEx>
-          <w:tblCellMar>
-            <w:top w:w="0" w:type="dxa"/>
-            <w:bottom w:w="0" w:type="dxa"/>
-          </w:tblCellMar>
-        </w:tblPrEx>
         <w:tc>
           <w:tcPr>
             <w:tcW w:w="0" w:type="auto"/>
@@ -21389,10 +19261,7 @@
     </w:tbl>
     <w:p>
       <w:r>
-        <w:t>Перечень рисков подлежит актуализации на</w:t>
-      </w:r>
-      <w:r>
-        <w:t xml:space="preserve"> стадии реализации и опытной эксплуатации; конкретные пороги и ответственные стороны закрепляются в программе испытаний и эксплуатационных регламентах.</w:t>
+        <w:t>Перечень рисков подлежит актуализации на стадии реализации и опытной эксплуатации; конкретные пороги и ответственные стороны закрепляются в программе испытаний и эксплуатационных регламентах.</w:t>
       </w:r>
     </w:p>
     <w:p>
@@ -21405,16 +19274,7 @@
     </w:p>
     <w:p>
       <w:r>
-        <w:t>По п. 4.1.6 ТЗ проектные и техниче</w:t>
-      </w:r>
-      <w:r>
-        <w:t>ские решения Системы должны соответствовать законодательству РФ, в том числе части четвёртой ГК РФ об интеллектуальной собственности. Система и используемые при её создании компоненты должны быть свободны от притязаний третьих лиц по промышленной и иной со</w:t>
-      </w:r>
-      <w:r>
-        <w:t>бственности; реализация не должна нарушать авторские и смежные права. Правообладание информационными ресурсами, формируемыми при эксплуатации Системы, определяется в компетенции Заказчика и действующими НПА. Исключительное право на результаты работ по ТЗ п</w:t>
-      </w:r>
-      <w:r>
-        <w:t>ринадлежит Заказчику. Обязательство Подрядчика не нарушать исключительные права третьих лиц при передаче результатов закреплено также в разделе 7 ТЗ (организация работ).</w:t>
+        <w:t>По п. 4.1.6 ТЗ проектные и технические решения Системы должны соответствовать законодательству РФ, в том числе части четвёртой ГК РФ об интеллектуальной собственности. Система и используемые при её создании компоненты должны быть свободны от притязаний третьих лиц по промышленной и иной собственности; реализация не должна нарушать авторские и смежные права. Правообладание информационными ресурсами, формируемыми при эксплуатации Системы, определяется в компетенции Заказчика и действующими НПА. Исключительное право на результаты работ по ТЗ принадлежит Заказчику. Обязательство Подрядчика не нарушать исключительные права третьих лиц при передаче результатов закреплено также в разделе 7 ТЗ (организация работ).</w:t>
       </w:r>
     </w:p>
     <w:p>
@@ -21437,10 +19297,7 @@
         <w:pStyle w:val="3"/>
       </w:pPr>
       <w:r>
-        <w:t>19.1. Нормативные и методические до</w:t>
-      </w:r>
-      <w:r>
-        <w:t>кументы</w:t>
+        <w:t>19.1. Нормативные и методические документы</w:t>
       </w:r>
     </w:p>
     <w:p>
@@ -21469,10 +19326,7 @@
         </w:numPr>
       </w:pPr>
       <w:r>
-        <w:t>Федеральный з</w:t>
-      </w:r>
-      <w:r>
-        <w:t>акон от 27.07.2006 № 152-ФЗ «О персональных данных».</w:t>
+        <w:t>Федеральный закон от 27.07.2006 № 152-ФЗ «О персональных данных».</w:t>
       </w:r>
     </w:p>
     <w:p>
@@ -21496,10 +19350,7 @@
         </w:numPr>
       </w:pPr>
       <w:r>
-        <w:t>Решение Совета Евразийской экономической коми</w:t>
-      </w:r>
-      <w:r>
-        <w:t>ссии от 03.11.2016 № 88 «Об утверждении требований к инструкции по медицинскому применению лекарственных препаратов и общей характеристике лекарственных препаратов для медицинского применения».</w:t>
+        <w:t>Решение Совета Евразийской экономической комиссии от 03.11.2016 № 88 «Об утверждении требований к инструкции по медицинскому применению лекарственных препаратов и общей характеристике лекарственных препаратов для медицинского применения».</w:t>
       </w:r>
     </w:p>
     <w:p>
@@ -21511,10 +19362,7 @@
         </w:numPr>
       </w:pPr>
       <w:r>
-        <w:t>Решение Коллегии Евразийской экономической комиссии от 07.09.2</w:t>
-      </w:r>
-      <w:r>
-        <w:t>018 № 151 «Об утверждении Руководства по составлению нормативного документа по качеству лекарственного препарата».</w:t>
+        <w:t>Решение Коллегии Евразийской экономической комиссии от 07.09.2018 № 151 «Об утверждении Руководства по составлению нормативного документа по качеству лекарственного препарата».</w:t>
       </w:r>
     </w:p>
     <w:p>
@@ -21562,10 +19410,7 @@
         </w:numPr>
       </w:pPr>
       <w:r>
-        <w:t>ГОСТ 34.201-</w:t>
-      </w:r>
-      <w:r>
-        <w:t>89. Виды, комплектность и обозначение документов при создании автоматизированных систем.</w:t>
+        <w:t>ГОСТ 34.201-89. Виды, комплектность и обозначение документов при создании автоматизированных систем.</w:t>
       </w:r>
     </w:p>
     <w:p>
@@ -21633,10 +19478,7 @@
         </w:numPr>
       </w:pPr>
       <w:r>
-        <w:t>Техническое задание на создание информационной системы «Фармадок» (Т</w:t>
-      </w:r>
-      <w:r>
-        <w:t>З).</w:t>
+        <w:t>Техническое задание на создание информационной системы «Фармадок» (ТЗ).</w:t>
       </w:r>
     </w:p>
     <w:p>
@@ -21672,19 +19514,19 @@
         </w:numPr>
       </w:pPr>
       <w:r>
+        <w:t>Приложение № 2 к ТЗ — схема сетевой инфраструктуры.</w:t>
+      </w:r>
+    </w:p>
+    <w:p>
+      <w:pPr>
+        <w:pStyle w:val="a4"/>
+        <w:numPr>
+          <w:ilvl w:val="1"/>
+          <w:numId w:val="1"/>
+        </w:numPr>
+      </w:pPr>
+      <w:r>
         <w:lastRenderedPageBreak/>
-        <w:t>Приложение № 2 к ТЗ — схема сетевой инфраструктуры.</w:t>
-      </w:r>
-    </w:p>
-    <w:p>
-      <w:pPr>
-        <w:pStyle w:val="a4"/>
-        <w:numPr>
-          <w:ilvl w:val="1"/>
-          <w:numId w:val="1"/>
-        </w:numPr>
-      </w:pPr>
-      <w:r>
         <w:t>Приложение № 3 к ТЗ — примерная архитектура Системы.</w:t>
       </w:r>
     </w:p>
@@ -21697,10 +19539,7 @@
         </w:numPr>
       </w:pPr>
       <w:r>
-        <w:t>Приложение А к ТЗ — примерный перечень тип</w:t>
-      </w:r>
-      <w:r>
-        <w:t>ов документации для интеллектуальной обработки в ИС «Фармадок».</w:t>
+        <w:t>Приложение А к ТЗ — примерный перечень типов документации для интеллектуальной обработки в ИС «Фармадок».</w:t>
       </w:r>
     </w:p>
     <w:p>
@@ -21713,13 +19552,7 @@
     </w:p>
     <w:p>
       <w:r>
-        <w:t xml:space="preserve">Настоящая пояснительная записка не воспроизводит полный текст обоснования, предусмотренного Постановлением Правительства РФ № 1875 </w:t>
-      </w:r>
-      <w:r>
-        <w:t>и Приложением № 5 к ТЗ (обоснование неприменения запрета на использование иностранного программного обеспечения). Архитектурные и технологические решения, изложенные в записке, подлежат согласованию с требованиями контракта, условиями закупки и реестрами р</w:t>
-      </w:r>
-      <w:r>
-        <w:t>оссийского и евразийского ПО в объёме, определяемом Заказчиком. Исчерпывающая формулировка обоснования содержится в комплекте ТЗ (Приложение № 5).</w:t>
+        <w:t>Настоящая пояснительная записка не воспроизводит полный текст обоснования, предусмотренного Постановлением Правительства РФ № 1875 и Приложением № 5 к ТЗ (обоснование неприменения запрета на использование иностранного программного обеспечения). Архитектурные и технологические решения, изложенные в записке, подлежат согласованию с требованиями контракта, условиями закупки и реестрами российского и евразийского ПО в объёме, определяемом Заказчиком. Исчерпывающая формулировка обоснования содержится в комплекте ТЗ (Приложение № 5).</w:t>
       </w:r>
     </w:p>
     <w:sectPr>
